--- a/LNI-Startseiten.docx
+++ b/LNI-Startseiten.docx
@@ -1,6 +1,6 @@
 
 <file path=word/document.xml><?xml version="1.0" encoding="utf-8"?>
-<w:document xmlns:wpc="http://schemas.microsoft.com/office/word/2010/wordprocessingCanvas" xmlns:cx="http://schemas.microsoft.com/office/drawing/2014/chartex" xmlns:cx1="http://schemas.microsoft.com/office/drawing/2015/9/8/chartex" xmlns:cx2="http://schemas.microsoft.com/office/drawing/2015/10/21/chartex" xmlns:cx3="http://schemas.microsoft.com/office/drawing/2016/5/9/chartex" xmlns:cx4="http://schemas.microsoft.com/office/drawing/2016/5/10/chartex" xmlns:cx5="http://schemas.microsoft.com/office/drawing/2016/5/11/chartex" xmlns:cx6="http://schemas.microsoft.com/office/drawing/2016/5/12/chartex" xmlns:cx7="http://schemas.microsoft.com/office/drawing/2016/5/13/chartex" xmlns:cx8="http://schemas.microsoft.com/office/drawing/2016/5/14/chartex" xmlns:mc="http://schemas.openxmlformats.org/markup-compatibility/2006" xmlns:aink="http://schemas.microsoft.com/office/drawing/2016/ink" xmlns:am3d="http://schemas.microsoft.com/office/drawing/2017/model3d" xmlns:o="urn:schemas-microsoft-com:office:office" xmlns:r="http://schemas.openxmlformats.org/officeDocument/2006/relationships" xmlns:m="http://schemas.openxmlformats.org/officeDocument/2006/math" xmlns:v="urn:schemas-microsoft-com:vml" xmlns:wp14="http://schemas.microsoft.com/office/word/2010/wordprocessingDrawing" xmlns:wp="http://schemas.openxmlformats.org/drawingml/2006/wordprocessingDrawing" xmlns:w10="urn:schemas-microsoft-com:office:word" xmlns:w="http://schemas.openxmlformats.org/wordprocessingml/2006/main" xmlns:w14="http://schemas.microsoft.com/office/word/2010/wordml" xmlns:w15="http://schemas.microsoft.com/office/word/2012/wordml" xmlns:w16cid="http://schemas.microsoft.com/office/word/2016/wordml/cid" xmlns:w16se="http://schemas.microsoft.com/office/word/2015/wordml/symex" xmlns:wpg="http://schemas.microsoft.com/office/word/2010/wordprocessingGroup" xmlns:wpi="http://schemas.microsoft.com/office/word/2010/wordprocessingInk" xmlns:wne="http://schemas.microsoft.com/office/word/2006/wordml" xmlns:wps="http://schemas.microsoft.com/office/word/2010/wordprocessingShape" mc:Ignorable="w14 w15 w16se w16cid wp14">
+<w:document xmlns:wpc="http://schemas.microsoft.com/office/word/2010/wordprocessingCanvas" xmlns:cx="http://schemas.microsoft.com/office/drawing/2014/chartex" xmlns:cx1="http://schemas.microsoft.com/office/drawing/2015/9/8/chartex" xmlns:cx2="http://schemas.microsoft.com/office/drawing/2015/10/21/chartex" xmlns:cx3="http://schemas.microsoft.com/office/drawing/2016/5/9/chartex" xmlns:cx4="http://schemas.microsoft.com/office/drawing/2016/5/10/chartex" xmlns:cx5="http://schemas.microsoft.com/office/drawing/2016/5/11/chartex" xmlns:cx6="http://schemas.microsoft.com/office/drawing/2016/5/12/chartex" xmlns:cx7="http://schemas.microsoft.com/office/drawing/2016/5/13/chartex" xmlns:cx8="http://schemas.microsoft.com/office/drawing/2016/5/14/chartex" xmlns:mc="http://schemas.openxmlformats.org/markup-compatibility/2006" xmlns:aink="http://schemas.microsoft.com/office/drawing/2016/ink" xmlns:am3d="http://schemas.microsoft.com/office/drawing/2017/model3d" xmlns:o="urn:schemas-microsoft-com:office:office" xmlns:oel="http://schemas.microsoft.com/office/2019/extlst" xmlns:r="http://schemas.openxmlformats.org/officeDocument/2006/relationships" xmlns:m="http://schemas.openxmlformats.org/officeDocument/2006/math" xmlns:v="urn:schemas-microsoft-com:vml" xmlns:wp14="http://schemas.microsoft.com/office/word/2010/wordprocessingDrawing" xmlns:wp="http://schemas.openxmlformats.org/drawingml/2006/wordprocessingDrawing" xmlns:w10="urn:schemas-microsoft-com:office:word" xmlns:w="http://schemas.openxmlformats.org/wordprocessingml/2006/main" xmlns:w14="http://schemas.microsoft.com/office/word/2010/wordml" xmlns:w15="http://schemas.microsoft.com/office/word/2012/wordml" xmlns:w16cex="http://schemas.microsoft.com/office/word/2018/wordml/cex" xmlns:w16cid="http://schemas.microsoft.com/office/word/2016/wordml/cid" xmlns:w16="http://schemas.microsoft.com/office/word/2018/wordml" xmlns:w16du="http://schemas.microsoft.com/office/word/2023/wordml/word16du" xmlns:w16sdtdh="http://schemas.microsoft.com/office/word/2020/wordml/sdtdatahash" xmlns:w16sdtfl="http://schemas.microsoft.com/office/word/2024/wordml/sdtformatlock" xmlns:w16se="http://schemas.microsoft.com/office/word/2015/wordml/symex" xmlns:wpg="http://schemas.microsoft.com/office/word/2010/wordprocessingGroup" xmlns:wpi="http://schemas.microsoft.com/office/word/2010/wordprocessingInk" xmlns:wne="http://schemas.microsoft.com/office/word/2006/wordml" xmlns:wps="http://schemas.microsoft.com/office/word/2010/wordprocessingShape" mc:Ignorable="w14 w15 w16se w16cid w16 w16cex w16sdtdh w16sdtfl w16du wp14">
   <w:body>
     <w:p>
       <w:pPr>
@@ -279,7 +279,7 @@
           <w:lang w:val="de-DE"/>
         </w:rPr>
         <w:drawing>
-          <wp:inline distT="0" distB="0" distL="0" distR="0">
+          <wp:inline distT="0" distB="0" distL="0" distR="0" wp14:anchorId="1F066CE2" wp14:editId="548BD0CC">
             <wp:extent cx="2566090" cy="819150"/>
             <wp:effectExtent l="0" t="0" r="5715" b="0"/>
             <wp:docPr id="7" name="Grafik 7"/>
@@ -294,7 +294,7 @@
                     <pic:cNvPicPr/>
                   </pic:nvPicPr>
                   <pic:blipFill>
-                    <a:blip r:embed="rId7" cstate="print">
+                    <a:blip r:embed="rId8" cstate="print">
                       <a:extLst>
                         <a:ext uri="{28A0092B-C50C-407E-A947-70E740481C1C}">
                           <a14:useLocalDpi xmlns:a14="http://schemas.microsoft.com/office/drawing/2010/main" val="0"/>
@@ -323,49 +323,14 @@
     </w:p>
     <w:p>
       <w:pPr>
-        <w:tabs>
-          <w:tab w:val="left" w:pos="993"/>
-        </w:tabs>
-        <w:autoSpaceDE w:val="0"/>
-        <w:autoSpaceDN w:val="0"/>
-        <w:ind w:left="993" w:hanging="993"/>
-        <w:jc w:val="right"/>
         <w:rPr>
           <w:sz w:val="24"/>
           <w:lang w:val="de-AT"/>
         </w:rPr>
       </w:pPr>
-    </w:p>
-    <w:p>
-      <w:pPr>
-        <w:tabs>
-          <w:tab w:val="left" w:pos="993"/>
-        </w:tabs>
-        <w:autoSpaceDE w:val="0"/>
-        <w:autoSpaceDN w:val="0"/>
-        <w:ind w:left="993" w:hanging="993"/>
-        <w:jc w:val="right"/>
+      <w:r>
         <w:rPr>
           <w:sz w:val="24"/>
-          <w:lang w:val="de-AT"/>
-        </w:rPr>
-      </w:pPr>
-    </w:p>
-    <w:p>
-      <w:pPr>
-        <w:pStyle w:val="Buchtitel-GI"/>
-        <w:rPr>
-          <w:lang w:val="de-AT"/>
-        </w:rPr>
-      </w:pPr>
-      <w:r>
-        <w:rPr>
-          <w:lang w:val="de-AT"/>
-        </w:rPr>
-        <w:br w:type="page"/>
-      </w:r>
-      <w:r>
-        <w:rPr>
           <w:lang w:val="de-AT"/>
         </w:rPr>
         <w:lastRenderedPageBreak/>
@@ -431,88 +396,99 @@
     <w:p>
       <w:pPr>
         <w:pStyle w:val="Buchtitel-Herausgeber"/>
-        <w:rPr>
-          <w:lang w:val="de-AT"/>
-        </w:rPr>
-      </w:pPr>
-      <w:r>
-        <w:rPr>
-          <w:lang w:val="de-AT"/>
-        </w:rPr>
-        <w:t xml:space="preserve">&lt;Vorname </w:t>
-      </w:r>
-      <w:proofErr w:type="gramStart"/>
-      <w:r>
-        <w:rPr>
-          <w:lang w:val="de-AT"/>
-        </w:rPr>
-        <w:t>Nachname,…</w:t>
-      </w:r>
-      <w:proofErr w:type="gramEnd"/>
-      <w:r>
-        <w:rPr>
-          <w:lang w:val="de-AT"/>
-        </w:rPr>
-        <w:t xml:space="preserve">&gt; </w:t>
-      </w:r>
-      <w:r>
-        <w:rPr>
-          <w:lang w:val="de-AT"/>
-        </w:rPr>
-        <w:t>(Hrsg.)</w:t>
+      </w:pPr>
+      <w:r>
+        <w:t xml:space="preserve">Volker Wohlgemuth, Stefan Naumann, Grit Behrens, </w:t>
       </w:r>
     </w:p>
     <w:p>
       <w:pPr>
         <w:pStyle w:val="Buchtitel-Herausgeber"/>
-        <w:rPr>
-          <w:lang w:val="de-AT"/>
-        </w:rPr>
-      </w:pPr>
+      </w:pPr>
+      <w:r>
+        <w:t>Malgorzata Burchard-Dziubinska</w:t>
+      </w:r>
+      <w:r>
+        <w:t xml:space="preserve"> </w:t>
+      </w:r>
+      <w:r>
+        <w:t>(Editors)</w:t>
+      </w:r>
     </w:p>
     <w:p>
       <w:pPr>
         <w:pStyle w:val="Buchtitel-Herausgeber"/>
-        <w:rPr>
-          <w:lang w:val="de-AT"/>
-        </w:rPr>
-      </w:pPr>
-    </w:p>
-    <w:p>
-      <w:pPr>
-        <w:pStyle w:val="Buchtitel1"/>
-        <w:rPr>
-          <w:lang w:val="de-AT"/>
-        </w:rPr>
-      </w:pPr>
-      <w:r>
-        <w:rPr>
-          <w:lang w:val="de-AT"/>
-        </w:rPr>
-        <w:t>&lt;Titel&gt;</w:t>
-      </w:r>
+      </w:pPr>
     </w:p>
     <w:p>
       <w:pPr>
         <w:pStyle w:val="Buchuntertitel"/>
         <w:rPr>
-          <w:lang w:val="de-AT"/>
-        </w:rPr>
-      </w:pPr>
+          <w:snapToGrid/>
+          <w:color w:val="auto"/>
+          <w:sz w:val="32"/>
+          <w:szCs w:val="32"/>
+          <w:lang w:val="en-US"/>
+        </w:rPr>
+      </w:pPr>
+      <w:proofErr w:type="spellStart"/>
+      <w:r>
+        <w:rPr>
+          <w:snapToGrid/>
+          <w:color w:val="auto"/>
+          <w:sz w:val="32"/>
+          <w:szCs w:val="32"/>
+          <w:lang w:val="en-US"/>
+        </w:rPr>
+        <w:t>EnviroInfo</w:t>
+      </w:r>
+      <w:proofErr w:type="spellEnd"/>
+      <w:r>
+        <w:rPr>
+          <w:snapToGrid/>
+          <w:color w:val="auto"/>
+          <w:sz w:val="32"/>
+          <w:szCs w:val="32"/>
+          <w:lang w:val="en-US"/>
+        </w:rPr>
+        <w:t xml:space="preserve"> 202</w:t>
+      </w:r>
+      <w:r>
+        <w:rPr>
+          <w:snapToGrid/>
+          <w:color w:val="auto"/>
+          <w:sz w:val="32"/>
+          <w:szCs w:val="32"/>
+          <w:lang w:val="en-US"/>
+        </w:rPr>
+        <w:t>6</w:t>
+      </w:r>
     </w:p>
     <w:p>
       <w:pPr>
         <w:pStyle w:val="Buchuntertitel"/>
         <w:rPr>
-          <w:lang w:val="de-AT"/>
-        </w:rPr>
-      </w:pPr>
+          <w:color w:val="auto"/>
+          <w:lang w:val="en-US"/>
+        </w:rPr>
+      </w:pPr>
+      <w:r>
+        <w:rPr>
+          <w:snapToGrid/>
+          <w:color w:val="auto"/>
+          <w:sz w:val="32"/>
+          <w:szCs w:val="32"/>
+          <w:lang w:val="en-US"/>
+        </w:rPr>
+        <w:t>Short-/Work in Progress-Papers</w:t>
+      </w:r>
     </w:p>
     <w:p>
       <w:pPr>
         <w:pStyle w:val="Buchuntertitel"/>
         <w:rPr>
-          <w:lang w:val="de-AT"/>
+          <w:color w:val="auto"/>
+          <w:lang w:val="en-US"/>
         </w:rPr>
       </w:pPr>
     </w:p>
@@ -520,54 +496,104 @@
       <w:pPr>
         <w:pStyle w:val="Buchuntertitel"/>
         <w:rPr>
-          <w:lang w:val="de-AT"/>
-        </w:rPr>
-      </w:pPr>
-      <w:r>
-        <w:rPr>
-          <w:lang w:val="de-AT"/>
-        </w:rPr>
-        <w:t>&lt;Datum&gt;</w:t>
-      </w:r>
+          <w:color w:val="auto"/>
+          <w:lang w:val="en-US"/>
+        </w:rPr>
+      </w:pPr>
     </w:p>
     <w:p>
       <w:pPr>
         <w:pStyle w:val="Buchuntertitel"/>
         <w:rPr>
-          <w:lang w:val="de-AT"/>
-        </w:rPr>
-      </w:pPr>
-      <w:r>
-        <w:rPr>
-          <w:lang w:val="de-AT"/>
-        </w:rPr>
-        <w:t>&lt;Ort</w:t>
-      </w:r>
-      <w:r>
-        <w:rPr>
-          <w:lang w:val="de-AT"/>
-        </w:rPr>
-        <w:t xml:space="preserve">, </w:t>
-      </w:r>
-      <w:r>
-        <w:rPr>
-          <w:lang w:val="de-AT"/>
-        </w:rPr>
-        <w:t>Land&gt;</w:t>
+          <w:color w:val="auto"/>
+          <w:lang w:val="de-AT"/>
+        </w:rPr>
+      </w:pPr>
+      <w:r>
+        <w:rPr>
+          <w:color w:val="auto"/>
+          <w:lang w:val="de-AT"/>
+        </w:rPr>
+        <w:t>September</w:t>
+      </w:r>
+      <w:r>
+        <w:rPr>
+          <w:color w:val="auto"/>
+          <w:lang w:val="de-AT"/>
+        </w:rPr>
+        <w:t xml:space="preserve"> </w:t>
+      </w:r>
+      <w:r>
+        <w:rPr>
+          <w:color w:val="auto"/>
+          <w:lang w:val="de-AT"/>
+        </w:rPr>
+        <w:t>09</w:t>
+      </w:r>
+      <w:r>
+        <w:rPr>
+          <w:color w:val="auto"/>
+          <w:lang w:val="de-AT"/>
+        </w:rPr>
+        <w:t>-1</w:t>
+      </w:r>
+      <w:r>
+        <w:rPr>
+          <w:color w:val="auto"/>
+          <w:lang w:val="de-AT"/>
+        </w:rPr>
+        <w:t>1</w:t>
+      </w:r>
+      <w:r>
+        <w:rPr>
+          <w:color w:val="auto"/>
+          <w:lang w:val="de-AT"/>
+        </w:rPr>
+        <w:t>, 202</w:t>
+      </w:r>
+      <w:r>
+        <w:rPr>
+          <w:color w:val="auto"/>
+          <w:lang w:val="de-AT"/>
+        </w:rPr>
+        <w:t>5</w:t>
       </w:r>
     </w:p>
     <w:p>
       <w:pPr>
         <w:pStyle w:val="Buchuntertitel"/>
         <w:rPr>
-          <w:lang w:val="de-AT"/>
-        </w:rPr>
-      </w:pPr>
+          <w:color w:val="auto"/>
+          <w:lang w:val="de-AT"/>
+        </w:rPr>
+      </w:pPr>
+      <w:r>
+        <w:rPr>
+          <w:color w:val="auto"/>
+          <w:lang w:val="de-AT"/>
+        </w:rPr>
+        <w:t>Lodz</w:t>
+      </w:r>
+      <w:r>
+        <w:rPr>
+          <w:color w:val="auto"/>
+          <w:lang w:val="de-AT"/>
+        </w:rPr>
+        <w:t xml:space="preserve"> - </w:t>
+      </w:r>
+      <w:r>
+        <w:rPr>
+          <w:color w:val="auto"/>
+          <w:lang w:val="de-AT"/>
+        </w:rPr>
+        <w:t>Poland</w:t>
+      </w:r>
     </w:p>
     <w:p>
       <w:pPr>
         <w:pStyle w:val="Buchuntertitel"/>
         <w:rPr>
+          <w:color w:val="auto"/>
           <w:lang w:val="de-AT"/>
         </w:rPr>
       </w:pPr>
@@ -576,6 +602,7 @@
       <w:pPr>
         <w:pStyle w:val="Buchuntertitel"/>
         <w:rPr>
+          <w:color w:val="auto"/>
           <w:lang w:val="de-AT"/>
         </w:rPr>
       </w:pPr>
@@ -584,6 +611,7 @@
       <w:pPr>
         <w:pStyle w:val="Buchuntertitel"/>
         <w:rPr>
+          <w:color w:val="auto"/>
           <w:lang w:val="de-AT"/>
         </w:rPr>
       </w:pPr>
@@ -592,6 +620,7 @@
       <w:pPr>
         <w:pStyle w:val="Buchuntertitel"/>
         <w:rPr>
+          <w:color w:val="auto"/>
           <w:lang w:val="de-AT"/>
         </w:rPr>
       </w:pPr>
@@ -600,6 +629,7 @@
       <w:pPr>
         <w:pStyle w:val="Buchuntertitel"/>
         <w:rPr>
+          <w:color w:val="auto"/>
           <w:lang w:val="de-AT"/>
         </w:rPr>
       </w:pPr>
@@ -608,6 +638,7 @@
       <w:pPr>
         <w:pStyle w:val="Buchuntertitel"/>
         <w:rPr>
+          <w:color w:val="auto"/>
           <w:lang w:val="de-AT"/>
         </w:rPr>
       </w:pPr>
@@ -616,6 +647,7 @@
       <w:pPr>
         <w:pStyle w:val="Buchuntertitel"/>
         <w:rPr>
+          <w:color w:val="auto"/>
           <w:lang w:val="de-AT"/>
         </w:rPr>
       </w:pPr>
@@ -624,6 +656,7 @@
       <w:pPr>
         <w:pStyle w:val="Buchuntertitel"/>
         <w:rPr>
+          <w:color w:val="auto"/>
           <w:lang w:val="de-AT"/>
         </w:rPr>
       </w:pPr>
@@ -632,6 +665,7 @@
       <w:pPr>
         <w:pStyle w:val="Buchuntertitel"/>
         <w:rPr>
+          <w:color w:val="auto"/>
           <w:lang w:val="de-AT"/>
         </w:rPr>
       </w:pPr>
@@ -666,7 +700,7 @@
       <w:r>
         <w:rPr>
           <w:szCs w:val="24"/>
-          <w:lang w:val="en-GB"/>
+          <w:lang w:val="en-US"/>
         </w:rPr>
         <w:br w:type="page"/>
       </w:r>
@@ -689,35 +723,7 @@
         <w:rPr>
           <w:lang w:val="de-AT"/>
         </w:rPr>
-        <w:t xml:space="preserve">Series </w:t>
-      </w:r>
-      <w:proofErr w:type="spellStart"/>
-      <w:r>
-        <w:rPr>
-          <w:lang w:val="de-AT"/>
-        </w:rPr>
-        <w:t>of</w:t>
-      </w:r>
-      <w:proofErr w:type="spellEnd"/>
-      <w:r>
-        <w:rPr>
-          <w:lang w:val="de-AT"/>
-        </w:rPr>
-        <w:t xml:space="preserve"> </w:t>
-      </w:r>
-      <w:proofErr w:type="spellStart"/>
-      <w:r>
-        <w:rPr>
-          <w:lang w:val="de-AT"/>
-        </w:rPr>
-        <w:t>the</w:t>
-      </w:r>
-      <w:proofErr w:type="spellEnd"/>
-      <w:r>
-        <w:rPr>
-          <w:lang w:val="de-AT"/>
-        </w:rPr>
-        <w:t xml:space="preserve"> Gesellschaft für Informatik (GI)</w:t>
+        <w:t>Series of the Gesellschaft für Informatik (GI)</w:t>
       </w:r>
     </w:p>
     <w:p>
@@ -757,7 +763,7 @@
         <w:rPr>
           <w:lang w:val="en-GB"/>
         </w:rPr>
-        <w:t>&lt;NUMMER&gt;</w:t>
+        <w:t>385</w:t>
       </w:r>
     </w:p>
     <w:p>
@@ -767,231 +773,6 @@
           <w:lang w:val="en-GB"/>
         </w:rPr>
       </w:pPr>
-    </w:p>
-    <w:p>
-      <w:pPr>
-        <w:pStyle w:val="Volume-Text"/>
-        <w:rPr>
-          <w:lang w:val="en-GB"/>
-        </w:rPr>
-      </w:pPr>
-      <w:r>
-        <w:rPr>
-          <w:lang w:val="en-GB"/>
-        </w:rPr>
-        <w:t xml:space="preserve">ISBN </w:t>
-      </w:r>
-      <w:r>
-        <w:rPr>
-          <w:lang w:val="en-GB"/>
-        </w:rPr>
-        <w:t>978-3-88579-255-0</w:t>
-      </w:r>
-    </w:p>
-    <w:p>
-      <w:pPr>
-        <w:pStyle w:val="Volume-Text"/>
-        <w:rPr>
-          <w:lang w:val="en-GB"/>
-        </w:rPr>
-      </w:pPr>
-      <w:r>
-        <w:rPr>
-          <w:lang w:val="en-GB"/>
-        </w:rPr>
-        <w:t>ISSN 1617-5468</w:t>
-      </w:r>
-    </w:p>
-    <w:p>
-      <w:pPr>
-        <w:pStyle w:val="Volume-Text"/>
-        <w:rPr>
-          <w:lang w:val="en-GB"/>
-        </w:rPr>
-      </w:pPr>
-    </w:p>
-    <w:p>
-      <w:pPr>
-        <w:pStyle w:val="Volume-berschriften"/>
-        <w:rPr>
-          <w:lang w:val="en-GB"/>
-        </w:rPr>
-      </w:pPr>
-      <w:r>
-        <w:rPr>
-          <w:lang w:val="en-GB"/>
-        </w:rPr>
-        <w:t>Volume Editors</w:t>
-      </w:r>
-    </w:p>
-    <w:p>
-      <w:pPr>
-        <w:pStyle w:val="Volume-Text"/>
-        <w:rPr>
-          <w:lang w:val="de-AT"/>
-        </w:rPr>
-      </w:pPr>
-      <w:r>
-        <w:rPr>
-          <w:lang w:val="de-AT"/>
-        </w:rPr>
-        <w:t>Titel Vorname Nachname</w:t>
-      </w:r>
-    </w:p>
-    <w:p>
-      <w:pPr>
-        <w:pStyle w:val="Volume-Text"/>
-        <w:rPr>
-          <w:lang w:val="de-AT"/>
-        </w:rPr>
-      </w:pPr>
-      <w:r>
-        <w:rPr>
-          <w:lang w:val="de-AT"/>
-        </w:rPr>
-        <w:tab/>
-      </w:r>
-      <w:r>
-        <w:rPr>
-          <w:lang w:val="de-AT"/>
-        </w:rPr>
-        <w:t xml:space="preserve">Universität </w:t>
-      </w:r>
-    </w:p>
-    <w:p>
-      <w:pPr>
-        <w:pStyle w:val="Volume-Text"/>
-        <w:rPr>
-          <w:lang w:val="de-AT"/>
-        </w:rPr>
-      </w:pPr>
-      <w:r>
-        <w:rPr>
-          <w:lang w:val="de-AT"/>
-        </w:rPr>
-        <w:tab/>
-      </w:r>
-      <w:r>
-        <w:rPr>
-          <w:lang w:val="de-AT"/>
-        </w:rPr>
-        <w:t>Adresse</w:t>
-      </w:r>
-      <w:r>
-        <w:rPr>
-          <w:lang w:val="de-AT"/>
-        </w:rPr>
-        <w:t xml:space="preserve">, </w:t>
-      </w:r>
-      <w:r>
-        <w:rPr>
-          <w:lang w:val="de-AT"/>
-        </w:rPr>
-        <w:t>Land</w:t>
-      </w:r>
-    </w:p>
-    <w:p>
-      <w:pPr>
-        <w:pStyle w:val="Volume-Text"/>
-        <w:rPr>
-          <w:lang w:val="en-GB"/>
-        </w:rPr>
-      </w:pPr>
-      <w:r>
-        <w:rPr>
-          <w:lang w:val="de-AT"/>
-        </w:rPr>
-        <w:tab/>
-      </w:r>
-      <w:r>
-        <w:rPr>
-          <w:lang w:val="en-GB"/>
-        </w:rPr>
-        <w:t>Email</w:t>
-      </w:r>
-    </w:p>
-    <w:p>
-      <w:pPr>
-        <w:pStyle w:val="Volume-Text"/>
-        <w:rPr>
-          <w:lang w:val="en-GB"/>
-        </w:rPr>
-      </w:pPr>
-    </w:p>
-    <w:p>
-      <w:pPr>
-        <w:pStyle w:val="berschrift4"/>
-        <w:ind w:left="0" w:firstLine="0"/>
-        <w:rPr>
-          <w:lang w:val="en-GB"/>
-        </w:rPr>
-      </w:pPr>
-      <w:r>
-        <w:rPr>
-          <w:lang w:val="en-GB"/>
-        </w:rPr>
-        <w:t>Series Editorial Board</w:t>
-      </w:r>
-    </w:p>
-    <w:p>
-      <w:pPr>
-        <w:pStyle w:val="Textkrper-Einzug2"/>
-        <w:rPr>
-          <w:lang w:val="en-GB"/>
-        </w:rPr>
-      </w:pPr>
-      <w:r>
-        <w:rPr>
-          <w:lang w:val="en-GB"/>
-        </w:rPr>
-        <w:t xml:space="preserve">Andreas </w:t>
-      </w:r>
-      <w:proofErr w:type="spellStart"/>
-      <w:r>
-        <w:rPr>
-          <w:lang w:val="en-GB"/>
-        </w:rPr>
-        <w:t>Oberweis</w:t>
-      </w:r>
-      <w:proofErr w:type="spellEnd"/>
-      <w:r>
-        <w:rPr>
-          <w:lang w:val="en-GB"/>
-        </w:rPr>
-        <w:t>, KIT Karlsruhe</w:t>
-      </w:r>
-      <w:r>
-        <w:rPr>
-          <w:lang w:val="en-GB"/>
-        </w:rPr>
-        <w:t xml:space="preserve">, </w:t>
-      </w:r>
-    </w:p>
-    <w:p>
-      <w:pPr>
-        <w:pStyle w:val="Textkrper-Einzug2"/>
-        <w:rPr>
-          <w:lang w:val="en-GB"/>
-        </w:rPr>
-      </w:pPr>
-      <w:r>
-        <w:rPr>
-          <w:lang w:val="en-GB"/>
-        </w:rPr>
-        <w:t xml:space="preserve">(Chairman, </w:t>
-      </w:r>
-      <w:r>
-        <w:rPr>
-          <w:lang w:val="en-GB"/>
-        </w:rPr>
-        <w:t>andreas.oberweis@kit.edu</w:t>
-      </w:r>
-      <w:r>
-        <w:rPr>
-          <w:lang w:val="en-GB"/>
-        </w:rPr>
-        <w:t>)</w:t>
-      </w:r>
     </w:p>
     <w:p>
       <w:pPr>
@@ -999,29 +780,372 @@
           <w:tab w:val="left" w:pos="142"/>
         </w:tabs>
         <w:jc w:val="both"/>
-        <w:rPr>
+      </w:pPr>
+      <w:r>
+        <w:t xml:space="preserve">ISSN  </w:t>
+      </w:r>
+      <w:r>
+        <w:rPr>
+          <w:lang w:eastAsia="en-US"/>
+        </w:rPr>
+        <w:t>2944-7682</w:t>
+      </w:r>
+    </w:p>
+    <w:p>
+      <w:pPr>
+        <w:pStyle w:val="Volume-Text"/>
+        <w:ind w:right="56"/>
+        <w:rPr>
+          <w:lang w:val="en-US"/>
+        </w:rPr>
+      </w:pPr>
+    </w:p>
+    <w:p>
+      <w:pPr>
+        <w:pStyle w:val="Volume-berschriften"/>
+        <w:rPr>
+          <w:lang w:val="en-GB"/>
+        </w:rPr>
+      </w:pPr>
+      <w:r>
+        <w:rPr>
+          <w:lang w:val="en-GB"/>
+        </w:rPr>
+        <w:t>Volume Editors</w:t>
+      </w:r>
+    </w:p>
+    <w:tbl>
+      <w:tblPr>
+        <w:tblStyle w:val="Tabellenraster"/>
+        <w:tblW w:w="0" w:type="auto"/>
+        <w:tblBorders>
+          <w:top w:val="none" w:sz="0" w:space="0" w:color="auto"/>
+          <w:left w:val="none" w:sz="0" w:space="0" w:color="auto"/>
+          <w:bottom w:val="none" w:sz="0" w:space="0" w:color="auto"/>
+          <w:right w:val="none" w:sz="0" w:space="0" w:color="auto"/>
+          <w:insideH w:val="none" w:sz="0" w:space="0" w:color="auto"/>
+          <w:insideV w:val="none" w:sz="0" w:space="0" w:color="auto"/>
+        </w:tblBorders>
+        <w:tblLook w:val="04A0" w:firstRow="1" w:lastRow="0" w:firstColumn="1" w:lastColumn="0" w:noHBand="0" w:noVBand="1"/>
+      </w:tblPr>
+      <w:tblGrid>
+        <w:gridCol w:w="2410"/>
+        <w:gridCol w:w="4678"/>
+      </w:tblGrid>
+      <w:tr>
+        <w:tc>
+          <w:tcPr>
+            <w:tcW w:w="2410" w:type="dxa"/>
+          </w:tcPr>
+          <w:p>
+            <w:pPr>
+              <w:tabs>
+                <w:tab w:val="left" w:pos="142"/>
+              </w:tabs>
+              <w:jc w:val="both"/>
+            </w:pPr>
+            <w:bookmarkStart w:id="0" w:name="_Hlk187770951"/>
+            <w:r>
+              <w:t>Volker Wohlgemuth</w:t>
+            </w:r>
+          </w:p>
+        </w:tc>
+        <w:tc>
+          <w:tcPr>
+            <w:tcW w:w="4678" w:type="dxa"/>
+          </w:tcPr>
+          <w:p>
+            <w:pPr>
+              <w:ind w:left="-106"/>
+              <w:rPr>
+                <w:kern w:val="2"/>
+                <w14:ligatures w14:val="standardContextual"/>
+              </w:rPr>
+            </w:pPr>
+            <w:r>
+              <w:rPr>
+                <w:kern w:val="2"/>
+                <w14:ligatures w14:val="standardContextual"/>
+              </w:rPr>
+              <w:t>HTW Berlin, University of Applied Sciences, Berlin,</w:t>
+            </w:r>
+            <w:r>
+              <w:rPr>
+                <w:kern w:val="2"/>
+                <w14:ligatures w14:val="standardContextual"/>
+              </w:rPr>
+              <w:t xml:space="preserve"> </w:t>
+            </w:r>
+            <w:r>
+              <w:rPr>
+                <w:kern w:val="2"/>
+                <w14:ligatures w14:val="standardContextual"/>
+              </w:rPr>
+              <w:t>Germany</w:t>
+            </w:r>
+          </w:p>
+        </w:tc>
+      </w:tr>
+      <w:tr>
+        <w:tc>
+          <w:tcPr>
+            <w:tcW w:w="2410" w:type="dxa"/>
+          </w:tcPr>
+          <w:p>
+            <w:pPr>
+              <w:tabs>
+                <w:tab w:val="left" w:pos="142"/>
+              </w:tabs>
+              <w:jc w:val="both"/>
+            </w:pPr>
+            <w:r>
+              <w:t>Prof. Stefan Naumann</w:t>
+            </w:r>
+          </w:p>
+        </w:tc>
+        <w:tc>
+          <w:tcPr>
+            <w:tcW w:w="4678" w:type="dxa"/>
+          </w:tcPr>
+          <w:p>
+            <w:pPr>
+              <w:ind w:left="-106"/>
+            </w:pPr>
+            <w:r>
+              <w:t xml:space="preserve">Trier University of Applied Sciences, </w:t>
+            </w:r>
+            <w:r>
+              <w:t xml:space="preserve">Trier, </w:t>
+            </w:r>
+            <w:r>
+              <w:t>Germany</w:t>
+            </w:r>
+          </w:p>
+          <w:p>
+            <w:pPr>
+              <w:ind w:left="-106"/>
+              <w:rPr>
+                <w:kern w:val="2"/>
+                <w14:ligatures w14:val="standardContextual"/>
+              </w:rPr>
+            </w:pPr>
+          </w:p>
+        </w:tc>
+      </w:tr>
+      <w:tr>
+        <w:tc>
+          <w:tcPr>
+            <w:tcW w:w="2410" w:type="dxa"/>
+          </w:tcPr>
+          <w:p>
+            <w:pPr>
+              <w:tabs>
+                <w:tab w:val="left" w:pos="142"/>
+              </w:tabs>
+              <w:jc w:val="both"/>
+            </w:pPr>
+            <w:r>
+              <w:t>Prof. Grit Behrens</w:t>
+            </w:r>
+          </w:p>
+        </w:tc>
+        <w:tc>
+          <w:tcPr>
+            <w:tcW w:w="4678" w:type="dxa"/>
+          </w:tcPr>
+          <w:p>
+            <w:pPr>
+              <w:ind w:left="-106"/>
+              <w:rPr>
+                <w:kern w:val="2"/>
+                <w14:ligatures w14:val="standardContextual"/>
+              </w:rPr>
+            </w:pPr>
+            <w:r>
+              <w:rPr>
+                <w:kern w:val="2"/>
+                <w14:ligatures w14:val="standardContextual"/>
+              </w:rPr>
+              <w:t xml:space="preserve">University of Applied Sciences Bielefeld, </w:t>
+            </w:r>
+            <w:r>
+              <w:rPr>
+                <w:kern w:val="2"/>
+                <w14:ligatures w14:val="standardContextual"/>
+              </w:rPr>
+              <w:t>Bielefeld,</w:t>
+            </w:r>
+          </w:p>
+          <w:p>
+            <w:pPr>
+              <w:ind w:left="-106"/>
+              <w:rPr>
+                <w:kern w:val="2"/>
+                <w14:ligatures w14:val="standardContextual"/>
+              </w:rPr>
+            </w:pPr>
+            <w:r>
+              <w:rPr>
+                <w:kern w:val="2"/>
+                <w14:ligatures w14:val="standardContextual"/>
+              </w:rPr>
+              <w:t>Germany</w:t>
+            </w:r>
+          </w:p>
+        </w:tc>
+      </w:tr>
+      <w:tr>
+        <w:tc>
+          <w:tcPr>
+            <w:tcW w:w="2410" w:type="dxa"/>
+          </w:tcPr>
+          <w:p>
+            <w:pPr>
+              <w:tabs>
+                <w:tab w:val="left" w:pos="142"/>
+              </w:tabs>
+              <w:jc w:val="both"/>
+            </w:pPr>
+            <w:r>
+              <w:t>Malgorzata Burchard-</w:t>
+            </w:r>
+          </w:p>
+          <w:p>
+            <w:pPr>
+              <w:tabs>
+                <w:tab w:val="left" w:pos="142"/>
+              </w:tabs>
+              <w:jc w:val="both"/>
+              <w:rPr>
+                <w:color w:val="EE0000"/>
+              </w:rPr>
+            </w:pPr>
+            <w:r>
+              <w:t xml:space="preserve">Dziubinska </w:t>
+            </w:r>
+          </w:p>
+        </w:tc>
+        <w:tc>
+          <w:tcPr>
+            <w:tcW w:w="4678" w:type="dxa"/>
+          </w:tcPr>
+          <w:p>
+            <w:pPr>
+              <w:ind w:left="-106"/>
+              <w:rPr>
+                <w:color w:val="EE0000"/>
+                <w:kern w:val="2"/>
+                <w14:ligatures w14:val="standardContextual"/>
+              </w:rPr>
+            </w:pPr>
+            <w:r>
+              <w:rPr>
+                <w:kern w:val="2"/>
+                <w14:ligatures w14:val="standardContextual"/>
+              </w:rPr>
+              <w:t>University of Lodz, Lodz, Poland</w:t>
+            </w:r>
+          </w:p>
+        </w:tc>
+      </w:tr>
+      <w:bookmarkEnd w:id="0"/>
+    </w:tbl>
+    <w:p>
+      <w:pPr>
+        <w:pStyle w:val="berschrift4"/>
+        <w:ind w:left="0" w:firstLine="0"/>
+        <w:rPr>
+          <w:color w:val="EE0000"/>
+        </w:rPr>
+      </w:pPr>
+    </w:p>
+    <w:p>
+      <w:pPr>
+        <w:pStyle w:val="berschrift4"/>
+        <w:ind w:left="0" w:firstLine="0"/>
+        <w:rPr>
+          <w:color w:val="EE0000"/>
+          <w:lang w:val="en-GB"/>
+        </w:rPr>
+      </w:pPr>
+      <w:r>
+        <w:rPr>
+          <w:color w:val="EE0000"/>
+          <w:lang w:val="en-GB"/>
+        </w:rPr>
+        <w:t>Series Editorial Board</w:t>
+      </w:r>
+    </w:p>
+    <w:p>
+      <w:pPr>
+        <w:pStyle w:val="Textkrper-Einzug2"/>
+        <w:rPr>
+          <w:color w:val="EE0000"/>
+          <w:lang w:val="en-GB"/>
+        </w:rPr>
+      </w:pPr>
+      <w:r>
+        <w:rPr>
+          <w:color w:val="EE0000"/>
+          <w:lang w:val="en-GB"/>
+        </w:rPr>
+        <w:t>Andreas Oberweis, KIT Karlsruhe</w:t>
+      </w:r>
+      <w:r>
+        <w:rPr>
+          <w:color w:val="EE0000"/>
+          <w:lang w:val="en-GB"/>
+        </w:rPr>
+        <w:t xml:space="preserve">, </w:t>
+      </w:r>
+    </w:p>
+    <w:p>
+      <w:pPr>
+        <w:pStyle w:val="Textkrper-Einzug2"/>
+        <w:rPr>
+          <w:color w:val="EE0000"/>
+          <w:lang w:val="en-GB"/>
+        </w:rPr>
+      </w:pPr>
+      <w:r>
+        <w:rPr>
+          <w:color w:val="EE0000"/>
+          <w:lang w:val="en-GB"/>
+        </w:rPr>
+        <w:t xml:space="preserve">(Chairman, </w:t>
+      </w:r>
+      <w:r>
+        <w:rPr>
+          <w:color w:val="EE0000"/>
+          <w:lang w:val="en-GB"/>
+        </w:rPr>
+        <w:t>andreas.oberweis@kit.edu</w:t>
+      </w:r>
+      <w:r>
+        <w:rPr>
+          <w:color w:val="EE0000"/>
+          <w:lang w:val="en-GB"/>
+        </w:rPr>
+        <w:t>)</w:t>
+      </w:r>
+    </w:p>
+    <w:p>
+      <w:pPr>
+        <w:tabs>
+          <w:tab w:val="left" w:pos="142"/>
+        </w:tabs>
+        <w:jc w:val="both"/>
+        <w:rPr>
+          <w:color w:val="EE0000"/>
           <w:lang w:val="de-DE"/>
         </w:rPr>
       </w:pPr>
       <w:r>
         <w:rPr>
+          <w:color w:val="EE0000"/>
           <w:lang w:val="de-DE"/>
         </w:rPr>
-        <w:t xml:space="preserve">Torsten </w:t>
-      </w:r>
-      <w:proofErr w:type="spellStart"/>
-      <w:r>
-        <w:rPr>
-          <w:lang w:val="de-DE"/>
-        </w:rPr>
-        <w:t>Brinda</w:t>
-      </w:r>
-      <w:proofErr w:type="spellEnd"/>
-      <w:r>
-        <w:rPr>
-          <w:lang w:val="de-DE"/>
-        </w:rPr>
-        <w:t>, Universität Duisburg-Essen, Germany</w:t>
+        <w:t>Torsten Brinda, Universität Duisburg-Essen, Germany</w:t>
       </w:r>
     </w:p>
     <w:p>
@@ -1032,11 +1156,13 @@
         <w:ind w:left="993" w:hanging="993"/>
         <w:jc w:val="both"/>
         <w:rPr>
+          <w:color w:val="EE0000"/>
           <w:lang w:val="de-DE"/>
         </w:rPr>
       </w:pPr>
       <w:r>
         <w:rPr>
+          <w:color w:val="EE0000"/>
           <w:lang w:val="de-DE"/>
         </w:rPr>
         <w:t>Dieter Fellner, Technische Universität Darmstadt, Germany</w:t>
@@ -1050,32 +1176,16 @@
         <w:ind w:left="993" w:hanging="993"/>
         <w:jc w:val="both"/>
         <w:rPr>
+          <w:color w:val="EE0000"/>
           <w:lang w:val="de-DE"/>
         </w:rPr>
       </w:pPr>
       <w:r>
         <w:rPr>
+          <w:color w:val="EE0000"/>
           <w:lang w:val="de-DE"/>
         </w:rPr>
-        <w:t xml:space="preserve">Ulrich Flegel, </w:t>
-      </w:r>
-      <w:r>
-        <w:rPr>
-          <w:lang w:val="de-DE"/>
-        </w:rPr>
-        <w:t>Infineon</w:t>
-      </w:r>
-      <w:r>
-        <w:rPr>
-          <w:lang w:val="de-DE"/>
-        </w:rPr>
-        <w:t>, German</w:t>
-      </w:r>
-      <w:r>
-        <w:rPr>
-          <w:lang w:val="de-DE"/>
-        </w:rPr>
-        <w:t>y</w:t>
+        <w:t>Ulrich Frank, Universität Duisburg-Essen, Germany</w:t>
       </w:r>
     </w:p>
     <w:p>
@@ -1086,14 +1196,16 @@
         <w:ind w:left="993" w:hanging="993"/>
         <w:jc w:val="both"/>
         <w:rPr>
+          <w:color w:val="EE0000"/>
           <w:lang w:val="de-DE"/>
         </w:rPr>
       </w:pPr>
       <w:r>
         <w:rPr>
+          <w:color w:val="EE0000"/>
           <w:lang w:val="de-DE"/>
         </w:rPr>
-        <w:t>Ulrich Frank, Universität Duisburg-Essen, Germany</w:t>
+        <w:t>Barbara Hammer, Universität Bielefeld, Germany</w:t>
       </w:r>
     </w:p>
     <w:p>
@@ -1104,28 +1216,23 @@
         <w:ind w:left="993" w:hanging="993"/>
         <w:jc w:val="both"/>
         <w:rPr>
+          <w:color w:val="EE0000"/>
           <w:lang w:val="de-DE"/>
         </w:rPr>
       </w:pPr>
       <w:r>
         <w:rPr>
+          <w:color w:val="EE0000"/>
           <w:lang w:val="de-DE"/>
         </w:rPr>
-        <w:t xml:space="preserve">Michael </w:t>
-      </w:r>
-      <w:proofErr w:type="spellStart"/>
-      <w:r>
-        <w:rPr>
+        <w:t xml:space="preserve">Falk Schreiber, Universität Konstanz, </w:t>
+      </w:r>
+      <w:r>
+        <w:rPr>
+          <w:color w:val="EE0000"/>
           <w:lang w:val="de-DE"/>
         </w:rPr>
-        <w:t>Goedicke</w:t>
-      </w:r>
-      <w:proofErr w:type="spellEnd"/>
-      <w:r>
-        <w:rPr>
-          <w:lang w:val="de-DE"/>
-        </w:rPr>
-        <w:t>, Universität Duisburg-Essen, Germany</w:t>
+        <w:t>Germany</w:t>
       </w:r>
     </w:p>
     <w:p>
@@ -1136,28 +1243,16 @@
         <w:ind w:left="993" w:hanging="993"/>
         <w:jc w:val="both"/>
         <w:rPr>
+          <w:color w:val="EE0000"/>
           <w:lang w:val="de-DE"/>
         </w:rPr>
       </w:pPr>
       <w:r>
         <w:rPr>
+          <w:color w:val="EE0000"/>
           <w:lang w:val="de-DE"/>
         </w:rPr>
-        <w:t xml:space="preserve">Ralf </w:t>
-      </w:r>
-      <w:proofErr w:type="spellStart"/>
-      <w:r>
-        <w:rPr>
-          <w:lang w:val="de-DE"/>
-        </w:rPr>
-        <w:t>Hofestädt</w:t>
-      </w:r>
-      <w:proofErr w:type="spellEnd"/>
-      <w:r>
-        <w:rPr>
-          <w:lang w:val="de-DE"/>
-        </w:rPr>
-        <w:t>, Universität Bielefeld, Germany</w:t>
+        <w:t>Wolfgang Karl, KIT Karlsruhe, Germany</w:t>
       </w:r>
     </w:p>
     <w:p>
@@ -1168,14 +1263,16 @@
         <w:ind w:left="993" w:hanging="993"/>
         <w:jc w:val="both"/>
         <w:rPr>
+          <w:color w:val="EE0000"/>
           <w:lang w:val="de-DE"/>
         </w:rPr>
       </w:pPr>
       <w:r>
         <w:rPr>
+          <w:color w:val="EE0000"/>
           <w:lang w:val="de-DE"/>
         </w:rPr>
-        <w:t>Wolfgang Karl, KIT Karlsruhe, Germany</w:t>
+        <w:t>Michael Koch, Universität der Bundeswehr München, Germany</w:t>
       </w:r>
     </w:p>
     <w:p>
@@ -1186,88 +1283,16 @@
         <w:ind w:left="993" w:hanging="993"/>
         <w:jc w:val="both"/>
         <w:rPr>
+          <w:color w:val="EE0000"/>
           <w:lang w:val="de-DE"/>
         </w:rPr>
       </w:pPr>
       <w:r>
         <w:rPr>
+          <w:color w:val="EE0000"/>
           <w:lang w:val="de-DE"/>
         </w:rPr>
-        <w:t>Michael Koch</w:t>
-      </w:r>
-      <w:r>
-        <w:rPr>
-          <w:lang w:val="de-DE"/>
-        </w:rPr>
-        <w:t>, Universität der Bundeswehr München, Germany</w:t>
-      </w:r>
-    </w:p>
-    <w:p>
-      <w:pPr>
-        <w:tabs>
-          <w:tab w:val="left" w:pos="142"/>
-        </w:tabs>
-        <w:jc w:val="both"/>
-        <w:rPr>
-          <w:lang w:val="de-DE"/>
-        </w:rPr>
-      </w:pPr>
-      <w:r>
-        <w:rPr>
-          <w:lang w:val="de-DE"/>
-        </w:rPr>
-        <w:t>Peter Sanders, Karlsruher Institut für Technologie (KIT), Germany</w:t>
-      </w:r>
-    </w:p>
-    <w:p>
-      <w:pPr>
-        <w:tabs>
-          <w:tab w:val="left" w:pos="142"/>
-        </w:tabs>
-        <w:jc w:val="both"/>
-        <w:rPr>
-          <w:lang w:val="en-GB"/>
-        </w:rPr>
-      </w:pPr>
-      <w:r>
-        <w:rPr>
-          <w:lang w:val="en-GB"/>
-        </w:rPr>
-        <w:t>Andreas Thor, HFT Leipzig, Germany</w:t>
-      </w:r>
-    </w:p>
-    <w:p>
-      <w:pPr>
-        <w:tabs>
-          <w:tab w:val="left" w:pos="142"/>
-        </w:tabs>
-        <w:jc w:val="both"/>
-        <w:rPr>
-          <w:lang w:val="en-GB"/>
-        </w:rPr>
-      </w:pPr>
-      <w:r>
-        <w:rPr>
-          <w:lang w:val="en-GB"/>
-        </w:rPr>
-        <w:t>Ingo Timm, Universität Trier, Germany</w:t>
-      </w:r>
-    </w:p>
-    <w:p>
-      <w:pPr>
-        <w:tabs>
-          <w:tab w:val="left" w:pos="142"/>
-        </w:tabs>
-        <w:jc w:val="both"/>
-        <w:rPr>
-          <w:lang w:val="de-DE"/>
-        </w:rPr>
-      </w:pPr>
-      <w:r>
-        <w:rPr>
-          <w:lang w:val="de-DE"/>
-        </w:rPr>
-        <w:t>Karin Vosseberg, Hochschule Bremerhaven, Germany</w:t>
+        <w:t>Heiko Roßnagel, Fraunhofer IAO Stuttgart, Germany</w:t>
       </w:r>
     </w:p>
     <w:p>
@@ -1278,26 +1303,16 @@
         <w:ind w:left="993" w:hanging="993"/>
         <w:jc w:val="both"/>
         <w:rPr>
+          <w:color w:val="EE0000"/>
           <w:lang w:val="de-DE"/>
         </w:rPr>
       </w:pPr>
       <w:r>
         <w:rPr>
+          <w:color w:val="EE0000"/>
           <w:lang w:val="de-DE"/>
         </w:rPr>
-        <w:t xml:space="preserve">Maria Wimmer, </w:t>
-      </w:r>
-      <w:r>
-        <w:rPr>
-          <w:lang w:val="de-DE"/>
-        </w:rPr>
-        <w:t>Universität Koblenz-Landau</w:t>
-      </w:r>
-      <w:r>
-        <w:rPr>
-          <w:lang w:val="de-DE"/>
-        </w:rPr>
-        <w:t>, Germany</w:t>
+        <w:t>Kurt Schneider, Universität Hannover, Germany</w:t>
       </w:r>
     </w:p>
     <w:p>
@@ -1307,11 +1322,17 @@
         </w:tabs>
         <w:jc w:val="both"/>
         <w:rPr>
-          <w:b/>
-          <w:bCs/>
+          <w:color w:val="EE0000"/>
           <w:lang w:val="de-DE"/>
         </w:rPr>
       </w:pPr>
+      <w:r>
+        <w:rPr>
+          <w:color w:val="EE0000"/>
+          <w:lang w:val="de-DE"/>
+        </w:rPr>
+        <w:t>Andreas Thor, HFT Leipzig, Germany</w:t>
+      </w:r>
     </w:p>
     <w:p>
       <w:pPr>
@@ -1320,21 +1341,17 @@
         </w:tabs>
         <w:jc w:val="both"/>
         <w:rPr>
-          <w:b/>
-          <w:bCs/>
+          <w:color w:val="EE0000"/>
           <w:lang w:val="de-DE"/>
         </w:rPr>
       </w:pPr>
-      <w:proofErr w:type="spellStart"/>
-      <w:r>
-        <w:rPr>
-          <w:b/>
-          <w:bCs/>
+      <w:r>
+        <w:rPr>
+          <w:color w:val="EE0000"/>
           <w:lang w:val="de-DE"/>
         </w:rPr>
-        <w:t>Dissertations</w:t>
-      </w:r>
-      <w:proofErr w:type="spellEnd"/>
+        <w:t>Ingo Timm, Universität Trier, Germany</w:t>
+      </w:r>
     </w:p>
     <w:p>
       <w:pPr>
@@ -1343,28 +1360,36 @@
         </w:tabs>
         <w:jc w:val="both"/>
         <w:rPr>
+          <w:color w:val="EE0000"/>
           <w:lang w:val="de-DE"/>
         </w:rPr>
       </w:pPr>
       <w:r>
         <w:rPr>
+          <w:color w:val="EE0000"/>
           <w:lang w:val="de-DE"/>
         </w:rPr>
-        <w:t xml:space="preserve">Steffen </w:t>
-      </w:r>
-      <w:proofErr w:type="spellStart"/>
-      <w:r>
-        <w:rPr>
+        <w:t>Karin Vosseberg, Hochschule Bremerhaven, Germany</w:t>
+      </w:r>
+    </w:p>
+    <w:p>
+      <w:pPr>
+        <w:tabs>
+          <w:tab w:val="left" w:pos="993"/>
+        </w:tabs>
+        <w:ind w:left="993" w:hanging="993"/>
+        <w:jc w:val="both"/>
+        <w:rPr>
+          <w:color w:val="EE0000"/>
           <w:lang w:val="de-DE"/>
         </w:rPr>
-        <w:t>Hölldobler</w:t>
-      </w:r>
-      <w:proofErr w:type="spellEnd"/>
-      <w:r>
-        <w:rPr>
+      </w:pPr>
+      <w:r>
+        <w:rPr>
+          <w:color w:val="EE0000"/>
           <w:lang w:val="de-DE"/>
         </w:rPr>
-        <w:t>, Technische Universität Dresden, Germany</w:t>
+        <w:t>Maria Wimmer, Universität Koblenz-Landau, Germany</w:t>
       </w:r>
     </w:p>
     <w:p>
@@ -1379,16 +1404,6 @@
           <w:lang w:val="de-DE"/>
         </w:rPr>
       </w:pPr>
-      <w:proofErr w:type="spellStart"/>
-      <w:r>
-        <w:rPr>
-          <w:b/>
-          <w:bCs/>
-          <w:lang w:val="de-DE"/>
-        </w:rPr>
-        <w:t>Thematics</w:t>
-      </w:r>
-      <w:proofErr w:type="spellEnd"/>
     </w:p>
     <w:p>
       <w:pPr>
@@ -1397,35 +1412,21 @@
         </w:tabs>
         <w:jc w:val="both"/>
         <w:rPr>
+          <w:b/>
+          <w:bCs/>
           <w:lang w:val="de-DE"/>
         </w:rPr>
       </w:pPr>
-      <w:r>
-        <w:rPr>
+      <w:proofErr w:type="spellStart"/>
+      <w:r>
+        <w:rPr>
+          <w:b/>
+          <w:bCs/>
           <w:lang w:val="de-DE"/>
         </w:rPr>
-        <w:t xml:space="preserve">Agnes </w:t>
-      </w:r>
-      <w:proofErr w:type="spellStart"/>
-      <w:r>
-        <w:rPr>
-          <w:lang w:val="de-DE"/>
-        </w:rPr>
-        <w:t>Koschmider</w:t>
+        <w:t>Dissertations</w:t>
       </w:r>
       <w:proofErr w:type="spellEnd"/>
-      <w:r>
-        <w:rPr>
-          <w:lang w:val="de-DE"/>
-        </w:rPr>
-        <w:t>, Universität Kiel</w:t>
-      </w:r>
-      <w:r>
-        <w:rPr>
-          <w:lang w:val="de-DE"/>
-        </w:rPr>
-        <w:t>, Germany</w:t>
-      </w:r>
     </w:p>
     <w:p>
       <w:pPr>
@@ -1434,18 +1435,32 @@
         </w:tabs>
         <w:jc w:val="both"/>
         <w:rPr>
-          <w:b/>
-          <w:bCs/>
           <w:lang w:val="de-DE"/>
         </w:rPr>
       </w:pPr>
       <w:r>
         <w:rPr>
-          <w:b/>
-          <w:bCs/>
           <w:lang w:val="de-DE"/>
         </w:rPr>
-        <w:t>Seminars</w:t>
+        <w:t>Rüdiger Reischuk</w:t>
+      </w:r>
+      <w:r>
+        <w:rPr>
+          <w:lang w:val="de-DE"/>
+        </w:rPr>
+        <w:t xml:space="preserve">, </w:t>
+      </w:r>
+      <w:r>
+        <w:rPr>
+          <w:lang w:val="de-DE"/>
+        </w:rPr>
+        <w:t xml:space="preserve">Universität Lübeck, </w:t>
+      </w:r>
+      <w:r>
+        <w:rPr>
+          <w:lang w:val="de-DE"/>
+        </w:rPr>
+        <w:t>Germany</w:t>
       </w:r>
     </w:p>
     <w:p>
@@ -1455,21 +1470,21 @@
         </w:tabs>
         <w:jc w:val="both"/>
         <w:rPr>
+          <w:b/>
+          <w:bCs/>
           <w:lang w:val="de-DE"/>
         </w:rPr>
       </w:pPr>
-      <w:r>
-        <w:rPr>
+      <w:proofErr w:type="spellStart"/>
+      <w:r>
+        <w:rPr>
+          <w:b/>
+          <w:bCs/>
           <w:lang w:val="de-DE"/>
         </w:rPr>
-        <w:t>Judith Michael, RWTH Aachen</w:t>
-      </w:r>
-      <w:r>
-        <w:rPr>
-          <w:lang w:val="de-DE"/>
-        </w:rPr>
-        <w:t>, Germany</w:t>
-      </w:r>
+        <w:t>Thematics</w:t>
+      </w:r>
+      <w:proofErr w:type="spellEnd"/>
     </w:p>
     <w:p>
       <w:pPr>
@@ -1481,86 +1496,89 @@
           <w:lang w:val="de-DE"/>
         </w:rPr>
       </w:pPr>
+      <w:r>
+        <w:rPr>
+          <w:lang w:val="de-DE"/>
+        </w:rPr>
+        <w:t>Agnes Koschmider, Universität Kiel</w:t>
+      </w:r>
+      <w:r>
+        <w:rPr>
+          <w:lang w:val="de-DE"/>
+        </w:rPr>
+        <w:t>, Germany</w:t>
+      </w:r>
     </w:p>
     <w:p>
       <w:pPr>
         <w:tabs>
           <w:tab w:val="left" w:pos="142"/>
         </w:tabs>
-        <w:rPr>
-          <w:lang w:val="de-DE"/>
-        </w:rPr>
-      </w:pPr>
-      <w:r>
-        <w:sym w:font="Symbol" w:char="F0D3"/>
-      </w:r>
-      <w:r>
-        <w:rPr>
-          <w:lang w:val="de-DE"/>
-        </w:rPr>
-        <w:t xml:space="preserve"> Gesellschaft für Informatik, Bonn 20</w:t>
-      </w:r>
-      <w:r>
-        <w:rPr>
-          <w:lang w:val="de-DE"/>
-        </w:rPr>
-        <w:t>2</w:t>
-      </w:r>
-      <w:r>
-        <w:rPr>
-          <w:lang w:val="de-DE"/>
-        </w:rPr>
-        <w:t>2</w:t>
-      </w:r>
-      <w:bookmarkStart w:id="0" w:name="_GoBack"/>
-      <w:bookmarkEnd w:id="0"/>
+        <w:jc w:val="both"/>
+        <w:rPr>
+          <w:b/>
+          <w:bCs/>
+        </w:rPr>
+      </w:pPr>
+      <w:r>
+        <w:rPr>
+          <w:b/>
+          <w:bCs/>
+        </w:rPr>
+        <w:t>Seminars</w:t>
+      </w:r>
     </w:p>
     <w:p>
       <w:pPr>
         <w:tabs>
           <w:tab w:val="left" w:pos="142"/>
         </w:tabs>
+        <w:jc w:val="both"/>
+      </w:pPr>
+      <w:r>
+        <w:t>Judith Michael, RWTH Aachen</w:t>
+      </w:r>
+      <w:r>
+        <w:t>, Germany</w:t>
+      </w:r>
+    </w:p>
+    <w:p>
+      <w:pPr>
+        <w:tabs>
+          <w:tab w:val="left" w:pos="142"/>
+        </w:tabs>
+        <w:jc w:val="both"/>
+      </w:pPr>
+    </w:p>
+    <w:p>
+      <w:pPr>
+        <w:tabs>
+          <w:tab w:val="left" w:pos="142"/>
+        </w:tabs>
         <w:rPr>
           <w:lang w:val="de-DE"/>
         </w:rPr>
       </w:pPr>
       <w:r>
-        <w:rPr>
-          <w:b/>
-          <w:bCs/>
+        <w:sym w:font="Symbol" w:char="F0D3"/>
+      </w:r>
+      <w:r>
+        <w:rPr>
           <w:lang w:val="de-DE"/>
         </w:rPr>
-        <w:t xml:space="preserve">printed </w:t>
-      </w:r>
-      <w:proofErr w:type="spellStart"/>
-      <w:r>
-        <w:rPr>
-          <w:b/>
-          <w:bCs/>
+        <w:t xml:space="preserve"> Gesellschaft für Informatik, Bonn 20</w:t>
+      </w:r>
+      <w:r>
+        <w:rPr>
           <w:lang w:val="de-DE"/>
         </w:rPr>
-        <w:t>by</w:t>
-      </w:r>
-      <w:proofErr w:type="spellEnd"/>
+        <w:t>2</w:t>
+      </w:r>
       <w:r>
         <w:rPr>
           <w:lang w:val="de-DE"/>
         </w:rPr>
-        <w:t xml:space="preserve"> Köllen </w:t>
-      </w:r>
-      <w:proofErr w:type="spellStart"/>
-      <w:r>
-        <w:rPr>
-          <w:lang w:val="de-DE"/>
-        </w:rPr>
-        <w:t>Druck+Verlag</w:t>
-      </w:r>
-      <w:proofErr w:type="spellEnd"/>
-      <w:r>
-        <w:rPr>
-          <w:lang w:val="de-DE"/>
-        </w:rPr>
-        <w:t xml:space="preserve"> GmbH, Bonn </w:t>
+        <w:t>5</w:t>
       </w:r>
     </w:p>
     <w:p>
@@ -1570,20 +1588,12 @@
           <w:lang w:val="de-AT"/>
         </w:rPr>
       </w:pPr>
-    </w:p>
-    <w:p>
-      <w:pPr>
-        <w:pStyle w:val="Volume-Text"/>
-        <w:rPr>
-          <w:lang w:val="de-AT"/>
-        </w:rPr>
-      </w:pPr>
       <w:r>
         <w:rPr>
           <w:noProof/>
         </w:rPr>
         <w:drawing>
-          <wp:inline distT="0" distB="0" distL="0" distR="0">
+          <wp:inline distT="0" distB="0" distL="0" distR="0" wp14:anchorId="12D612E1" wp14:editId="399F0360">
             <wp:extent cx="1227411" cy="429442"/>
             <wp:effectExtent l="0" t="0" r="0" b="8890"/>
             <wp:docPr id="8" name="Grafik 8"/>
@@ -1598,7 +1608,7 @@
                     <pic:cNvPicPr/>
                   </pic:nvPicPr>
                   <pic:blipFill>
-                    <a:blip r:embed="rId8" cstate="print">
+                    <a:blip r:embed="rId9" cstate="print">
                       <a:extLst>
                         <a:ext uri="{28A0092B-C50C-407E-A947-70E740481C1C}">
                           <a14:useLocalDpi xmlns:a14="http://schemas.microsoft.com/office/drawing/2010/main" val="0"/>
@@ -1629,14 +1639,6 @@
       <w:pPr>
         <w:pStyle w:val="Volume-Text"/>
         <w:rPr>
-          <w:lang w:val="de-AT"/>
-        </w:rPr>
-      </w:pPr>
-    </w:p>
-    <w:p>
-      <w:pPr>
-        <w:pStyle w:val="Volume-Text"/>
-        <w:rPr>
           <w:i/>
           <w:lang w:val="en-GB"/>
         </w:rPr>
@@ -1647,9 +1649,10 @@
           <w:iCs/>
           <w:lang w:val="en-GB"/>
         </w:rPr>
+        <w:lastRenderedPageBreak/>
         <w:t xml:space="preserve">This book is licensed under a </w:t>
       </w:r>
-      <w:hyperlink r:id="rId9" w:history="1">
+      <w:hyperlink r:id="rId10" w:history="1">
         <w:r>
           <w:rPr>
             <w:i/>
@@ -1668,133 +1671,480 @@
     </w:p>
     <w:p>
       <w:pPr>
-        <w:pStyle w:val="Vorwort-berschrift"/>
-        <w:rPr>
-          <w:lang w:val="de-AT"/>
-        </w:rPr>
-      </w:pPr>
-      <w:r>
+        <w:pStyle w:val="Zwischenberschriften"/>
+        <w:rPr>
+          <w:lang w:val="en-US"/>
+        </w:rPr>
+      </w:pPr>
+      <w:r>
+        <w:rPr>
+          <w:lang w:val="en-US"/>
+        </w:rPr>
+        <w:t>Preface</w:t>
+      </w:r>
+    </w:p>
+    <w:p>
+      <w:pPr>
+        <w:pStyle w:val="Volume-Text"/>
+        <w:rPr>
+          <w:color w:val="EE0000"/>
+          <w:lang w:val="en-US"/>
+        </w:rPr>
+      </w:pPr>
+    </w:p>
+    <w:p>
+      <w:pPr>
+        <w:pStyle w:val="Zwischenberschriften"/>
+        <w:jc w:val="both"/>
+        <w:rPr>
+          <w:b w:val="0"/>
+          <w:color w:val="EE0000"/>
+          <w:sz w:val="20"/>
+          <w:szCs w:val="20"/>
+          <w:lang w:val="en-GB"/>
+        </w:rPr>
+      </w:pPr>
+      <w:r>
+        <w:rPr>
+          <w:b w:val="0"/>
+          <w:color w:val="EE0000"/>
+          <w:sz w:val="20"/>
+          <w:szCs w:val="20"/>
+          <w:lang w:val="en-GB"/>
+        </w:rPr>
+        <w:t>This book contains the short and work-in-progress contributions of the 39th International and Interdisciplinary Conference on Environmental Informatics – EnviroInfo 2025.</w:t>
+      </w:r>
+    </w:p>
+    <w:p>
+      <w:pPr>
+        <w:pStyle w:val="Zwischenberschriften"/>
+        <w:jc w:val="both"/>
+        <w:rPr>
+          <w:b w:val="0"/>
+          <w:color w:val="EE0000"/>
+          <w:sz w:val="20"/>
+          <w:szCs w:val="20"/>
+          <w:lang w:val="en-GB"/>
+        </w:rPr>
+      </w:pPr>
+    </w:p>
+    <w:p>
+      <w:pPr>
+        <w:pStyle w:val="Zwischenberschriften"/>
+        <w:jc w:val="both"/>
+        <w:rPr>
+          <w:b w:val="0"/>
+          <w:color w:val="EE0000"/>
+          <w:sz w:val="20"/>
+          <w:szCs w:val="20"/>
+          <w:lang w:val="en-GB"/>
+        </w:rPr>
+      </w:pPr>
+      <w:r>
+        <w:rPr>
+          <w:b w:val="0"/>
+          <w:color w:val="EE0000"/>
+          <w:sz w:val="20"/>
+          <w:szCs w:val="20"/>
+          <w:lang w:val="en-GB"/>
+        </w:rPr>
+        <w:t xml:space="preserve">The conference </w:t>
+      </w:r>
+      <w:r>
+        <w:rPr>
+          <w:b w:val="0"/>
+          <w:color w:val="EE0000"/>
+          <w:sz w:val="20"/>
+          <w:szCs w:val="20"/>
+          <w:lang w:val="en-GB"/>
+        </w:rPr>
+        <w:t>took</w:t>
+      </w:r>
+      <w:r>
+        <w:rPr>
+          <w:b w:val="0"/>
+          <w:color w:val="EE0000"/>
+          <w:sz w:val="20"/>
+          <w:szCs w:val="20"/>
+          <w:lang w:val="en-GB"/>
+        </w:rPr>
+        <w:t xml:space="preserve"> place from 17 to 19 September 2025 at the University of Potsdam, Campus III – </w:t>
+      </w:r>
+      <w:proofErr w:type="spellStart"/>
+      <w:r>
+        <w:rPr>
+          <w:b w:val="0"/>
+          <w:color w:val="EE0000"/>
+          <w:sz w:val="20"/>
+          <w:szCs w:val="20"/>
+          <w:lang w:val="en-GB"/>
+        </w:rPr>
+        <w:t>Griebnitzsee</w:t>
+      </w:r>
+      <w:proofErr w:type="spellEnd"/>
+      <w:r>
+        <w:rPr>
+          <w:b w:val="0"/>
+          <w:color w:val="EE0000"/>
+          <w:sz w:val="20"/>
+          <w:szCs w:val="20"/>
+          <w:lang w:val="en-GB"/>
+        </w:rPr>
+        <w:t xml:space="preserve"> and is organised by </w:t>
+      </w:r>
+      <w:r>
+        <w:rPr>
+          <w:b w:val="0"/>
+          <w:color w:val="EE0000"/>
+          <w:sz w:val="20"/>
+          <w:szCs w:val="20"/>
+          <w:lang w:val="en-GB"/>
+        </w:rPr>
+        <w:t xml:space="preserve">technical committee of Environmental </w:t>
+      </w:r>
+      <w:proofErr w:type="spellStart"/>
+      <w:r>
+        <w:rPr>
+          <w:b w:val="0"/>
+          <w:color w:val="EE0000"/>
+          <w:sz w:val="20"/>
+          <w:szCs w:val="20"/>
+          <w:lang w:val="en-GB"/>
+        </w:rPr>
+        <w:t>Informativs</w:t>
+      </w:r>
+      <w:proofErr w:type="spellEnd"/>
+      <w:r>
+        <w:rPr>
+          <w:b w:val="0"/>
+          <w:color w:val="EE0000"/>
+          <w:sz w:val="20"/>
+          <w:szCs w:val="20"/>
+          <w:lang w:val="en-GB"/>
+        </w:rPr>
+        <w:t xml:space="preserve"> </w:t>
+      </w:r>
+      <w:r>
+        <w:rPr>
+          <w:b w:val="0"/>
+          <w:color w:val="EE0000"/>
+          <w:sz w:val="20"/>
+          <w:szCs w:val="20"/>
+          <w:lang w:val="en-GB"/>
+        </w:rPr>
+        <w:t>of the Gesellschaft für Informatik e.V. (GI). The University of Potsdam, together with the Hasso Plattner Institute (HPI), acts as an important host partner.</w:t>
+      </w:r>
+    </w:p>
+    <w:p>
+      <w:pPr>
+        <w:pStyle w:val="Zwischenberschriften"/>
+        <w:jc w:val="both"/>
+        <w:rPr>
+          <w:b w:val="0"/>
+          <w:color w:val="EE0000"/>
+          <w:sz w:val="20"/>
+          <w:szCs w:val="20"/>
+          <w:lang w:val="en-GB"/>
+        </w:rPr>
+      </w:pPr>
+    </w:p>
+    <w:p>
+      <w:pPr>
+        <w:pStyle w:val="Zwischenberschriften"/>
+        <w:jc w:val="both"/>
+        <w:rPr>
+          <w:b w:val="0"/>
+          <w:color w:val="EE0000"/>
+          <w:sz w:val="20"/>
+          <w:szCs w:val="20"/>
+          <w:lang w:val="en-GB"/>
+        </w:rPr>
+      </w:pPr>
+      <w:r>
+        <w:rPr>
+          <w:b w:val="0"/>
+          <w:color w:val="EE0000"/>
+          <w:sz w:val="20"/>
+          <w:szCs w:val="20"/>
+          <w:lang w:val="en-GB"/>
+        </w:rPr>
+        <w:t>For almost four decades, the EnviroInfo series has been bringing together national and international players who are involved in applied computer science and sustainability – with the aim of making concrete contributions to a sustainable society through information and communication technologies.</w:t>
+      </w:r>
+    </w:p>
+    <w:p>
+      <w:pPr>
+        <w:pStyle w:val="Zwischenberschriften"/>
+        <w:jc w:val="both"/>
+        <w:rPr>
+          <w:b w:val="0"/>
+          <w:color w:val="EE0000"/>
+          <w:sz w:val="20"/>
+          <w:szCs w:val="20"/>
+          <w:lang w:val="en-GB"/>
+        </w:rPr>
+      </w:pPr>
+      <w:r>
+        <w:rPr>
+          <w:b w:val="0"/>
+          <w:color w:val="EE0000"/>
+          <w:sz w:val="20"/>
+          <w:szCs w:val="20"/>
+          <w:lang w:val="en-GB"/>
+        </w:rPr>
+        <w:t>The motto of EnviroInfo 2025 "Open Data, Open Science and Open Society for a Sustainable Future" illustrates the claim to understand openness as a central component of sustainable development. Open data creates transparency and forms the basis for informed decisions, open science promotes collaboration and accelerates innovation, and an open society strengthens participation and ensures that digital solutions are firmly anchored in society.</w:t>
+      </w:r>
+    </w:p>
+    <w:p>
+      <w:pPr>
+        <w:pStyle w:val="Zwischenberschriften"/>
+        <w:jc w:val="both"/>
+        <w:rPr>
+          <w:b w:val="0"/>
+          <w:color w:val="EE0000"/>
+          <w:sz w:val="20"/>
+          <w:szCs w:val="20"/>
+          <w:lang w:val="en-GB"/>
+        </w:rPr>
+      </w:pPr>
+    </w:p>
+    <w:p>
+      <w:pPr>
+        <w:pStyle w:val="Zwischenberschriften"/>
+        <w:jc w:val="both"/>
+        <w:rPr>
+          <w:b w:val="0"/>
+          <w:color w:val="EE0000"/>
+          <w:sz w:val="20"/>
+          <w:szCs w:val="20"/>
+          <w:lang w:val="en-GB"/>
+        </w:rPr>
+      </w:pPr>
+      <w:r>
+        <w:rPr>
+          <w:b w:val="0"/>
+          <w:color w:val="EE0000"/>
+          <w:sz w:val="20"/>
+          <w:szCs w:val="20"/>
+          <w:lang w:val="en-GB"/>
+        </w:rPr>
+        <w:t>With this volume, we would like to present contributions that are still in development or show initial results, as well as innovative approaches that combine interdisciplinarity and practical relevance. They take up the motto of the conference by showing how openness in data, science and society drives the further development of methods and technologies in environmental informatics. The variety ranges from green coding and sustainable digital systems to new forms of data infrastructure and practical applications that connect science, politics and society.</w:t>
+      </w:r>
+    </w:p>
+    <w:p>
+      <w:pPr>
+        <w:pStyle w:val="Zwischenberschriften"/>
+        <w:jc w:val="both"/>
+        <w:rPr>
+          <w:b w:val="0"/>
+          <w:color w:val="EE0000"/>
+          <w:sz w:val="20"/>
+          <w:szCs w:val="20"/>
+          <w:lang w:val="en-GB"/>
+        </w:rPr>
+      </w:pPr>
+    </w:p>
+    <w:p>
+      <w:pPr>
+        <w:pStyle w:val="Zwischenberschriften"/>
+        <w:jc w:val="both"/>
+        <w:rPr>
+          <w:b w:val="0"/>
+          <w:color w:val="EE0000"/>
+          <w:sz w:val="20"/>
+          <w:szCs w:val="20"/>
+          <w:lang w:val="en-GB"/>
+        </w:rPr>
+      </w:pPr>
+      <w:r>
+        <w:rPr>
+          <w:b w:val="0"/>
+          <w:color w:val="EE0000"/>
+          <w:sz w:val="20"/>
+          <w:szCs w:val="20"/>
+          <w:lang w:val="en-GB"/>
+        </w:rPr>
+        <w:t xml:space="preserve">Our special thanks go to all authors for their valuable contributions and to the members of the programme and organisation committee for their careful review. We would also like to thank our partners, especially the University of Potsdam and the Hasso Plattner Institute (HPI) as host institutions, the Gesellschaft für Informatik e.V., as well as our sponsors </w:t>
+      </w:r>
+      <w:proofErr w:type="spellStart"/>
+      <w:r>
+        <w:rPr>
+          <w:b w:val="0"/>
+          <w:color w:val="EE0000"/>
+          <w:sz w:val="20"/>
+          <w:szCs w:val="20"/>
+          <w:lang w:val="en-GB"/>
+        </w:rPr>
+        <w:t>Disy</w:t>
+      </w:r>
+      <w:proofErr w:type="spellEnd"/>
+      <w:r>
+        <w:rPr>
+          <w:b w:val="0"/>
+          <w:color w:val="EE0000"/>
+          <w:sz w:val="20"/>
+          <w:szCs w:val="20"/>
+          <w:lang w:val="en-GB"/>
+        </w:rPr>
+        <w:t xml:space="preserve"> </w:t>
+      </w:r>
+      <w:proofErr w:type="spellStart"/>
+      <w:r>
+        <w:rPr>
+          <w:b w:val="0"/>
+          <w:color w:val="EE0000"/>
+          <w:sz w:val="20"/>
+          <w:szCs w:val="20"/>
+          <w:lang w:val="en-GB"/>
+        </w:rPr>
+        <w:t>Informationssysteme</w:t>
+      </w:r>
+      <w:proofErr w:type="spellEnd"/>
+      <w:r>
+        <w:rPr>
+          <w:b w:val="0"/>
+          <w:color w:val="EE0000"/>
+          <w:sz w:val="20"/>
+          <w:szCs w:val="20"/>
+          <w:lang w:val="en-GB"/>
+        </w:rPr>
+        <w:t xml:space="preserve"> GmbH and Hewlett Packard Enterprise, who contributed significantly to the success of the conference with their commitment.</w:t>
+      </w:r>
+    </w:p>
+    <w:p>
+      <w:pPr>
+        <w:pStyle w:val="Zwischenberschriften"/>
+        <w:rPr>
+          <w:b w:val="0"/>
+          <w:color w:val="EE0000"/>
+          <w:sz w:val="20"/>
+          <w:szCs w:val="20"/>
+          <w:lang w:val="en-GB"/>
+        </w:rPr>
+      </w:pPr>
+    </w:p>
+    <w:p>
+      <w:pPr>
+        <w:pStyle w:val="Zwischenberschriften"/>
+        <w:rPr>
+          <w:b w:val="0"/>
+          <w:color w:val="EE0000"/>
+          <w:sz w:val="20"/>
+          <w:szCs w:val="20"/>
+          <w:lang w:val="en-GB"/>
+        </w:rPr>
+      </w:pPr>
+    </w:p>
+    <w:p>
+      <w:pPr>
+        <w:pStyle w:val="Zwischenberschriften"/>
+        <w:rPr>
+          <w:b w:val="0"/>
+          <w:color w:val="EE0000"/>
+          <w:sz w:val="20"/>
+          <w:szCs w:val="20"/>
+          <w:lang w:val="en-GB"/>
+        </w:rPr>
+      </w:pPr>
+      <w:r>
+        <w:rPr>
+          <w:b w:val="0"/>
+          <w:color w:val="EE0000"/>
+          <w:sz w:val="20"/>
+          <w:szCs w:val="20"/>
+          <w:lang w:val="en-GB"/>
+        </w:rPr>
+        <w:t>Potsdam, September 2025</w:t>
+      </w:r>
+    </w:p>
+    <w:p>
+      <w:pPr>
+        <w:pStyle w:val="Zwischenberschriften"/>
+        <w:rPr>
+          <w:b w:val="0"/>
+          <w:color w:val="EE0000"/>
+          <w:sz w:val="20"/>
+          <w:szCs w:val="20"/>
+          <w:lang w:val="en-GB"/>
+        </w:rPr>
+      </w:pPr>
+    </w:p>
+    <w:p>
+      <w:pPr>
+        <w:pStyle w:val="Zwischenberschriften"/>
+        <w:rPr>
+          <w:b w:val="0"/>
+          <w:color w:val="EE0000"/>
+          <w:sz w:val="20"/>
+          <w:szCs w:val="20"/>
+          <w:lang w:val="en-GB"/>
+        </w:rPr>
+      </w:pPr>
+    </w:p>
+    <w:p>
+      <w:pPr>
+        <w:pStyle w:val="Zwischenberschriften"/>
+        <w:rPr>
+          <w:b w:val="0"/>
+          <w:sz w:val="20"/>
+          <w:szCs w:val="20"/>
+          <w:lang w:val="en-US"/>
+        </w:rPr>
+      </w:pPr>
+      <w:r>
+        <w:rPr>
+          <w:b w:val="0"/>
+          <w:sz w:val="20"/>
+          <w:szCs w:val="20"/>
+          <w:lang w:val="en-US"/>
+        </w:rPr>
+        <w:t>On behalf of the organization Committee</w:t>
+      </w:r>
+    </w:p>
+    <w:p>
+      <w:pPr>
+        <w:pStyle w:val="Zwischenberschriften"/>
+        <w:rPr>
+          <w:b w:val="0"/>
+          <w:sz w:val="20"/>
+          <w:szCs w:val="20"/>
+          <w:lang w:val="en-US"/>
+        </w:rPr>
+      </w:pPr>
+      <w:r>
+        <w:rPr>
+          <w:b w:val="0"/>
+          <w:sz w:val="20"/>
+          <w:szCs w:val="20"/>
+          <w:lang w:val="en-US"/>
+        </w:rPr>
+        <w:t>Volker Wohlgemuth, Conference President</w:t>
+      </w:r>
+    </w:p>
+    <w:p>
+      <w:pPr>
+        <w:pStyle w:val="Zwischenberschriften"/>
+        <w:rPr>
+          <w:lang w:val="en-US"/>
+        </w:rPr>
+      </w:pPr>
+      <w:r>
+        <w:rPr>
+          <w:lang w:val="en-US"/>
+        </w:rPr>
         <w:br w:type="page"/>
       </w:r>
       <w:r>
         <w:rPr>
-          <w:lang w:val="de-AT"/>
+          <w:lang w:val="en-US"/>
         </w:rPr>
         <w:lastRenderedPageBreak/>
-        <w:t>Vorwort</w:t>
-      </w:r>
-    </w:p>
-    <w:p>
-      <w:pPr>
-        <w:pStyle w:val="Vorwort-Text"/>
-        <w:rPr>
-          <w:lang w:val="de-AT"/>
-        </w:rPr>
-      </w:pPr>
-      <w:r>
-        <w:rPr>
-          <w:lang w:val="de-AT"/>
-        </w:rPr>
-        <w:t>Das Vorwort b</w:t>
-      </w:r>
-      <w:r>
-        <w:rPr>
-          <w:lang w:val="de-AT"/>
-        </w:rPr>
-        <w:t xml:space="preserve">eschreibt den vorliegenden Band. Unbedingt angeführt werden müssen hier die Anzahl der eingereichten Arbeiten, die Anzahl der angenommenen Beiträge und die Annahmerate in Prozent. </w:t>
-      </w:r>
-    </w:p>
-    <w:p>
-      <w:pPr>
-        <w:pStyle w:val="Vorwort-Text"/>
-        <w:rPr>
-          <w:lang w:val="de-AT"/>
-        </w:rPr>
-      </w:pPr>
-      <w:r>
-        <w:rPr>
-          <w:lang w:val="de-AT"/>
-        </w:rPr>
-        <w:t>Ort</w:t>
-      </w:r>
-      <w:r>
-        <w:rPr>
-          <w:lang w:val="de-AT"/>
-        </w:rPr>
-        <w:t xml:space="preserve">, im </w:t>
-      </w:r>
-      <w:r>
-        <w:rPr>
-          <w:lang w:val="de-AT"/>
-        </w:rPr>
-        <w:t>Monat Jahr</w:t>
-      </w:r>
-    </w:p>
-    <w:p>
-      <w:pPr>
-        <w:pStyle w:val="Vorwort-Text"/>
-        <w:rPr>
-          <w:lang w:val="de-AT"/>
-        </w:rPr>
-      </w:pPr>
-      <w:r>
-        <w:rPr>
-          <w:lang w:val="de-AT"/>
-        </w:rPr>
-        <w:t xml:space="preserve">Vorname </w:t>
-      </w:r>
-      <w:proofErr w:type="gramStart"/>
-      <w:r>
-        <w:rPr>
-          <w:lang w:val="de-AT"/>
-        </w:rPr>
-        <w:t>Nachname,…</w:t>
-      </w:r>
-      <w:proofErr w:type="gramEnd"/>
-      <w:r>
-        <w:rPr>
-          <w:lang w:val="de-AT"/>
-        </w:rPr>
-        <w:t xml:space="preserve"> </w:t>
-      </w:r>
-      <w:r>
-        <w:rPr>
-          <w:lang w:val="de-AT"/>
-        </w:rPr>
-        <w:t>(</w:t>
-      </w:r>
-      <w:r>
-        <w:rPr>
-          <w:lang w:val="de-AT"/>
-        </w:rPr>
-        <w:t>der Herausgeber</w:t>
-      </w:r>
-      <w:r>
-        <w:rPr>
-          <w:lang w:val="de-AT"/>
-        </w:rPr>
-        <w:t>)</w:t>
-      </w:r>
-    </w:p>
-    <w:p>
-      <w:pPr>
-        <w:pStyle w:val="Zwischenberschriften"/>
-        <w:rPr>
-          <w:lang w:val="de-AT"/>
-        </w:rPr>
-      </w:pPr>
-      <w:r>
-        <w:rPr>
-          <w:lang w:val="de-AT"/>
-        </w:rPr>
-        <w:br w:type="page"/>
-      </w:r>
-      <w:r>
-        <w:rPr>
-          <w:lang w:val="de-AT"/>
-        </w:rPr>
-        <w:lastRenderedPageBreak/>
-        <w:t>Sponsoren</w:t>
+        <w:t>Sponsor</w:t>
+      </w:r>
+      <w:r>
+        <w:rPr>
+          <w:lang w:val="en-US"/>
+        </w:rPr>
+        <w:t>s</w:t>
       </w:r>
     </w:p>
     <w:p>
@@ -1802,45 +2152,23 @@
         <w:tabs>
           <w:tab w:val="left" w:pos="142"/>
         </w:tabs>
-        <w:rPr>
-          <w:lang w:val="de-AT"/>
-        </w:rPr>
-      </w:pPr>
-    </w:p>
-    <w:p>
-      <w:pPr>
-        <w:pStyle w:val="Text"/>
-        <w:rPr>
-          <w:lang w:val="de-AT"/>
-        </w:rPr>
-      </w:pPr>
-      <w:r>
-        <w:rPr>
-          <w:lang w:val="de-AT"/>
-        </w:rPr>
-        <w:t xml:space="preserve">Wir danken den folgenden Unternehmen und Institutionen für die Unterstützung der </w:t>
-      </w:r>
-      <w:r>
-        <w:rPr>
-          <w:lang w:val="de-AT"/>
-        </w:rPr>
-        <w:t>Konferenz</w:t>
-      </w:r>
-      <w:r>
-        <w:rPr>
-          <w:lang w:val="de-AT"/>
-        </w:rPr>
-        <w:t>.</w:t>
-      </w:r>
+      </w:pPr>
     </w:p>
     <w:p>
       <w:pPr>
         <w:tabs>
           <w:tab w:val="left" w:pos="142"/>
         </w:tabs>
-        <w:rPr>
-          <w:lang w:val="de-AT"/>
-        </w:rPr>
+      </w:pPr>
+      <w:r>
+        <w:t>We would like to thank the following companies for supporting the conference.</w:t>
+      </w:r>
+    </w:p>
+    <w:p>
+      <w:pPr>
+        <w:tabs>
+          <w:tab w:val="left" w:pos="142"/>
+        </w:tabs>
       </w:pPr>
     </w:p>
     <w:tbl>
@@ -1850,13 +2178,13 @@
         <w:tblLook w:val="01E0" w:firstRow="1" w:lastRow="1" w:firstColumn="1" w:lastColumn="1" w:noHBand="0" w:noVBand="0"/>
       </w:tblPr>
       <w:tblGrid>
-        <w:gridCol w:w="3227"/>
-        <w:gridCol w:w="4252"/>
+        <w:gridCol w:w="4395"/>
+        <w:gridCol w:w="3084"/>
       </w:tblGrid>
       <w:tr>
         <w:tc>
           <w:tcPr>
-            <w:tcW w:w="3227" w:type="dxa"/>
+            <w:tcW w:w="4395" w:type="dxa"/>
           </w:tcPr>
           <w:p>
             <w:pPr>
@@ -1864,20 +2192,47 @@
                 <w:tab w:val="left" w:pos="142"/>
               </w:tabs>
               <w:rPr>
+                <w:color w:val="EE0000"/>
                 <w:lang w:val="en-GB"/>
               </w:rPr>
             </w:pPr>
+            <w:proofErr w:type="spellStart"/>
             <w:r>
               <w:rPr>
+                <w:color w:val="EE0000"/>
                 <w:lang w:val="en-GB"/>
               </w:rPr>
-              <w:t>BOC Information Technologies Consulting GmbH</w:t>
+              <w:t>Disy</w:t>
+            </w:r>
+            <w:proofErr w:type="spellEnd"/>
+            <w:r>
+              <w:rPr>
+                <w:color w:val="EE0000"/>
+                <w:lang w:val="en-GB"/>
+              </w:rPr>
+              <w:t xml:space="preserve"> </w:t>
+            </w:r>
+            <w:proofErr w:type="spellStart"/>
+            <w:r>
+              <w:rPr>
+                <w:color w:val="EE0000"/>
+                <w:lang w:val="en-GB"/>
+              </w:rPr>
+              <w:t>Informationssysteme</w:t>
+            </w:r>
+            <w:proofErr w:type="spellEnd"/>
+            <w:r>
+              <w:rPr>
+                <w:color w:val="EE0000"/>
+                <w:lang w:val="en-GB"/>
+              </w:rPr>
+              <w:t xml:space="preserve"> GmbH</w:t>
             </w:r>
           </w:p>
         </w:tc>
         <w:tc>
           <w:tcPr>
-            <w:tcW w:w="4252" w:type="dxa"/>
+            <w:tcW w:w="3084" w:type="dxa"/>
           </w:tcPr>
           <w:p>
             <w:pPr>
@@ -1886,18 +2241,20 @@
               </w:tabs>
               <w:jc w:val="right"/>
               <w:rPr>
+                <w:color w:val="EE0000"/>
                 <w:lang w:val="de-AT"/>
               </w:rPr>
             </w:pPr>
             <w:r>
               <w:rPr>
                 <w:noProof/>
+                <w:color w:val="EE0000"/>
                 <w:lang w:val="de-DE"/>
               </w:rPr>
               <w:drawing>
-                <wp:inline distT="0" distB="0" distL="0" distR="0">
-                  <wp:extent cx="419100" cy="561975"/>
-                  <wp:effectExtent l="0" t="0" r="0" b="9525"/>
+                <wp:inline distT="0" distB="0" distL="0" distR="0" wp14:anchorId="24515836" wp14:editId="6E3527A7">
+                  <wp:extent cx="635719" cy="386297"/>
+                  <wp:effectExtent l="0" t="0" r="0" b="0"/>
                   <wp:docPr id="2" name="Bild 2"/>
                   <wp:cNvGraphicFramePr>
                     <a:graphicFrameLocks xmlns:a="http://schemas.openxmlformats.org/drawingml/2006/main" noChangeAspect="1"/>
@@ -1906,20 +2263,19 @@
                     <a:graphicData uri="http://schemas.openxmlformats.org/drawingml/2006/picture">
                       <pic:pic xmlns:pic="http://schemas.openxmlformats.org/drawingml/2006/picture">
                         <pic:nvPicPr>
-                          <pic:cNvPr id="0" name="Picture 2"/>
+                          <pic:cNvPr id="2" name="Bild 2"/>
                           <pic:cNvPicPr>
                             <a:picLocks noChangeAspect="1" noChangeArrowheads="1"/>
                           </pic:cNvPicPr>
                         </pic:nvPicPr>
                         <pic:blipFill>
-                          <a:blip r:embed="rId10" cstate="print">
+                          <a:blip r:embed="rId11" cstate="print">
                             <a:extLst>
                               <a:ext uri="{28A0092B-C50C-407E-A947-70E740481C1C}">
                                 <a14:useLocalDpi xmlns:a14="http://schemas.microsoft.com/office/drawing/2010/main" val="0"/>
                               </a:ext>
                             </a:extLst>
                           </a:blip>
-                          <a:srcRect/>
                           <a:stretch>
                             <a:fillRect/>
                           </a:stretch>
@@ -1927,7 +2283,7 @@
                         <pic:spPr bwMode="auto">
                           <a:xfrm>
                             <a:off x="0" y="0"/>
-                            <a:ext cx="419100" cy="561975"/>
+                            <a:ext cx="664582" cy="403836"/>
                           </a:xfrm>
                           <a:prstGeom prst="rect">
                             <a:avLst/>
@@ -1949,7 +2305,7 @@
       <w:tr>
         <w:tc>
           <w:tcPr>
-            <w:tcW w:w="3227" w:type="dxa"/>
+            <w:tcW w:w="4395" w:type="dxa"/>
           </w:tcPr>
           <w:p>
             <w:pPr>
@@ -1957,8 +2313,7 @@
                 <w:tab w:val="left" w:pos="142"/>
               </w:tabs>
               <w:rPr>
-                <w:sz w:val="12"/>
-                <w:szCs w:val="12"/>
+                <w:color w:val="EE0000"/>
                 <w:lang w:val="de-AT"/>
               </w:rPr>
             </w:pPr>
@@ -1966,7 +2321,7 @@
         </w:tc>
         <w:tc>
           <w:tcPr>
-            <w:tcW w:w="4252" w:type="dxa"/>
+            <w:tcW w:w="3084" w:type="dxa"/>
           </w:tcPr>
           <w:p>
             <w:pPr>
@@ -1974,8 +2329,7 @@
                 <w:tab w:val="left" w:pos="142"/>
               </w:tabs>
               <w:rPr>
-                <w:sz w:val="12"/>
-                <w:szCs w:val="12"/>
+                <w:color w:val="EE0000"/>
                 <w:lang w:val="de-AT"/>
               </w:rPr>
             </w:pPr>
@@ -1985,7 +2339,7 @@
       <w:tr>
         <w:tc>
           <w:tcPr>
-            <w:tcW w:w="3227" w:type="dxa"/>
+            <w:tcW w:w="4395" w:type="dxa"/>
           </w:tcPr>
           <w:p>
             <w:pPr>
@@ -1993,20 +2347,20 @@
                 <w:tab w:val="left" w:pos="142"/>
               </w:tabs>
               <w:rPr>
-                <w:lang w:val="de-AT"/>
+                <w:color w:val="EE0000"/>
               </w:rPr>
             </w:pPr>
             <w:r>
               <w:rPr>
-                <w:lang w:val="de-AT"/>
-              </w:rPr>
-              <w:t>Bundesministerium für Wissenschaft und Forschung</w:t>
+                <w:color w:val="EE0000"/>
+              </w:rPr>
+              <w:t>Hewlett Packard Enterprise</w:t>
             </w:r>
           </w:p>
         </w:tc>
         <w:tc>
           <w:tcPr>
-            <w:tcW w:w="4252" w:type="dxa"/>
+            <w:tcW w:w="3084" w:type="dxa"/>
           </w:tcPr>
           <w:p>
             <w:pPr>
@@ -2015,19 +2369,21 @@
               </w:tabs>
               <w:jc w:val="right"/>
               <w:rPr>
+                <w:color w:val="EE0000"/>
                 <w:lang w:val="de-AT"/>
               </w:rPr>
             </w:pPr>
             <w:r>
               <w:rPr>
                 <w:noProof/>
-                <w:lang w:val="de-DE"/>
+                <w:color w:val="EE0000"/>
+                <w:lang w:val="de-AT"/>
               </w:rPr>
               <w:drawing>
-                <wp:inline distT="0" distB="0" distL="0" distR="0">
-                  <wp:extent cx="2486025" cy="447675"/>
-                  <wp:effectExtent l="0" t="0" r="9525" b="9525"/>
-                  <wp:docPr id="3" name="Bild 3"/>
+                <wp:inline distT="0" distB="0" distL="0" distR="0" wp14:anchorId="63B6A7C2" wp14:editId="65438413">
+                  <wp:extent cx="862148" cy="246328"/>
+                  <wp:effectExtent l="0" t="0" r="0" b="1905"/>
+                  <wp:docPr id="1" name="Grafik 1"/>
                   <wp:cNvGraphicFramePr>
                     <a:graphicFrameLocks xmlns:a="http://schemas.openxmlformats.org/drawingml/2006/main" noChangeAspect="1"/>
                   </wp:cNvGraphicFramePr>
@@ -2035,20 +2391,19 @@
                     <a:graphicData uri="http://schemas.openxmlformats.org/drawingml/2006/picture">
                       <pic:pic xmlns:pic="http://schemas.openxmlformats.org/drawingml/2006/picture">
                         <pic:nvPicPr>
-                          <pic:cNvPr id="0" name="Picture 3"/>
+                          <pic:cNvPr id="1" name="Grafik 1"/>
                           <pic:cNvPicPr>
                             <a:picLocks noChangeAspect="1" noChangeArrowheads="1"/>
                           </pic:cNvPicPr>
                         </pic:nvPicPr>
                         <pic:blipFill>
-                          <a:blip r:embed="rId11">
+                          <a:blip r:embed="rId12" cstate="print">
                             <a:extLst>
                               <a:ext uri="{28A0092B-C50C-407E-A947-70E740481C1C}">
                                 <a14:useLocalDpi xmlns:a14="http://schemas.microsoft.com/office/drawing/2010/main" val="0"/>
                               </a:ext>
                             </a:extLst>
                           </a:blip>
-                          <a:srcRect/>
                           <a:stretch>
                             <a:fillRect/>
                           </a:stretch>
@@ -2056,7 +2411,151 @@
                         <pic:spPr bwMode="auto">
                           <a:xfrm>
                             <a:off x="0" y="0"/>
-                            <a:ext cx="2486025" cy="447675"/>
+                            <a:ext cx="889888" cy="254254"/>
+                          </a:xfrm>
+                          <a:prstGeom prst="rect">
+                            <a:avLst/>
+                          </a:prstGeom>
+                          <a:noFill/>
+                        </pic:spPr>
+                      </pic:pic>
+                    </a:graphicData>
+                  </a:graphic>
+                </wp:inline>
+              </w:drawing>
+            </w:r>
+          </w:p>
+        </w:tc>
+      </w:tr>
+      <w:tr>
+        <w:tc>
+          <w:tcPr>
+            <w:tcW w:w="4395" w:type="dxa"/>
+          </w:tcPr>
+          <w:p>
+            <w:pPr>
+              <w:tabs>
+                <w:tab w:val="left" w:pos="142"/>
+              </w:tabs>
+              <w:rPr>
+                <w:color w:val="EE0000"/>
+                <w:lang w:val="de-AT"/>
+              </w:rPr>
+            </w:pPr>
+          </w:p>
+        </w:tc>
+        <w:tc>
+          <w:tcPr>
+            <w:tcW w:w="3084" w:type="dxa"/>
+          </w:tcPr>
+          <w:p>
+            <w:pPr>
+              <w:tabs>
+                <w:tab w:val="left" w:pos="142"/>
+              </w:tabs>
+              <w:jc w:val="right"/>
+              <w:rPr>
+                <w:color w:val="EE0000"/>
+                <w:lang w:val="de-AT"/>
+              </w:rPr>
+            </w:pPr>
+          </w:p>
+        </w:tc>
+      </w:tr>
+      <w:tr>
+        <w:tc>
+          <w:tcPr>
+            <w:tcW w:w="4395" w:type="dxa"/>
+          </w:tcPr>
+          <w:p>
+            <w:pPr>
+              <w:tabs>
+                <w:tab w:val="left" w:pos="142"/>
+              </w:tabs>
+              <w:rPr>
+                <w:color w:val="EE0000"/>
+                <w:lang w:val="de-AT"/>
+              </w:rPr>
+            </w:pPr>
+            <w:r>
+              <w:rPr>
+                <w:color w:val="EE0000"/>
+                <w:lang w:val="de-AT"/>
+              </w:rPr>
+              <w:t xml:space="preserve">German </w:t>
+            </w:r>
+            <w:proofErr w:type="spellStart"/>
+            <w:r>
+              <w:rPr>
+                <w:color w:val="EE0000"/>
+                <w:lang w:val="de-AT"/>
+              </w:rPr>
+              <w:t>Informatics</w:t>
+            </w:r>
+            <w:proofErr w:type="spellEnd"/>
+            <w:r>
+              <w:rPr>
+                <w:color w:val="EE0000"/>
+                <w:lang w:val="de-AT"/>
+              </w:rPr>
+              <w:t xml:space="preserve"> Society</w:t>
+            </w:r>
+          </w:p>
+        </w:tc>
+        <w:tc>
+          <w:tcPr>
+            <w:tcW w:w="3084" w:type="dxa"/>
+          </w:tcPr>
+          <w:p>
+            <w:pPr>
+              <w:tabs>
+                <w:tab w:val="left" w:pos="142"/>
+              </w:tabs>
+              <w:jc w:val="right"/>
+              <w:rPr>
+                <w:color w:val="EE0000"/>
+                <w:lang w:val="de-AT"/>
+              </w:rPr>
+            </w:pPr>
+            <w:r>
+              <w:rPr>
+                <w:noProof/>
+                <w:color w:val="EE0000"/>
+                <w:lang w:val="de-DE"/>
+              </w:rPr>
+              <w:drawing>
+                <wp:inline distT="0" distB="0" distL="0" distR="0" wp14:anchorId="6D67357C" wp14:editId="72ABA511">
+                  <wp:extent cx="935930" cy="318386"/>
+                  <wp:effectExtent l="0" t="0" r="0" b="5715"/>
+                  <wp:docPr id="5" name="Bild 3"/>
+                  <wp:cNvGraphicFramePr>
+                    <a:graphicFrameLocks xmlns:a="http://schemas.openxmlformats.org/drawingml/2006/main" noChangeAspect="1"/>
+                  </wp:cNvGraphicFramePr>
+                  <a:graphic xmlns:a="http://schemas.openxmlformats.org/drawingml/2006/main">
+                    <a:graphicData uri="http://schemas.openxmlformats.org/drawingml/2006/picture">
+                      <pic:pic xmlns:pic="http://schemas.openxmlformats.org/drawingml/2006/picture">
+                        <pic:nvPicPr>
+                          <pic:cNvPr id="5" name="Bild 3"/>
+                          <pic:cNvPicPr>
+                            <a:picLocks noChangeAspect="1" noChangeArrowheads="1"/>
+                          </pic:cNvPicPr>
+                        </pic:nvPicPr>
+                        <pic:blipFill>
+                          <a:blip r:embed="rId13" cstate="print">
+                            <a:extLst>
+                              <a:ext uri="{28A0092B-C50C-407E-A947-70E740481C1C}">
+                                <a14:useLocalDpi xmlns:a14="http://schemas.microsoft.com/office/drawing/2010/main" val="0"/>
+                              </a:ext>
+                            </a:extLst>
+                          </a:blip>
+                          <a:stretch>
+                            <a:fillRect/>
+                          </a:stretch>
+                        </pic:blipFill>
+                        <pic:spPr bwMode="auto">
+                          <a:xfrm>
+                            <a:off x="0" y="0"/>
+                            <a:ext cx="948380" cy="322621"/>
                           </a:xfrm>
                           <a:prstGeom prst="rect">
                             <a:avLst/>
@@ -2078,7 +2577,7 @@
       <w:tr>
         <w:tc>
           <w:tcPr>
-            <w:tcW w:w="3227" w:type="dxa"/>
+            <w:tcW w:w="4395" w:type="dxa"/>
           </w:tcPr>
           <w:p>
             <w:pPr>
@@ -2086,8 +2585,7 @@
                 <w:tab w:val="left" w:pos="142"/>
               </w:tabs>
               <w:rPr>
-                <w:sz w:val="12"/>
-                <w:szCs w:val="12"/>
+                <w:color w:val="EE0000"/>
                 <w:lang w:val="de-AT"/>
               </w:rPr>
             </w:pPr>
@@ -2095,7 +2593,7 @@
         </w:tc>
         <w:tc>
           <w:tcPr>
-            <w:tcW w:w="4252" w:type="dxa"/>
+            <w:tcW w:w="3084" w:type="dxa"/>
           </w:tcPr>
           <w:p>
             <w:pPr>
@@ -2104,8 +2602,7 @@
               </w:tabs>
               <w:jc w:val="right"/>
               <w:rPr>
-                <w:sz w:val="12"/>
-                <w:szCs w:val="12"/>
+                <w:color w:val="EE0000"/>
                 <w:lang w:val="de-AT"/>
               </w:rPr>
             </w:pPr>
@@ -2115,7 +2612,7 @@
       <w:tr>
         <w:tc>
           <w:tcPr>
-            <w:tcW w:w="3227" w:type="dxa"/>
+            <w:tcW w:w="4395" w:type="dxa"/>
           </w:tcPr>
           <w:p>
             <w:pPr>
@@ -2123,52 +2620,15 @@
                 <w:tab w:val="left" w:pos="142"/>
               </w:tabs>
               <w:rPr>
+                <w:color w:val="EE0000"/>
                 <w:lang w:val="de-AT"/>
               </w:rPr>
             </w:pPr>
-            <w:r>
-              <w:rPr>
-                <w:lang w:val="de-AT"/>
-              </w:rPr>
-              <w:t xml:space="preserve">Förderverein Technische Fakultät </w:t>
-            </w:r>
-          </w:p>
-          <w:p>
-            <w:pPr>
-              <w:tabs>
-                <w:tab w:val="left" w:pos="142"/>
-              </w:tabs>
-              <w:rPr>
-                <w:lang w:val="de-AT"/>
-              </w:rPr>
-            </w:pPr>
-            <w:r>
-              <w:rPr>
-                <w:lang w:val="de-AT"/>
-              </w:rPr>
-              <w:t xml:space="preserve">an der Alpen-Adria Universität </w:t>
-            </w:r>
-          </w:p>
-          <w:p>
-            <w:pPr>
-              <w:tabs>
-                <w:tab w:val="left" w:pos="142"/>
-              </w:tabs>
-              <w:rPr>
-                <w:lang w:val="de-AT"/>
-              </w:rPr>
-            </w:pPr>
-            <w:r>
-              <w:rPr>
-                <w:lang w:val="de-AT"/>
-              </w:rPr>
-              <w:t>Klagenfurt</w:t>
-            </w:r>
           </w:p>
         </w:tc>
         <w:tc>
           <w:tcPr>
-            <w:tcW w:w="4252" w:type="dxa"/>
+            <w:tcW w:w="3084" w:type="dxa"/>
           </w:tcPr>
           <w:p>
             <w:pPr>
@@ -2177,62 +2637,123 @@
               </w:tabs>
               <w:jc w:val="right"/>
               <w:rPr>
+                <w:color w:val="EE0000"/>
                 <w:lang w:val="de-AT"/>
+              </w:rPr>
+            </w:pPr>
+          </w:p>
+        </w:tc>
+      </w:tr>
+    </w:tbl>
+    <w:p>
+      <w:pPr>
+        <w:tabs>
+          <w:tab w:val="left" w:pos="142"/>
+        </w:tabs>
+        <w:rPr>
+          <w:lang w:val="de-AT"/>
+        </w:rPr>
+      </w:pPr>
+    </w:p>
+    <w:p>
+      <w:pPr>
+        <w:tabs>
+          <w:tab w:val="left" w:pos="142"/>
+        </w:tabs>
+        <w:rPr>
+          <w:lang w:val="de-AT"/>
+        </w:rPr>
+      </w:pPr>
+    </w:p>
+    <w:p>
+      <w:pPr>
+        <w:tabs>
+          <w:tab w:val="left" w:pos="142"/>
+        </w:tabs>
+        <w:rPr>
+          <w:lang w:val="de-AT"/>
+        </w:rPr>
+      </w:pPr>
+    </w:p>
+    <w:p>
+      <w:pPr>
+        <w:pStyle w:val="Zwischenberschriften"/>
+        <w:rPr>
+          <w:lang w:val="en-US"/>
+        </w:rPr>
+      </w:pPr>
+      <w:r>
+        <w:rPr>
+          <w:lang w:val="en-US"/>
+        </w:rPr>
+        <w:t>General Chair</w:t>
+      </w:r>
+    </w:p>
+    <w:p>
+      <w:pPr>
+        <w:tabs>
+          <w:tab w:val="left" w:pos="142"/>
+        </w:tabs>
+      </w:pPr>
+    </w:p>
+    <w:tbl>
+      <w:tblPr>
+        <w:tblStyle w:val="Tabellenraster"/>
+        <w:tblW w:w="7513" w:type="dxa"/>
+        <w:tblBorders>
+          <w:top w:val="none" w:sz="0" w:space="0" w:color="auto"/>
+          <w:left w:val="none" w:sz="0" w:space="0" w:color="auto"/>
+          <w:bottom w:val="none" w:sz="0" w:space="0" w:color="auto"/>
+          <w:right w:val="none" w:sz="0" w:space="0" w:color="auto"/>
+          <w:insideH w:val="none" w:sz="0" w:space="0" w:color="auto"/>
+          <w:insideV w:val="none" w:sz="0" w:space="0" w:color="auto"/>
+        </w:tblBorders>
+        <w:tblLook w:val="04A0" w:firstRow="1" w:lastRow="0" w:firstColumn="1" w:lastColumn="0" w:noHBand="0" w:noVBand="1"/>
+      </w:tblPr>
+      <w:tblGrid>
+        <w:gridCol w:w="2268"/>
+        <w:gridCol w:w="5245"/>
+      </w:tblGrid>
+      <w:tr>
+        <w:tc>
+          <w:tcPr>
+            <w:tcW w:w="2268" w:type="dxa"/>
+          </w:tcPr>
+          <w:p>
+            <w:pPr>
+              <w:rPr>
+                <w:kern w:val="2"/>
+                <w14:ligatures w14:val="standardContextual"/>
+              </w:rPr>
+            </w:pPr>
+            <w:bookmarkStart w:id="1" w:name="_Hlk187771491"/>
+            <w:r>
+              <w:rPr>
+                <w:kern w:val="2"/>
+                <w14:ligatures w14:val="standardContextual"/>
+              </w:rPr>
+              <w:t>Volker Wohlgemuth</w:t>
+            </w:r>
+          </w:p>
+        </w:tc>
+        <w:tc>
+          <w:tcPr>
+            <w:tcW w:w="5245" w:type="dxa"/>
+          </w:tcPr>
+          <w:p>
+            <w:pPr>
+              <w:ind w:left="-106"/>
+              <w:rPr>
+                <w:kern w:val="2"/>
+                <w14:ligatures w14:val="standardContextual"/>
               </w:rPr>
             </w:pPr>
             <w:r>
               <w:rPr>
-                <w:noProof/>
-                <w:lang w:val="de-DE"/>
-              </w:rPr>
-              <w:drawing>
-                <wp:inline distT="0" distB="0" distL="0" distR="0">
-                  <wp:extent cx="1123950" cy="1000125"/>
-                  <wp:effectExtent l="0" t="0" r="0" b="9525"/>
-                  <wp:docPr id="4" name="Bild 4"/>
-                  <wp:cNvGraphicFramePr>
-                    <a:graphicFrameLocks xmlns:a="http://schemas.openxmlformats.org/drawingml/2006/main" noChangeAspect="1"/>
-                  </wp:cNvGraphicFramePr>
-                  <a:graphic xmlns:a="http://schemas.openxmlformats.org/drawingml/2006/main">
-                    <a:graphicData uri="http://schemas.openxmlformats.org/drawingml/2006/picture">
-                      <pic:pic xmlns:pic="http://schemas.openxmlformats.org/drawingml/2006/picture">
-                        <pic:nvPicPr>
-                          <pic:cNvPr id="0" name="Picture 4"/>
-                          <pic:cNvPicPr>
-                            <a:picLocks noChangeAspect="1" noChangeArrowheads="1"/>
-                          </pic:cNvPicPr>
-                        </pic:nvPicPr>
-                        <pic:blipFill>
-                          <a:blip r:embed="rId12" cstate="print">
-                            <a:extLst>
-                              <a:ext uri="{28A0092B-C50C-407E-A947-70E740481C1C}">
-                                <a14:useLocalDpi xmlns:a14="http://schemas.microsoft.com/office/drawing/2010/main" val="0"/>
-                              </a:ext>
-                            </a:extLst>
-                          </a:blip>
-                          <a:srcRect/>
-                          <a:stretch>
-                            <a:fillRect/>
-                          </a:stretch>
-                        </pic:blipFill>
-                        <pic:spPr bwMode="auto">
-                          <a:xfrm>
-                            <a:off x="0" y="0"/>
-                            <a:ext cx="1123950" cy="1000125"/>
-                          </a:xfrm>
-                          <a:prstGeom prst="rect">
-                            <a:avLst/>
-                          </a:prstGeom>
-                          <a:noFill/>
-                          <a:ln>
-                            <a:noFill/>
-                          </a:ln>
-                        </pic:spPr>
-                      </pic:pic>
-                    </a:graphicData>
-                  </a:graphic>
-                </wp:inline>
-              </w:drawing>
+                <w:kern w:val="2"/>
+                <w14:ligatures w14:val="standardContextual"/>
+              </w:rPr>
+              <w:t>HTW Berlin, University of Applied Sciences, Berlin, Germany</w:t>
             </w:r>
           </w:p>
         </w:tc>
@@ -2240,35 +2761,50 @@
       <w:tr>
         <w:tc>
           <w:tcPr>
-            <w:tcW w:w="3227" w:type="dxa"/>
+            <w:tcW w:w="2268" w:type="dxa"/>
           </w:tcPr>
           <w:p>
             <w:pPr>
-              <w:tabs>
-                <w:tab w:val="left" w:pos="142"/>
-              </w:tabs>
-              <w:rPr>
-                <w:sz w:val="12"/>
-                <w:szCs w:val="12"/>
-                <w:lang w:val="de-AT"/>
+              <w:rPr>
+                <w:kern w:val="2"/>
+                <w14:ligatures w14:val="standardContextual"/>
               </w:rPr>
             </w:pPr>
+            <w:r>
+              <w:rPr>
+                <w:kern w:val="2"/>
+                <w14:ligatures w14:val="standardContextual"/>
+              </w:rPr>
+              <w:t>Stefan Naumann</w:t>
+            </w:r>
           </w:p>
         </w:tc>
         <w:tc>
           <w:tcPr>
-            <w:tcW w:w="4252" w:type="dxa"/>
+            <w:tcW w:w="5245" w:type="dxa"/>
           </w:tcPr>
           <w:p>
             <w:pPr>
-              <w:tabs>
-                <w:tab w:val="left" w:pos="142"/>
-              </w:tabs>
-              <w:jc w:val="right"/>
-              <w:rPr>
-                <w:sz w:val="12"/>
-                <w:szCs w:val="12"/>
-                <w:lang w:val="de-AT"/>
+              <w:ind w:left="-106"/>
+              <w:rPr>
+                <w:kern w:val="2"/>
+                <w14:ligatures w14:val="standardContextual"/>
+              </w:rPr>
+            </w:pPr>
+            <w:r>
+              <w:rPr>
+                <w:kern w:val="2"/>
+                <w14:ligatures w14:val="standardContextual"/>
+              </w:rPr>
+              <w:t>Trier University of Applied Sciences, Germany</w:t>
+            </w:r>
+          </w:p>
+          <w:p>
+            <w:pPr>
+              <w:ind w:left="-106"/>
+              <w:rPr>
+                <w:kern w:val="2"/>
+                <w14:ligatures w14:val="standardContextual"/>
               </w:rPr>
             </w:pPr>
           </w:p>
@@ -2277,95 +2813,49 @@
       <w:tr>
         <w:tc>
           <w:tcPr>
-            <w:tcW w:w="3227" w:type="dxa"/>
+            <w:tcW w:w="2268" w:type="dxa"/>
           </w:tcPr>
           <w:p>
             <w:pPr>
-              <w:tabs>
-                <w:tab w:val="left" w:pos="142"/>
-              </w:tabs>
-              <w:rPr>
-                <w:lang w:val="de-AT"/>
+              <w:rPr>
+                <w:kern w:val="2"/>
+                <w14:ligatures w14:val="standardContextual"/>
               </w:rPr>
             </w:pPr>
             <w:r>
               <w:rPr>
-                <w:lang w:val="de-AT"/>
-              </w:rPr>
-              <w:t>Industriellenv</w:t>
-            </w:r>
-            <w:r>
-              <w:rPr>
-                <w:lang w:val="de-AT"/>
-              </w:rPr>
-              <w:t>ereinigung Kärnten</w:t>
+                <w:kern w:val="2"/>
+                <w14:ligatures w14:val="standardContextual"/>
+              </w:rPr>
+              <w:t>Grit Behrens</w:t>
             </w:r>
           </w:p>
         </w:tc>
         <w:tc>
           <w:tcPr>
-            <w:tcW w:w="4252" w:type="dxa"/>
+            <w:tcW w:w="5245" w:type="dxa"/>
           </w:tcPr>
           <w:p>
             <w:pPr>
-              <w:tabs>
-                <w:tab w:val="left" w:pos="142"/>
-              </w:tabs>
-              <w:jc w:val="right"/>
-              <w:rPr>
-                <w:lang w:val="de-AT"/>
+              <w:ind w:left="-106"/>
+              <w:rPr>
+                <w:kern w:val="2"/>
+                <w14:ligatures w14:val="standardContextual"/>
               </w:rPr>
             </w:pPr>
             <w:r>
               <w:rPr>
-                <w:noProof/>
-                <w:lang w:val="de-DE"/>
-              </w:rPr>
-              <w:drawing>
-                <wp:inline distT="0" distB="0" distL="0" distR="0">
-                  <wp:extent cx="1843405" cy="310515"/>
-                  <wp:effectExtent l="0" t="0" r="4445" b="0"/>
-                  <wp:docPr id="6" name="Bild 2"/>
-                  <wp:cNvGraphicFramePr>
-                    <a:graphicFrameLocks xmlns:a="http://schemas.openxmlformats.org/drawingml/2006/main" noChangeAspect="1"/>
-                  </wp:cNvGraphicFramePr>
-                  <a:graphic xmlns:a="http://schemas.openxmlformats.org/drawingml/2006/main">
-                    <a:graphicData uri="http://schemas.openxmlformats.org/drawingml/2006/picture">
-                      <pic:pic xmlns:pic="http://schemas.openxmlformats.org/drawingml/2006/picture">
-                        <pic:nvPicPr>
-                          <pic:cNvPr id="0" name="Picture 2"/>
-                          <pic:cNvPicPr>
-                            <a:picLocks noChangeAspect="1" noChangeArrowheads="1"/>
-                          </pic:cNvPicPr>
-                        </pic:nvPicPr>
-                        <pic:blipFill>
-                          <a:blip r:embed="rId13">
-                            <a:extLst>
-                              <a:ext uri="{28A0092B-C50C-407E-A947-70E740481C1C}">
-                                <a14:useLocalDpi xmlns:a14="http://schemas.microsoft.com/office/drawing/2010/main" val="0"/>
-                              </a:ext>
-                            </a:extLst>
-                          </a:blip>
-                          <a:srcRect/>
-                          <a:stretch>
-                            <a:fillRect/>
-                          </a:stretch>
-                        </pic:blipFill>
-                        <pic:spPr bwMode="auto">
-                          <a:xfrm>
-                            <a:off x="0" y="0"/>
-                            <a:ext cx="1843405" cy="310515"/>
-                          </a:xfrm>
-                          <a:prstGeom prst="rect">
-                            <a:avLst/>
-                          </a:prstGeom>
-                          <a:noFill/>
-                        </pic:spPr>
-                      </pic:pic>
-                    </a:graphicData>
-                  </a:graphic>
-                </wp:inline>
-              </w:drawing>
+                <w:kern w:val="2"/>
+                <w14:ligatures w14:val="standardContextual"/>
+              </w:rPr>
+              <w:t>University of Applied Sciences Bielefeld</w:t>
+            </w:r>
+            <w:r>
+              <w:rPr>
+                <w:kern w:val="2"/>
+                <w14:ligatures w14:val="standardContextual"/>
+              </w:rPr>
+              <w:t>, Germany</w:t>
             </w:r>
           </w:p>
         </w:tc>
@@ -2373,129 +2863,881 @@
       <w:tr>
         <w:tc>
           <w:tcPr>
-            <w:tcW w:w="3227" w:type="dxa"/>
+            <w:tcW w:w="2268" w:type="dxa"/>
           </w:tcPr>
           <w:p>
             <w:pPr>
-              <w:tabs>
-                <w:tab w:val="left" w:pos="142"/>
-              </w:tabs>
-              <w:rPr>
-                <w:sz w:val="12"/>
-                <w:szCs w:val="12"/>
-                <w:lang w:val="de-AT"/>
+              <w:rPr>
+                <w:kern w:val="2"/>
+                <w14:ligatures w14:val="standardContextual"/>
               </w:rPr>
             </w:pPr>
+            <w:r>
+              <w:rPr>
+                <w:kern w:val="2"/>
+                <w14:ligatures w14:val="standardContextual"/>
+              </w:rPr>
+              <w:t>Malgorzata Burchard-Dziubinska</w:t>
+            </w:r>
           </w:p>
         </w:tc>
         <w:tc>
           <w:tcPr>
-            <w:tcW w:w="4252" w:type="dxa"/>
+            <w:tcW w:w="5245" w:type="dxa"/>
           </w:tcPr>
           <w:p>
             <w:pPr>
-              <w:tabs>
-                <w:tab w:val="left" w:pos="142"/>
-              </w:tabs>
-              <w:jc w:val="right"/>
-              <w:rPr>
-                <w:sz w:val="12"/>
-                <w:szCs w:val="12"/>
-                <w:lang w:val="de-AT"/>
+              <w:ind w:left="-106"/>
+              <w:rPr>
+                <w:kern w:val="2"/>
+                <w14:ligatures w14:val="standardContextual"/>
               </w:rPr>
             </w:pPr>
+            <w:r>
+              <w:rPr>
+                <w:kern w:val="2"/>
+                <w14:ligatures w14:val="standardContextual"/>
+              </w:rPr>
+              <w:t>University of Lodz</w:t>
+            </w:r>
+            <w:r>
+              <w:rPr>
+                <w:kern w:val="2"/>
+                <w14:ligatures w14:val="standardContextual"/>
+              </w:rPr>
+              <w:t>, Lodz, Poland</w:t>
+            </w:r>
           </w:p>
         </w:tc>
       </w:tr>
       <w:tr>
         <w:tc>
           <w:tcPr>
-            <w:tcW w:w="3227" w:type="dxa"/>
+            <w:tcW w:w="2268" w:type="dxa"/>
           </w:tcPr>
           <w:p>
             <w:pPr>
-              <w:tabs>
-                <w:tab w:val="left" w:pos="142"/>
-              </w:tabs>
-              <w:rPr>
-                <w:lang w:val="de-AT"/>
+              <w:rPr>
+                <w:kern w:val="2"/>
+                <w14:ligatures w14:val="standardContextual"/>
+              </w:rPr>
+            </w:pPr>
+          </w:p>
+        </w:tc>
+        <w:tc>
+          <w:tcPr>
+            <w:tcW w:w="5245" w:type="dxa"/>
+          </w:tcPr>
+          <w:p>
+            <w:pPr>
+              <w:ind w:left="-106"/>
+              <w:rPr>
+                <w:kern w:val="2"/>
+                <w:lang w:val="de-DE"/>
+                <w14:ligatures w14:val="standardContextual"/>
+              </w:rPr>
+            </w:pPr>
+          </w:p>
+        </w:tc>
+      </w:tr>
+      <w:bookmarkEnd w:id="1"/>
+    </w:tbl>
+    <w:p>
+      <w:pPr>
+        <w:rPr>
+          <w:b/>
+          <w:sz w:val="28"/>
+          <w:szCs w:val="28"/>
+          <w:lang w:val="de-DE"/>
+        </w:rPr>
+      </w:pPr>
+      <w:r>
+        <w:rPr>
+          <w:b/>
+          <w:sz w:val="28"/>
+          <w:szCs w:val="28"/>
+          <w:lang w:val="de-DE"/>
+        </w:rPr>
+        <w:br w:type="page"/>
+      </w:r>
+    </w:p>
+    <w:p>
+      <w:pPr>
+        <w:tabs>
+          <w:tab w:val="left" w:pos="142"/>
+        </w:tabs>
+        <w:rPr>
+          <w:b/>
+          <w:sz w:val="28"/>
+          <w:szCs w:val="28"/>
+        </w:rPr>
+      </w:pPr>
+      <w:proofErr w:type="spellStart"/>
+      <w:r>
+        <w:rPr>
+          <w:b/>
+          <w:sz w:val="28"/>
+          <w:szCs w:val="28"/>
+        </w:rPr>
+        <w:lastRenderedPageBreak/>
+        <w:t>Programme</w:t>
+      </w:r>
+      <w:proofErr w:type="spellEnd"/>
+      <w:r>
+        <w:rPr>
+          <w:b/>
+          <w:sz w:val="28"/>
+          <w:szCs w:val="28"/>
+        </w:rPr>
+        <w:t xml:space="preserve"> Committee</w:t>
+      </w:r>
+    </w:p>
+    <w:p>
+      <w:pPr>
+        <w:tabs>
+          <w:tab w:val="left" w:pos="142"/>
+        </w:tabs>
+      </w:pPr>
+    </w:p>
+    <w:p>
+      <w:r>
+        <w:t>Achim Guldner, Trier University of Applied Sciences, Germany</w:t>
+      </w:r>
+    </w:p>
+    <w:p>
+      <w:r>
+        <w:t>Amna Ramzy, German University in Cairo (GUC), Egypt</w:t>
+      </w:r>
+    </w:p>
+    <w:p>
+      <w:r>
+        <w:t>Andi H. Widok, HTW Berlin, University of Applied Sciences, Berlin, Germany</w:t>
+      </w:r>
+    </w:p>
+    <w:p>
+      <w:r>
+        <w:t xml:space="preserve">Andreas Abecker, </w:t>
+      </w:r>
+      <w:proofErr w:type="spellStart"/>
+      <w:r>
+        <w:t>Disy</w:t>
+      </w:r>
+      <w:proofErr w:type="spellEnd"/>
+      <w:r>
+        <w:t xml:space="preserve"> </w:t>
+      </w:r>
+      <w:proofErr w:type="spellStart"/>
+      <w:r>
+        <w:t>Informationssysteme</w:t>
+      </w:r>
+      <w:proofErr w:type="spellEnd"/>
+      <w:r>
+        <w:t xml:space="preserve"> GmbH, Germany</w:t>
+      </w:r>
+    </w:p>
+    <w:p>
+      <w:r>
+        <w:t>Andreas Winter, University of Oldenburg, Germany</w:t>
+      </w:r>
+    </w:p>
+    <w:p>
+      <w:r>
+        <w:t xml:space="preserve">Anna Zagorski, </w:t>
+      </w:r>
+      <w:proofErr w:type="spellStart"/>
+      <w:r>
+        <w:t>Umweltbundesamt</w:t>
+      </w:r>
+      <w:proofErr w:type="spellEnd"/>
+      <w:r>
+        <w:t xml:space="preserve"> - German Environment Agency, Germany</w:t>
+      </w:r>
+    </w:p>
+    <w:p>
+      <w:r>
+        <w:t>Barak Fishbain, Technion – Israel Institute of Technology, Israel</w:t>
+      </w:r>
+    </w:p>
+    <w:p>
+      <w:r>
+        <w:t xml:space="preserve">Benjamin Wagner </w:t>
+      </w:r>
+      <w:proofErr w:type="spellStart"/>
+      <w:proofErr w:type="gramStart"/>
+      <w:r>
+        <w:t>vom</w:t>
+      </w:r>
+      <w:proofErr w:type="spellEnd"/>
+      <w:proofErr w:type="gramEnd"/>
+      <w:r>
+        <w:t xml:space="preserve"> Berg, University of Applied Sciences Bremerhaven, Germany</w:t>
+      </w:r>
+    </w:p>
+    <w:p>
+      <w:r>
+        <w:t>Benno Schmidt, Bochum University of Applied Sciences, Germany</w:t>
+      </w:r>
+    </w:p>
+    <w:p>
+      <w:r>
+        <w:t>Benoît Otjacques, Luxembourg Institute of Science and Technology (LIST), Luxembourg</w:t>
+      </w:r>
+    </w:p>
+    <w:p>
+      <w:r>
+        <w:t xml:space="preserve">Denis Havlik, Austrian </w:t>
+      </w:r>
+      <w:r>
+        <w:t>Institute</w:t>
+      </w:r>
+      <w:r>
+        <w:t xml:space="preserve"> of Technology (AIT), Austria</w:t>
+      </w:r>
+    </w:p>
+    <w:p>
+      <w:r>
+        <w:t>Dennis Junger, HTW Berlin, University of Applied Sciences, Berlin, Germany</w:t>
+      </w:r>
+    </w:p>
+    <w:p>
+      <w:r>
+        <w:t>Dieter Kranzlmüller, Leibniz Supercomputing Centre (LRZ) of the Bavarian Academy of Sciences and Humanities, Germany</w:t>
+      </w:r>
+    </w:p>
+    <w:p>
+      <w:r>
+        <w:t>Frank Fuchs-</w:t>
+      </w:r>
+      <w:proofErr w:type="spellStart"/>
+      <w:r>
+        <w:t>Kittowski</w:t>
+      </w:r>
+      <w:proofErr w:type="spellEnd"/>
+      <w:r>
+        <w:t>, HTW Berlin, University of Applied Sciences, Berlin, Germany</w:t>
+      </w:r>
+    </w:p>
+    <w:p>
+      <w:pPr>
+        <w:rPr>
+          <w:lang w:val="de-DE"/>
+        </w:rPr>
+      </w:pPr>
+      <w:r>
+        <w:rPr>
+          <w:lang w:val="de-DE"/>
+        </w:rPr>
+        <w:t xml:space="preserve">Friedhelm Hosenfeld, </w:t>
+      </w:r>
+      <w:proofErr w:type="spellStart"/>
+      <w:r>
+        <w:rPr>
+          <w:lang w:val="de-DE"/>
+        </w:rPr>
+        <w:t>DigSyLand</w:t>
+      </w:r>
+      <w:proofErr w:type="spellEnd"/>
+      <w:r>
+        <w:rPr>
+          <w:lang w:val="de-DE"/>
+        </w:rPr>
+        <w:t>, Germany</w:t>
+      </w:r>
+    </w:p>
+    <w:p>
+      <w:pPr>
+        <w:rPr>
+          <w:lang w:val="de-DE"/>
+        </w:rPr>
+      </w:pPr>
+      <w:r>
+        <w:rPr>
+          <w:lang w:val="de-DE"/>
+        </w:rPr>
+        <w:t>Hans-Knud Arndt, Otto-von-Guericke-Universität, Magdeburg, Germany</w:t>
+      </w:r>
+    </w:p>
+    <w:p>
+      <w:pPr>
+        <w:rPr>
+          <w:lang w:val="de-DE"/>
+        </w:rPr>
+      </w:pPr>
+      <w:r>
+        <w:rPr>
+          <w:lang w:val="de-DE"/>
+        </w:rPr>
+        <w:t>Heiko Thimm, Hochschule Pforzheim, Germany</w:t>
+      </w:r>
+    </w:p>
+    <w:p>
+      <w:pPr>
+        <w:rPr>
+          <w:lang w:val="de-DE"/>
+        </w:rPr>
+      </w:pPr>
+      <w:r>
+        <w:rPr>
+          <w:lang w:val="de-DE"/>
+        </w:rPr>
+        <w:t xml:space="preserve">Horst Kremers, Horst Kremers UNDRR SEM - RIMMA </w:t>
+      </w:r>
+      <w:proofErr w:type="spellStart"/>
+      <w:r>
+        <w:rPr>
+          <w:lang w:val="de-DE"/>
+        </w:rPr>
+        <w:t>CoE</w:t>
+      </w:r>
+      <w:proofErr w:type="spellEnd"/>
+      <w:r>
+        <w:rPr>
+          <w:lang w:val="de-DE"/>
+        </w:rPr>
+        <w:t xml:space="preserve"> Community, Germany</w:t>
+      </w:r>
+    </w:p>
+    <w:p>
+      <w:r>
+        <w:t>Jochen Wittmann, HTW Berlin, University of Applied Sciences, Berlin, Germany</w:t>
+      </w:r>
+    </w:p>
+    <w:p>
+      <w:r>
+        <w:t>Jorge Marx Gomez, Carl von Ossietzky University of Oldenburg - Department of Computing Science, Germany</w:t>
+      </w:r>
+    </w:p>
+    <w:p>
+      <w:r>
+        <w:t xml:space="preserve">Karol Mrozik, </w:t>
+      </w:r>
+      <w:proofErr w:type="spellStart"/>
+      <w:r>
+        <w:t>Poznań</w:t>
+      </w:r>
+      <w:proofErr w:type="spellEnd"/>
+      <w:r>
+        <w:t xml:space="preserve"> University of Life Sciences, Poland</w:t>
+      </w:r>
+    </w:p>
+    <w:p>
+      <w:r>
+        <w:t>Klaus Greve, University of Bonn, Germany</w:t>
+      </w:r>
+    </w:p>
+    <w:p>
+      <w:r>
+        <w:t>Kostas Karatzas, Aristotle University of Thessaloniki, Greece</w:t>
+      </w:r>
+    </w:p>
+    <w:p>
+      <w:r>
+        <w:t xml:space="preserve">Margaret M. </w:t>
+      </w:r>
+      <w:proofErr w:type="spellStart"/>
+      <w:r>
+        <w:t>MacDonell</w:t>
+      </w:r>
+      <w:proofErr w:type="spellEnd"/>
+      <w:r>
+        <w:t>, Argonne National Laboratory, USA</w:t>
+      </w:r>
+    </w:p>
+    <w:p>
+      <w:r>
+        <w:t>Martina Willenbacher, HTW Berlin, University of Applied Sciences, Berlin, Germany</w:t>
+      </w:r>
+    </w:p>
+    <w:p>
+      <w:r>
+        <w:t xml:space="preserve">Maximilian </w:t>
+      </w:r>
+      <w:proofErr w:type="spellStart"/>
+      <w:r>
+        <w:t>Höb</w:t>
+      </w:r>
+      <w:proofErr w:type="spellEnd"/>
+      <w:r>
+        <w:t>, Leibniz Supercomputing Centre (LRZ) of the Bavarian Academy of Sciences and Humanities, Germany</w:t>
+      </w:r>
+    </w:p>
+    <w:p>
+      <w:r>
+        <w:t>Patricia Lago, Vrije Universiteit Amsterdam (VU), The Netherlands</w:t>
+      </w:r>
+    </w:p>
+    <w:p>
+      <w:r>
+        <w:t>Pawel Bartoszczuk, SGH Warsaw School of Economics, Poland</w:t>
+      </w:r>
+    </w:p>
+    <w:p>
+      <w:r>
+        <w:t>Ralf Klischewski, German University in Cairo (GUC), Egypt, Germany</w:t>
+      </w:r>
+    </w:p>
+    <w:p>
+      <w:r>
+        <w:t>Rüdiger Schaldach, University of Kassel - Center for Environmental Systems Research, Germany</w:t>
+      </w:r>
+    </w:p>
+    <w:p>
+      <w:r>
+        <w:t xml:space="preserve">Stanisław Czaja, </w:t>
+      </w:r>
+      <w:proofErr w:type="spellStart"/>
+      <w:r>
+        <w:t>Wrocław</w:t>
+      </w:r>
+      <w:proofErr w:type="spellEnd"/>
+      <w:r>
+        <w:t xml:space="preserve"> University of Economics and Business, Poland</w:t>
+      </w:r>
+    </w:p>
+    <w:p>
+      <w:r>
+        <w:t>Stefan Naumann, Trier University of Applied Sciences, Germany</w:t>
+      </w:r>
+    </w:p>
+    <w:p>
+      <w:r>
+        <w:t>Thomas Rose, RWTH Aachen University - Media Informatics / Media Processes, Germany</w:t>
+      </w:r>
+    </w:p>
+    <w:p>
+      <w:pPr>
+        <w:rPr>
+          <w:b/>
+          <w:sz w:val="28"/>
+          <w:szCs w:val="28"/>
+        </w:rPr>
+      </w:pPr>
+    </w:p>
+    <w:p>
+      <w:pPr>
+        <w:rPr>
+          <w:b/>
+          <w:sz w:val="28"/>
+          <w:szCs w:val="28"/>
+        </w:rPr>
+      </w:pPr>
+      <w:r>
+        <w:br w:type="page"/>
+      </w:r>
+    </w:p>
+    <w:p>
+      <w:pPr>
+        <w:pStyle w:val="Zwischenberschriften"/>
+        <w:rPr>
+          <w:lang w:val="en-US"/>
+        </w:rPr>
+      </w:pPr>
+      <w:proofErr w:type="spellStart"/>
+      <w:r>
+        <w:rPr>
+          <w:lang w:val="en-US"/>
+        </w:rPr>
+        <w:lastRenderedPageBreak/>
+        <w:t>Organising</w:t>
+      </w:r>
+      <w:proofErr w:type="spellEnd"/>
+      <w:r>
+        <w:rPr>
+          <w:lang w:val="en-US"/>
+        </w:rPr>
+        <w:t xml:space="preserve"> Committee</w:t>
+      </w:r>
+    </w:p>
+    <w:p>
+      <w:pPr>
+        <w:tabs>
+          <w:tab w:val="left" w:pos="142"/>
+        </w:tabs>
+      </w:pPr>
+    </w:p>
+    <w:tbl>
+      <w:tblPr>
+        <w:tblW w:w="0" w:type="auto"/>
+        <w:tblCellSpacing w:w="15" w:type="dxa"/>
+        <w:tblCellMar>
+          <w:top w:w="15" w:type="dxa"/>
+          <w:left w:w="15" w:type="dxa"/>
+          <w:bottom w:w="15" w:type="dxa"/>
+          <w:right w:w="15" w:type="dxa"/>
+        </w:tblCellMar>
+        <w:tblLook w:val="04A0" w:firstRow="1" w:lastRow="0" w:firstColumn="1" w:lastColumn="0" w:noHBand="0" w:noVBand="1"/>
+      </w:tblPr>
+      <w:tblGrid>
+        <w:gridCol w:w="1843"/>
+        <w:gridCol w:w="5301"/>
+      </w:tblGrid>
+      <w:tr>
+        <w:trPr>
+          <w:trHeight w:val="460"/>
+          <w:tblHeader/>
+          <w:tblCellSpacing w:w="15" w:type="dxa"/>
+        </w:trPr>
+        <w:tc>
+          <w:tcPr>
+            <w:tcW w:w="1798" w:type="dxa"/>
+            <w:vAlign w:val="center"/>
+          </w:tcPr>
+          <w:p>
+            <w:pPr>
+              <w:rPr>
+                <w:color w:val="EE0000"/>
+                <w:szCs w:val="24"/>
+                <w:lang w:val="de-DE"/>
               </w:rPr>
             </w:pPr>
             <w:r>
               <w:rPr>
-                <w:lang w:val="de-AT"/>
-              </w:rPr>
-              <w:t>Alpen-Adria-Universität Klagenfurt</w:t>
+                <w:color w:val="EE0000"/>
+                <w:szCs w:val="24"/>
+                <w:lang w:val="de-DE"/>
+              </w:rPr>
+              <w:t>Anna Zagorski</w:t>
             </w:r>
           </w:p>
         </w:tc>
         <w:tc>
           <w:tcPr>
-            <w:tcW w:w="4252" w:type="dxa"/>
+            <w:tcW w:w="5256" w:type="dxa"/>
+            <w:vAlign w:val="center"/>
           </w:tcPr>
           <w:p>
             <w:pPr>
-              <w:tabs>
-                <w:tab w:val="left" w:pos="142"/>
-              </w:tabs>
-              <w:jc w:val="right"/>
-              <w:rPr>
-                <w:lang w:val="de-AT"/>
+              <w:rPr>
+                <w:b/>
+                <w:bCs/>
+                <w:color w:val="EE0000"/>
+                <w:sz w:val="24"/>
+                <w:szCs w:val="24"/>
               </w:rPr>
             </w:pPr>
             <w:r>
               <w:rPr>
-                <w:noProof/>
+                <w:color w:val="EE0000"/>
+                <w:szCs w:val="24"/>
                 <w:lang w:val="de-DE"/>
               </w:rPr>
-              <w:drawing>
-                <wp:inline distT="0" distB="0" distL="0" distR="0">
-                  <wp:extent cx="864870" cy="255270"/>
-                  <wp:effectExtent l="0" t="0" r="0" b="0"/>
-                  <wp:docPr id="5" name="Bild 3"/>
-                  <wp:cNvGraphicFramePr>
-                    <a:graphicFrameLocks xmlns:a="http://schemas.openxmlformats.org/drawingml/2006/main" noChangeAspect="1"/>
-                  </wp:cNvGraphicFramePr>
-                  <a:graphic xmlns:a="http://schemas.openxmlformats.org/drawingml/2006/main">
-                    <a:graphicData uri="http://schemas.openxmlformats.org/drawingml/2006/picture">
-                      <pic:pic xmlns:pic="http://schemas.openxmlformats.org/drawingml/2006/picture">
-                        <pic:nvPicPr>
-                          <pic:cNvPr id="0" name="Picture 3"/>
-                          <pic:cNvPicPr>
-                            <a:picLocks noChangeAspect="1" noChangeArrowheads="1"/>
-                          </pic:cNvPicPr>
-                        </pic:nvPicPr>
-                        <pic:blipFill>
-                          <a:blip r:embed="rId14" cstate="print">
-                            <a:extLst>
-                              <a:ext uri="{28A0092B-C50C-407E-A947-70E740481C1C}">
-                                <a14:useLocalDpi xmlns:a14="http://schemas.microsoft.com/office/drawing/2010/main" val="0"/>
-                              </a:ext>
-                            </a:extLst>
-                          </a:blip>
-                          <a:srcRect/>
-                          <a:stretch>
-                            <a:fillRect/>
-                          </a:stretch>
-                        </pic:blipFill>
-                        <pic:spPr bwMode="auto">
-                          <a:xfrm>
-                            <a:off x="0" y="0"/>
-                            <a:ext cx="864870" cy="255270"/>
-                          </a:xfrm>
-                          <a:prstGeom prst="rect">
-                            <a:avLst/>
-                          </a:prstGeom>
-                          <a:noFill/>
-                          <a:ln>
-                            <a:noFill/>
-                          </a:ln>
-                        </pic:spPr>
-                      </pic:pic>
-                    </a:graphicData>
-                  </a:graphic>
-                </wp:inline>
-              </w:drawing>
+              <w:t>German Environment Agency (Umweltbundesamt), Germany</w:t>
+            </w:r>
+          </w:p>
+        </w:tc>
+      </w:tr>
+      <w:tr>
+        <w:trPr>
+          <w:trHeight w:val="460"/>
+          <w:tblCellSpacing w:w="15" w:type="dxa"/>
+        </w:trPr>
+        <w:tc>
+          <w:tcPr>
+            <w:tcW w:w="1798" w:type="dxa"/>
+            <w:vAlign w:val="center"/>
+          </w:tcPr>
+          <w:p>
+            <w:pPr>
+              <w:rPr>
+                <w:color w:val="EE0000"/>
+                <w:szCs w:val="24"/>
+                <w:lang w:val="de-DE"/>
+              </w:rPr>
+            </w:pPr>
+            <w:r>
+              <w:rPr>
+                <w:color w:val="EE0000"/>
+                <w:szCs w:val="24"/>
+                <w:lang w:val="de-DE"/>
+              </w:rPr>
+              <w:t>Dennis Junger</w:t>
+            </w:r>
+          </w:p>
+        </w:tc>
+        <w:tc>
+          <w:tcPr>
+            <w:tcW w:w="5256" w:type="dxa"/>
+            <w:vAlign w:val="center"/>
+          </w:tcPr>
+          <w:p>
+            <w:pPr>
+              <w:rPr>
+                <w:color w:val="EE0000"/>
+                <w:szCs w:val="24"/>
+              </w:rPr>
+            </w:pPr>
+            <w:r>
+              <w:rPr>
+                <w:color w:val="EE0000"/>
+                <w:szCs w:val="24"/>
+              </w:rPr>
+              <w:t>HTW Berlin, University of Applied Sciences, Berlin, Germany</w:t>
+            </w:r>
+          </w:p>
+        </w:tc>
+      </w:tr>
+      <w:tr>
+        <w:trPr>
+          <w:trHeight w:val="460"/>
+          <w:tblCellSpacing w:w="15" w:type="dxa"/>
+        </w:trPr>
+        <w:tc>
+          <w:tcPr>
+            <w:tcW w:w="1798" w:type="dxa"/>
+            <w:vAlign w:val="center"/>
+          </w:tcPr>
+          <w:p>
+            <w:pPr>
+              <w:rPr>
+                <w:color w:val="EE0000"/>
+                <w:szCs w:val="24"/>
+                <w:lang w:val="de-DE"/>
+              </w:rPr>
+            </w:pPr>
+            <w:r>
+              <w:rPr>
+                <w:color w:val="EE0000"/>
+                <w:szCs w:val="24"/>
+                <w:lang w:val="de-DE"/>
+              </w:rPr>
+              <w:t>Grit Behrens</w:t>
+            </w:r>
+          </w:p>
+        </w:tc>
+        <w:tc>
+          <w:tcPr>
+            <w:tcW w:w="5256" w:type="dxa"/>
+            <w:vAlign w:val="center"/>
+          </w:tcPr>
+          <w:p>
+            <w:pPr>
+              <w:rPr>
+                <w:color w:val="EE0000"/>
+                <w:szCs w:val="24"/>
+              </w:rPr>
+            </w:pPr>
+            <w:r>
+              <w:rPr>
+                <w:color w:val="EE0000"/>
+                <w:szCs w:val="24"/>
+              </w:rPr>
+              <w:t>University of Applied Sciences Bielefeld, Germany</w:t>
+            </w:r>
+          </w:p>
+        </w:tc>
+      </w:tr>
+      <w:tr>
+        <w:trPr>
+          <w:trHeight w:val="398"/>
+          <w:tblCellSpacing w:w="15" w:type="dxa"/>
+        </w:trPr>
+        <w:tc>
+          <w:tcPr>
+            <w:tcW w:w="1798" w:type="dxa"/>
+            <w:vAlign w:val="center"/>
+          </w:tcPr>
+          <w:p>
+            <w:pPr>
+              <w:rPr>
+                <w:color w:val="EE0000"/>
+                <w:szCs w:val="24"/>
+                <w:lang w:val="de-DE"/>
+              </w:rPr>
+            </w:pPr>
+            <w:r>
+              <w:rPr>
+                <w:color w:val="EE0000"/>
+                <w:szCs w:val="24"/>
+                <w:lang w:val="de-DE"/>
+              </w:rPr>
+              <w:t>Max Westing</w:t>
+            </w:r>
+          </w:p>
+        </w:tc>
+        <w:tc>
+          <w:tcPr>
+            <w:tcW w:w="5256" w:type="dxa"/>
+            <w:vAlign w:val="center"/>
+          </w:tcPr>
+          <w:p>
+            <w:pPr>
+              <w:rPr>
+                <w:color w:val="EE0000"/>
+                <w:szCs w:val="24"/>
+              </w:rPr>
+            </w:pPr>
+            <w:r>
+              <w:rPr>
+                <w:color w:val="EE0000"/>
+                <w:szCs w:val="24"/>
+              </w:rPr>
+              <w:t>Trier University of Applied Sciences, Germany</w:t>
+            </w:r>
+          </w:p>
+          <w:p>
+            <w:pPr>
+              <w:rPr>
+                <w:color w:val="EE0000"/>
+                <w:szCs w:val="24"/>
+              </w:rPr>
+            </w:pPr>
+          </w:p>
+        </w:tc>
+      </w:tr>
+      <w:tr>
+        <w:trPr>
+          <w:trHeight w:val="460"/>
+          <w:tblCellSpacing w:w="15" w:type="dxa"/>
+        </w:trPr>
+        <w:tc>
+          <w:tcPr>
+            <w:tcW w:w="1798" w:type="dxa"/>
+            <w:vAlign w:val="center"/>
+          </w:tcPr>
+          <w:p>
+            <w:pPr>
+              <w:rPr>
+                <w:color w:val="EE0000"/>
+                <w:szCs w:val="24"/>
+                <w:lang w:val="de-DE"/>
+              </w:rPr>
+            </w:pPr>
+            <w:r>
+              <w:rPr>
+                <w:color w:val="EE0000"/>
+                <w:szCs w:val="24"/>
+                <w:lang w:val="de-DE"/>
+              </w:rPr>
+              <w:t>Maximilian Höb</w:t>
+            </w:r>
+          </w:p>
+        </w:tc>
+        <w:tc>
+          <w:tcPr>
+            <w:tcW w:w="5256" w:type="dxa"/>
+            <w:vAlign w:val="center"/>
+          </w:tcPr>
+          <w:p>
+            <w:pPr>
+              <w:rPr>
+                <w:color w:val="EE0000"/>
+                <w:szCs w:val="24"/>
+              </w:rPr>
+            </w:pPr>
+            <w:r>
+              <w:rPr>
+                <w:color w:val="EE0000"/>
+                <w:szCs w:val="24"/>
+              </w:rPr>
+              <w:t>Leibniz Supercomputing Centre (LRZ), Bavarian Academy of Sciences, Germany</w:t>
+            </w:r>
+          </w:p>
+        </w:tc>
+      </w:tr>
+      <w:tr>
+        <w:trPr>
+          <w:trHeight w:val="460"/>
+          <w:tblCellSpacing w:w="15" w:type="dxa"/>
+        </w:trPr>
+        <w:tc>
+          <w:tcPr>
+            <w:tcW w:w="1798" w:type="dxa"/>
+            <w:vAlign w:val="center"/>
+          </w:tcPr>
+          <w:p>
+            <w:pPr>
+              <w:rPr>
+                <w:color w:val="EE0000"/>
+                <w:szCs w:val="24"/>
+                <w:lang w:val="de-DE"/>
+              </w:rPr>
+            </w:pPr>
+            <w:r>
+              <w:rPr>
+                <w:color w:val="EE0000"/>
+                <w:szCs w:val="24"/>
+                <w:lang w:val="de-DE"/>
+              </w:rPr>
+              <w:t>Stefan Naumann</w:t>
+            </w:r>
+          </w:p>
+        </w:tc>
+        <w:tc>
+          <w:tcPr>
+            <w:tcW w:w="5256" w:type="dxa"/>
+            <w:vAlign w:val="center"/>
+          </w:tcPr>
+          <w:p>
+            <w:pPr>
+              <w:rPr>
+                <w:color w:val="EE0000"/>
+                <w:szCs w:val="24"/>
+              </w:rPr>
+            </w:pPr>
+            <w:r>
+              <w:rPr>
+                <w:color w:val="EE0000"/>
+                <w:szCs w:val="24"/>
+              </w:rPr>
+              <w:t>Trier University of Applied Sciences, Germany</w:t>
+            </w:r>
+          </w:p>
+          <w:p>
+            <w:pPr>
+              <w:rPr>
+                <w:color w:val="EE0000"/>
+                <w:szCs w:val="24"/>
+              </w:rPr>
+            </w:pPr>
+          </w:p>
+        </w:tc>
+      </w:tr>
+      <w:tr>
+        <w:trPr>
+          <w:trHeight w:val="460"/>
+          <w:tblCellSpacing w:w="15" w:type="dxa"/>
+        </w:trPr>
+        <w:tc>
+          <w:tcPr>
+            <w:tcW w:w="1798" w:type="dxa"/>
+            <w:vAlign w:val="center"/>
+          </w:tcPr>
+          <w:p>
+            <w:pPr>
+              <w:rPr>
+                <w:color w:val="EE0000"/>
+                <w:szCs w:val="24"/>
+                <w:lang w:val="de-DE"/>
+              </w:rPr>
+            </w:pPr>
+            <w:r>
+              <w:rPr>
+                <w:color w:val="EE0000"/>
+                <w:szCs w:val="24"/>
+                <w:lang w:val="de-DE"/>
+              </w:rPr>
+              <w:t>Volker Wohlgemuth</w:t>
+            </w:r>
+          </w:p>
+        </w:tc>
+        <w:tc>
+          <w:tcPr>
+            <w:tcW w:w="5256" w:type="dxa"/>
+            <w:vAlign w:val="center"/>
+          </w:tcPr>
+          <w:p>
+            <w:pPr>
+              <w:rPr>
+                <w:color w:val="EE0000"/>
+                <w:szCs w:val="24"/>
+              </w:rPr>
+            </w:pPr>
+            <w:r>
+              <w:rPr>
+                <w:color w:val="EE0000"/>
+                <w:szCs w:val="24"/>
+              </w:rPr>
+              <w:t>HTW Berlin, University of Applied Sciences, Berlin, Germany</w:t>
             </w:r>
           </w:p>
         </w:tc>
@@ -2505,997 +3747,20 @@
       <w:pPr>
         <w:tabs>
           <w:tab w:val="left" w:pos="142"/>
-        </w:tabs>
-        <w:rPr>
-          <w:lang w:val="de-AT"/>
-        </w:rPr>
-      </w:pPr>
-    </w:p>
-    <w:p>
-      <w:pPr>
-        <w:tabs>
-          <w:tab w:val="left" w:pos="142"/>
-        </w:tabs>
-        <w:rPr>
-          <w:lang w:val="de-AT"/>
-        </w:rPr>
-      </w:pPr>
-    </w:p>
-    <w:p>
-      <w:pPr>
-        <w:rPr>
-          <w:lang w:val="de-AT"/>
-        </w:rPr>
-      </w:pPr>
-    </w:p>
-    <w:p>
-      <w:pPr>
-        <w:pStyle w:val="Zwischenberschriften"/>
-        <w:rPr>
-          <w:lang w:val="de-AT"/>
-        </w:rPr>
-      </w:pPr>
-      <w:r>
-        <w:rPr>
-          <w:lang w:val="de-AT"/>
-        </w:rPr>
-        <w:t xml:space="preserve">Querschnittsfachausschuss Modellierung </w:t>
-      </w:r>
-    </w:p>
-    <w:p>
-      <w:pPr>
-        <w:tabs>
-          <w:tab w:val="left" w:pos="142"/>
-        </w:tabs>
-        <w:rPr>
-          <w:lang w:val="de-AT"/>
-        </w:rPr>
-      </w:pPr>
-    </w:p>
-    <w:p>
-      <w:pPr>
-        <w:pStyle w:val="Text"/>
-        <w:rPr>
-          <w:lang w:val="de-AT"/>
-        </w:rPr>
-      </w:pPr>
-      <w:r>
-        <w:rPr>
-          <w:lang w:val="de-AT"/>
-        </w:rPr>
-        <w:t xml:space="preserve">Die Plattform der GI zur Diskussion und zum Erfahrungsaustausch über aktuelle und zukünftige Themen der </w:t>
-      </w:r>
-      <w:proofErr w:type="gramStart"/>
-      <w:r>
-        <w:rPr>
-          <w:lang w:val="de-AT"/>
-        </w:rPr>
-        <w:t>Modellierungsforschung .</w:t>
-      </w:r>
-      <w:proofErr w:type="gramEnd"/>
-      <w:r>
-        <w:rPr>
-          <w:lang w:val="de-AT"/>
-        </w:rPr>
-        <w:t xml:space="preserve"> Beteiligte GI-Gliederungen:</w:t>
-      </w:r>
-    </w:p>
-    <w:p>
-      <w:pPr>
-        <w:tabs>
-          <w:tab w:val="left" w:pos="142"/>
-        </w:tabs>
-        <w:rPr>
-          <w:lang w:val="de-AT"/>
-        </w:rPr>
-      </w:pPr>
-    </w:p>
-    <w:p>
-      <w:pPr>
-        <w:pStyle w:val="Liste"/>
-        <w:rPr>
-          <w:lang w:val="de-AT"/>
-        </w:rPr>
-      </w:pPr>
-      <w:r>
-        <w:rPr>
-          <w:lang w:val="de-AT"/>
-        </w:rPr>
-        <w:t xml:space="preserve">EMISA, Entwicklungsmethoden für Informationssysteme und deren Anwendung </w:t>
-      </w:r>
-    </w:p>
-    <w:p>
-      <w:pPr>
-        <w:pStyle w:val="Liste"/>
-        <w:rPr>
-          <w:lang w:val="de-AT"/>
-        </w:rPr>
-      </w:pPr>
-      <w:proofErr w:type="spellStart"/>
-      <w:r>
-        <w:rPr>
-          <w:lang w:val="de-AT"/>
-        </w:rPr>
-        <w:t>FoMSESS</w:t>
-      </w:r>
-      <w:proofErr w:type="spellEnd"/>
-      <w:r>
-        <w:rPr>
-          <w:lang w:val="de-AT"/>
-        </w:rPr>
-        <w:t xml:space="preserve"> Formale Methoden und Modellierung für </w:t>
-      </w:r>
-      <w:proofErr w:type="spellStart"/>
-      <w:r>
-        <w:rPr>
-          <w:lang w:val="de-AT"/>
-        </w:rPr>
-        <w:t>SichereSysteme</w:t>
-      </w:r>
-      <w:proofErr w:type="spellEnd"/>
-      <w:r>
-        <w:rPr>
-          <w:lang w:val="de-AT"/>
-        </w:rPr>
-        <w:t xml:space="preserve"> </w:t>
-      </w:r>
-    </w:p>
-    <w:p>
-      <w:pPr>
-        <w:pStyle w:val="Liste"/>
-        <w:rPr>
-          <w:lang w:val="de-AT"/>
-        </w:rPr>
-      </w:pPr>
-      <w:r>
-        <w:rPr>
-          <w:lang w:val="de-AT"/>
-        </w:rPr>
-        <w:t xml:space="preserve">ILLS Intelligente Lehr- und Lernsysteme </w:t>
-      </w:r>
-    </w:p>
-    <w:p>
-      <w:pPr>
-        <w:pStyle w:val="Liste"/>
-        <w:rPr>
-          <w:lang w:val="de-AT"/>
-        </w:rPr>
-      </w:pPr>
-      <w:r>
-        <w:rPr>
-          <w:lang w:val="de-AT"/>
-        </w:rPr>
-        <w:t xml:space="preserve">MMB Messung, Modellierung und Bewertung von Rechensystemen </w:t>
-      </w:r>
-    </w:p>
-    <w:p>
-      <w:pPr>
-        <w:pStyle w:val="Liste"/>
-        <w:rPr>
-          <w:lang w:val="de-AT"/>
-        </w:rPr>
-      </w:pPr>
-      <w:r>
-        <w:rPr>
-          <w:lang w:val="de-AT"/>
-        </w:rPr>
-        <w:t xml:space="preserve">OOSE, Objektorientierte Software-Entwicklung </w:t>
-      </w:r>
-    </w:p>
-    <w:p>
-      <w:pPr>
-        <w:pStyle w:val="Liste"/>
-        <w:rPr>
-          <w:lang w:val="de-AT"/>
-        </w:rPr>
-      </w:pPr>
-      <w:r>
-        <w:rPr>
-          <w:lang w:val="de-AT"/>
-        </w:rPr>
-        <w:t xml:space="preserve">PN </w:t>
-      </w:r>
-      <w:proofErr w:type="spellStart"/>
-      <w:r>
-        <w:rPr>
-          <w:lang w:val="de-AT"/>
-        </w:rPr>
-        <w:t>Petrinetze</w:t>
-      </w:r>
-      <w:proofErr w:type="spellEnd"/>
-      <w:r>
-        <w:rPr>
-          <w:lang w:val="de-AT"/>
-        </w:rPr>
-        <w:t xml:space="preserve"> </w:t>
-      </w:r>
-    </w:p>
-    <w:p>
-      <w:pPr>
-        <w:pStyle w:val="Liste"/>
-        <w:rPr>
-          <w:lang w:val="de-AT"/>
-        </w:rPr>
-      </w:pPr>
-      <w:r>
-        <w:rPr>
-          <w:lang w:val="de-AT"/>
-        </w:rPr>
-        <w:t xml:space="preserve">RE </w:t>
-      </w:r>
-      <w:proofErr w:type="spellStart"/>
-      <w:r>
-        <w:rPr>
-          <w:lang w:val="de-AT"/>
-        </w:rPr>
-        <w:t>Requirements</w:t>
-      </w:r>
-      <w:proofErr w:type="spellEnd"/>
-      <w:r>
-        <w:rPr>
-          <w:lang w:val="de-AT"/>
-        </w:rPr>
-        <w:t xml:space="preserve"> Engineering </w:t>
-      </w:r>
-    </w:p>
-    <w:p>
-      <w:pPr>
-        <w:pStyle w:val="Liste"/>
-        <w:rPr>
-          <w:lang w:val="de-AT"/>
-        </w:rPr>
-      </w:pPr>
-      <w:r>
-        <w:rPr>
-          <w:lang w:val="de-AT"/>
-        </w:rPr>
-        <w:t xml:space="preserve">ST Softwaretechnik </w:t>
-      </w:r>
-    </w:p>
-    <w:p>
-      <w:pPr>
-        <w:pStyle w:val="Liste"/>
-        <w:rPr>
-          <w:lang w:val="de-AT"/>
-        </w:rPr>
-      </w:pPr>
-      <w:r>
-        <w:rPr>
-          <w:lang w:val="de-AT"/>
-        </w:rPr>
-        <w:t xml:space="preserve">SWA Softwarearchitektur </w:t>
-      </w:r>
-    </w:p>
-    <w:p>
-      <w:pPr>
-        <w:pStyle w:val="Liste"/>
-        <w:rPr>
-          <w:lang w:val="de-AT"/>
-        </w:rPr>
-      </w:pPr>
-      <w:r>
-        <w:rPr>
-          <w:lang w:val="de-AT"/>
-        </w:rPr>
-        <w:t>WI-</w:t>
-      </w:r>
-      <w:proofErr w:type="spellStart"/>
-      <w:r>
-        <w:rPr>
-          <w:lang w:val="de-AT"/>
-        </w:rPr>
-        <w:t>MobIS</w:t>
-      </w:r>
-      <w:proofErr w:type="spellEnd"/>
-      <w:r>
-        <w:rPr>
-          <w:lang w:val="de-AT"/>
-        </w:rPr>
-        <w:t xml:space="preserve"> Informationssystem-Architektur: Modellierung betrieblicher Informationssysteme </w:t>
-      </w:r>
-    </w:p>
-    <w:p>
-      <w:pPr>
-        <w:pStyle w:val="Liste"/>
-        <w:rPr>
-          <w:lang w:val="de-AT"/>
-        </w:rPr>
-      </w:pPr>
-      <w:r>
-        <w:rPr>
-          <w:lang w:val="de-AT"/>
-        </w:rPr>
-        <w:t xml:space="preserve">WI-VM Vorgehensmodelle für die Betriebliche Anwendungsentwicklung </w:t>
-      </w:r>
-    </w:p>
-    <w:p>
-      <w:pPr>
-        <w:pStyle w:val="Liste"/>
-        <w:rPr>
-          <w:lang w:val="de-AT"/>
-        </w:rPr>
-      </w:pPr>
-      <w:r>
-        <w:rPr>
-          <w:lang w:val="de-AT"/>
-        </w:rPr>
-        <w:t xml:space="preserve">WM/KI Wissensmanagement </w:t>
-      </w:r>
-    </w:p>
-    <w:p>
-      <w:pPr>
-        <w:pStyle w:val="Zwischenberschriften"/>
-        <w:rPr>
-          <w:lang w:val="de-AT"/>
-        </w:rPr>
-      </w:pPr>
-      <w:r>
-        <w:rPr>
-          <w:lang w:val="de-AT"/>
-        </w:rPr>
-        <w:lastRenderedPageBreak/>
-        <w:t>Tagungsleitung</w:t>
-      </w:r>
-    </w:p>
-    <w:p>
-      <w:pPr>
-        <w:tabs>
-          <w:tab w:val="left" w:pos="142"/>
-        </w:tabs>
-        <w:rPr>
-          <w:lang w:val="de-AT"/>
-        </w:rPr>
-      </w:pPr>
-    </w:p>
-    <w:p>
-      <w:pPr>
-        <w:tabs>
-          <w:tab w:val="left" w:pos="142"/>
           <w:tab w:val="left" w:pos="2694"/>
         </w:tabs>
-        <w:rPr>
-          <w:lang w:val="de-AT"/>
-        </w:rPr>
-      </w:pPr>
-      <w:r>
-        <w:rPr>
-          <w:lang w:val="de-AT"/>
-        </w:rPr>
-        <w:t>Gesamtl</w:t>
-      </w:r>
-      <w:r>
-        <w:rPr>
-          <w:lang w:val="de-AT"/>
-        </w:rPr>
-        <w:t>eitung:</w:t>
-      </w:r>
-      <w:r>
-        <w:rPr>
-          <w:lang w:val="de-AT"/>
-        </w:rPr>
-        <w:tab/>
-      </w:r>
-      <w:r>
-        <w:rPr>
-          <w:lang w:val="de-AT"/>
-        </w:rPr>
-        <w:t xml:space="preserve">Vorname Nachname, </w:t>
-      </w:r>
-      <w:r>
-        <w:rPr>
-          <w:lang w:val="de-AT"/>
-        </w:rPr>
-        <w:t xml:space="preserve">Universität </w:t>
-      </w:r>
-    </w:p>
-    <w:p>
-      <w:pPr>
-        <w:tabs>
-          <w:tab w:val="left" w:pos="142"/>
-          <w:tab w:val="left" w:pos="2694"/>
-        </w:tabs>
-        <w:rPr>
-          <w:lang w:val="de-AT"/>
-        </w:rPr>
-      </w:pPr>
-      <w:r>
-        <w:rPr>
-          <w:lang w:val="de-AT"/>
-        </w:rPr>
-        <w:t xml:space="preserve">Leitung des Programmkomitees: </w:t>
-      </w:r>
-      <w:r>
-        <w:rPr>
-          <w:lang w:val="de-AT"/>
-        </w:rPr>
-        <w:tab/>
-        <w:t>Vorname Nachname, Universität</w:t>
-      </w:r>
-    </w:p>
-    <w:p>
-      <w:pPr>
-        <w:tabs>
-          <w:tab w:val="left" w:pos="142"/>
-          <w:tab w:val="left" w:pos="2694"/>
-        </w:tabs>
-        <w:rPr>
-          <w:lang w:val="de-AT"/>
-        </w:rPr>
-      </w:pPr>
-      <w:r>
-        <w:rPr>
-          <w:lang w:val="de-AT"/>
-        </w:rPr>
-        <w:tab/>
-      </w:r>
-      <w:r>
-        <w:rPr>
-          <w:lang w:val="de-AT"/>
-        </w:rPr>
-        <w:tab/>
-      </w:r>
-      <w:r>
-        <w:rPr>
-          <w:lang w:val="de-AT"/>
-        </w:rPr>
-        <w:t>Vorname Nachname, Universität</w:t>
-      </w:r>
-    </w:p>
-    <w:p>
-      <w:pPr>
-        <w:tabs>
-          <w:tab w:val="left" w:pos="142"/>
-          <w:tab w:val="left" w:pos="2694"/>
-        </w:tabs>
-        <w:rPr>
-          <w:lang w:val="de-AT"/>
-        </w:rPr>
-      </w:pPr>
-      <w:r>
-        <w:rPr>
-          <w:lang w:val="de-AT"/>
-        </w:rPr>
-        <w:t>Workshops:</w:t>
-      </w:r>
-      <w:r>
-        <w:rPr>
-          <w:lang w:val="de-AT"/>
-        </w:rPr>
-        <w:tab/>
-      </w:r>
-      <w:r>
-        <w:rPr>
-          <w:lang w:val="de-AT"/>
-        </w:rPr>
-        <w:t>Vorname Nachname, Universität</w:t>
-      </w:r>
-    </w:p>
-    <w:p>
-      <w:pPr>
-        <w:tabs>
-          <w:tab w:val="left" w:pos="142"/>
-          <w:tab w:val="left" w:pos="2694"/>
-        </w:tabs>
-        <w:rPr>
-          <w:lang w:val="de-AT"/>
-        </w:rPr>
-      </w:pPr>
-      <w:r>
-        <w:rPr>
-          <w:lang w:val="de-AT"/>
-        </w:rPr>
-        <w:t>Praxisforum:</w:t>
-      </w:r>
-      <w:r>
-        <w:rPr>
-          <w:lang w:val="de-AT"/>
-        </w:rPr>
-        <w:tab/>
-      </w:r>
-      <w:r>
-        <w:rPr>
-          <w:lang w:val="de-AT"/>
-        </w:rPr>
-        <w:t>Vorname Nachname, Universität</w:t>
-      </w:r>
-    </w:p>
-    <w:p>
-      <w:pPr>
-        <w:tabs>
-          <w:tab w:val="left" w:pos="142"/>
-          <w:tab w:val="left" w:pos="2694"/>
-        </w:tabs>
-        <w:rPr>
-          <w:lang w:val="de-AT"/>
-        </w:rPr>
-      </w:pPr>
-      <w:proofErr w:type="spellStart"/>
-      <w:r>
-        <w:rPr>
-          <w:lang w:val="de-AT"/>
-        </w:rPr>
-        <w:t>DoktorandInnensymposium</w:t>
-      </w:r>
-      <w:proofErr w:type="spellEnd"/>
-      <w:r>
-        <w:rPr>
-          <w:lang w:val="de-AT"/>
-        </w:rPr>
-        <w:t>:</w:t>
-      </w:r>
-      <w:r>
-        <w:rPr>
-          <w:lang w:val="de-AT"/>
-        </w:rPr>
-        <w:tab/>
-      </w:r>
-      <w:r>
-        <w:rPr>
-          <w:lang w:val="de-AT"/>
-        </w:rPr>
-        <w:t>Vorname Nachname, Universität</w:t>
-      </w:r>
-    </w:p>
-    <w:p>
-      <w:pPr>
-        <w:tabs>
-          <w:tab w:val="left" w:pos="142"/>
-          <w:tab w:val="left" w:pos="2694"/>
-        </w:tabs>
-        <w:rPr>
-          <w:lang w:val="de-AT"/>
-        </w:rPr>
-      </w:pPr>
-      <w:r>
-        <w:rPr>
-          <w:lang w:val="de-AT"/>
-        </w:rPr>
-        <w:t>Tutorien:</w:t>
-      </w:r>
-      <w:r>
-        <w:rPr>
-          <w:lang w:val="de-AT"/>
-        </w:rPr>
-        <w:tab/>
-      </w:r>
-      <w:r>
-        <w:rPr>
-          <w:lang w:val="de-AT"/>
-        </w:rPr>
-        <w:t>Vorname Nachname, Universität</w:t>
-      </w:r>
-    </w:p>
-    <w:p>
-      <w:pPr>
-        <w:rPr>
-          <w:lang w:val="de-AT"/>
-        </w:rPr>
-      </w:pPr>
-    </w:p>
-    <w:p>
-      <w:pPr>
-        <w:pStyle w:val="Zwischenberschriften"/>
-        <w:rPr>
-          <w:lang w:val="de-AT"/>
-        </w:rPr>
-      </w:pPr>
-      <w:r>
-        <w:rPr>
-          <w:lang w:val="de-AT"/>
-        </w:rPr>
-        <w:t>Programmkomitee</w:t>
-      </w:r>
-    </w:p>
-    <w:p>
-      <w:pPr>
-        <w:tabs>
-          <w:tab w:val="left" w:pos="142"/>
-        </w:tabs>
-        <w:rPr>
-          <w:lang w:val="de-AT"/>
-        </w:rPr>
-      </w:pPr>
-    </w:p>
-    <w:p>
-      <w:pPr>
-        <w:tabs>
-          <w:tab w:val="left" w:pos="142"/>
-          <w:tab w:val="left" w:pos="2694"/>
-        </w:tabs>
-        <w:rPr>
-          <w:lang w:val="de-AT"/>
-        </w:rPr>
-      </w:pPr>
-      <w:r>
-        <w:rPr>
-          <w:lang w:val="de-AT"/>
-        </w:rPr>
-        <w:t>Vorname Nachname</w:t>
-      </w:r>
-      <w:r>
-        <w:rPr>
-          <w:lang w:val="de-AT"/>
-        </w:rPr>
-        <w:t xml:space="preserve"> </w:t>
-      </w:r>
-      <w:r>
-        <w:rPr>
-          <w:lang w:val="de-AT"/>
-        </w:rPr>
-        <w:tab/>
-        <w:t xml:space="preserve">Universität </w:t>
-      </w:r>
-    </w:p>
-    <w:p>
-      <w:pPr>
-        <w:tabs>
-          <w:tab w:val="left" w:pos="142"/>
-          <w:tab w:val="left" w:pos="2694"/>
-        </w:tabs>
-        <w:rPr>
-          <w:lang w:val="de-AT"/>
-        </w:rPr>
-      </w:pPr>
-      <w:r>
-        <w:rPr>
-          <w:lang w:val="de-AT"/>
-        </w:rPr>
-        <w:t xml:space="preserve">Vorname Nachname </w:t>
-      </w:r>
-      <w:r>
-        <w:rPr>
-          <w:lang w:val="de-AT"/>
-        </w:rPr>
-        <w:tab/>
-        <w:t xml:space="preserve">Universität </w:t>
-      </w:r>
-    </w:p>
-    <w:p>
-      <w:pPr>
-        <w:tabs>
-          <w:tab w:val="left" w:pos="142"/>
-          <w:tab w:val="left" w:pos="2694"/>
-        </w:tabs>
-        <w:rPr>
-          <w:lang w:val="de-AT"/>
-        </w:rPr>
-      </w:pPr>
-      <w:r>
-        <w:rPr>
-          <w:lang w:val="de-AT"/>
-        </w:rPr>
-        <w:t>…</w:t>
-      </w:r>
-    </w:p>
-    <w:p>
-      <w:pPr>
-        <w:tabs>
-          <w:tab w:val="left" w:pos="142"/>
-          <w:tab w:val="left" w:pos="2694"/>
-        </w:tabs>
-        <w:rPr>
-          <w:lang w:val="de-AT"/>
-        </w:rPr>
-      </w:pPr>
-    </w:p>
-    <w:p>
-      <w:pPr>
-        <w:pStyle w:val="Zwischenberschriften"/>
-        <w:rPr>
-          <w:lang w:val="de-AT"/>
-        </w:rPr>
-      </w:pPr>
-      <w:r>
-        <w:rPr>
-          <w:lang w:val="de-AT"/>
-        </w:rPr>
-        <w:t>Organisationsteam</w:t>
-      </w:r>
-    </w:p>
-    <w:p>
-      <w:pPr>
-        <w:rPr>
-          <w:lang w:val="de-AT"/>
-        </w:rPr>
-      </w:pPr>
-    </w:p>
-    <w:p>
-      <w:pPr>
-        <w:tabs>
-          <w:tab w:val="left" w:pos="142"/>
-          <w:tab w:val="left" w:pos="2694"/>
-        </w:tabs>
-        <w:rPr>
-          <w:lang w:val="de-AT"/>
-        </w:rPr>
-      </w:pPr>
-      <w:r>
-        <w:rPr>
-          <w:lang w:val="de-AT"/>
-        </w:rPr>
-        <w:t xml:space="preserve">Vorname Nachname </w:t>
-      </w:r>
-      <w:r>
-        <w:rPr>
-          <w:lang w:val="de-AT"/>
-        </w:rPr>
-        <w:tab/>
-        <w:t xml:space="preserve">Universität </w:t>
-      </w:r>
-    </w:p>
-    <w:p>
-      <w:pPr>
-        <w:tabs>
-          <w:tab w:val="left" w:pos="142"/>
-          <w:tab w:val="left" w:pos="2694"/>
-        </w:tabs>
-        <w:rPr>
-          <w:lang w:val="de-AT"/>
-        </w:rPr>
-      </w:pPr>
-      <w:r>
-        <w:rPr>
-          <w:lang w:val="de-AT"/>
-        </w:rPr>
-        <w:t xml:space="preserve">Vorname Nachname </w:t>
-      </w:r>
-      <w:r>
-        <w:rPr>
-          <w:lang w:val="de-AT"/>
-        </w:rPr>
-        <w:tab/>
-        <w:t xml:space="preserve">Universität </w:t>
-      </w:r>
-    </w:p>
-    <w:p>
-      <w:pPr>
-        <w:tabs>
-          <w:tab w:val="left" w:pos="142"/>
-          <w:tab w:val="left" w:pos="2694"/>
-        </w:tabs>
-        <w:rPr>
-          <w:lang w:val="de-AT"/>
-        </w:rPr>
-      </w:pPr>
-      <w:r>
-        <w:rPr>
-          <w:lang w:val="de-AT"/>
-        </w:rPr>
-        <w:t>…</w:t>
-      </w:r>
-    </w:p>
-    <w:p>
-      <w:pPr>
-        <w:rPr>
-          <w:lang w:val="de-AT"/>
-        </w:rPr>
-      </w:pPr>
-    </w:p>
-    <w:p>
-      <w:pPr>
-        <w:rPr>
-          <w:lang w:val="de-AT"/>
-        </w:rPr>
-      </w:pPr>
-    </w:p>
-    <w:p>
-      <w:pPr>
-        <w:rPr>
-          <w:lang w:val="de-AT"/>
-        </w:rPr>
-      </w:pPr>
-    </w:p>
-    <w:p>
-      <w:pPr>
-        <w:rPr>
-          <w:lang w:val="de-AT"/>
-        </w:rPr>
-      </w:pPr>
-    </w:p>
-    <w:p>
-      <w:pPr>
-        <w:rPr>
-          <w:lang w:val="de-AT"/>
-        </w:rPr>
-      </w:pPr>
-    </w:p>
-    <w:p>
-      <w:pPr>
-        <w:rPr>
-          <w:lang w:val="de-AT"/>
-        </w:rPr>
-      </w:pPr>
-    </w:p>
-    <w:p>
-      <w:pPr>
-        <w:rPr>
-          <w:lang w:val="de-AT"/>
-        </w:rPr>
-      </w:pPr>
-    </w:p>
-    <w:p>
-      <w:pPr>
-        <w:rPr>
-          <w:lang w:val="de-AT"/>
-        </w:rPr>
-      </w:pPr>
-    </w:p>
-    <w:p>
-      <w:pPr>
-        <w:rPr>
-          <w:lang w:val="de-AT"/>
-        </w:rPr>
-      </w:pPr>
-    </w:p>
-    <w:p>
-      <w:pPr>
-        <w:rPr>
-          <w:lang w:val="de-AT"/>
-        </w:rPr>
-      </w:pPr>
-    </w:p>
-    <w:p>
-      <w:pPr>
-        <w:rPr>
-          <w:lang w:val="de-AT"/>
-        </w:rPr>
-      </w:pPr>
-    </w:p>
-    <w:p>
-      <w:pPr>
-        <w:rPr>
-          <w:lang w:val="de-AT"/>
-        </w:rPr>
-      </w:pPr>
-    </w:p>
-    <w:p>
-      <w:pPr>
-        <w:rPr>
-          <w:lang w:val="de-AT"/>
-        </w:rPr>
-      </w:pPr>
-    </w:p>
-    <w:p>
-      <w:pPr>
-        <w:rPr>
-          <w:lang w:val="de-AT"/>
-        </w:rPr>
-      </w:pPr>
-    </w:p>
-    <w:p>
-      <w:pPr>
-        <w:rPr>
-          <w:lang w:val="de-AT"/>
-        </w:rPr>
-      </w:pPr>
-    </w:p>
-    <w:p>
-      <w:pPr>
-        <w:rPr>
-          <w:lang w:val="de-AT"/>
-        </w:rPr>
-      </w:pPr>
-    </w:p>
-    <w:p>
-      <w:pPr>
-        <w:rPr>
-          <w:lang w:val="de-AT"/>
-        </w:rPr>
-      </w:pPr>
-    </w:p>
-    <w:p>
-      <w:pPr>
-        <w:rPr>
-          <w:lang w:val="de-AT"/>
-        </w:rPr>
-      </w:pPr>
-    </w:p>
-    <w:p>
-      <w:pPr>
-        <w:rPr>
-          <w:lang w:val="de-AT"/>
-        </w:rPr>
-      </w:pPr>
-    </w:p>
-    <w:p>
-      <w:pPr>
-        <w:rPr>
-          <w:lang w:val="de-AT"/>
-        </w:rPr>
-      </w:pPr>
-    </w:p>
-    <w:p>
-      <w:pPr>
-        <w:rPr>
-          <w:lang w:val="de-AT"/>
-        </w:rPr>
-      </w:pPr>
-    </w:p>
-    <w:p>
-      <w:pPr>
-        <w:rPr>
-          <w:lang w:val="de-AT"/>
-        </w:rPr>
-      </w:pPr>
-    </w:p>
-    <w:p>
-      <w:pPr>
-        <w:rPr>
-          <w:lang w:val="de-AT"/>
-        </w:rPr>
-      </w:pPr>
-    </w:p>
-    <w:p>
-      <w:pPr>
-        <w:rPr>
-          <w:lang w:val="de-AT"/>
-        </w:rPr>
-      </w:pPr>
-    </w:p>
-    <w:p>
-      <w:pPr>
-        <w:rPr>
-          <w:lang w:val="de-AT"/>
-        </w:rPr>
-      </w:pPr>
-    </w:p>
-    <w:p>
-      <w:pPr>
-        <w:rPr>
-          <w:lang w:val="de-AT"/>
-        </w:rPr>
-      </w:pPr>
-    </w:p>
-    <w:p>
-      <w:pPr>
-        <w:pStyle w:val="Zwischenberschriften"/>
-      </w:pPr>
-      <w:r>
-        <w:t xml:space="preserve">Achtung: </w:t>
-      </w:r>
-    </w:p>
-    <w:p>
-      <w:pPr>
-        <w:pStyle w:val="Vorwort-Text"/>
-      </w:pPr>
-      <w:r>
-        <w:t>Die Startseiten sollten eine gerade Anzahl an Seiten haben, damit das</w:t>
-      </w:r>
-      <w:r>
-        <w:t xml:space="preserve"> </w:t>
-      </w:r>
-      <w:proofErr w:type="gramStart"/>
-      <w:r>
-        <w:t>darauf folgende</w:t>
-      </w:r>
-      <w:proofErr w:type="gramEnd"/>
-      <w:r>
-        <w:t xml:space="preserve"> </w:t>
-      </w:r>
-      <w:r>
-        <w:t xml:space="preserve">Inhaltsverzeichnis wiederum auf einer </w:t>
-      </w:r>
-      <w:r>
-        <w:t>rechten Seite beginnt.</w:t>
-      </w:r>
-    </w:p>
-    <w:p>
-      <w:pPr>
-        <w:pStyle w:val="Vorwort-Text"/>
-      </w:pPr>
-      <w:r>
-        <w:t xml:space="preserve">Diese Vorlage ist insbesondere im inhaltlichen Bereich (Punkte wie z.B. Sponsoren, Tagungsleitung, </w:t>
-      </w:r>
-      <w:proofErr w:type="gramStart"/>
-      <w:r>
-        <w:t>Programmkomitee,…</w:t>
-      </w:r>
-      <w:proofErr w:type="gramEnd"/>
-      <w:r>
-        <w:t>) als beispielhaft zu sehen.</w:t>
-      </w:r>
+      </w:pPr>
     </w:p>
     <w:sectPr>
+      <w:headerReference w:type="even" r:id="rId14"/>
+      <w:headerReference w:type="default" r:id="rId15"/>
+      <w:footerReference w:type="even" r:id="rId16"/>
+      <w:footerReference w:type="default" r:id="rId17"/>
+      <w:headerReference w:type="first" r:id="rId18"/>
+      <w:footerReference w:type="first" r:id="rId19"/>
+      <w:footnotePr>
+        <w:numRestart w:val="eachSect"/>
+      </w:footnotePr>
       <w:type w:val="continuous"/>
       <w:pgSz w:w="11906" w:h="16838" w:code="9"/>
       <w:pgMar w:top="2977" w:right="2381" w:bottom="2977" w:left="2381" w:header="2977" w:footer="2977" w:gutter="0"/>
@@ -3507,7 +3772,7 @@
 </file>
 
 <file path=word/endnotes.xml><?xml version="1.0" encoding="utf-8"?>
-<w:endnotes xmlns:wpc="http://schemas.microsoft.com/office/word/2010/wordprocessingCanvas" xmlns:cx="http://schemas.microsoft.com/office/drawing/2014/chartex" xmlns:cx1="http://schemas.microsoft.com/office/drawing/2015/9/8/chartex" xmlns:cx2="http://schemas.microsoft.com/office/drawing/2015/10/21/chartex" xmlns:cx3="http://schemas.microsoft.com/office/drawing/2016/5/9/chartex" xmlns:cx4="http://schemas.microsoft.com/office/drawing/2016/5/10/chartex" xmlns:cx5="http://schemas.microsoft.com/office/drawing/2016/5/11/chartex" xmlns:cx6="http://schemas.microsoft.com/office/drawing/2016/5/12/chartex" xmlns:cx7="http://schemas.microsoft.com/office/drawing/2016/5/13/chartex" xmlns:cx8="http://schemas.microsoft.com/office/drawing/2016/5/14/chartex" xmlns:mc="http://schemas.openxmlformats.org/markup-compatibility/2006" xmlns:aink="http://schemas.microsoft.com/office/drawing/2016/ink" xmlns:am3d="http://schemas.microsoft.com/office/drawing/2017/model3d" xmlns:o="urn:schemas-microsoft-com:office:office" xmlns:r="http://schemas.openxmlformats.org/officeDocument/2006/relationships" xmlns:m="http://schemas.openxmlformats.org/officeDocument/2006/math" xmlns:v="urn:schemas-microsoft-com:vml" xmlns:wp14="http://schemas.microsoft.com/office/word/2010/wordprocessingDrawing" xmlns:wp="http://schemas.openxmlformats.org/drawingml/2006/wordprocessingDrawing" xmlns:w10="urn:schemas-microsoft-com:office:word" xmlns:w="http://schemas.openxmlformats.org/wordprocessingml/2006/main" xmlns:w14="http://schemas.microsoft.com/office/word/2010/wordml" xmlns:w15="http://schemas.microsoft.com/office/word/2012/wordml" xmlns:w16cid="http://schemas.microsoft.com/office/word/2016/wordml/cid" xmlns:w16se="http://schemas.microsoft.com/office/word/2015/wordml/symex" xmlns:wpg="http://schemas.microsoft.com/office/word/2010/wordprocessingGroup" xmlns:wpi="http://schemas.microsoft.com/office/word/2010/wordprocessingInk" xmlns:wne="http://schemas.microsoft.com/office/word/2006/wordml" xmlns:wps="http://schemas.microsoft.com/office/word/2010/wordprocessingShape" mc:Ignorable="w14 w15 w16se w16cid wp14">
+<w:endnotes xmlns:wpc="http://schemas.microsoft.com/office/word/2010/wordprocessingCanvas" xmlns:cx="http://schemas.microsoft.com/office/drawing/2014/chartex" xmlns:cx1="http://schemas.microsoft.com/office/drawing/2015/9/8/chartex" xmlns:cx2="http://schemas.microsoft.com/office/drawing/2015/10/21/chartex" xmlns:cx3="http://schemas.microsoft.com/office/drawing/2016/5/9/chartex" xmlns:cx4="http://schemas.microsoft.com/office/drawing/2016/5/10/chartex" xmlns:cx5="http://schemas.microsoft.com/office/drawing/2016/5/11/chartex" xmlns:cx6="http://schemas.microsoft.com/office/drawing/2016/5/12/chartex" xmlns:cx7="http://schemas.microsoft.com/office/drawing/2016/5/13/chartex" xmlns:cx8="http://schemas.microsoft.com/office/drawing/2016/5/14/chartex" xmlns:mc="http://schemas.openxmlformats.org/markup-compatibility/2006" xmlns:aink="http://schemas.microsoft.com/office/drawing/2016/ink" xmlns:am3d="http://schemas.microsoft.com/office/drawing/2017/model3d" xmlns:o="urn:schemas-microsoft-com:office:office" xmlns:oel="http://schemas.microsoft.com/office/2019/extlst" xmlns:r="http://schemas.openxmlformats.org/officeDocument/2006/relationships" xmlns:m="http://schemas.openxmlformats.org/officeDocument/2006/math" xmlns:v="urn:schemas-microsoft-com:vml" xmlns:wp14="http://schemas.microsoft.com/office/word/2010/wordprocessingDrawing" xmlns:wp="http://schemas.openxmlformats.org/drawingml/2006/wordprocessingDrawing" xmlns:w10="urn:schemas-microsoft-com:office:word" xmlns:w="http://schemas.openxmlformats.org/wordprocessingml/2006/main" xmlns:w14="http://schemas.microsoft.com/office/word/2010/wordml" xmlns:w15="http://schemas.microsoft.com/office/word/2012/wordml" xmlns:w16cex="http://schemas.microsoft.com/office/word/2018/wordml/cex" xmlns:w16cid="http://schemas.microsoft.com/office/word/2016/wordml/cid" xmlns:w16="http://schemas.microsoft.com/office/word/2018/wordml" xmlns:w16du="http://schemas.microsoft.com/office/word/2023/wordml/word16du" xmlns:w16sdtdh="http://schemas.microsoft.com/office/word/2020/wordml/sdtdatahash" xmlns:w16sdtfl="http://schemas.microsoft.com/office/word/2024/wordml/sdtformatlock" xmlns:w16se="http://schemas.microsoft.com/office/word/2015/wordml/symex" xmlns:wpg="http://schemas.microsoft.com/office/word/2010/wordprocessingGroup" xmlns:wpi="http://schemas.microsoft.com/office/word/2010/wordprocessingInk" xmlns:wne="http://schemas.microsoft.com/office/word/2006/wordml" xmlns:wps="http://schemas.microsoft.com/office/word/2010/wordprocessingShape" mc:Ignorable="w14 w15 w16se w16cid w16 w16cex w16sdtdh w16sdtfl w16du wp14">
   <w:endnote w:type="separator" w:id="-1">
     <w:p>
       <w:r>
@@ -3525,8 +3790,38 @@
 </w:endnotes>
 </file>
 
+<file path=word/footer1.xml><?xml version="1.0" encoding="utf-8"?>
+<w:ftr xmlns:wpc="http://schemas.microsoft.com/office/word/2010/wordprocessingCanvas" xmlns:cx="http://schemas.microsoft.com/office/drawing/2014/chartex" xmlns:cx1="http://schemas.microsoft.com/office/drawing/2015/9/8/chartex" xmlns:cx2="http://schemas.microsoft.com/office/drawing/2015/10/21/chartex" xmlns:cx3="http://schemas.microsoft.com/office/drawing/2016/5/9/chartex" xmlns:cx4="http://schemas.microsoft.com/office/drawing/2016/5/10/chartex" xmlns:cx5="http://schemas.microsoft.com/office/drawing/2016/5/11/chartex" xmlns:cx6="http://schemas.microsoft.com/office/drawing/2016/5/12/chartex" xmlns:cx7="http://schemas.microsoft.com/office/drawing/2016/5/13/chartex" xmlns:cx8="http://schemas.microsoft.com/office/drawing/2016/5/14/chartex" xmlns:mc="http://schemas.openxmlformats.org/markup-compatibility/2006" xmlns:aink="http://schemas.microsoft.com/office/drawing/2016/ink" xmlns:am3d="http://schemas.microsoft.com/office/drawing/2017/model3d" xmlns:o="urn:schemas-microsoft-com:office:office" xmlns:oel="http://schemas.microsoft.com/office/2019/extlst" xmlns:r="http://schemas.openxmlformats.org/officeDocument/2006/relationships" xmlns:m="http://schemas.openxmlformats.org/officeDocument/2006/math" xmlns:v="urn:schemas-microsoft-com:vml" xmlns:wp14="http://schemas.microsoft.com/office/word/2010/wordprocessingDrawing" xmlns:wp="http://schemas.openxmlformats.org/drawingml/2006/wordprocessingDrawing" xmlns:w10="urn:schemas-microsoft-com:office:word" xmlns:w="http://schemas.openxmlformats.org/wordprocessingml/2006/main" xmlns:w14="http://schemas.microsoft.com/office/word/2010/wordml" xmlns:w15="http://schemas.microsoft.com/office/word/2012/wordml" xmlns:w16cex="http://schemas.microsoft.com/office/word/2018/wordml/cex" xmlns:w16cid="http://schemas.microsoft.com/office/word/2016/wordml/cid" xmlns:w16="http://schemas.microsoft.com/office/word/2018/wordml" xmlns:w16du="http://schemas.microsoft.com/office/word/2023/wordml/word16du" xmlns:w16sdtdh="http://schemas.microsoft.com/office/word/2020/wordml/sdtdatahash" xmlns:w16sdtfl="http://schemas.microsoft.com/office/word/2024/wordml/sdtformatlock" xmlns:w16se="http://schemas.microsoft.com/office/word/2015/wordml/symex" xmlns:wpg="http://schemas.microsoft.com/office/word/2010/wordprocessingGroup" xmlns:wpi="http://schemas.microsoft.com/office/word/2010/wordprocessingInk" xmlns:wne="http://schemas.microsoft.com/office/word/2006/wordml" xmlns:wps="http://schemas.microsoft.com/office/word/2010/wordprocessingShape" mc:Ignorable="w14 w15 w16se w16cid w16 w16cex w16sdtdh w16sdtfl w16du wp14">
+  <w:p>
+    <w:pPr>
+      <w:pStyle w:val="Fuzeile"/>
+    </w:pPr>
+  </w:p>
+</w:ftr>
+</file>
+
+<file path=word/footer2.xml><?xml version="1.0" encoding="utf-8"?>
+<w:ftr xmlns:wpc="http://schemas.microsoft.com/office/word/2010/wordprocessingCanvas" xmlns:cx="http://schemas.microsoft.com/office/drawing/2014/chartex" xmlns:cx1="http://schemas.microsoft.com/office/drawing/2015/9/8/chartex" xmlns:cx2="http://schemas.microsoft.com/office/drawing/2015/10/21/chartex" xmlns:cx3="http://schemas.microsoft.com/office/drawing/2016/5/9/chartex" xmlns:cx4="http://schemas.microsoft.com/office/drawing/2016/5/10/chartex" xmlns:cx5="http://schemas.microsoft.com/office/drawing/2016/5/11/chartex" xmlns:cx6="http://schemas.microsoft.com/office/drawing/2016/5/12/chartex" xmlns:cx7="http://schemas.microsoft.com/office/drawing/2016/5/13/chartex" xmlns:cx8="http://schemas.microsoft.com/office/drawing/2016/5/14/chartex" xmlns:mc="http://schemas.openxmlformats.org/markup-compatibility/2006" xmlns:aink="http://schemas.microsoft.com/office/drawing/2016/ink" xmlns:am3d="http://schemas.microsoft.com/office/drawing/2017/model3d" xmlns:o="urn:schemas-microsoft-com:office:office" xmlns:oel="http://schemas.microsoft.com/office/2019/extlst" xmlns:r="http://schemas.openxmlformats.org/officeDocument/2006/relationships" xmlns:m="http://schemas.openxmlformats.org/officeDocument/2006/math" xmlns:v="urn:schemas-microsoft-com:vml" xmlns:wp14="http://schemas.microsoft.com/office/word/2010/wordprocessingDrawing" xmlns:wp="http://schemas.openxmlformats.org/drawingml/2006/wordprocessingDrawing" xmlns:w10="urn:schemas-microsoft-com:office:word" xmlns:w="http://schemas.openxmlformats.org/wordprocessingml/2006/main" xmlns:w14="http://schemas.microsoft.com/office/word/2010/wordml" xmlns:w15="http://schemas.microsoft.com/office/word/2012/wordml" xmlns:w16cex="http://schemas.microsoft.com/office/word/2018/wordml/cex" xmlns:w16cid="http://schemas.microsoft.com/office/word/2016/wordml/cid" xmlns:w16="http://schemas.microsoft.com/office/word/2018/wordml" xmlns:w16du="http://schemas.microsoft.com/office/word/2023/wordml/word16du" xmlns:w16sdtdh="http://schemas.microsoft.com/office/word/2020/wordml/sdtdatahash" xmlns:w16sdtfl="http://schemas.microsoft.com/office/word/2024/wordml/sdtformatlock" xmlns:w16se="http://schemas.microsoft.com/office/word/2015/wordml/symex" xmlns:wpg="http://schemas.microsoft.com/office/word/2010/wordprocessingGroup" xmlns:wpi="http://schemas.microsoft.com/office/word/2010/wordprocessingInk" xmlns:wne="http://schemas.microsoft.com/office/word/2006/wordml" xmlns:wps="http://schemas.microsoft.com/office/word/2010/wordprocessingShape" mc:Ignorable="w14 w15 w16se w16cid w16 w16cex w16sdtdh w16sdtfl w16du wp14">
+  <w:p>
+    <w:pPr>
+      <w:pStyle w:val="Fuzeile"/>
+    </w:pPr>
+  </w:p>
+</w:ftr>
+</file>
+
+<file path=word/footer3.xml><?xml version="1.0" encoding="utf-8"?>
+<w:ftr xmlns:wpc="http://schemas.microsoft.com/office/word/2010/wordprocessingCanvas" xmlns:cx="http://schemas.microsoft.com/office/drawing/2014/chartex" xmlns:cx1="http://schemas.microsoft.com/office/drawing/2015/9/8/chartex" xmlns:cx2="http://schemas.microsoft.com/office/drawing/2015/10/21/chartex" xmlns:cx3="http://schemas.microsoft.com/office/drawing/2016/5/9/chartex" xmlns:cx4="http://schemas.microsoft.com/office/drawing/2016/5/10/chartex" xmlns:cx5="http://schemas.microsoft.com/office/drawing/2016/5/11/chartex" xmlns:cx6="http://schemas.microsoft.com/office/drawing/2016/5/12/chartex" xmlns:cx7="http://schemas.microsoft.com/office/drawing/2016/5/13/chartex" xmlns:cx8="http://schemas.microsoft.com/office/drawing/2016/5/14/chartex" xmlns:mc="http://schemas.openxmlformats.org/markup-compatibility/2006" xmlns:aink="http://schemas.microsoft.com/office/drawing/2016/ink" xmlns:am3d="http://schemas.microsoft.com/office/drawing/2017/model3d" xmlns:o="urn:schemas-microsoft-com:office:office" xmlns:oel="http://schemas.microsoft.com/office/2019/extlst" xmlns:r="http://schemas.openxmlformats.org/officeDocument/2006/relationships" xmlns:m="http://schemas.openxmlformats.org/officeDocument/2006/math" xmlns:v="urn:schemas-microsoft-com:vml" xmlns:wp14="http://schemas.microsoft.com/office/word/2010/wordprocessingDrawing" xmlns:wp="http://schemas.openxmlformats.org/drawingml/2006/wordprocessingDrawing" xmlns:w10="urn:schemas-microsoft-com:office:word" xmlns:w="http://schemas.openxmlformats.org/wordprocessingml/2006/main" xmlns:w14="http://schemas.microsoft.com/office/word/2010/wordml" xmlns:w15="http://schemas.microsoft.com/office/word/2012/wordml" xmlns:w16cex="http://schemas.microsoft.com/office/word/2018/wordml/cex" xmlns:w16cid="http://schemas.microsoft.com/office/word/2016/wordml/cid" xmlns:w16="http://schemas.microsoft.com/office/word/2018/wordml" xmlns:w16du="http://schemas.microsoft.com/office/word/2023/wordml/word16du" xmlns:w16sdtdh="http://schemas.microsoft.com/office/word/2020/wordml/sdtdatahash" xmlns:w16sdtfl="http://schemas.microsoft.com/office/word/2024/wordml/sdtformatlock" xmlns:w16se="http://schemas.microsoft.com/office/word/2015/wordml/symex" xmlns:wpg="http://schemas.microsoft.com/office/word/2010/wordprocessingGroup" xmlns:wpi="http://schemas.microsoft.com/office/word/2010/wordprocessingInk" xmlns:wne="http://schemas.microsoft.com/office/word/2006/wordml" xmlns:wps="http://schemas.microsoft.com/office/word/2010/wordprocessingShape" mc:Ignorable="w14 w15 w16se w16cid w16 w16cex w16sdtdh w16sdtfl w16du wp14">
+  <w:p>
+    <w:pPr>
+      <w:pStyle w:val="Fuzeile"/>
+    </w:pPr>
+  </w:p>
+</w:ftr>
+</file>
+
 <file path=word/footnotes.xml><?xml version="1.0" encoding="utf-8"?>
-<w:footnotes xmlns:wpc="http://schemas.microsoft.com/office/word/2010/wordprocessingCanvas" xmlns:cx="http://schemas.microsoft.com/office/drawing/2014/chartex" xmlns:cx1="http://schemas.microsoft.com/office/drawing/2015/9/8/chartex" xmlns:cx2="http://schemas.microsoft.com/office/drawing/2015/10/21/chartex" xmlns:cx3="http://schemas.microsoft.com/office/drawing/2016/5/9/chartex" xmlns:cx4="http://schemas.microsoft.com/office/drawing/2016/5/10/chartex" xmlns:cx5="http://schemas.microsoft.com/office/drawing/2016/5/11/chartex" xmlns:cx6="http://schemas.microsoft.com/office/drawing/2016/5/12/chartex" xmlns:cx7="http://schemas.microsoft.com/office/drawing/2016/5/13/chartex" xmlns:cx8="http://schemas.microsoft.com/office/drawing/2016/5/14/chartex" xmlns:mc="http://schemas.openxmlformats.org/markup-compatibility/2006" xmlns:aink="http://schemas.microsoft.com/office/drawing/2016/ink" xmlns:am3d="http://schemas.microsoft.com/office/drawing/2017/model3d" xmlns:o="urn:schemas-microsoft-com:office:office" xmlns:r="http://schemas.openxmlformats.org/officeDocument/2006/relationships" xmlns:m="http://schemas.openxmlformats.org/officeDocument/2006/math" xmlns:v="urn:schemas-microsoft-com:vml" xmlns:wp14="http://schemas.microsoft.com/office/word/2010/wordprocessingDrawing" xmlns:wp="http://schemas.openxmlformats.org/drawingml/2006/wordprocessingDrawing" xmlns:w10="urn:schemas-microsoft-com:office:word" xmlns:w="http://schemas.openxmlformats.org/wordprocessingml/2006/main" xmlns:w14="http://schemas.microsoft.com/office/word/2010/wordml" xmlns:w15="http://schemas.microsoft.com/office/word/2012/wordml" xmlns:w16cid="http://schemas.microsoft.com/office/word/2016/wordml/cid" xmlns:w16se="http://schemas.microsoft.com/office/word/2015/wordml/symex" xmlns:wpg="http://schemas.microsoft.com/office/word/2010/wordprocessingGroup" xmlns:wpi="http://schemas.microsoft.com/office/word/2010/wordprocessingInk" xmlns:wne="http://schemas.microsoft.com/office/word/2006/wordml" xmlns:wps="http://schemas.microsoft.com/office/word/2010/wordprocessingShape" mc:Ignorable="w14 w15 w16se w16cid wp14">
+<w:footnotes xmlns:wpc="http://schemas.microsoft.com/office/word/2010/wordprocessingCanvas" xmlns:cx="http://schemas.microsoft.com/office/drawing/2014/chartex" xmlns:cx1="http://schemas.microsoft.com/office/drawing/2015/9/8/chartex" xmlns:cx2="http://schemas.microsoft.com/office/drawing/2015/10/21/chartex" xmlns:cx3="http://schemas.microsoft.com/office/drawing/2016/5/9/chartex" xmlns:cx4="http://schemas.microsoft.com/office/drawing/2016/5/10/chartex" xmlns:cx5="http://schemas.microsoft.com/office/drawing/2016/5/11/chartex" xmlns:cx6="http://schemas.microsoft.com/office/drawing/2016/5/12/chartex" xmlns:cx7="http://schemas.microsoft.com/office/drawing/2016/5/13/chartex" xmlns:cx8="http://schemas.microsoft.com/office/drawing/2016/5/14/chartex" xmlns:mc="http://schemas.openxmlformats.org/markup-compatibility/2006" xmlns:aink="http://schemas.microsoft.com/office/drawing/2016/ink" xmlns:am3d="http://schemas.microsoft.com/office/drawing/2017/model3d" xmlns:o="urn:schemas-microsoft-com:office:office" xmlns:oel="http://schemas.microsoft.com/office/2019/extlst" xmlns:r="http://schemas.openxmlformats.org/officeDocument/2006/relationships" xmlns:m="http://schemas.openxmlformats.org/officeDocument/2006/math" xmlns:v="urn:schemas-microsoft-com:vml" xmlns:wp14="http://schemas.microsoft.com/office/word/2010/wordprocessingDrawing" xmlns:wp="http://schemas.openxmlformats.org/drawingml/2006/wordprocessingDrawing" xmlns:w10="urn:schemas-microsoft-com:office:word" xmlns:w="http://schemas.openxmlformats.org/wordprocessingml/2006/main" xmlns:w14="http://schemas.microsoft.com/office/word/2010/wordml" xmlns:w15="http://schemas.microsoft.com/office/word/2012/wordml" xmlns:w16cex="http://schemas.microsoft.com/office/word/2018/wordml/cex" xmlns:w16cid="http://schemas.microsoft.com/office/word/2016/wordml/cid" xmlns:w16="http://schemas.microsoft.com/office/word/2018/wordml" xmlns:w16du="http://schemas.microsoft.com/office/word/2023/wordml/word16du" xmlns:w16sdtdh="http://schemas.microsoft.com/office/word/2020/wordml/sdtdatahash" xmlns:w16sdtfl="http://schemas.microsoft.com/office/word/2024/wordml/sdtformatlock" xmlns:w16se="http://schemas.microsoft.com/office/word/2015/wordml/symex" xmlns:wpg="http://schemas.microsoft.com/office/word/2010/wordprocessingGroup" xmlns:wpi="http://schemas.microsoft.com/office/word/2010/wordprocessingInk" xmlns:wne="http://schemas.microsoft.com/office/word/2006/wordml" xmlns:wps="http://schemas.microsoft.com/office/word/2010/wordprocessingShape" mc:Ignorable="w14 w15 w16se w16cid w16 w16cex w16sdtdh w16sdtfl w16du wp14">
   <w:footnote w:type="separator" w:id="-1">
     <w:p>
       <w:r>
@@ -3544,8 +3839,171 @@
 </w:footnotes>
 </file>
 
+<file path=word/header1.xml><?xml version="1.0" encoding="utf-8"?>
+<w:hdr xmlns:wpc="http://schemas.microsoft.com/office/word/2010/wordprocessingCanvas" xmlns:cx="http://schemas.microsoft.com/office/drawing/2014/chartex" xmlns:cx1="http://schemas.microsoft.com/office/drawing/2015/9/8/chartex" xmlns:cx2="http://schemas.microsoft.com/office/drawing/2015/10/21/chartex" xmlns:cx3="http://schemas.microsoft.com/office/drawing/2016/5/9/chartex" xmlns:cx4="http://schemas.microsoft.com/office/drawing/2016/5/10/chartex" xmlns:cx5="http://schemas.microsoft.com/office/drawing/2016/5/11/chartex" xmlns:cx6="http://schemas.microsoft.com/office/drawing/2016/5/12/chartex" xmlns:cx7="http://schemas.microsoft.com/office/drawing/2016/5/13/chartex" xmlns:cx8="http://schemas.microsoft.com/office/drawing/2016/5/14/chartex" xmlns:mc="http://schemas.openxmlformats.org/markup-compatibility/2006" xmlns:aink="http://schemas.microsoft.com/office/drawing/2016/ink" xmlns:am3d="http://schemas.microsoft.com/office/drawing/2017/model3d" xmlns:o="urn:schemas-microsoft-com:office:office" xmlns:oel="http://schemas.microsoft.com/office/2019/extlst" xmlns:r="http://schemas.openxmlformats.org/officeDocument/2006/relationships" xmlns:m="http://schemas.openxmlformats.org/officeDocument/2006/math" xmlns:v="urn:schemas-microsoft-com:vml" xmlns:wp14="http://schemas.microsoft.com/office/word/2010/wordprocessingDrawing" xmlns:wp="http://schemas.openxmlformats.org/drawingml/2006/wordprocessingDrawing" xmlns:w10="urn:schemas-microsoft-com:office:word" xmlns:w="http://schemas.openxmlformats.org/wordprocessingml/2006/main" xmlns:w14="http://schemas.microsoft.com/office/word/2010/wordml" xmlns:w15="http://schemas.microsoft.com/office/word/2012/wordml" xmlns:w16cex="http://schemas.microsoft.com/office/word/2018/wordml/cex" xmlns:w16cid="http://schemas.microsoft.com/office/word/2016/wordml/cid" xmlns:w16="http://schemas.microsoft.com/office/word/2018/wordml" xmlns:w16du="http://schemas.microsoft.com/office/word/2023/wordml/word16du" xmlns:w16sdtdh="http://schemas.microsoft.com/office/word/2020/wordml/sdtdatahash" xmlns:w16sdtfl="http://schemas.microsoft.com/office/word/2024/wordml/sdtformatlock" xmlns:w16se="http://schemas.microsoft.com/office/word/2015/wordml/symex" xmlns:wpg="http://schemas.microsoft.com/office/word/2010/wordprocessingGroup" xmlns:wpi="http://schemas.microsoft.com/office/word/2010/wordprocessingInk" xmlns:wne="http://schemas.microsoft.com/office/word/2006/wordml" xmlns:wps="http://schemas.microsoft.com/office/word/2010/wordprocessingShape" mc:Ignorable="w14 w15 w16se w16cid w16 w16cex w16sdtdh w16sdtfl w16du wp14">
+  <w:p>
+    <w:pPr>
+      <w:pStyle w:val="Kopfzeile"/>
+    </w:pPr>
+  </w:p>
+</w:hdr>
+</file>
+
+<file path=word/header2.xml><?xml version="1.0" encoding="utf-8"?>
+<w:hdr xmlns:wpc="http://schemas.microsoft.com/office/word/2010/wordprocessingCanvas" xmlns:cx="http://schemas.microsoft.com/office/drawing/2014/chartex" xmlns:cx1="http://schemas.microsoft.com/office/drawing/2015/9/8/chartex" xmlns:cx2="http://schemas.microsoft.com/office/drawing/2015/10/21/chartex" xmlns:cx3="http://schemas.microsoft.com/office/drawing/2016/5/9/chartex" xmlns:cx4="http://schemas.microsoft.com/office/drawing/2016/5/10/chartex" xmlns:cx5="http://schemas.microsoft.com/office/drawing/2016/5/11/chartex" xmlns:cx6="http://schemas.microsoft.com/office/drawing/2016/5/12/chartex" xmlns:cx7="http://schemas.microsoft.com/office/drawing/2016/5/13/chartex" xmlns:cx8="http://schemas.microsoft.com/office/drawing/2016/5/14/chartex" xmlns:mc="http://schemas.openxmlformats.org/markup-compatibility/2006" xmlns:aink="http://schemas.microsoft.com/office/drawing/2016/ink" xmlns:am3d="http://schemas.microsoft.com/office/drawing/2017/model3d" xmlns:o="urn:schemas-microsoft-com:office:office" xmlns:oel="http://schemas.microsoft.com/office/2019/extlst" xmlns:r="http://schemas.openxmlformats.org/officeDocument/2006/relationships" xmlns:m="http://schemas.openxmlformats.org/officeDocument/2006/math" xmlns:v="urn:schemas-microsoft-com:vml" xmlns:wp14="http://schemas.microsoft.com/office/word/2010/wordprocessingDrawing" xmlns:wp="http://schemas.openxmlformats.org/drawingml/2006/wordprocessingDrawing" xmlns:w10="urn:schemas-microsoft-com:office:word" xmlns:w="http://schemas.openxmlformats.org/wordprocessingml/2006/main" xmlns:w14="http://schemas.microsoft.com/office/word/2010/wordml" xmlns:w15="http://schemas.microsoft.com/office/word/2012/wordml" xmlns:w16cex="http://schemas.microsoft.com/office/word/2018/wordml/cex" xmlns:w16cid="http://schemas.microsoft.com/office/word/2016/wordml/cid" xmlns:w16="http://schemas.microsoft.com/office/word/2018/wordml" xmlns:w16du="http://schemas.microsoft.com/office/word/2023/wordml/word16du" xmlns:w16sdtdh="http://schemas.microsoft.com/office/word/2020/wordml/sdtdatahash" xmlns:w16sdtfl="http://schemas.microsoft.com/office/word/2024/wordml/sdtformatlock" xmlns:w16se="http://schemas.microsoft.com/office/word/2015/wordml/symex" xmlns:wpg="http://schemas.microsoft.com/office/word/2010/wordprocessingGroup" xmlns:wpi="http://schemas.microsoft.com/office/word/2010/wordprocessingInk" xmlns:wne="http://schemas.microsoft.com/office/word/2006/wordml" xmlns:wps="http://schemas.microsoft.com/office/word/2010/wordprocessingShape" mc:Ignorable="w14 w15 w16se w16cid w16 w16cex w16sdtdh w16sdtfl w16du wp14">
+  <w:p>
+    <w:pPr>
+      <w:pStyle w:val="Kopfzeile"/>
+    </w:pPr>
+  </w:p>
+</w:hdr>
+</file>
+
+<file path=word/header3.xml><?xml version="1.0" encoding="utf-8"?>
+<w:hdr xmlns:wpc="http://schemas.microsoft.com/office/word/2010/wordprocessingCanvas" xmlns:cx="http://schemas.microsoft.com/office/drawing/2014/chartex" xmlns:cx1="http://schemas.microsoft.com/office/drawing/2015/9/8/chartex" xmlns:cx2="http://schemas.microsoft.com/office/drawing/2015/10/21/chartex" xmlns:cx3="http://schemas.microsoft.com/office/drawing/2016/5/9/chartex" xmlns:cx4="http://schemas.microsoft.com/office/drawing/2016/5/10/chartex" xmlns:cx5="http://schemas.microsoft.com/office/drawing/2016/5/11/chartex" xmlns:cx6="http://schemas.microsoft.com/office/drawing/2016/5/12/chartex" xmlns:cx7="http://schemas.microsoft.com/office/drawing/2016/5/13/chartex" xmlns:cx8="http://schemas.microsoft.com/office/drawing/2016/5/14/chartex" xmlns:mc="http://schemas.openxmlformats.org/markup-compatibility/2006" xmlns:aink="http://schemas.microsoft.com/office/drawing/2016/ink" xmlns:am3d="http://schemas.microsoft.com/office/drawing/2017/model3d" xmlns:o="urn:schemas-microsoft-com:office:office" xmlns:oel="http://schemas.microsoft.com/office/2019/extlst" xmlns:r="http://schemas.openxmlformats.org/officeDocument/2006/relationships" xmlns:m="http://schemas.openxmlformats.org/officeDocument/2006/math" xmlns:v="urn:schemas-microsoft-com:vml" xmlns:wp14="http://schemas.microsoft.com/office/word/2010/wordprocessingDrawing" xmlns:wp="http://schemas.openxmlformats.org/drawingml/2006/wordprocessingDrawing" xmlns:w10="urn:schemas-microsoft-com:office:word" xmlns:w="http://schemas.openxmlformats.org/wordprocessingml/2006/main" xmlns:w14="http://schemas.microsoft.com/office/word/2010/wordml" xmlns:w15="http://schemas.microsoft.com/office/word/2012/wordml" xmlns:w16cex="http://schemas.microsoft.com/office/word/2018/wordml/cex" xmlns:w16cid="http://schemas.microsoft.com/office/word/2016/wordml/cid" xmlns:w16="http://schemas.microsoft.com/office/word/2018/wordml" xmlns:w16du="http://schemas.microsoft.com/office/word/2023/wordml/word16du" xmlns:w16sdtdh="http://schemas.microsoft.com/office/word/2020/wordml/sdtdatahash" xmlns:w16sdtfl="http://schemas.microsoft.com/office/word/2024/wordml/sdtformatlock" xmlns:w16se="http://schemas.microsoft.com/office/word/2015/wordml/symex" xmlns:wpg="http://schemas.microsoft.com/office/word/2010/wordprocessingGroup" xmlns:wpi="http://schemas.microsoft.com/office/word/2010/wordprocessingInk" xmlns:wne="http://schemas.microsoft.com/office/word/2006/wordml" xmlns:wps="http://schemas.microsoft.com/office/word/2010/wordprocessingShape" mc:Ignorable="w14 w15 w16se w16cid w16 w16cex w16sdtdh w16sdtfl w16du wp14">
+  <w:p>
+    <w:pPr>
+      <w:pStyle w:val="Kopfzeile"/>
+      <w:pBdr>
+        <w:bottom w:val="single" w:sz="4" w:space="1" w:color="auto"/>
+      </w:pBdr>
+      <w:jc w:val="right"/>
+      <w:rPr>
+        <w:lang w:val="de-DE"/>
+      </w:rPr>
+    </w:pPr>
+    <w:r>
+      <w:rPr>
+        <w:lang w:val="de-DE"/>
+      </w:rPr>
+      <w:t xml:space="preserve">Volker Wohlgemuth, et. al. </w:t>
+    </w:r>
+    <w:r>
+      <w:rPr>
+        <w:lang w:val="de-DE"/>
+      </w:rPr>
+      <w:t xml:space="preserve">(Hrsg.): </w:t>
+    </w:r>
+    <w:proofErr w:type="spellStart"/>
+    <w:r>
+      <w:rPr>
+        <w:lang w:val="de-DE"/>
+      </w:rPr>
+      <w:t>EnviroInfo</w:t>
+    </w:r>
+    <w:proofErr w:type="spellEnd"/>
+    <w:r>
+      <w:rPr>
+        <w:lang w:val="de-DE"/>
+      </w:rPr>
+      <w:t xml:space="preserve"> 20</w:t>
+    </w:r>
+    <w:r>
+      <w:rPr>
+        <w:lang w:val="de-DE"/>
+      </w:rPr>
+      <w:t>2</w:t>
+    </w:r>
+    <w:r>
+      <w:rPr>
+        <w:lang w:val="de-DE"/>
+      </w:rPr>
+      <w:t>6</w:t>
+    </w:r>
+    <w:r>
+      <w:rPr>
+        <w:lang w:val="de-DE"/>
+      </w:rPr>
+      <w:t>,</w:t>
+    </w:r>
+  </w:p>
+  <w:p>
+    <w:pPr>
+      <w:pStyle w:val="Kopfzeile"/>
+      <w:pBdr>
+        <w:bottom w:val="single" w:sz="4" w:space="1" w:color="auto"/>
+      </w:pBdr>
+      <w:jc w:val="right"/>
+      <w:rPr>
+        <w:lang w:val="de-DE"/>
+      </w:rPr>
+    </w:pPr>
+    <w:proofErr w:type="spellStart"/>
+    <w:r>
+      <w:rPr>
+        <w:lang w:val="de-DE"/>
+      </w:rPr>
+      <w:t>Lecture</w:t>
+    </w:r>
+    <w:proofErr w:type="spellEnd"/>
+    <w:r>
+      <w:rPr>
+        <w:lang w:val="de-DE"/>
+      </w:rPr>
+      <w:t xml:space="preserve"> Notes in </w:t>
+    </w:r>
+    <w:proofErr w:type="spellStart"/>
+    <w:r>
+      <w:rPr>
+        <w:lang w:val="de-DE"/>
+      </w:rPr>
+      <w:t>Informatics</w:t>
+    </w:r>
+    <w:proofErr w:type="spellEnd"/>
+    <w:r>
+      <w:rPr>
+        <w:lang w:val="de-DE"/>
+      </w:rPr>
+      <w:t xml:space="preserve"> (LNI), Gesellschaft für Informatik, Bonn 202</w:t>
+    </w:r>
+    <w:r>
+      <w:rPr>
+        <w:lang w:val="de-DE"/>
+      </w:rPr>
+      <w:t>6</w:t>
+    </w:r>
+    <w:r>
+      <w:rPr>
+        <w:lang w:val="de-DE"/>
+      </w:rPr>
+      <w:t> </w:t>
+    </w:r>
+    <w:r>
+      <w:rPr>
+        <w:lang w:val="de-DE"/>
+      </w:rPr>
+      <w:fldChar w:fldCharType="begin"/>
+    </w:r>
+    <w:r>
+      <w:rPr>
+        <w:lang w:val="de-DE"/>
+      </w:rPr>
+      <w:instrText>PAGE   \* MERGEFORMAT</w:instrText>
+    </w:r>
+    <w:r>
+      <w:rPr>
+        <w:lang w:val="de-DE"/>
+      </w:rPr>
+      <w:fldChar w:fldCharType="separate"/>
+    </w:r>
+    <w:r>
+      <w:rPr>
+        <w:lang w:val="de-DE"/>
+      </w:rPr>
+      <w:t>14</w:t>
+    </w:r>
+    <w:r>
+      <w:rPr>
+        <w:lang w:val="de-DE"/>
+      </w:rPr>
+      <w:fldChar w:fldCharType="end"/>
+    </w:r>
+  </w:p>
+</w:hdr>
+</file>
+
 <file path=word/numbering.xml><?xml version="1.0" encoding="utf-8"?>
-<w:numbering xmlns:wpc="http://schemas.microsoft.com/office/word/2010/wordprocessingCanvas" xmlns:cx="http://schemas.microsoft.com/office/drawing/2014/chartex" xmlns:cx1="http://schemas.microsoft.com/office/drawing/2015/9/8/chartex" xmlns:cx2="http://schemas.microsoft.com/office/drawing/2015/10/21/chartex" xmlns:cx3="http://schemas.microsoft.com/office/drawing/2016/5/9/chartex" xmlns:cx4="http://schemas.microsoft.com/office/drawing/2016/5/10/chartex" xmlns:cx5="http://schemas.microsoft.com/office/drawing/2016/5/11/chartex" xmlns:cx6="http://schemas.microsoft.com/office/drawing/2016/5/12/chartex" xmlns:cx7="http://schemas.microsoft.com/office/drawing/2016/5/13/chartex" xmlns:cx8="http://schemas.microsoft.com/office/drawing/2016/5/14/chartex" xmlns:mc="http://schemas.openxmlformats.org/markup-compatibility/2006" xmlns:aink="http://schemas.microsoft.com/office/drawing/2016/ink" xmlns:am3d="http://schemas.microsoft.com/office/drawing/2017/model3d" xmlns:o="urn:schemas-microsoft-com:office:office" xmlns:r="http://schemas.openxmlformats.org/officeDocument/2006/relationships" xmlns:m="http://schemas.openxmlformats.org/officeDocument/2006/math" xmlns:v="urn:schemas-microsoft-com:vml" xmlns:wp14="http://schemas.microsoft.com/office/word/2010/wordprocessingDrawing" xmlns:wp="http://schemas.openxmlformats.org/drawingml/2006/wordprocessingDrawing" xmlns:w10="urn:schemas-microsoft-com:office:word" xmlns:w="http://schemas.openxmlformats.org/wordprocessingml/2006/main" xmlns:w14="http://schemas.microsoft.com/office/word/2010/wordml" xmlns:w15="http://schemas.microsoft.com/office/word/2012/wordml" xmlns:w16cid="http://schemas.microsoft.com/office/word/2016/wordml/cid" xmlns:w16se="http://schemas.microsoft.com/office/word/2015/wordml/symex" xmlns:wpg="http://schemas.microsoft.com/office/word/2010/wordprocessingGroup" xmlns:wpi="http://schemas.microsoft.com/office/word/2010/wordprocessingInk" xmlns:wne="http://schemas.microsoft.com/office/word/2006/wordml" xmlns:wps="http://schemas.microsoft.com/office/word/2010/wordprocessingShape" mc:Ignorable="w14 w15 w16se w16cid wp14">
+<w:numbering xmlns:wpc="http://schemas.microsoft.com/office/word/2010/wordprocessingCanvas" xmlns:cx="http://schemas.microsoft.com/office/drawing/2014/chartex" xmlns:cx1="http://schemas.microsoft.com/office/drawing/2015/9/8/chartex" xmlns:cx2="http://schemas.microsoft.com/office/drawing/2015/10/21/chartex" xmlns:cx3="http://schemas.microsoft.com/office/drawing/2016/5/9/chartex" xmlns:cx4="http://schemas.microsoft.com/office/drawing/2016/5/10/chartex" xmlns:cx5="http://schemas.microsoft.com/office/drawing/2016/5/11/chartex" xmlns:cx6="http://schemas.microsoft.com/office/drawing/2016/5/12/chartex" xmlns:cx7="http://schemas.microsoft.com/office/drawing/2016/5/13/chartex" xmlns:cx8="http://schemas.microsoft.com/office/drawing/2016/5/14/chartex" xmlns:mc="http://schemas.openxmlformats.org/markup-compatibility/2006" xmlns:aink="http://schemas.microsoft.com/office/drawing/2016/ink" xmlns:am3d="http://schemas.microsoft.com/office/drawing/2017/model3d" xmlns:o="urn:schemas-microsoft-com:office:office" xmlns:oel="http://schemas.microsoft.com/office/2019/extlst" xmlns:r="http://schemas.openxmlformats.org/officeDocument/2006/relationships" xmlns:m="http://schemas.openxmlformats.org/officeDocument/2006/math" xmlns:v="urn:schemas-microsoft-com:vml" xmlns:wp14="http://schemas.microsoft.com/office/word/2010/wordprocessingDrawing" xmlns:wp="http://schemas.openxmlformats.org/drawingml/2006/wordprocessingDrawing" xmlns:w10="urn:schemas-microsoft-com:office:word" xmlns:w="http://schemas.openxmlformats.org/wordprocessingml/2006/main" xmlns:w14="http://schemas.microsoft.com/office/word/2010/wordml" xmlns:w15="http://schemas.microsoft.com/office/word/2012/wordml" xmlns:w16cex="http://schemas.microsoft.com/office/word/2018/wordml/cex" xmlns:w16cid="http://schemas.microsoft.com/office/word/2016/wordml/cid" xmlns:w16="http://schemas.microsoft.com/office/word/2018/wordml" xmlns:w16du="http://schemas.microsoft.com/office/word/2023/wordml/word16du" xmlns:w16sdtdh="http://schemas.microsoft.com/office/word/2020/wordml/sdtdatahash" xmlns:w16sdtfl="http://schemas.microsoft.com/office/word/2024/wordml/sdtformatlock" xmlns:w16se="http://schemas.microsoft.com/office/word/2015/wordml/symex" xmlns:wpg="http://schemas.microsoft.com/office/word/2010/wordprocessingGroup" xmlns:wpi="http://schemas.microsoft.com/office/word/2010/wordprocessingInk" xmlns:wne="http://schemas.microsoft.com/office/word/2006/wordml" xmlns:wps="http://schemas.microsoft.com/office/word/2010/wordprocessingShape" mc:Ignorable="w14 w15 w16se w16cid w16 w16cex w16sdtdh w16sdtfl w16du wp14">
   <w:numPicBullet w:numPicBulletId="0">
     <w:pict>
       <v:shapetype id="_x0000_t75" coordsize="21600,21600" o:spt="75" o:preferrelative="t" path="m@4@5l@4@11@9@11@9@5xe" filled="f" stroked="f">
@@ -3567,8 +4025,8 @@
         <v:path o:extrusionok="f" gradientshapeok="t" o:connecttype="rect"/>
         <o:lock v:ext="edit" aspectratio="t"/>
       </v:shapetype>
-      <v:shape id="_x0000_i1026" type="#_x0000_t75" style="width:26.25pt;height:25.5pt" o:bullet="t">
-        <v:imagedata r:id="rId1" o:title="bullet_gi"/>
+      <v:shape id="_x0000_i1025" type="#_x0000_t75" style="width:26.9pt;height:26.9pt;visibility:visible;mso-wrap-style:square" o:bullet="t">
+        <v:imagedata r:id="rId1" o:title=""/>
       </v:shape>
     </w:pict>
   </w:numPicBullet>
@@ -3925,104 +4383,221 @@
       </w:rPr>
     </w:lvl>
   </w:abstractNum>
-  <w:num w:numId="1">
+  <w:abstractNum w:abstractNumId="11" w15:restartNumberingAfterBreak="0">
+    <w:nsid w:val="68537282"/>
+    <w:multiLevelType w:val="multilevel"/>
+    <w:tmpl w:val="809C4ED4"/>
+    <w:lvl w:ilvl="0">
+      <w:start w:val="1"/>
+      <w:numFmt w:val="bullet"/>
+      <w:pStyle w:val="AufzhlungEbene1"/>
+      <w:lvlText w:val="●"/>
+      <w:lvlJc w:val="left"/>
+      <w:pPr>
+        <w:ind w:left="360" w:hanging="360"/>
+      </w:pPr>
+      <w:rPr>
+        <w:rFonts w:ascii="Noto Sans Symbols" w:eastAsia="Noto Sans Symbols" w:hAnsi="Noto Sans Symbols" w:cs="Noto Sans Symbols"/>
+      </w:rPr>
+    </w:lvl>
+    <w:lvl w:ilvl="1">
+      <w:start w:val="1"/>
+      <w:numFmt w:val="bullet"/>
+      <w:lvlText w:val="o"/>
+      <w:lvlJc w:val="left"/>
+      <w:pPr>
+        <w:ind w:left="1080" w:hanging="360"/>
+      </w:pPr>
+      <w:rPr>
+        <w:rFonts w:ascii="Courier New" w:eastAsia="Courier New" w:hAnsi="Courier New" w:cs="Courier New"/>
+      </w:rPr>
+    </w:lvl>
+    <w:lvl w:ilvl="2">
+      <w:start w:val="1"/>
+      <w:numFmt w:val="bullet"/>
+      <w:lvlText w:val="▪"/>
+      <w:lvlJc w:val="left"/>
+      <w:pPr>
+        <w:ind w:left="1800" w:hanging="360"/>
+      </w:pPr>
+      <w:rPr>
+        <w:rFonts w:ascii="Noto Sans Symbols" w:eastAsia="Noto Sans Symbols" w:hAnsi="Noto Sans Symbols" w:cs="Noto Sans Symbols"/>
+      </w:rPr>
+    </w:lvl>
+    <w:lvl w:ilvl="3">
+      <w:start w:val="1"/>
+      <w:numFmt w:val="bullet"/>
+      <w:lvlText w:val="●"/>
+      <w:lvlJc w:val="left"/>
+      <w:pPr>
+        <w:ind w:left="2520" w:hanging="360"/>
+      </w:pPr>
+      <w:rPr>
+        <w:rFonts w:ascii="Noto Sans Symbols" w:eastAsia="Noto Sans Symbols" w:hAnsi="Noto Sans Symbols" w:cs="Noto Sans Symbols"/>
+      </w:rPr>
+    </w:lvl>
+    <w:lvl w:ilvl="4">
+      <w:start w:val="1"/>
+      <w:numFmt w:val="bullet"/>
+      <w:lvlText w:val="o"/>
+      <w:lvlJc w:val="left"/>
+      <w:pPr>
+        <w:ind w:left="3240" w:hanging="360"/>
+      </w:pPr>
+      <w:rPr>
+        <w:rFonts w:ascii="Courier New" w:eastAsia="Courier New" w:hAnsi="Courier New" w:cs="Courier New"/>
+      </w:rPr>
+    </w:lvl>
+    <w:lvl w:ilvl="5">
+      <w:start w:val="1"/>
+      <w:numFmt w:val="bullet"/>
+      <w:lvlText w:val="▪"/>
+      <w:lvlJc w:val="left"/>
+      <w:pPr>
+        <w:ind w:left="3960" w:hanging="360"/>
+      </w:pPr>
+      <w:rPr>
+        <w:rFonts w:ascii="Noto Sans Symbols" w:eastAsia="Noto Sans Symbols" w:hAnsi="Noto Sans Symbols" w:cs="Noto Sans Symbols"/>
+      </w:rPr>
+    </w:lvl>
+    <w:lvl w:ilvl="6">
+      <w:start w:val="1"/>
+      <w:numFmt w:val="bullet"/>
+      <w:lvlText w:val="●"/>
+      <w:lvlJc w:val="left"/>
+      <w:pPr>
+        <w:ind w:left="4680" w:hanging="360"/>
+      </w:pPr>
+      <w:rPr>
+        <w:rFonts w:ascii="Noto Sans Symbols" w:eastAsia="Noto Sans Symbols" w:hAnsi="Noto Sans Symbols" w:cs="Noto Sans Symbols"/>
+      </w:rPr>
+    </w:lvl>
+    <w:lvl w:ilvl="7">
+      <w:start w:val="1"/>
+      <w:numFmt w:val="bullet"/>
+      <w:lvlText w:val="o"/>
+      <w:lvlJc w:val="left"/>
+      <w:pPr>
+        <w:ind w:left="5400" w:hanging="360"/>
+      </w:pPr>
+      <w:rPr>
+        <w:rFonts w:ascii="Courier New" w:eastAsia="Courier New" w:hAnsi="Courier New" w:cs="Courier New"/>
+      </w:rPr>
+    </w:lvl>
+    <w:lvl w:ilvl="8">
+      <w:start w:val="1"/>
+      <w:numFmt w:val="bullet"/>
+      <w:lvlText w:val="▪"/>
+      <w:lvlJc w:val="left"/>
+      <w:pPr>
+        <w:ind w:left="6120" w:hanging="360"/>
+      </w:pPr>
+      <w:rPr>
+        <w:rFonts w:ascii="Noto Sans Symbols" w:eastAsia="Noto Sans Symbols" w:hAnsi="Noto Sans Symbols" w:cs="Noto Sans Symbols"/>
+      </w:rPr>
+    </w:lvl>
+  </w:abstractNum>
+  <w:num w:numId="1" w16cid:durableId="619453027">
     <w:abstractNumId w:val="9"/>
   </w:num>
-  <w:num w:numId="2">
+  <w:num w:numId="2" w16cid:durableId="2053915621">
     <w:abstractNumId w:val="7"/>
   </w:num>
-  <w:num w:numId="3">
+  <w:num w:numId="3" w16cid:durableId="952978690">
     <w:abstractNumId w:val="6"/>
   </w:num>
-  <w:num w:numId="4">
+  <w:num w:numId="4" w16cid:durableId="1495335857">
     <w:abstractNumId w:val="5"/>
   </w:num>
-  <w:num w:numId="5">
+  <w:num w:numId="5" w16cid:durableId="1427574713">
     <w:abstractNumId w:val="4"/>
   </w:num>
-  <w:num w:numId="6">
+  <w:num w:numId="6" w16cid:durableId="1102798152">
     <w:abstractNumId w:val="8"/>
   </w:num>
-  <w:num w:numId="7">
+  <w:num w:numId="7" w16cid:durableId="1507942619">
     <w:abstractNumId w:val="3"/>
   </w:num>
-  <w:num w:numId="8">
+  <w:num w:numId="8" w16cid:durableId="1604531421">
     <w:abstractNumId w:val="2"/>
   </w:num>
-  <w:num w:numId="9">
+  <w:num w:numId="9" w16cid:durableId="1218904863">
     <w:abstractNumId w:val="1"/>
   </w:num>
-  <w:num w:numId="10">
+  <w:num w:numId="10" w16cid:durableId="1458988900">
     <w:abstractNumId w:val="0"/>
   </w:num>
-  <w:num w:numId="11">
+  <w:num w:numId="11" w16cid:durableId="885683664">
     <w:abstractNumId w:val="9"/>
   </w:num>
-  <w:num w:numId="12">
+  <w:num w:numId="12" w16cid:durableId="999577156">
     <w:abstractNumId w:val="7"/>
   </w:num>
-  <w:num w:numId="13">
+  <w:num w:numId="13" w16cid:durableId="1791629182">
     <w:abstractNumId w:val="6"/>
   </w:num>
-  <w:num w:numId="14">
+  <w:num w:numId="14" w16cid:durableId="1898277428">
     <w:abstractNumId w:val="5"/>
   </w:num>
-  <w:num w:numId="15">
+  <w:num w:numId="15" w16cid:durableId="19085239">
     <w:abstractNumId w:val="4"/>
   </w:num>
-  <w:num w:numId="16">
+  <w:num w:numId="16" w16cid:durableId="460618349">
     <w:abstractNumId w:val="8"/>
   </w:num>
-  <w:num w:numId="17">
+  <w:num w:numId="17" w16cid:durableId="1815759107">
     <w:abstractNumId w:val="3"/>
   </w:num>
-  <w:num w:numId="18">
+  <w:num w:numId="18" w16cid:durableId="1255356252">
     <w:abstractNumId w:val="2"/>
   </w:num>
-  <w:num w:numId="19">
+  <w:num w:numId="19" w16cid:durableId="1727147445">
     <w:abstractNumId w:val="1"/>
   </w:num>
-  <w:num w:numId="20">
+  <w:num w:numId="20" w16cid:durableId="142940714">
     <w:abstractNumId w:val="0"/>
   </w:num>
-  <w:num w:numId="21">
+  <w:num w:numId="21" w16cid:durableId="910698325">
     <w:abstractNumId w:val="9"/>
   </w:num>
-  <w:num w:numId="22">
+  <w:num w:numId="22" w16cid:durableId="1480346202">
     <w:abstractNumId w:val="7"/>
   </w:num>
-  <w:num w:numId="23">
+  <w:num w:numId="23" w16cid:durableId="1924531861">
     <w:abstractNumId w:val="6"/>
   </w:num>
-  <w:num w:numId="24">
+  <w:num w:numId="24" w16cid:durableId="74326473">
     <w:abstractNumId w:val="5"/>
   </w:num>
-  <w:num w:numId="25">
+  <w:num w:numId="25" w16cid:durableId="548568561">
     <w:abstractNumId w:val="4"/>
   </w:num>
-  <w:num w:numId="26">
+  <w:num w:numId="26" w16cid:durableId="685255784">
     <w:abstractNumId w:val="8"/>
   </w:num>
-  <w:num w:numId="27">
+  <w:num w:numId="27" w16cid:durableId="415632088">
     <w:abstractNumId w:val="3"/>
   </w:num>
-  <w:num w:numId="28">
+  <w:num w:numId="28" w16cid:durableId="289627228">
     <w:abstractNumId w:val="2"/>
   </w:num>
-  <w:num w:numId="29">
+  <w:num w:numId="29" w16cid:durableId="2041934853">
     <w:abstractNumId w:val="1"/>
   </w:num>
-  <w:num w:numId="30">
+  <w:num w:numId="30" w16cid:durableId="1955282456">
     <w:abstractNumId w:val="0"/>
   </w:num>
-  <w:num w:numId="31">
+  <w:num w:numId="31" w16cid:durableId="1427264456">
     <w:abstractNumId w:val="10"/>
+  </w:num>
+  <w:num w:numId="32" w16cid:durableId="1022173243">
+    <w:abstractNumId w:val="11"/>
   </w:num>
 </w:numbering>
 </file>
 
 <file path=word/styles.xml><?xml version="1.0" encoding="utf-8"?>
-<w:styles xmlns:mc="http://schemas.openxmlformats.org/markup-compatibility/2006" xmlns:r="http://schemas.openxmlformats.org/officeDocument/2006/relationships" xmlns:w="http://schemas.openxmlformats.org/wordprocessingml/2006/main" xmlns:w14="http://schemas.microsoft.com/office/word/2010/wordml" xmlns:w15="http://schemas.microsoft.com/office/word/2012/wordml" xmlns:w16cid="http://schemas.microsoft.com/office/word/2016/wordml/cid" xmlns:w16se="http://schemas.microsoft.com/office/word/2015/wordml/symex" mc:Ignorable="w14 w15 w16se w16cid">
+<w:styles xmlns:mc="http://schemas.openxmlformats.org/markup-compatibility/2006" xmlns:r="http://schemas.openxmlformats.org/officeDocument/2006/relationships" xmlns:w="http://schemas.openxmlformats.org/wordprocessingml/2006/main" xmlns:w14="http://schemas.microsoft.com/office/word/2010/wordml" xmlns:w15="http://schemas.microsoft.com/office/word/2012/wordml" xmlns:w16cex="http://schemas.microsoft.com/office/word/2018/wordml/cex" xmlns:w16cid="http://schemas.microsoft.com/office/word/2016/wordml/cid" xmlns:w16="http://schemas.microsoft.com/office/word/2018/wordml" xmlns:w16du="http://schemas.microsoft.com/office/word/2023/wordml/word16du" xmlns:w16sdtdh="http://schemas.microsoft.com/office/word/2020/wordml/sdtdatahash" xmlns:w16sdtfl="http://schemas.microsoft.com/office/word/2024/wordml/sdtformatlock" xmlns:w16se="http://schemas.microsoft.com/office/word/2015/wordml/symex" mc:Ignorable="w14 w15 w16se w16cid w16 w16cex w16sdtdh w16sdtfl w16du">
   <w:docDefaults>
     <w:rPrDefault>
       <w:rPr>
@@ -4032,25 +4607,30 @@
     </w:rPrDefault>
     <w:pPrDefault/>
   </w:docDefaults>
-  <w:latentStyles w:defLockedState="0" w:defUIPriority="0" w:defSemiHidden="0" w:defUnhideWhenUsed="0" w:defQFormat="0" w:count="375">
+  <w:latentStyles w:defLockedState="0" w:defUIPriority="0" w:defSemiHidden="0" w:defUnhideWhenUsed="0" w:defQFormat="0" w:count="376">
     <w:lsdException w:name="Normal" w:qFormat="1"/>
-    <w:lsdException w:name="heading 1" w:qFormat="1"/>
-    <w:lsdException w:name="heading 2" w:qFormat="1"/>
+    <w:lsdException w:name="heading 1" w:uiPriority="9" w:qFormat="1"/>
+    <w:lsdException w:name="heading 2" w:uiPriority="9" w:qFormat="1"/>
     <w:lsdException w:name="heading 3" w:qFormat="1"/>
-    <w:lsdException w:name="heading 4" w:uiPriority="99" w:qFormat="1"/>
-    <w:lsdException w:name="heading 5" w:qFormat="1"/>
-    <w:lsdException w:name="heading 6" w:qFormat="1"/>
+    <w:lsdException w:name="heading 4" w:uiPriority="9" w:qFormat="1"/>
+    <w:lsdException w:name="heading 5" w:uiPriority="9" w:qFormat="1"/>
+    <w:lsdException w:name="heading 6" w:uiPriority="9" w:qFormat="1"/>
     <w:lsdException w:name="heading 7" w:qFormat="1"/>
     <w:lsdException w:name="heading 8" w:qFormat="1"/>
     <w:lsdException w:name="heading 9" w:qFormat="1"/>
+    <w:lsdException w:name="toc 3" w:uiPriority="39"/>
     <w:lsdException w:name="caption" w:qFormat="1"/>
     <w:lsdException w:name="Title" w:qFormat="1"/>
     <w:lsdException w:name="Subtitle" w:qFormat="1"/>
     <w:lsdException w:name="Body Text Indent 2" w:uiPriority="99"/>
+    <w:lsdException w:name="Hyperlink" w:uiPriority="99"/>
     <w:lsdException w:name="Strong" w:qFormat="1"/>
     <w:lsdException w:name="Emphasis" w:qFormat="1"/>
+    <w:lsdException w:name="Normal (Web)" w:uiPriority="99"/>
     <w:lsdException w:name="HTML Keyboard" w:semiHidden="1" w:unhideWhenUsed="1"/>
     <w:lsdException w:name="HTML Preformatted" w:semiHidden="1" w:unhideWhenUsed="1"/>
+    <w:lsdException w:name="HTML Variable" w:semiHidden="1" w:unhideWhenUsed="1"/>
+    <w:lsdException w:name="Normal Table" w:semiHidden="1" w:unhideWhenUsed="1"/>
     <w:lsdException w:name="annotation subject" w:semiHidden="1" w:unhideWhenUsed="1"/>
     <w:lsdException w:name="No List" w:semiHidden="1" w:unhideWhenUsed="1"/>
     <w:lsdException w:name="Outline List 1" w:semiHidden="1" w:unhideWhenUsed="1"/>
@@ -4094,9 +4674,12 @@
     <w:lsdException w:name="Table Elegant" w:semiHidden="1" w:unhideWhenUsed="1"/>
     <w:lsdException w:name="Table Professional" w:semiHidden="1" w:unhideWhenUsed="1"/>
     <w:lsdException w:name="Table Subtle 1" w:semiHidden="1" w:unhideWhenUsed="1"/>
+    <w:lsdException w:name="Table Subtle 2" w:semiHidden="1" w:unhideWhenUsed="1"/>
     <w:lsdException w:name="Table Web 1" w:semiHidden="1" w:unhideWhenUsed="1"/>
     <w:lsdException w:name="Table Web 2" w:semiHidden="1" w:unhideWhenUsed="1"/>
+    <w:lsdException w:name="Table Web 3" w:semiHidden="1" w:unhideWhenUsed="1"/>
     <w:lsdException w:name="Balloon Text" w:semiHidden="1" w:unhideWhenUsed="1"/>
+    <w:lsdException w:name="Table Grid" w:uiPriority="39"/>
     <w:lsdException w:name="Table Theme" w:semiHidden="1" w:unhideWhenUsed="1"/>
     <w:lsdException w:name="Placeholder Text" w:semiHidden="1" w:uiPriority="99"/>
     <w:lsdException w:name="No Spacing" w:uiPriority="1" w:qFormat="1"/>
@@ -4317,6 +4900,7 @@
     <w:lsdException w:name="Smart Hyperlink" w:semiHidden="1" w:uiPriority="99" w:unhideWhenUsed="1"/>
     <w:lsdException w:name="Hashtag" w:semiHidden="1" w:uiPriority="99" w:unhideWhenUsed="1"/>
     <w:lsdException w:name="Unresolved Mention" w:semiHidden="1" w:uiPriority="99" w:unhideWhenUsed="1"/>
+    <w:lsdException w:name="Smart Link" w:semiHidden="1" w:uiPriority="99" w:unhideWhenUsed="1"/>
   </w:latentStyles>
   <w:style w:type="paragraph" w:default="1" w:styleId="Standard">
     <w:name w:val="Normal"/>
@@ -4329,6 +4913,8 @@
     <w:name w:val="heading 1"/>
     <w:basedOn w:val="Standard"/>
     <w:next w:val="Standard"/>
+    <w:link w:val="berschrift1Zchn"/>
+    <w:uiPriority w:val="9"/>
     <w:qFormat/>
     <w:pPr>
       <w:keepNext/>
@@ -4343,6 +4929,7 @@
     <w:name w:val="heading 2"/>
     <w:basedOn w:val="Standard"/>
     <w:next w:val="Standard"/>
+    <w:uiPriority w:val="9"/>
     <w:qFormat/>
     <w:pPr>
       <w:keepNext/>
@@ -4380,7 +4967,7 @@
     <w:basedOn w:val="Standard"/>
     <w:next w:val="Standard"/>
     <w:link w:val="berschrift4Zchn"/>
-    <w:uiPriority w:val="99"/>
+    <w:uiPriority w:val="9"/>
     <w:qFormat/>
     <w:pPr>
       <w:keepNext/>
@@ -4400,6 +4987,7 @@
     <w:name w:val="heading 5"/>
     <w:basedOn w:val="Standard"/>
     <w:next w:val="Standard"/>
+    <w:uiPriority w:val="9"/>
     <w:qFormat/>
     <w:pPr>
       <w:keepNext/>
@@ -4418,6 +5006,7 @@
     <w:name w:val="heading 6"/>
     <w:basedOn w:val="Standard"/>
     <w:next w:val="Standard"/>
+    <w:uiPriority w:val="9"/>
     <w:qFormat/>
     <w:pPr>
       <w:keepNext/>
@@ -4487,7 +5076,6 @@
   <w:style w:type="character" w:default="1" w:styleId="Absatz-Standardschriftart">
     <w:name w:val="Default Paragraph Font"/>
     <w:uiPriority w:val="1"/>
-    <w:semiHidden/>
     <w:unhideWhenUsed/>
   </w:style>
   <w:style w:type="table" w:default="1" w:styleId="NormaleTabelle">
@@ -4514,6 +5102,7 @@
   <w:style w:type="character" w:styleId="Hyperlink">
     <w:name w:val="Hyperlink"/>
     <w:basedOn w:val="Absatz-Standardschriftart"/>
+    <w:uiPriority w:val="99"/>
     <w:rPr>
       <w:rFonts w:cs="Times New Roman"/>
       <w:color w:val="0000FF"/>
@@ -5050,6 +5639,7 @@
   <w:style w:type="paragraph" w:styleId="StandardWeb">
     <w:name w:val="Normal (Web)"/>
     <w:basedOn w:val="Standard"/>
+    <w:uiPriority w:val="99"/>
     <w:rPr>
       <w:sz w:val="24"/>
       <w:szCs w:val="24"/>
@@ -5190,7 +5780,7 @@
     <w:basedOn w:val="Standard"/>
     <w:next w:val="Standard"/>
     <w:autoRedefine/>
-    <w:semiHidden/>
+    <w:uiPriority w:val="39"/>
     <w:pPr>
       <w:ind w:left="400"/>
     </w:pPr>
@@ -5258,6 +5848,7 @@
   <w:style w:type="table" w:styleId="Tabellenraster">
     <w:name w:val="Table Grid"/>
     <w:basedOn w:val="NormaleTabelle"/>
+    <w:uiPriority w:val="39"/>
     <w:rsid w:val="00826C1C"/>
     <w:tblPr>
       <w:tblBorders>
@@ -5483,6 +6074,152 @@
     <w:uiPriority w:val="99"/>
     <w:rsid w:val="005E2953"/>
     <w:rPr>
+      <w:lang w:val="en-US"/>
+    </w:rPr>
+  </w:style>
+  <w:style w:type="character" w:customStyle="1" w:styleId="searchhighlight">
+    <w:name w:val="searchhighlight"/>
+    <w:basedOn w:val="Absatz-Standardschriftart"/>
+    <w:rsid w:val="00F172AE"/>
+  </w:style>
+  <w:style w:type="character" w:styleId="NichtaufgelsteErwhnung">
+    <w:name w:val="Unresolved Mention"/>
+    <w:basedOn w:val="Absatz-Standardschriftart"/>
+    <w:uiPriority w:val="99"/>
+    <w:semiHidden/>
+    <w:unhideWhenUsed/>
+    <w:rsid w:val="00C82D1B"/>
+    <w:rPr>
+      <w:color w:val="605E5C"/>
+      <w:shd w:val="clear" w:color="auto" w:fill="E1DFDD"/>
+    </w:rPr>
+  </w:style>
+  <w:style w:type="paragraph" w:styleId="Inhaltsverzeichnisberschrift">
+    <w:name w:val="TOC Heading"/>
+    <w:basedOn w:val="berschrift1"/>
+    <w:next w:val="Standard"/>
+    <w:uiPriority w:val="39"/>
+    <w:unhideWhenUsed/>
+    <w:qFormat/>
+    <w:rsid w:val="0066559C"/>
+    <w:pPr>
+      <w:keepLines/>
+      <w:spacing w:before="240" w:line="259" w:lineRule="auto"/>
+      <w:outlineLvl w:val="9"/>
+    </w:pPr>
+    <w:rPr>
+      <w:rFonts w:asciiTheme="majorHAnsi" w:eastAsiaTheme="majorEastAsia" w:hAnsiTheme="majorHAnsi" w:cstheme="majorBidi"/>
+      <w:color w:val="2E74B5" w:themeColor="accent1" w:themeShade="BF"/>
+      <w:sz w:val="32"/>
+      <w:szCs w:val="32"/>
+      <w:lang w:val="de-DE"/>
+    </w:rPr>
+  </w:style>
+  <w:style w:type="character" w:customStyle="1" w:styleId="berschrift1Zchn">
+    <w:name w:val="Überschrift 1 Zchn"/>
+    <w:basedOn w:val="Absatz-Standardschriftart"/>
+    <w:link w:val="berschrift1"/>
+    <w:uiPriority w:val="9"/>
+    <w:rsid w:val="00333035"/>
+    <w:rPr>
+      <w:sz w:val="24"/>
+      <w:szCs w:val="24"/>
+      <w:lang w:val="en-US"/>
+    </w:rPr>
+  </w:style>
+  <w:style w:type="paragraph" w:customStyle="1" w:styleId="AufzhlungEbene1">
+    <w:name w:val="Aufzählung Ebene 1"/>
+    <w:basedOn w:val="Standard"/>
+    <w:qFormat/>
+    <w:rsid w:val="00154F1C"/>
+    <w:pPr>
+      <w:numPr>
+        <w:numId w:val="32"/>
+      </w:numPr>
+      <w:tabs>
+        <w:tab w:val="left" w:pos="499"/>
+      </w:tabs>
+      <w:spacing w:after="120"/>
+      <w:ind w:left="499" w:hanging="499"/>
+      <w:jc w:val="both"/>
+    </w:pPr>
+    <w:rPr>
+      <w:lang w:val="en-GB"/>
+    </w:rPr>
+  </w:style>
+  <w:style w:type="paragraph" w:styleId="Literaturverzeichnis">
+    <w:name w:val="Bibliography"/>
+    <w:basedOn w:val="Standard"/>
+    <w:next w:val="Standard"/>
+    <w:uiPriority w:val="37"/>
+    <w:semiHidden/>
+    <w:unhideWhenUsed/>
+    <w:rsid w:val="000E36CD"/>
+  </w:style>
+  <w:style w:type="character" w:customStyle="1" w:styleId="FootnoteCharacters">
+    <w:name w:val="Footnote Characters"/>
+    <w:semiHidden/>
+    <w:qFormat/>
+    <w:rsid w:val="00CC6D2B"/>
+    <w:rPr>
+      <w:vertAlign w:val="superscript"/>
+    </w:rPr>
+  </w:style>
+  <w:style w:type="table" w:customStyle="1" w:styleId="Tabellenraster1">
+    <w:name w:val="Tabellenraster1"/>
+    <w:basedOn w:val="NormaleTabelle"/>
+    <w:next w:val="Tabellenraster"/>
+    <w:rsid w:val="00CC6D2B"/>
+    <w:pPr>
+      <w:suppressAutoHyphens/>
+    </w:pPr>
+    <w:rPr>
+      <w:lang w:val="en-GB"/>
+    </w:rPr>
+    <w:tblPr>
+      <w:tblBorders>
+        <w:top w:val="single" w:sz="4" w:space="0" w:color="auto"/>
+        <w:left w:val="single" w:sz="4" w:space="0" w:color="auto"/>
+        <w:bottom w:val="single" w:sz="4" w:space="0" w:color="auto"/>
+        <w:right w:val="single" w:sz="4" w:space="0" w:color="auto"/>
+        <w:insideH w:val="single" w:sz="4" w:space="0" w:color="auto"/>
+        <w:insideV w:val="single" w:sz="4" w:space="0" w:color="auto"/>
+      </w:tblBorders>
+    </w:tblPr>
+  </w:style>
+  <w:style w:type="character" w:styleId="Platzhaltertext">
+    <w:name w:val="Placeholder Text"/>
+    <w:basedOn w:val="Absatz-Standardschriftart"/>
+    <w:uiPriority w:val="99"/>
+    <w:semiHidden/>
+    <w:rsid w:val="00F13DED"/>
+    <w:rPr>
+      <w:color w:val="666666"/>
+    </w:rPr>
+  </w:style>
+  <w:style w:type="paragraph" w:styleId="Sprechblasentext">
+    <w:name w:val="Balloon Text"/>
+    <w:basedOn w:val="Standard"/>
+    <w:link w:val="SprechblasentextZchn"/>
+    <w:semiHidden/>
+    <w:unhideWhenUsed/>
+    <w:rsid w:val="0052199B"/>
+    <w:rPr>
+      <w:rFonts w:ascii="Segoe UI" w:hAnsi="Segoe UI" w:cs="Segoe UI"/>
+      <w:sz w:val="18"/>
+      <w:szCs w:val="18"/>
+    </w:rPr>
+  </w:style>
+  <w:style w:type="character" w:customStyle="1" w:styleId="SprechblasentextZchn">
+    <w:name w:val="Sprechblasentext Zchn"/>
+    <w:basedOn w:val="Absatz-Standardschriftart"/>
+    <w:link w:val="Sprechblasentext"/>
+    <w:semiHidden/>
+    <w:rsid w:val="0052199B"/>
+    <w:rPr>
+      <w:rFonts w:ascii="Segoe UI" w:hAnsi="Segoe UI" w:cs="Segoe UI"/>
+      <w:sz w:val="18"/>
+      <w:szCs w:val="18"/>
       <w:lang w:val="en-US"/>
     </w:rPr>
   </w:style>
@@ -5748,4 +6485,38 @@
     </a:ext>
   </a:extLst>
 </a:theme>
+</file>
+
+<file path=word/webextensions/taskpanes.xml><?xml version="1.0" encoding="utf-8"?>
+<wetp:taskpanes xmlns:wetp="http://schemas.microsoft.com/office/webextensions/taskpanes/2010/11">
+  <wetp:taskpane dockstate="right" visibility="0" width="525" row="2">
+    <wetp:webextensionref xmlns:r="http://schemas.openxmlformats.org/officeDocument/2006/relationships" r:id="rId1"/>
+  </wetp:taskpane>
+</wetp:taskpanes>
+</file>
+
+<file path=word/webextensions/webextension1.xml><?xml version="1.0" encoding="utf-8"?>
+<we:webextension xmlns:we="http://schemas.microsoft.com/office/webextensions/webextension/2010/11" id="{C2457467-4C57-4220-B0EB-3950521B39F1}">
+  <we:reference id="wa200010453" version="1.0.0.1" store="en-US" storeType="OMEX"/>
+  <we:alternateReferences>
+    <we:reference id="WA200010453" version="1.0.0.1" store="" storeType="OMEX"/>
+  </we:alternateReferences>
+  <we:properties>
+    <we:property name="claude.fileId" value="&quot;82f8ece3-2dec-4756-b054-0422ec9e4154&quot;"/>
+  </we:properties>
+  <we:bindings/>
+  <we:snapshot xmlns:r="http://schemas.openxmlformats.org/officeDocument/2006/relationships"/>
+</we:webextension>
+</file>
+
+<file path=customXml/item1.xml><?xml version="1.0" encoding="utf-8"?>
+<b:Sources xmlns:b="http://schemas.openxmlformats.org/officeDocument/2006/bibliography" xmlns="http://schemas.openxmlformats.org/officeDocument/2006/bibliography" SelectedStyle="\APASixthEditionOfficeOnline.xsl" StyleName="APA" Version="6"/>
+</file>
+
+<file path=customXml/itemProps1.xml><?xml version="1.0" encoding="utf-8"?>
+<ds:datastoreItem xmlns:ds="http://schemas.openxmlformats.org/officeDocument/2006/customXml" ds:itemID="{D90E6F82-29C1-46DA-9588-2B4126DFB63B}">
+  <ds:schemaRefs>
+    <ds:schemaRef ds:uri="http://schemas.openxmlformats.org/officeDocument/2006/bibliography"/>
+  </ds:schemaRefs>
+</ds:datastoreItem>
 </file>
--- a/LNI-Startseiten.docx
+++ b/LNI-Startseiten.docx
@@ -404,20 +404,23 @@
     <w:p>
       <w:pPr>
         <w:pStyle w:val="Buchtitel-Herausgeber"/>
-      </w:pPr>
-      <w:r>
-        <w:t>Malgorzata Burchard-Dziubinska</w:t>
-      </w:r>
-      <w:r>
-        <w:t xml:space="preserve"> </w:t>
-      </w:r>
-      <w:r>
-        <w:t>(Editors)</w:t>
+        <w:rPr>
+          <w:lang w:val="en-US"/>
+        </w:rPr>
+      </w:pPr>
+      <w:r>
+        <w:rPr>
+          <w:lang w:val="en-US"/>
+        </w:rPr>
+        <w:t>Malgorzata Burchard-Dziubinska (Editors)</w:t>
       </w:r>
     </w:p>
     <w:p>
       <w:pPr>
         <w:pStyle w:val="Buchtitel-Herausgeber"/>
+        <w:rPr>
+          <w:lang w:val="en-US"/>
+        </w:rPr>
       </w:pPr>
     </w:p>
     <w:p>
@@ -506,55 +509,55 @@
         <w:pStyle w:val="Buchuntertitel"/>
         <w:rPr>
           <w:color w:val="auto"/>
-          <w:lang w:val="de-AT"/>
+          <w:lang w:val="en-US"/>
         </w:rPr>
       </w:pPr>
       <w:r>
         <w:rPr>
           <w:color w:val="auto"/>
-          <w:lang w:val="de-AT"/>
+          <w:lang w:val="en-US"/>
         </w:rPr>
         <w:t>September</w:t>
       </w:r>
       <w:r>
         <w:rPr>
           <w:color w:val="auto"/>
-          <w:lang w:val="de-AT"/>
+          <w:lang w:val="en-US"/>
         </w:rPr>
         <w:t xml:space="preserve"> </w:t>
       </w:r>
       <w:r>
         <w:rPr>
           <w:color w:val="auto"/>
-          <w:lang w:val="de-AT"/>
+          <w:lang w:val="en-US"/>
         </w:rPr>
         <w:t>09</w:t>
       </w:r>
       <w:r>
         <w:rPr>
           <w:color w:val="auto"/>
-          <w:lang w:val="de-AT"/>
+          <w:lang w:val="en-US"/>
         </w:rPr>
         <w:t>-1</w:t>
       </w:r>
       <w:r>
         <w:rPr>
           <w:color w:val="auto"/>
-          <w:lang w:val="de-AT"/>
+          <w:lang w:val="en-US"/>
         </w:rPr>
         <w:t>1</w:t>
       </w:r>
       <w:r>
         <w:rPr>
           <w:color w:val="auto"/>
-          <w:lang w:val="de-AT"/>
+          <w:lang w:val="en-US"/>
         </w:rPr>
         <w:t>, 202</w:t>
       </w:r>
       <w:r>
         <w:rPr>
           <w:color w:val="auto"/>
-          <w:lang w:val="de-AT"/>
+          <w:lang w:val="en-US"/>
         </w:rPr>
         <w:t>5</w:t>
       </w:r>
@@ -899,7 +902,7 @@
               <w:jc w:val="both"/>
             </w:pPr>
             <w:r>
-              <w:t>Prof. Stefan Naumann</w:t>
+              <w:t>Stefan Naumann</w:t>
             </w:r>
           </w:p>
         </w:tc>
@@ -945,7 +948,7 @@
               <w:jc w:val="both"/>
             </w:pPr>
             <w:r>
-              <w:t>Prof. Grit Behrens</w:t>
+              <w:t>Grit Behrens</w:t>
             </w:r>
           </w:p>
         </w:tc>
@@ -1089,30 +1092,44 @@
           <w:color w:val="EE0000"/>
           <w:lang w:val="en-GB"/>
         </w:rPr>
-        <w:t>Andreas Oberweis, KIT Karlsruhe</w:t>
-      </w:r>
+        <w:t xml:space="preserve">Andreas Oberweis, KIT </w:t>
+      </w:r>
+      <w:proofErr w:type="gramStart"/>
       <w:r>
         <w:rPr>
           <w:color w:val="EE0000"/>
           <w:lang w:val="en-GB"/>
         </w:rPr>
+        <w:t>Karlsruhe</w:t>
+      </w:r>
+      <w:r>
+        <w:rPr>
+          <w:color w:val="EE0000"/>
+          <w:lang w:val="en-GB"/>
+        </w:rPr>
         <w:t xml:space="preserve">, </w:t>
       </w:r>
-    </w:p>
-    <w:p>
-      <w:pPr>
-        <w:pStyle w:val="Textkrper-Einzug2"/>
+      <w:r>
         <w:rPr>
           <w:color w:val="EE0000"/>
           <w:lang w:val="en-GB"/>
         </w:rPr>
-      </w:pPr>
+        <w:t xml:space="preserve"> </w:t>
+      </w:r>
       <w:r>
         <w:rPr>
           <w:color w:val="EE0000"/>
           <w:lang w:val="en-GB"/>
         </w:rPr>
-        <w:t xml:space="preserve">(Chairman, </w:t>
+        <w:t>(</w:t>
+      </w:r>
+      <w:proofErr w:type="gramEnd"/>
+      <w:r>
+        <w:rPr>
+          <w:color w:val="EE0000"/>
+          <w:lang w:val="en-GB"/>
+        </w:rPr>
+        <w:t xml:space="preserve">Chairman, </w:t>
       </w:r>
       <w:r>
         <w:rPr>
@@ -1649,7 +1666,6 @@
           <w:iCs/>
           <w:lang w:val="en-GB"/>
         </w:rPr>
-        <w:lastRenderedPageBreak/>
         <w:t xml:space="preserve">This book is licensed under a </w:t>
       </w:r>
       <w:hyperlink r:id="rId10" w:history="1">
@@ -1680,6 +1696,7 @@
         <w:rPr>
           <w:lang w:val="en-US"/>
         </w:rPr>
+        <w:lastRenderedPageBreak/>
         <w:t>Preface</w:t>
       </w:r>
     </w:p>
@@ -2161,7 +2178,13 @@
         </w:tabs>
       </w:pPr>
       <w:r>
-        <w:t>We would like to thank the following companies for supporting the conference.</w:t>
+        <w:t xml:space="preserve">We </w:t>
+      </w:r>
+      <w:r>
+        <w:t>want</w:t>
+      </w:r>
+      <w:r>
+        <w:t xml:space="preserve"> to thank the following companies for supporting the conference.</w:t>
       </w:r>
     </w:p>
     <w:p>
@@ -2770,6 +2793,14 @@
                 <w14:ligatures w14:val="standardContextual"/>
               </w:rPr>
             </w:pPr>
+          </w:p>
+          <w:p>
+            <w:pPr>
+              <w:rPr>
+                <w:kern w:val="2"/>
+                <w14:ligatures w14:val="standardContextual"/>
+              </w:rPr>
+            </w:pPr>
             <w:r>
               <w:rPr>
                 <w:kern w:val="2"/>
@@ -2783,6 +2814,15 @@
           <w:tcPr>
             <w:tcW w:w="5245" w:type="dxa"/>
           </w:tcPr>
+          <w:p>
+            <w:pPr>
+              <w:ind w:left="-106"/>
+              <w:rPr>
+                <w:kern w:val="2"/>
+                <w14:ligatures w14:val="standardContextual"/>
+              </w:rPr>
+            </w:pPr>
+          </w:p>
           <w:p>
             <w:pPr>
               <w:ind w:left="-106"/>
@@ -2872,6 +2912,14 @@
                 <w14:ligatures w14:val="standardContextual"/>
               </w:rPr>
             </w:pPr>
+          </w:p>
+          <w:p>
+            <w:pPr>
+              <w:rPr>
+                <w:kern w:val="2"/>
+                <w14:ligatures w14:val="standardContextual"/>
+              </w:rPr>
+            </w:pPr>
             <w:r>
               <w:rPr>
                 <w:kern w:val="2"/>
@@ -2893,19 +2941,21 @@
                 <w14:ligatures w14:val="standardContextual"/>
               </w:rPr>
             </w:pPr>
-            <w:r>
+          </w:p>
+          <w:p>
+            <w:pPr>
+              <w:ind w:left="-106"/>
               <w:rPr>
                 <w:kern w:val="2"/>
                 <w14:ligatures w14:val="standardContextual"/>
               </w:rPr>
-              <w:t>University of Lodz</w:t>
-            </w:r>
+            </w:pPr>
             <w:r>
               <w:rPr>
                 <w:kern w:val="2"/>
                 <w14:ligatures w14:val="standardContextual"/>
               </w:rPr>
-              <w:t>, Lodz, Poland</w:t>
+              <w:t>University of Lodz, Lodz, Poland</w:t>
             </w:r>
           </w:p>
         </w:tc>
@@ -2933,7 +2983,6 @@
               <w:ind w:left="-106"/>
               <w:rPr>
                 <w:kern w:val="2"/>
-                <w:lang w:val="de-DE"/>
                 <w14:ligatures w14:val="standardContextual"/>
               </w:rPr>
             </w:pPr>
@@ -2948,7 +2997,6 @@
           <w:b/>
           <w:sz w:val="28"/>
           <w:szCs w:val="28"/>
-          <w:lang w:val="de-DE"/>
         </w:rPr>
       </w:pPr>
       <w:r>
@@ -2956,7 +3004,6 @@
           <w:b/>
           <w:sz w:val="28"/>
           <w:szCs w:val="28"/>
-          <w:lang w:val="de-DE"/>
         </w:rPr>
         <w:br w:type="page"/>
       </w:r>
@@ -2997,24 +3044,37 @@
         <w:tabs>
           <w:tab w:val="left" w:pos="142"/>
         </w:tabs>
-      </w:pPr>
-    </w:p>
-    <w:p>
+        <w:jc w:val="both"/>
+      </w:pPr>
+    </w:p>
+    <w:p>
+      <w:pPr>
+        <w:jc w:val="both"/>
+      </w:pPr>
       <w:r>
         <w:t>Achim Guldner, Trier University of Applied Sciences, Germany</w:t>
       </w:r>
     </w:p>
     <w:p>
+      <w:pPr>
+        <w:jc w:val="both"/>
+      </w:pPr>
       <w:r>
         <w:t>Amna Ramzy, German University in Cairo (GUC), Egypt</w:t>
       </w:r>
     </w:p>
     <w:p>
+      <w:pPr>
+        <w:jc w:val="both"/>
+      </w:pPr>
       <w:r>
         <w:t>Andi H. Widok, HTW Berlin, University of Applied Sciences, Berlin, Germany</w:t>
       </w:r>
     </w:p>
     <w:p>
+      <w:pPr>
+        <w:jc w:val="both"/>
+      </w:pPr>
       <w:r>
         <w:t xml:space="preserve">Andreas Abecker, </w:t>
       </w:r>
@@ -3036,11 +3096,17 @@
       </w:r>
     </w:p>
     <w:p>
+      <w:pPr>
+        <w:jc w:val="both"/>
+      </w:pPr>
       <w:r>
         <w:t>Andreas Winter, University of Oldenburg, Germany</w:t>
       </w:r>
     </w:p>
     <w:p>
+      <w:pPr>
+        <w:jc w:val="both"/>
+      </w:pPr>
       <w:r>
         <w:t xml:space="preserve">Anna Zagorski, </w:t>
       </w:r>
@@ -3054,11 +3120,17 @@
       </w:r>
     </w:p>
     <w:p>
+      <w:pPr>
+        <w:jc w:val="both"/>
+      </w:pPr>
       <w:r>
         <w:t>Barak Fishbain, Technion – Israel Institute of Technology, Israel</w:t>
       </w:r>
     </w:p>
     <w:p>
+      <w:pPr>
+        <w:jc w:val="both"/>
+      </w:pPr>
       <w:r>
         <w:t xml:space="preserve">Benjamin Wagner </w:t>
       </w:r>
@@ -3074,16 +3146,25 @@
       </w:r>
     </w:p>
     <w:p>
+      <w:pPr>
+        <w:jc w:val="both"/>
+      </w:pPr>
       <w:r>
         <w:t>Benno Schmidt, Bochum University of Applied Sciences, Germany</w:t>
       </w:r>
     </w:p>
     <w:p>
+      <w:pPr>
+        <w:jc w:val="both"/>
+      </w:pPr>
       <w:r>
         <w:t>Benoît Otjacques, Luxembourg Institute of Science and Technology (LIST), Luxembourg</w:t>
       </w:r>
     </w:p>
     <w:p>
+      <w:pPr>
+        <w:jc w:val="both"/>
+      </w:pPr>
       <w:r>
         <w:t xml:space="preserve">Denis Havlik, Austrian </w:t>
       </w:r>
@@ -3095,16 +3176,25 @@
       </w:r>
     </w:p>
     <w:p>
+      <w:pPr>
+        <w:jc w:val="both"/>
+      </w:pPr>
       <w:r>
         <w:t>Dennis Junger, HTW Berlin, University of Applied Sciences, Berlin, Germany</w:t>
       </w:r>
     </w:p>
     <w:p>
+      <w:pPr>
+        <w:jc w:val="both"/>
+      </w:pPr>
       <w:r>
         <w:t>Dieter Kranzlmüller, Leibniz Supercomputing Centre (LRZ) of the Bavarian Academy of Sciences and Humanities, Germany</w:t>
       </w:r>
     </w:p>
     <w:p>
+      <w:pPr>
+        <w:jc w:val="both"/>
+      </w:pPr>
       <w:r>
         <w:t>Frank Fuchs-</w:t>
       </w:r>
@@ -3119,6 +3209,7 @@
     </w:p>
     <w:p>
       <w:pPr>
+        <w:jc w:val="both"/>
         <w:rPr>
           <w:lang w:val="de-DE"/>
         </w:rPr>
@@ -3146,6 +3237,7 @@
     </w:p>
     <w:p>
       <w:pPr>
+        <w:jc w:val="both"/>
         <w:rPr>
           <w:lang w:val="de-DE"/>
         </w:rPr>
@@ -3159,55 +3251,48 @@
     </w:p>
     <w:p>
       <w:pPr>
-        <w:rPr>
-          <w:lang w:val="de-DE"/>
-        </w:rPr>
-      </w:pPr>
-      <w:r>
-        <w:rPr>
-          <w:lang w:val="de-DE"/>
-        </w:rPr>
+        <w:jc w:val="both"/>
+      </w:pPr>
+      <w:r>
         <w:t>Heiko Thimm, Hochschule Pforzheim, Germany</w:t>
       </w:r>
     </w:p>
     <w:p>
       <w:pPr>
-        <w:rPr>
-          <w:lang w:val="de-DE"/>
-        </w:rPr>
-      </w:pPr>
-      <w:r>
-        <w:rPr>
-          <w:lang w:val="de-DE"/>
-        </w:rPr>
+        <w:jc w:val="both"/>
+      </w:pPr>
+      <w:r>
         <w:t xml:space="preserve">Horst Kremers, Horst Kremers UNDRR SEM - RIMMA </w:t>
       </w:r>
       <w:proofErr w:type="spellStart"/>
       <w:r>
-        <w:rPr>
-          <w:lang w:val="de-DE"/>
-        </w:rPr>
         <w:t>CoE</w:t>
       </w:r>
       <w:proofErr w:type="spellEnd"/>
       <w:r>
-        <w:rPr>
-          <w:lang w:val="de-DE"/>
-        </w:rPr>
         <w:t xml:space="preserve"> Community, Germany</w:t>
       </w:r>
     </w:p>
     <w:p>
+      <w:pPr>
+        <w:jc w:val="both"/>
+      </w:pPr>
       <w:r>
         <w:t>Jochen Wittmann, HTW Berlin, University of Applied Sciences, Berlin, Germany</w:t>
       </w:r>
     </w:p>
     <w:p>
+      <w:pPr>
+        <w:jc w:val="both"/>
+      </w:pPr>
       <w:r>
         <w:t>Jorge Marx Gomez, Carl von Ossietzky University of Oldenburg - Department of Computing Science, Germany</w:t>
       </w:r>
     </w:p>
     <w:p>
+      <w:pPr>
+        <w:jc w:val="both"/>
+      </w:pPr>
       <w:r>
         <w:t xml:space="preserve">Karol Mrozik, </w:t>
       </w:r>
@@ -3221,16 +3306,25 @@
       </w:r>
     </w:p>
     <w:p>
+      <w:pPr>
+        <w:jc w:val="both"/>
+      </w:pPr>
       <w:r>
         <w:t>Klaus Greve, University of Bonn, Germany</w:t>
       </w:r>
     </w:p>
     <w:p>
+      <w:pPr>
+        <w:jc w:val="both"/>
+      </w:pPr>
       <w:r>
         <w:t>Kostas Karatzas, Aristotle University of Thessaloniki, Greece</w:t>
       </w:r>
     </w:p>
     <w:p>
+      <w:pPr>
+        <w:jc w:val="both"/>
+      </w:pPr>
       <w:r>
         <w:t xml:space="preserve">Margaret M. </w:t>
       </w:r>
@@ -3244,11 +3338,17 @@
       </w:r>
     </w:p>
     <w:p>
+      <w:pPr>
+        <w:jc w:val="both"/>
+      </w:pPr>
       <w:r>
         <w:t>Martina Willenbacher, HTW Berlin, University of Applied Sciences, Berlin, Germany</w:t>
       </w:r>
     </w:p>
     <w:p>
+      <w:pPr>
+        <w:jc w:val="both"/>
+      </w:pPr>
       <w:r>
         <w:t xml:space="preserve">Maximilian </w:t>
       </w:r>
@@ -3262,26 +3362,41 @@
       </w:r>
     </w:p>
     <w:p>
+      <w:pPr>
+        <w:jc w:val="both"/>
+      </w:pPr>
       <w:r>
         <w:t>Patricia Lago, Vrije Universiteit Amsterdam (VU), The Netherlands</w:t>
       </w:r>
     </w:p>
     <w:p>
+      <w:pPr>
+        <w:jc w:val="both"/>
+      </w:pPr>
       <w:r>
         <w:t>Pawel Bartoszczuk, SGH Warsaw School of Economics, Poland</w:t>
       </w:r>
     </w:p>
     <w:p>
+      <w:pPr>
+        <w:jc w:val="both"/>
+      </w:pPr>
       <w:r>
         <w:t>Ralf Klischewski, German University in Cairo (GUC), Egypt, Germany</w:t>
       </w:r>
     </w:p>
     <w:p>
+      <w:pPr>
+        <w:jc w:val="both"/>
+      </w:pPr>
       <w:r>
         <w:t>Rüdiger Schaldach, University of Kassel - Center for Environmental Systems Research, Germany</w:t>
       </w:r>
     </w:p>
     <w:p>
+      <w:pPr>
+        <w:jc w:val="both"/>
+      </w:pPr>
       <w:r>
         <w:t xml:space="preserve">Stanisław Czaja, </w:t>
       </w:r>
@@ -3295,11 +3410,17 @@
       </w:r>
     </w:p>
     <w:p>
+      <w:pPr>
+        <w:jc w:val="both"/>
+      </w:pPr>
       <w:r>
         <w:t>Stefan Naumann, Trier University of Applied Sciences, Germany</w:t>
       </w:r>
     </w:p>
     <w:p>
+      <w:pPr>
+        <w:jc w:val="both"/>
+      </w:pPr>
       <w:r>
         <w:t>Thomas Rose, RWTH Aachen University - Media Informatics / Media Processes, Germany</w:t>
       </w:r>
@@ -3396,60 +3517,6 @@
                 <w:szCs w:val="24"/>
                 <w:lang w:val="de-DE"/>
               </w:rPr>
-              <w:t>Anna Zagorski</w:t>
-            </w:r>
-          </w:p>
-        </w:tc>
-        <w:tc>
-          <w:tcPr>
-            <w:tcW w:w="5256" w:type="dxa"/>
-            <w:vAlign w:val="center"/>
-          </w:tcPr>
-          <w:p>
-            <w:pPr>
-              <w:rPr>
-                <w:b/>
-                <w:bCs/>
-                <w:color w:val="EE0000"/>
-                <w:sz w:val="24"/>
-                <w:szCs w:val="24"/>
-              </w:rPr>
-            </w:pPr>
-            <w:r>
-              <w:rPr>
-                <w:color w:val="EE0000"/>
-                <w:szCs w:val="24"/>
-                <w:lang w:val="de-DE"/>
-              </w:rPr>
-              <w:t>German Environment Agency (Umweltbundesamt), Germany</w:t>
-            </w:r>
-          </w:p>
-        </w:tc>
-      </w:tr>
-      <w:tr>
-        <w:trPr>
-          <w:trHeight w:val="460"/>
-          <w:tblCellSpacing w:w="15" w:type="dxa"/>
-        </w:trPr>
-        <w:tc>
-          <w:tcPr>
-            <w:tcW w:w="1798" w:type="dxa"/>
-            <w:vAlign w:val="center"/>
-          </w:tcPr>
-          <w:p>
-            <w:pPr>
-              <w:rPr>
-                <w:color w:val="EE0000"/>
-                <w:szCs w:val="24"/>
-                <w:lang w:val="de-DE"/>
-              </w:rPr>
-            </w:pPr>
-            <w:r>
-              <w:rPr>
-                <w:color w:val="EE0000"/>
-                <w:szCs w:val="24"/>
-                <w:lang w:val="de-DE"/>
-              </w:rPr>
               <w:t>Dennis Junger</w:t>
             </w:r>
           </w:p>
@@ -3462,7 +3529,10 @@
           <w:p>
             <w:pPr>
               <w:rPr>
+                <w:b/>
+                <w:bCs/>
                 <w:color w:val="EE0000"/>
+                <w:sz w:val="24"/>
                 <w:szCs w:val="24"/>
               </w:rPr>
             </w:pPr>
@@ -3528,7 +3598,7 @@
       </w:tr>
       <w:tr>
         <w:trPr>
-          <w:trHeight w:val="398"/>
+          <w:trHeight w:val="460"/>
           <w:tblCellSpacing w:w="15" w:type="dxa"/>
         </w:trPr>
         <w:tc>
@@ -3586,7 +3656,7 @@
       </w:tr>
       <w:tr>
         <w:trPr>
-          <w:trHeight w:val="460"/>
+          <w:trHeight w:val="398"/>
           <w:tblCellSpacing w:w="15" w:type="dxa"/>
         </w:trPr>
         <w:tc>
@@ -3739,6 +3809,40 @@
               </w:rPr>
               <w:t>HTW Berlin, University of Applied Sciences, Berlin, Germany</w:t>
             </w:r>
+          </w:p>
+        </w:tc>
+      </w:tr>
+      <w:tr>
+        <w:trPr>
+          <w:trHeight w:val="460"/>
+          <w:tblCellSpacing w:w="15" w:type="dxa"/>
+        </w:trPr>
+        <w:tc>
+          <w:tcPr>
+            <w:tcW w:w="1798" w:type="dxa"/>
+            <w:vAlign w:val="center"/>
+          </w:tcPr>
+          <w:p>
+            <w:pPr>
+              <w:rPr>
+                <w:color w:val="EE0000"/>
+                <w:szCs w:val="24"/>
+              </w:rPr>
+            </w:pPr>
+          </w:p>
+        </w:tc>
+        <w:tc>
+          <w:tcPr>
+            <w:tcW w:w="5256" w:type="dxa"/>
+            <w:vAlign w:val="center"/>
+          </w:tcPr>
+          <w:p>
+            <w:pPr>
+              <w:rPr>
+                <w:color w:val="EE0000"/>
+                <w:szCs w:val="24"/>
+              </w:rPr>
+            </w:pPr>
           </w:p>
         </w:tc>
       </w:tr>

--- a/LNI-Startseiten.docx
+++ b/LNI-Startseiten.docx
@@ -570,19 +570,21 @@
           <w:lang w:val="de-AT"/>
         </w:rPr>
       </w:pPr>
+      <w:proofErr w:type="spellStart"/>
       <w:r>
         <w:rPr>
           <w:color w:val="auto"/>
           <w:lang w:val="de-AT"/>
         </w:rPr>
-        <w:t>Lodz</w:t>
-      </w:r>
+        <w:t>Łódź</w:t>
+      </w:r>
+      <w:proofErr w:type="spellEnd"/>
       <w:r>
         <w:rPr>
           <w:color w:val="auto"/>
           <w:lang w:val="de-AT"/>
         </w:rPr>
-        <w:t xml:space="preserve"> - </w:t>
+        <w:t xml:space="preserve">- </w:t>
       </w:r>
       <w:r>
         <w:rPr>
@@ -832,13 +834,13 @@
         <w:tblLook w:val="04A0" w:firstRow="1" w:lastRow="0" w:firstColumn="1" w:lastColumn="0" w:noHBand="0" w:noVBand="1"/>
       </w:tblPr>
       <w:tblGrid>
-        <w:gridCol w:w="2410"/>
-        <w:gridCol w:w="4678"/>
+        <w:gridCol w:w="2268"/>
+        <w:gridCol w:w="4820"/>
       </w:tblGrid>
       <w:tr>
         <w:tc>
           <w:tcPr>
-            <w:tcW w:w="2410" w:type="dxa"/>
+            <w:tcW w:w="2268" w:type="dxa"/>
           </w:tcPr>
           <w:p>
             <w:pPr>
@@ -849,13 +851,17 @@
             </w:pPr>
             <w:bookmarkStart w:id="0" w:name="_Hlk187770951"/>
             <w:r>
+              <w:rPr>
+                <w:kern w:val="2"/>
+                <w14:ligatures w14:val="standardContextual"/>
+              </w:rPr>
               <w:t>Volker Wohlgemuth</w:t>
             </w:r>
           </w:p>
         </w:tc>
         <w:tc>
           <w:tcPr>
-            <w:tcW w:w="4678" w:type="dxa"/>
+            <w:tcW w:w="4820" w:type="dxa"/>
           </w:tcPr>
           <w:p>
             <w:pPr>
@@ -870,21 +876,7 @@
                 <w:kern w:val="2"/>
                 <w14:ligatures w14:val="standardContextual"/>
               </w:rPr>
-              <w:t>HTW Berlin, University of Applied Sciences, Berlin,</w:t>
-            </w:r>
-            <w:r>
-              <w:rPr>
-                <w:kern w:val="2"/>
-                <w14:ligatures w14:val="standardContextual"/>
-              </w:rPr>
-              <w:t xml:space="preserve"> </w:t>
-            </w:r>
-            <w:r>
-              <w:rPr>
-                <w:kern w:val="2"/>
-                <w14:ligatures w14:val="standardContextual"/>
-              </w:rPr>
-              <w:t>Germany</w:t>
+              <w:t>HTW Berlin – University of Applied Sciences, Berlin, Germany</w:t>
             </w:r>
           </w:p>
         </w:tc>
@@ -892,7 +884,76 @@
       <w:tr>
         <w:tc>
           <w:tcPr>
-            <w:tcW w:w="2410" w:type="dxa"/>
+            <w:tcW w:w="2268" w:type="dxa"/>
+          </w:tcPr>
+          <w:p>
+            <w:pPr>
+              <w:rPr>
+                <w:kern w:val="2"/>
+                <w14:ligatures w14:val="standardContextual"/>
+              </w:rPr>
+            </w:pPr>
+          </w:p>
+          <w:p>
+            <w:pPr>
+              <w:tabs>
+                <w:tab w:val="left" w:pos="142"/>
+              </w:tabs>
+              <w:jc w:val="both"/>
+            </w:pPr>
+            <w:r>
+              <w:rPr>
+                <w:kern w:val="2"/>
+                <w14:ligatures w14:val="standardContextual"/>
+              </w:rPr>
+              <w:t>Stefan Naumann</w:t>
+            </w:r>
+          </w:p>
+        </w:tc>
+        <w:tc>
+          <w:tcPr>
+            <w:tcW w:w="4820" w:type="dxa"/>
+          </w:tcPr>
+          <w:p>
+            <w:pPr>
+              <w:ind w:left="-106"/>
+              <w:rPr>
+                <w:kern w:val="2"/>
+                <w14:ligatures w14:val="standardContextual"/>
+              </w:rPr>
+            </w:pPr>
+          </w:p>
+          <w:p>
+            <w:pPr>
+              <w:ind w:left="-106"/>
+              <w:rPr>
+                <w:kern w:val="2"/>
+                <w14:ligatures w14:val="standardContextual"/>
+              </w:rPr>
+            </w:pPr>
+            <w:r>
+              <w:rPr>
+                <w:kern w:val="2"/>
+                <w14:ligatures w14:val="standardContextual"/>
+              </w:rPr>
+              <w:t>Trier University of Applied Sciences, Trier, Germany</w:t>
+            </w:r>
+          </w:p>
+          <w:p>
+            <w:pPr>
+              <w:ind w:left="-106"/>
+              <w:rPr>
+                <w:kern w:val="2"/>
+                <w14:ligatures w14:val="standardContextual"/>
+              </w:rPr>
+            </w:pPr>
+          </w:p>
+        </w:tc>
+      </w:tr>
+      <w:tr>
+        <w:tc>
+          <w:tcPr>
+            <w:tcW w:w="2268" w:type="dxa"/>
           </w:tcPr>
           <w:p>
             <w:pPr>
@@ -902,59 +963,17 @@
               <w:jc w:val="both"/>
             </w:pPr>
             <w:r>
-              <w:t>Stefan Naumann</w:t>
-            </w:r>
-          </w:p>
-        </w:tc>
-        <w:tc>
-          <w:tcPr>
-            <w:tcW w:w="4678" w:type="dxa"/>
-          </w:tcPr>
-          <w:p>
-            <w:pPr>
-              <w:ind w:left="-106"/>
-            </w:pPr>
-            <w:r>
-              <w:t xml:space="preserve">Trier University of Applied Sciences, </w:t>
-            </w:r>
-            <w:r>
-              <w:t xml:space="preserve">Trier, </w:t>
-            </w:r>
-            <w:r>
-              <w:t>Germany</w:t>
-            </w:r>
-          </w:p>
-          <w:p>
-            <w:pPr>
-              <w:ind w:left="-106"/>
               <w:rPr>
                 <w:kern w:val="2"/>
                 <w14:ligatures w14:val="standardContextual"/>
               </w:rPr>
-            </w:pPr>
-          </w:p>
-        </w:tc>
-      </w:tr>
-      <w:tr>
-        <w:tc>
-          <w:tcPr>
-            <w:tcW w:w="2410" w:type="dxa"/>
-          </w:tcPr>
-          <w:p>
-            <w:pPr>
-              <w:tabs>
-                <w:tab w:val="left" w:pos="142"/>
-              </w:tabs>
-              <w:jc w:val="both"/>
-            </w:pPr>
-            <w:r>
               <w:t>Grit Behrens</w:t>
             </w:r>
           </w:p>
         </w:tc>
         <w:tc>
           <w:tcPr>
-            <w:tcW w:w="4678" w:type="dxa"/>
+            <w:tcW w:w="4820" w:type="dxa"/>
           </w:tcPr>
           <w:p>
             <w:pPr>
@@ -969,14 +988,21 @@
                 <w:kern w:val="2"/>
                 <w14:ligatures w14:val="standardContextual"/>
               </w:rPr>
-              <w:t xml:space="preserve">University of Applied Sciences Bielefeld, </w:t>
+              <w:t>University of Applied Sciences Bielefeld,</w:t>
             </w:r>
             <w:r>
               <w:rPr>
                 <w:kern w:val="2"/>
                 <w14:ligatures w14:val="standardContextual"/>
               </w:rPr>
-              <w:t>Bielefeld,</w:t>
+              <w:t xml:space="preserve"> Minden,</w:t>
+            </w:r>
+            <w:r>
+              <w:rPr>
+                <w:kern w:val="2"/>
+                <w14:ligatures w14:val="standardContextual"/>
+              </w:rPr>
+              <w:t xml:space="preserve"> </w:t>
             </w:r>
           </w:p>
           <w:p>
@@ -1000,18 +1026,15 @@
       <w:tr>
         <w:tc>
           <w:tcPr>
-            <w:tcW w:w="2410" w:type="dxa"/>
+            <w:tcW w:w="2268" w:type="dxa"/>
           </w:tcPr>
           <w:p>
             <w:pPr>
-              <w:tabs>
-                <w:tab w:val="left" w:pos="142"/>
-              </w:tabs>
-              <w:jc w:val="both"/>
+              <w:rPr>
+                <w:kern w:val="2"/>
+                <w14:ligatures w14:val="standardContextual"/>
+              </w:rPr>
             </w:pPr>
-            <w:r>
-              <w:t>Malgorzata Burchard-</w:t>
-            </w:r>
           </w:p>
           <w:p>
             <w:pPr>
@@ -1024,18 +1047,40 @@
               </w:rPr>
             </w:pPr>
             <w:r>
-              <w:t xml:space="preserve">Dziubinska </w:t>
+              <w:rPr>
+                <w:kern w:val="2"/>
+                <w14:ligatures w14:val="standardContextual"/>
+              </w:rPr>
+              <w:t>Małgorzata Burchard-</w:t>
             </w:r>
+            <w:proofErr w:type="spellStart"/>
+            <w:r>
+              <w:rPr>
+                <w:kern w:val="2"/>
+                <w14:ligatures w14:val="standardContextual"/>
+              </w:rPr>
+              <w:t>Dziubińska</w:t>
+            </w:r>
+            <w:proofErr w:type="spellEnd"/>
           </w:p>
         </w:tc>
         <w:tc>
           <w:tcPr>
-            <w:tcW w:w="4678" w:type="dxa"/>
+            <w:tcW w:w="4820" w:type="dxa"/>
           </w:tcPr>
           <w:p>
             <w:pPr>
               <w:ind w:left="-106"/>
               <w:rPr>
+                <w:kern w:val="2"/>
+                <w14:ligatures w14:val="standardContextual"/>
+              </w:rPr>
+            </w:pPr>
+          </w:p>
+          <w:p>
+            <w:pPr>
+              <w:ind w:left="-106"/>
+              <w:rPr>
                 <w:color w:val="EE0000"/>
                 <w:kern w:val="2"/>
                 <w14:ligatures w14:val="standardContextual"/>
@@ -1046,7 +1091,53 @@
                 <w:kern w:val="2"/>
                 <w14:ligatures w14:val="standardContextual"/>
               </w:rPr>
-              <w:t>University of Lodz, Lodz, Poland</w:t>
+              <w:t xml:space="preserve">University of </w:t>
+            </w:r>
+            <w:proofErr w:type="spellStart"/>
+            <w:r>
+              <w:rPr>
+                <w:kern w:val="2"/>
+                <w14:ligatures w14:val="standardContextual"/>
+              </w:rPr>
+              <w:t>Łódź</w:t>
+            </w:r>
+            <w:proofErr w:type="spellEnd"/>
+            <w:r>
+              <w:rPr>
+                <w:kern w:val="2"/>
+                <w14:ligatures w14:val="standardContextual"/>
+              </w:rPr>
+              <w:t>,</w:t>
+            </w:r>
+            <w:r>
+              <w:rPr>
+                <w:kern w:val="2"/>
+                <w14:ligatures w14:val="standardContextual"/>
+              </w:rPr>
+              <w:t xml:space="preserve"> </w:t>
+            </w:r>
+            <w:proofErr w:type="spellStart"/>
+            <w:r>
+              <w:rPr>
+                <w:kern w:val="2"/>
+                <w14:ligatures w14:val="standardContextual"/>
+              </w:rPr>
+              <w:t>Łódź</w:t>
+            </w:r>
+            <w:proofErr w:type="spellEnd"/>
+            <w:r>
+              <w:rPr>
+                <w:kern w:val="2"/>
+                <w14:ligatures w14:val="standardContextual"/>
+              </w:rPr>
+              <w:t>,</w:t>
+            </w:r>
+            <w:r>
+              <w:rPr>
+                <w:kern w:val="2"/>
+                <w14:ligatures w14:val="standardContextual"/>
+              </w:rPr>
+              <w:t xml:space="preserve"> Poland</w:t>
             </w:r>
           </w:p>
         </w:tc>
@@ -1057,9 +1148,6 @@
       <w:pPr>
         <w:pStyle w:val="berschrift4"/>
         <w:ind w:left="0" w:firstLine="0"/>
-        <w:rPr>
-          <w:color w:val="EE0000"/>
-        </w:rPr>
       </w:pPr>
     </w:p>
     <w:p>
@@ -1067,14 +1155,12 @@
         <w:pStyle w:val="berschrift4"/>
         <w:ind w:left="0" w:firstLine="0"/>
         <w:rPr>
-          <w:color w:val="EE0000"/>
-          <w:lang w:val="en-GB"/>
-        </w:rPr>
-      </w:pPr>
-      <w:r>
-        <w:rPr>
-          <w:color w:val="EE0000"/>
-          <w:lang w:val="en-GB"/>
+          <w:lang w:val="de-DE"/>
+        </w:rPr>
+      </w:pPr>
+      <w:r>
+        <w:rPr>
+          <w:lang w:val="de-DE"/>
         </w:rPr>
         <w:t>Series Editorial Board</w:t>
       </w:r>
@@ -1083,65 +1169,42 @@
       <w:pPr>
         <w:pStyle w:val="Textkrper-Einzug2"/>
         <w:rPr>
-          <w:color w:val="EE0000"/>
-          <w:lang w:val="en-GB"/>
-        </w:rPr>
-      </w:pPr>
-      <w:r>
-        <w:rPr>
-          <w:color w:val="EE0000"/>
-          <w:lang w:val="en-GB"/>
-        </w:rPr>
-        <w:t xml:space="preserve">Andreas Oberweis, KIT </w:t>
-      </w:r>
-      <w:proofErr w:type="gramStart"/>
-      <w:r>
-        <w:rPr>
-          <w:color w:val="EE0000"/>
-          <w:lang w:val="en-GB"/>
-        </w:rPr>
-        <w:t>Karlsruhe</w:t>
-      </w:r>
-      <w:r>
-        <w:rPr>
-          <w:color w:val="EE0000"/>
-          <w:lang w:val="en-GB"/>
+          <w:lang w:val="de-DE"/>
+        </w:rPr>
+      </w:pPr>
+      <w:r>
+        <w:rPr>
+          <w:lang w:val="de-DE"/>
+        </w:rPr>
+        <w:t>Andreas Oberweis, KIT Karlsruhe</w:t>
+      </w:r>
+      <w:r>
+        <w:rPr>
+          <w:lang w:val="de-DE"/>
         </w:rPr>
         <w:t xml:space="preserve">, </w:t>
       </w:r>
       <w:r>
         <w:rPr>
-          <w:color w:val="EE0000"/>
-          <w:lang w:val="en-GB"/>
+          <w:lang w:val="de-DE"/>
         </w:rPr>
         <w:t xml:space="preserve"> </w:t>
       </w:r>
       <w:r>
         <w:rPr>
-          <w:color w:val="EE0000"/>
-          <w:lang w:val="en-GB"/>
-        </w:rPr>
-        <w:t>(</w:t>
-      </w:r>
-      <w:proofErr w:type="gramEnd"/>
-      <w:r>
-        <w:rPr>
-          <w:color w:val="EE0000"/>
-          <w:lang w:val="en-GB"/>
-        </w:rPr>
-        <w:t xml:space="preserve">Chairman, </w:t>
-      </w:r>
-      <w:r>
-        <w:rPr>
-          <w:color w:val="EE0000"/>
-          <w:lang w:val="en-GB"/>
+          <w:lang w:val="de-DE"/>
+        </w:rPr>
+        <w:t xml:space="preserve">(Chairman, </w:t>
+      </w:r>
+      <w:r>
+        <w:rPr>
+          <w:lang w:val="de-DE"/>
         </w:rPr>
         <w:t>andreas.oberweis@kit.edu</w:t>
       </w:r>
       <w:r>
         <w:rPr>
-          <w:color w:val="EE0000"/>
-          <w:lang w:val="en-GB"/>
+          <w:lang w:val="de-DE"/>
         </w:rPr>
         <w:t>)</w:t>
       </w:r>
@@ -1153,13 +1216,11 @@
         </w:tabs>
         <w:jc w:val="both"/>
         <w:rPr>
-          <w:color w:val="EE0000"/>
           <w:lang w:val="de-DE"/>
         </w:rPr>
       </w:pPr>
       <w:r>
         <w:rPr>
-          <w:color w:val="EE0000"/>
           <w:lang w:val="de-DE"/>
         </w:rPr>
         <w:t>Torsten Brinda, Universität Duisburg-Essen, Germany</w:t>
@@ -1173,13 +1234,11 @@
         <w:ind w:left="993" w:hanging="993"/>
         <w:jc w:val="both"/>
         <w:rPr>
-          <w:color w:val="EE0000"/>
           <w:lang w:val="de-DE"/>
         </w:rPr>
       </w:pPr>
       <w:r>
         <w:rPr>
-          <w:color w:val="EE0000"/>
           <w:lang w:val="de-DE"/>
         </w:rPr>
         <w:t>Dieter Fellner, Technische Universität Darmstadt, Germany</w:t>
@@ -1193,13 +1252,11 @@
         <w:ind w:left="993" w:hanging="993"/>
         <w:jc w:val="both"/>
         <w:rPr>
-          <w:color w:val="EE0000"/>
           <w:lang w:val="de-DE"/>
         </w:rPr>
       </w:pPr>
       <w:r>
         <w:rPr>
-          <w:color w:val="EE0000"/>
           <w:lang w:val="de-DE"/>
         </w:rPr>
         <w:t>Ulrich Frank, Universität Duisburg-Essen, Germany</w:t>
@@ -1213,13 +1270,11 @@
         <w:ind w:left="993" w:hanging="993"/>
         <w:jc w:val="both"/>
         <w:rPr>
-          <w:color w:val="EE0000"/>
           <w:lang w:val="de-DE"/>
         </w:rPr>
       </w:pPr>
       <w:r>
         <w:rPr>
-          <w:color w:val="EE0000"/>
           <w:lang w:val="de-DE"/>
         </w:rPr>
         <w:t>Barbara Hammer, Universität Bielefeld, Germany</w:t>
@@ -1233,20 +1288,17 @@
         <w:ind w:left="993" w:hanging="993"/>
         <w:jc w:val="both"/>
         <w:rPr>
-          <w:color w:val="EE0000"/>
           <w:lang w:val="de-DE"/>
         </w:rPr>
       </w:pPr>
       <w:r>
         <w:rPr>
-          <w:color w:val="EE0000"/>
           <w:lang w:val="de-DE"/>
         </w:rPr>
         <w:t xml:space="preserve">Falk Schreiber, Universität Konstanz, </w:t>
       </w:r>
       <w:r>
         <w:rPr>
-          <w:color w:val="EE0000"/>
           <w:lang w:val="de-DE"/>
         </w:rPr>
         <w:t>Germany</w:t>
@@ -1260,13 +1312,11 @@
         <w:ind w:left="993" w:hanging="993"/>
         <w:jc w:val="both"/>
         <w:rPr>
-          <w:color w:val="EE0000"/>
           <w:lang w:val="de-DE"/>
         </w:rPr>
       </w:pPr>
       <w:r>
         <w:rPr>
-          <w:color w:val="EE0000"/>
           <w:lang w:val="de-DE"/>
         </w:rPr>
         <w:t>Wolfgang Karl, KIT Karlsruhe, Germany</w:t>
@@ -1280,13 +1330,11 @@
         <w:ind w:left="993" w:hanging="993"/>
         <w:jc w:val="both"/>
         <w:rPr>
-          <w:color w:val="EE0000"/>
           <w:lang w:val="de-DE"/>
         </w:rPr>
       </w:pPr>
       <w:r>
         <w:rPr>
-          <w:color w:val="EE0000"/>
           <w:lang w:val="de-DE"/>
         </w:rPr>
         <w:t>Michael Koch, Universität der Bundeswehr München, Germany</w:t>
@@ -1300,13 +1348,11 @@
         <w:ind w:left="993" w:hanging="993"/>
         <w:jc w:val="both"/>
         <w:rPr>
-          <w:color w:val="EE0000"/>
           <w:lang w:val="de-DE"/>
         </w:rPr>
       </w:pPr>
       <w:r>
         <w:rPr>
-          <w:color w:val="EE0000"/>
           <w:lang w:val="de-DE"/>
         </w:rPr>
         <w:t>Heiko Roßnagel, Fraunhofer IAO Stuttgart, Germany</w:t>
@@ -1320,13 +1366,11 @@
         <w:ind w:left="993" w:hanging="993"/>
         <w:jc w:val="both"/>
         <w:rPr>
-          <w:color w:val="EE0000"/>
           <w:lang w:val="de-DE"/>
         </w:rPr>
       </w:pPr>
       <w:r>
         <w:rPr>
-          <w:color w:val="EE0000"/>
           <w:lang w:val="de-DE"/>
         </w:rPr>
         <w:t>Kurt Schneider, Universität Hannover, Germany</w:t>
@@ -1339,13 +1383,11 @@
         </w:tabs>
         <w:jc w:val="both"/>
         <w:rPr>
-          <w:color w:val="EE0000"/>
           <w:lang w:val="de-DE"/>
         </w:rPr>
       </w:pPr>
       <w:r>
         <w:rPr>
-          <w:color w:val="EE0000"/>
           <w:lang w:val="de-DE"/>
         </w:rPr>
         <w:t>Andreas Thor, HFT Leipzig, Germany</w:t>
@@ -1358,13 +1400,11 @@
         </w:tabs>
         <w:jc w:val="both"/>
         <w:rPr>
-          <w:color w:val="EE0000"/>
           <w:lang w:val="de-DE"/>
         </w:rPr>
       </w:pPr>
       <w:r>
         <w:rPr>
-          <w:color w:val="EE0000"/>
           <w:lang w:val="de-DE"/>
         </w:rPr>
         <w:t>Ingo Timm, Universität Trier, Germany</w:t>
@@ -1377,13 +1417,11 @@
         </w:tabs>
         <w:jc w:val="both"/>
         <w:rPr>
-          <w:color w:val="EE0000"/>
           <w:lang w:val="de-DE"/>
         </w:rPr>
       </w:pPr>
       <w:r>
         <w:rPr>
-          <w:color w:val="EE0000"/>
           <w:lang w:val="de-DE"/>
         </w:rPr>
         <w:t>Karin Vosseberg, Hochschule Bremerhaven, Germany</w:t>
@@ -1397,13 +1435,11 @@
         <w:ind w:left="993" w:hanging="993"/>
         <w:jc w:val="both"/>
         <w:rPr>
-          <w:color w:val="EE0000"/>
           <w:lang w:val="de-DE"/>
         </w:rPr>
       </w:pPr>
       <w:r>
         <w:rPr>
-          <w:color w:val="EE0000"/>
           <w:lang w:val="de-DE"/>
         </w:rPr>
         <w:t>Maria Wimmer, Universität Koblenz-Landau, Germany</w:t>
@@ -1699,468 +1735,1169 @@
         <w:lastRenderedPageBreak/>
         <w:t>Preface</w:t>
       </w:r>
-    </w:p>
-    <w:p>
-      <w:pPr>
-        <w:pStyle w:val="Volume-Text"/>
-        <w:rPr>
+      <w:r>
+        <w:rPr>
+          <w:lang w:val="en-US"/>
+        </w:rPr>
+        <w:t xml:space="preserve"> 1</w:t>
+      </w:r>
+    </w:p>
+    <w:p>
+      <w:pPr>
+        <w:pStyle w:val="Zwischenberschriften"/>
+        <w:rPr>
+          <w:color w:val="385623" w:themeColor="accent6" w:themeShade="80"/>
+          <w:lang w:val="en-US"/>
+        </w:rPr>
+      </w:pPr>
+    </w:p>
+    <w:p>
+      <w:pPr>
+        <w:pStyle w:val="Zwischenberschriften"/>
+        <w:rPr>
+          <w:b w:val="0"/>
+          <w:color w:val="385623" w:themeColor="accent6" w:themeShade="80"/>
+          <w:sz w:val="20"/>
+          <w:szCs w:val="20"/>
+          <w:lang w:val="en-US"/>
+        </w:rPr>
+      </w:pPr>
+      <w:r>
+        <w:rPr>
+          <w:b w:val="0"/>
+          <w:color w:val="385623" w:themeColor="accent6" w:themeShade="80"/>
+          <w:sz w:val="20"/>
+          <w:szCs w:val="20"/>
+          <w:lang w:val="en-US"/>
+        </w:rPr>
+        <w:t xml:space="preserve">This book contains the short and work-in-progress contributions of the 40th International and Interdisciplinary Conference on Environmental Informatics – </w:t>
+      </w:r>
+      <w:proofErr w:type="spellStart"/>
+      <w:r>
+        <w:rPr>
+          <w:b w:val="0"/>
+          <w:color w:val="385623" w:themeColor="accent6" w:themeShade="80"/>
+          <w:sz w:val="20"/>
+          <w:szCs w:val="20"/>
+          <w:lang w:val="en-US"/>
+        </w:rPr>
+        <w:t>EnviroInfo</w:t>
+      </w:r>
+      <w:proofErr w:type="spellEnd"/>
+      <w:r>
+        <w:rPr>
+          <w:b w:val="0"/>
+          <w:color w:val="385623" w:themeColor="accent6" w:themeShade="80"/>
+          <w:sz w:val="20"/>
+          <w:szCs w:val="20"/>
+          <w:lang w:val="en-US"/>
+        </w:rPr>
+        <w:t xml:space="preserve"> 2026.</w:t>
+      </w:r>
+    </w:p>
+    <w:p>
+      <w:pPr>
+        <w:pStyle w:val="Zwischenberschriften"/>
+        <w:rPr>
+          <w:b w:val="0"/>
+          <w:color w:val="385623" w:themeColor="accent6" w:themeShade="80"/>
+          <w:sz w:val="20"/>
+          <w:szCs w:val="20"/>
+          <w:lang w:val="en-US"/>
+        </w:rPr>
+      </w:pPr>
+    </w:p>
+    <w:p>
+      <w:pPr>
+        <w:pStyle w:val="Zwischenberschriften"/>
+        <w:rPr>
+          <w:b w:val="0"/>
+          <w:color w:val="385623" w:themeColor="accent6" w:themeShade="80"/>
+          <w:sz w:val="20"/>
+          <w:szCs w:val="20"/>
+          <w:lang w:val="en-US"/>
+        </w:rPr>
+      </w:pPr>
+      <w:r>
+        <w:rPr>
+          <w:b w:val="0"/>
+          <w:color w:val="385623" w:themeColor="accent6" w:themeShade="80"/>
+          <w:sz w:val="20"/>
+          <w:szCs w:val="20"/>
+          <w:lang w:val="en-US"/>
+        </w:rPr>
+        <w:t xml:space="preserve">Held from 9 to 11 September 2026 at the University of </w:t>
+      </w:r>
+      <w:proofErr w:type="spellStart"/>
+      <w:r>
+        <w:rPr>
+          <w:b w:val="0"/>
+          <w:color w:val="385623" w:themeColor="accent6" w:themeShade="80"/>
+          <w:sz w:val="20"/>
+          <w:szCs w:val="20"/>
+          <w:lang w:val="en-US"/>
+        </w:rPr>
+        <w:t>Łódź</w:t>
+      </w:r>
+      <w:proofErr w:type="spellEnd"/>
+      <w:r>
+        <w:rPr>
+          <w:b w:val="0"/>
+          <w:color w:val="385623" w:themeColor="accent6" w:themeShade="80"/>
+          <w:sz w:val="20"/>
+          <w:szCs w:val="20"/>
+          <w:lang w:val="en-US"/>
+        </w:rPr>
+        <w:t xml:space="preserve">, Poland, the conference was </w:t>
+      </w:r>
+      <w:proofErr w:type="spellStart"/>
+      <w:r>
+        <w:rPr>
+          <w:b w:val="0"/>
+          <w:color w:val="385623" w:themeColor="accent6" w:themeShade="80"/>
+          <w:sz w:val="20"/>
+          <w:szCs w:val="20"/>
+          <w:lang w:val="en-US"/>
+        </w:rPr>
+        <w:t>organised</w:t>
+      </w:r>
+      <w:proofErr w:type="spellEnd"/>
+      <w:r>
+        <w:rPr>
+          <w:b w:val="0"/>
+          <w:color w:val="385623" w:themeColor="accent6" w:themeShade="80"/>
+          <w:sz w:val="20"/>
+          <w:szCs w:val="20"/>
+          <w:lang w:val="en-US"/>
+        </w:rPr>
+        <w:t xml:space="preserve"> by the technical committee of Environmental Informatics of the Gesellschaft für Informatik e.V. (GI). It took place in conjunction with the international scientific conference "Sustainable Development and Other Paradigms and Concepts in the Context of Contemporary Civilization Trends – Global and Local Dimensions" (SD26) and the Annual Meeting of the Polish Association of Environmental Economists. The University of </w:t>
+      </w:r>
+      <w:proofErr w:type="spellStart"/>
+      <w:r>
+        <w:rPr>
+          <w:b w:val="0"/>
+          <w:color w:val="385623" w:themeColor="accent6" w:themeShade="80"/>
+          <w:sz w:val="20"/>
+          <w:szCs w:val="20"/>
+          <w:lang w:val="en-US"/>
+        </w:rPr>
+        <w:t>Łódź</w:t>
+      </w:r>
+      <w:proofErr w:type="spellEnd"/>
+      <w:r>
+        <w:rPr>
+          <w:b w:val="0"/>
+          <w:color w:val="385623" w:themeColor="accent6" w:themeShade="80"/>
+          <w:sz w:val="20"/>
+          <w:szCs w:val="20"/>
+          <w:lang w:val="en-US"/>
+        </w:rPr>
+        <w:t xml:space="preserve"> served as the central host institution for all three events.</w:t>
+      </w:r>
+    </w:p>
+    <w:p>
+      <w:pPr>
+        <w:pStyle w:val="Zwischenberschriften"/>
+        <w:rPr>
+          <w:b w:val="0"/>
+          <w:color w:val="385623" w:themeColor="accent6" w:themeShade="80"/>
+          <w:sz w:val="20"/>
+          <w:szCs w:val="20"/>
+          <w:lang w:val="en-US"/>
+        </w:rPr>
+      </w:pPr>
+    </w:p>
+    <w:p>
+      <w:pPr>
+        <w:pStyle w:val="Zwischenberschriften"/>
+        <w:rPr>
+          <w:b w:val="0"/>
+          <w:color w:val="385623" w:themeColor="accent6" w:themeShade="80"/>
+          <w:sz w:val="20"/>
+          <w:szCs w:val="20"/>
+          <w:lang w:val="en-US"/>
+        </w:rPr>
+      </w:pPr>
+      <w:r>
+        <w:rPr>
+          <w:b w:val="0"/>
+          <w:color w:val="385623" w:themeColor="accent6" w:themeShade="80"/>
+          <w:sz w:val="20"/>
+          <w:szCs w:val="20"/>
+          <w:lang w:val="en-US"/>
+        </w:rPr>
+        <w:t xml:space="preserve">Over four decades, the </w:t>
+      </w:r>
+      <w:proofErr w:type="spellStart"/>
+      <w:r>
+        <w:rPr>
+          <w:b w:val="0"/>
+          <w:color w:val="385623" w:themeColor="accent6" w:themeShade="80"/>
+          <w:sz w:val="20"/>
+          <w:szCs w:val="20"/>
+          <w:lang w:val="en-US"/>
+        </w:rPr>
+        <w:t>EnviroInfo</w:t>
+      </w:r>
+      <w:proofErr w:type="spellEnd"/>
+      <w:r>
+        <w:rPr>
+          <w:b w:val="0"/>
+          <w:color w:val="385623" w:themeColor="accent6" w:themeShade="80"/>
+          <w:sz w:val="20"/>
+          <w:szCs w:val="20"/>
+          <w:lang w:val="en-US"/>
+        </w:rPr>
+        <w:t xml:space="preserve"> series has brought together researchers and practitioners from across the world who work at the intersection of applied computer science and environmental sustainability. The shared ambition has always been to translate advances in information and communication technologies into concrete steps toward a more sustainable society.</w:t>
+      </w:r>
+    </w:p>
+    <w:p>
+      <w:pPr>
+        <w:pStyle w:val="Zwischenberschriften"/>
+        <w:rPr>
+          <w:b w:val="0"/>
+          <w:color w:val="385623" w:themeColor="accent6" w:themeShade="80"/>
+          <w:sz w:val="20"/>
+          <w:szCs w:val="20"/>
+          <w:lang w:val="en-US"/>
+        </w:rPr>
+      </w:pPr>
+    </w:p>
+    <w:p>
+      <w:pPr>
+        <w:pStyle w:val="Zwischenberschriften"/>
+        <w:rPr>
+          <w:b w:val="0"/>
+          <w:color w:val="385623" w:themeColor="accent6" w:themeShade="80"/>
+          <w:sz w:val="20"/>
+          <w:szCs w:val="20"/>
+          <w:lang w:val="en-US"/>
+        </w:rPr>
+      </w:pPr>
+      <w:r>
+        <w:rPr>
+          <w:b w:val="0"/>
+          <w:color w:val="385623" w:themeColor="accent6" w:themeShade="80"/>
+          <w:sz w:val="20"/>
+          <w:szCs w:val="20"/>
+          <w:lang w:val="en-US"/>
+        </w:rPr>
+        <w:t xml:space="preserve">The theme of </w:t>
+      </w:r>
+      <w:proofErr w:type="spellStart"/>
+      <w:r>
+        <w:rPr>
+          <w:b w:val="0"/>
+          <w:color w:val="385623" w:themeColor="accent6" w:themeShade="80"/>
+          <w:sz w:val="20"/>
+          <w:szCs w:val="20"/>
+          <w:lang w:val="en-US"/>
+        </w:rPr>
+        <w:t>EnviroInfo</w:t>
+      </w:r>
+      <w:proofErr w:type="spellEnd"/>
+      <w:r>
+        <w:rPr>
+          <w:b w:val="0"/>
+          <w:color w:val="385623" w:themeColor="accent6" w:themeShade="80"/>
+          <w:sz w:val="20"/>
+          <w:szCs w:val="20"/>
+          <w:lang w:val="en-US"/>
+        </w:rPr>
+        <w:t xml:space="preserve"> 2026 – "Sustainable Development and Other Paradigms and Concepts in the Context of Contemporary Civilization Trends – Global and Local Dimensions" – opens up the conversation beyond any single framework. It situates environmental informatics within a wider debate about how societies, at both local and global scale, respond to the pressures of our time: through green computing and sustainable software, through circular economy models, through business intelligence, and through the critical examination of the paradigms that shape development itself.</w:t>
+      </w:r>
+    </w:p>
+    <w:p>
+      <w:pPr>
+        <w:pStyle w:val="Zwischenberschriften"/>
+        <w:rPr>
+          <w:b w:val="0"/>
+          <w:color w:val="385623" w:themeColor="accent6" w:themeShade="80"/>
+          <w:sz w:val="20"/>
+          <w:szCs w:val="20"/>
+          <w:lang w:val="en-US"/>
+        </w:rPr>
+      </w:pPr>
+    </w:p>
+    <w:p>
+      <w:pPr>
+        <w:pStyle w:val="Zwischenberschriften"/>
+        <w:rPr>
+          <w:b w:val="0"/>
+          <w:color w:val="385623" w:themeColor="accent6" w:themeShade="80"/>
+          <w:sz w:val="20"/>
+          <w:szCs w:val="20"/>
+          <w:lang w:val="en-US"/>
+        </w:rPr>
+      </w:pPr>
+      <w:r>
+        <w:rPr>
+          <w:b w:val="0"/>
+          <w:color w:val="385623" w:themeColor="accent6" w:themeShade="80"/>
+          <w:sz w:val="20"/>
+          <w:szCs w:val="20"/>
+          <w:lang w:val="en-US"/>
+        </w:rPr>
+        <w:t>The contributions gathered here are works in progress or early-stage results – deliberately so. This volume is a space for approaches that are still taking shape, for questions not yet fully answered, and for methodological experiments that connect disciplines and cross the boundary between research and practice. Taken together, they map a field in motion: from data infrastructures and environmental management systems to green coding, sustainability indicators, and the interfaces between science, policy, and civil society.</w:t>
+      </w:r>
+    </w:p>
+    <w:p>
+      <w:pPr>
+        <w:pStyle w:val="Zwischenberschriften"/>
+        <w:rPr>
+          <w:b w:val="0"/>
+          <w:color w:val="385623" w:themeColor="accent6" w:themeShade="80"/>
+          <w:sz w:val="20"/>
+          <w:szCs w:val="20"/>
+          <w:lang w:val="en-US"/>
+        </w:rPr>
+      </w:pPr>
+    </w:p>
+    <w:p>
+      <w:pPr>
+        <w:pStyle w:val="Zwischenberschriften"/>
+        <w:rPr>
+          <w:b w:val="0"/>
+          <w:color w:val="385623" w:themeColor="accent6" w:themeShade="80"/>
+          <w:sz w:val="20"/>
+          <w:szCs w:val="20"/>
+          <w:lang w:val="en-US"/>
+        </w:rPr>
+      </w:pPr>
+      <w:r>
+        <w:rPr>
+          <w:b w:val="0"/>
+          <w:color w:val="385623" w:themeColor="accent6" w:themeShade="80"/>
+          <w:sz w:val="20"/>
+          <w:szCs w:val="20"/>
+          <w:lang w:val="en-US"/>
+        </w:rPr>
+        <w:t xml:space="preserve">We thank all authors for sharing their work at this stage of development. We equally thank the members of the </w:t>
+      </w:r>
+      <w:proofErr w:type="spellStart"/>
+      <w:r>
+        <w:rPr>
+          <w:b w:val="0"/>
+          <w:color w:val="385623" w:themeColor="accent6" w:themeShade="80"/>
+          <w:sz w:val="20"/>
+          <w:szCs w:val="20"/>
+          <w:lang w:val="en-US"/>
+        </w:rPr>
+        <w:t>programme</w:t>
+      </w:r>
+      <w:proofErr w:type="spellEnd"/>
+      <w:r>
+        <w:rPr>
+          <w:b w:val="0"/>
+          <w:color w:val="385623" w:themeColor="accent6" w:themeShade="80"/>
+          <w:sz w:val="20"/>
+          <w:szCs w:val="20"/>
+          <w:lang w:val="en-US"/>
+        </w:rPr>
+        <w:t xml:space="preserve"> and </w:t>
+      </w:r>
+      <w:proofErr w:type="spellStart"/>
+      <w:r>
+        <w:rPr>
+          <w:b w:val="0"/>
+          <w:color w:val="385623" w:themeColor="accent6" w:themeShade="80"/>
+          <w:sz w:val="20"/>
+          <w:szCs w:val="20"/>
+          <w:lang w:val="en-US"/>
+        </w:rPr>
+        <w:t>organisation</w:t>
+      </w:r>
+      <w:proofErr w:type="spellEnd"/>
+      <w:r>
+        <w:rPr>
+          <w:b w:val="0"/>
+          <w:color w:val="385623" w:themeColor="accent6" w:themeShade="80"/>
+          <w:sz w:val="20"/>
+          <w:szCs w:val="20"/>
+          <w:lang w:val="en-US"/>
+        </w:rPr>
+        <w:t xml:space="preserve"> committee for their thorough and careful reviews. Our appreciation goes to the University of </w:t>
+      </w:r>
+      <w:proofErr w:type="spellStart"/>
+      <w:r>
+        <w:rPr>
+          <w:b w:val="0"/>
+          <w:color w:val="385623" w:themeColor="accent6" w:themeShade="80"/>
+          <w:sz w:val="20"/>
+          <w:szCs w:val="20"/>
+          <w:lang w:val="en-US"/>
+        </w:rPr>
+        <w:t>Łódź</w:t>
+      </w:r>
+      <w:proofErr w:type="spellEnd"/>
+      <w:r>
+        <w:rPr>
+          <w:b w:val="0"/>
+          <w:color w:val="385623" w:themeColor="accent6" w:themeShade="80"/>
+          <w:sz w:val="20"/>
+          <w:szCs w:val="20"/>
+          <w:lang w:val="en-US"/>
+        </w:rPr>
+        <w:t xml:space="preserve"> as host, to the </w:t>
+      </w:r>
+      <w:proofErr w:type="spellStart"/>
+      <w:r>
+        <w:rPr>
+          <w:b w:val="0"/>
+          <w:color w:val="385623" w:themeColor="accent6" w:themeShade="80"/>
+          <w:sz w:val="20"/>
+          <w:szCs w:val="20"/>
+          <w:lang w:val="en-US"/>
+        </w:rPr>
+        <w:t>organisers</w:t>
+      </w:r>
+      <w:proofErr w:type="spellEnd"/>
+      <w:r>
+        <w:rPr>
+          <w:b w:val="0"/>
+          <w:color w:val="385623" w:themeColor="accent6" w:themeShade="80"/>
+          <w:sz w:val="20"/>
+          <w:szCs w:val="20"/>
+          <w:lang w:val="en-US"/>
+        </w:rPr>
+        <w:t xml:space="preserve"> of SD26 and the Polish Association of Environmental Economists as co-</w:t>
+      </w:r>
+      <w:proofErr w:type="spellStart"/>
+      <w:r>
+        <w:rPr>
+          <w:b w:val="0"/>
+          <w:color w:val="385623" w:themeColor="accent6" w:themeShade="80"/>
+          <w:sz w:val="20"/>
+          <w:szCs w:val="20"/>
+          <w:lang w:val="en-US"/>
+        </w:rPr>
+        <w:t>organisers</w:t>
+      </w:r>
+      <w:proofErr w:type="spellEnd"/>
+      <w:r>
+        <w:rPr>
+          <w:b w:val="0"/>
+          <w:color w:val="385623" w:themeColor="accent6" w:themeShade="80"/>
+          <w:sz w:val="20"/>
+          <w:szCs w:val="20"/>
+          <w:lang w:val="en-US"/>
+        </w:rPr>
+        <w:t>, and to the Gesellschaft für Informatik e.V. Finally, we thank our sponsors, whose support was essential to making this conference happen.</w:t>
+      </w:r>
+    </w:p>
+    <w:p>
+      <w:pPr>
+        <w:pStyle w:val="Zwischenberschriften"/>
+        <w:rPr>
+          <w:b w:val="0"/>
+          <w:color w:val="385623" w:themeColor="accent6" w:themeShade="80"/>
+          <w:sz w:val="20"/>
+          <w:szCs w:val="20"/>
+          <w:lang w:val="en-US"/>
+        </w:rPr>
+      </w:pPr>
+    </w:p>
+    <w:p>
+      <w:pPr>
+        <w:pStyle w:val="Zwischenberschriften"/>
+        <w:rPr>
+          <w:b w:val="0"/>
+          <w:color w:val="385623" w:themeColor="accent6" w:themeShade="80"/>
+          <w:sz w:val="20"/>
+          <w:szCs w:val="20"/>
+          <w:lang w:val="en-US"/>
+        </w:rPr>
+      </w:pPr>
+      <w:proofErr w:type="spellStart"/>
+      <w:r>
+        <w:rPr>
+          <w:b w:val="0"/>
+          <w:color w:val="385623" w:themeColor="accent6" w:themeShade="80"/>
+          <w:sz w:val="20"/>
+          <w:szCs w:val="20"/>
+          <w:lang w:val="en-US"/>
+        </w:rPr>
+        <w:t>Łódź</w:t>
+      </w:r>
+      <w:proofErr w:type="spellEnd"/>
+      <w:r>
+        <w:rPr>
+          <w:b w:val="0"/>
+          <w:color w:val="385623" w:themeColor="accent6" w:themeShade="80"/>
+          <w:sz w:val="20"/>
+          <w:szCs w:val="20"/>
+          <w:lang w:val="en-US"/>
+        </w:rPr>
+        <w:t>, September 2026</w:t>
+      </w:r>
+    </w:p>
+    <w:p>
+      <w:pPr>
+        <w:pStyle w:val="Zwischenberschriften"/>
+        <w:rPr>
+          <w:b w:val="0"/>
+          <w:color w:val="385623" w:themeColor="accent6" w:themeShade="80"/>
+          <w:sz w:val="20"/>
+          <w:szCs w:val="20"/>
+          <w:lang w:val="en-US"/>
+        </w:rPr>
+      </w:pPr>
+      <w:r>
+        <w:rPr>
+          <w:b w:val="0"/>
+          <w:color w:val="385623" w:themeColor="accent6" w:themeShade="80"/>
+          <w:sz w:val="20"/>
+          <w:szCs w:val="20"/>
+          <w:lang w:val="en-US"/>
+        </w:rPr>
+        <w:t>On behalf of the Organizing Committee</w:t>
+      </w:r>
+    </w:p>
+    <w:p>
+      <w:pPr>
+        <w:pStyle w:val="Zwischenberschriften"/>
+        <w:rPr>
+          <w:b w:val="0"/>
+          <w:color w:val="385623" w:themeColor="accent6" w:themeShade="80"/>
+          <w:sz w:val="20"/>
+          <w:szCs w:val="20"/>
+        </w:rPr>
+      </w:pPr>
+      <w:r>
+        <w:rPr>
+          <w:b w:val="0"/>
+          <w:color w:val="385623" w:themeColor="accent6" w:themeShade="80"/>
+          <w:sz w:val="20"/>
+          <w:szCs w:val="20"/>
+        </w:rPr>
+        <w:t>Volker Wohlgemuth, Stefan Naumann, Grit Behrens, Malgorzata Burchard-</w:t>
+      </w:r>
+      <w:proofErr w:type="spellStart"/>
+      <w:r>
+        <w:rPr>
+          <w:b w:val="0"/>
+          <w:color w:val="385623" w:themeColor="accent6" w:themeShade="80"/>
+          <w:sz w:val="20"/>
+          <w:szCs w:val="20"/>
+        </w:rPr>
+        <w:t>Dziubińska</w:t>
+      </w:r>
+      <w:proofErr w:type="spellEnd"/>
+    </w:p>
+    <w:p>
+      <w:pPr>
+        <w:rPr>
+          <w:color w:val="385623" w:themeColor="accent6" w:themeShade="80"/>
+          <w:lang w:val="de-DE"/>
+        </w:rPr>
+      </w:pPr>
+      <w:r>
+        <w:rPr>
+          <w:b/>
+          <w:color w:val="385623" w:themeColor="accent6" w:themeShade="80"/>
+        </w:rPr>
+        <w:br w:type="page"/>
+      </w:r>
+    </w:p>
+    <w:p>
+      <w:pPr>
+        <w:pStyle w:val="Zwischenberschriften"/>
+        <w:rPr>
+          <w:color w:val="385623" w:themeColor="accent6" w:themeShade="80"/>
+          <w:lang w:val="en-US"/>
+        </w:rPr>
+      </w:pPr>
+      <w:r>
+        <w:rPr>
+          <w:color w:val="385623" w:themeColor="accent6" w:themeShade="80"/>
+          <w:lang w:val="en-US"/>
+        </w:rPr>
+        <w:lastRenderedPageBreak/>
+        <w:t xml:space="preserve">Preface </w:t>
+      </w:r>
+      <w:r>
+        <w:rPr>
+          <w:color w:val="385623" w:themeColor="accent6" w:themeShade="80"/>
+          <w:lang w:val="en-US"/>
+        </w:rPr>
+        <w:t>2</w:t>
+      </w:r>
+    </w:p>
+    <w:p>
+      <w:pPr>
+        <w:pStyle w:val="Zwischenberschriften"/>
+        <w:rPr>
+          <w:b w:val="0"/>
+          <w:color w:val="385623" w:themeColor="accent6" w:themeShade="80"/>
+          <w:sz w:val="20"/>
+          <w:szCs w:val="20"/>
+          <w:lang w:val="en-US"/>
+        </w:rPr>
+      </w:pPr>
+    </w:p>
+    <w:p>
+      <w:pPr>
+        <w:pStyle w:val="Zwischenberschriften"/>
+        <w:rPr>
+          <w:b w:val="0"/>
+          <w:color w:val="385623" w:themeColor="accent6" w:themeShade="80"/>
+          <w:sz w:val="20"/>
+          <w:szCs w:val="20"/>
+          <w:lang w:val="en-US"/>
+        </w:rPr>
+      </w:pPr>
+      <w:r>
+        <w:rPr>
+          <w:b w:val="0"/>
+          <w:color w:val="385623" w:themeColor="accent6" w:themeShade="80"/>
+          <w:sz w:val="20"/>
+          <w:szCs w:val="20"/>
+          <w:lang w:val="en-US"/>
+        </w:rPr>
+        <w:t xml:space="preserve">This book contains the short and work-in-progress contributions of the 40th International and Interdisciplinary Conference on Environmental Informatics – </w:t>
+      </w:r>
+      <w:proofErr w:type="spellStart"/>
+      <w:r>
+        <w:rPr>
+          <w:b w:val="0"/>
+          <w:color w:val="385623" w:themeColor="accent6" w:themeShade="80"/>
+          <w:sz w:val="20"/>
+          <w:szCs w:val="20"/>
+          <w:lang w:val="en-US"/>
+        </w:rPr>
+        <w:t>EnviroInfo</w:t>
+      </w:r>
+      <w:proofErr w:type="spellEnd"/>
+      <w:r>
+        <w:rPr>
+          <w:b w:val="0"/>
+          <w:color w:val="385623" w:themeColor="accent6" w:themeShade="80"/>
+          <w:sz w:val="20"/>
+          <w:szCs w:val="20"/>
+          <w:lang w:val="en-US"/>
+        </w:rPr>
+        <w:t xml:space="preserve"> 2026.</w:t>
+      </w:r>
+    </w:p>
+    <w:p>
+      <w:pPr>
+        <w:pStyle w:val="Zwischenberschriften"/>
+        <w:rPr>
+          <w:b w:val="0"/>
+          <w:color w:val="385623" w:themeColor="accent6" w:themeShade="80"/>
+          <w:sz w:val="20"/>
+          <w:szCs w:val="20"/>
+          <w:lang w:val="en-US"/>
+        </w:rPr>
+      </w:pPr>
+    </w:p>
+    <w:p>
+      <w:pPr>
+        <w:pStyle w:val="Zwischenberschriften"/>
+        <w:rPr>
+          <w:b w:val="0"/>
+          <w:color w:val="385623" w:themeColor="accent6" w:themeShade="80"/>
+          <w:sz w:val="20"/>
+          <w:szCs w:val="20"/>
+          <w:lang w:val="en-US"/>
+        </w:rPr>
+      </w:pPr>
+      <w:r>
+        <w:rPr>
+          <w:b w:val="0"/>
+          <w:color w:val="385623" w:themeColor="accent6" w:themeShade="80"/>
+          <w:sz w:val="20"/>
+          <w:szCs w:val="20"/>
+          <w:lang w:val="en-US"/>
+        </w:rPr>
+        <w:t xml:space="preserve">The conference took place from 9 to 11 September 2026 at the University of </w:t>
+      </w:r>
+      <w:proofErr w:type="spellStart"/>
+      <w:r>
+        <w:rPr>
+          <w:b w:val="0"/>
+          <w:color w:val="385623" w:themeColor="accent6" w:themeShade="80"/>
+          <w:sz w:val="20"/>
+          <w:szCs w:val="20"/>
+          <w:lang w:val="en-US"/>
+        </w:rPr>
+        <w:t>Łódź</w:t>
+      </w:r>
+      <w:proofErr w:type="spellEnd"/>
+      <w:r>
+        <w:rPr>
+          <w:b w:val="0"/>
+          <w:color w:val="385623" w:themeColor="accent6" w:themeShade="80"/>
+          <w:sz w:val="20"/>
+          <w:szCs w:val="20"/>
+          <w:lang w:val="en-US"/>
+        </w:rPr>
+        <w:t xml:space="preserve">, Poland, </w:t>
+      </w:r>
+      <w:proofErr w:type="spellStart"/>
+      <w:r>
+        <w:rPr>
+          <w:b w:val="0"/>
+          <w:color w:val="385623" w:themeColor="accent6" w:themeShade="80"/>
+          <w:sz w:val="20"/>
+          <w:szCs w:val="20"/>
+          <w:lang w:val="en-US"/>
+        </w:rPr>
+        <w:t>organised</w:t>
+      </w:r>
+      <w:proofErr w:type="spellEnd"/>
+      <w:r>
+        <w:rPr>
+          <w:b w:val="0"/>
+          <w:color w:val="385623" w:themeColor="accent6" w:themeShade="80"/>
+          <w:sz w:val="20"/>
+          <w:szCs w:val="20"/>
+          <w:lang w:val="en-US"/>
+        </w:rPr>
+        <w:t xml:space="preserve"> by the Technical Committee on Environmental Informatics of the Gesellschaft für Informatik e.V. (GI), together with the University of </w:t>
+      </w:r>
+      <w:proofErr w:type="spellStart"/>
+      <w:r>
+        <w:rPr>
+          <w:b w:val="0"/>
+          <w:color w:val="385623" w:themeColor="accent6" w:themeShade="80"/>
+          <w:sz w:val="20"/>
+          <w:szCs w:val="20"/>
+          <w:lang w:val="en-US"/>
+        </w:rPr>
+        <w:t>Łódź</w:t>
+      </w:r>
+      <w:proofErr w:type="spellEnd"/>
+      <w:r>
+        <w:rPr>
+          <w:b w:val="0"/>
+          <w:color w:val="385623" w:themeColor="accent6" w:themeShade="80"/>
+          <w:sz w:val="20"/>
+          <w:szCs w:val="20"/>
+          <w:lang w:val="en-US"/>
+        </w:rPr>
+        <w:t xml:space="preserve"> and the Polish Association of Environmental Economists. </w:t>
+      </w:r>
+      <w:proofErr w:type="spellStart"/>
+      <w:r>
+        <w:rPr>
+          <w:b w:val="0"/>
+          <w:color w:val="385623" w:themeColor="accent6" w:themeShade="80"/>
+          <w:sz w:val="20"/>
+          <w:szCs w:val="20"/>
+          <w:lang w:val="en-US"/>
+        </w:rPr>
+        <w:t>EnviroInfo</w:t>
+      </w:r>
+      <w:proofErr w:type="spellEnd"/>
+      <w:r>
+        <w:rPr>
+          <w:b w:val="0"/>
+          <w:color w:val="385623" w:themeColor="accent6" w:themeShade="80"/>
+          <w:sz w:val="20"/>
+          <w:szCs w:val="20"/>
+          <w:lang w:val="en-US"/>
+        </w:rPr>
+        <w:t xml:space="preserve"> 2026 ran alongside the international scientific conference "Sustainable Development and Other Paradigms and Concepts in the Context of Contemporary Civilizational Trends – Global and Local Dimensions", put together by the Department of Development Economics and the Department of City and Regional Management of the University of </w:t>
+      </w:r>
+      <w:proofErr w:type="spellStart"/>
+      <w:r>
+        <w:rPr>
+          <w:b w:val="0"/>
+          <w:color w:val="385623" w:themeColor="accent6" w:themeShade="80"/>
+          <w:sz w:val="20"/>
+          <w:szCs w:val="20"/>
+          <w:lang w:val="en-US"/>
+        </w:rPr>
+        <w:t>Łódź</w:t>
+      </w:r>
+      <w:proofErr w:type="spellEnd"/>
+      <w:r>
+        <w:rPr>
+          <w:b w:val="0"/>
+          <w:color w:val="385623" w:themeColor="accent6" w:themeShade="80"/>
+          <w:sz w:val="20"/>
+          <w:szCs w:val="20"/>
+          <w:lang w:val="en-US"/>
+        </w:rPr>
+        <w:t xml:space="preserve"> and the Polish Association of Environmental and Natural Resource Economists. The University of </w:t>
+      </w:r>
+      <w:proofErr w:type="spellStart"/>
+      <w:r>
+        <w:rPr>
+          <w:b w:val="0"/>
+          <w:color w:val="385623" w:themeColor="accent6" w:themeShade="80"/>
+          <w:sz w:val="20"/>
+          <w:szCs w:val="20"/>
+          <w:lang w:val="en-US"/>
+        </w:rPr>
+        <w:t>Łódź</w:t>
+      </w:r>
+      <w:proofErr w:type="spellEnd"/>
+      <w:r>
+        <w:rPr>
+          <w:b w:val="0"/>
+          <w:color w:val="385623" w:themeColor="accent6" w:themeShade="80"/>
+          <w:sz w:val="20"/>
+          <w:szCs w:val="20"/>
+          <w:lang w:val="en-US"/>
+        </w:rPr>
+        <w:t xml:space="preserve"> provided the institutional home for what marks a milestone edition of the series.</w:t>
+      </w:r>
+    </w:p>
+    <w:p>
+      <w:pPr>
+        <w:pStyle w:val="Zwischenberschriften"/>
+        <w:rPr>
+          <w:b w:val="0"/>
+          <w:color w:val="385623" w:themeColor="accent6" w:themeShade="80"/>
+          <w:sz w:val="20"/>
+          <w:szCs w:val="20"/>
+          <w:lang w:val="en-US"/>
+        </w:rPr>
+      </w:pPr>
+    </w:p>
+    <w:p>
+      <w:pPr>
+        <w:pStyle w:val="Zwischenberschriften"/>
+        <w:rPr>
+          <w:b w:val="0"/>
+          <w:color w:val="385623" w:themeColor="accent6" w:themeShade="80"/>
+          <w:sz w:val="20"/>
+          <w:szCs w:val="20"/>
+          <w:lang w:val="en-US"/>
+        </w:rPr>
+      </w:pPr>
+      <w:r>
+        <w:rPr>
+          <w:b w:val="0"/>
+          <w:color w:val="385623" w:themeColor="accent6" w:themeShade="80"/>
+          <w:sz w:val="20"/>
+          <w:szCs w:val="20"/>
+          <w:lang w:val="en-US"/>
+        </w:rPr>
+        <w:t xml:space="preserve">For forty years, </w:t>
+      </w:r>
+      <w:proofErr w:type="spellStart"/>
+      <w:r>
+        <w:rPr>
+          <w:b w:val="0"/>
+          <w:color w:val="385623" w:themeColor="accent6" w:themeShade="80"/>
+          <w:sz w:val="20"/>
+          <w:szCs w:val="20"/>
+          <w:lang w:val="en-US"/>
+        </w:rPr>
+        <w:t>EnviroInfo</w:t>
+      </w:r>
+      <w:proofErr w:type="spellEnd"/>
+      <w:r>
+        <w:rPr>
+          <w:b w:val="0"/>
+          <w:color w:val="385623" w:themeColor="accent6" w:themeShade="80"/>
+          <w:sz w:val="20"/>
+          <w:szCs w:val="20"/>
+          <w:lang w:val="en-US"/>
+        </w:rPr>
+        <w:t xml:space="preserve"> has drawn together researchers and practitioners from applied computer science and sustainability who share a common goal: to channel advances in information and communication technologies into real progress toward a sustainable society. The 40th edition carries that tradition forward under the theme "Sustainable Development and Other Paradigms and Concepts in the Context of Contemporary Civilizational Trends – Global and Local Dimensions" – a framing that treats sustainable development not as a settled answer but as a live paradigm, still being tested against other concepts and pressures at every scale from the local to the global.</w:t>
+      </w:r>
+    </w:p>
+    <w:p>
+      <w:pPr>
+        <w:pStyle w:val="Zwischenberschriften"/>
+        <w:rPr>
+          <w:b w:val="0"/>
+          <w:color w:val="385623" w:themeColor="accent6" w:themeShade="80"/>
+          <w:sz w:val="20"/>
+          <w:szCs w:val="20"/>
+          <w:lang w:val="en-US"/>
+        </w:rPr>
+      </w:pPr>
+    </w:p>
+    <w:p>
+      <w:pPr>
+        <w:pStyle w:val="Zwischenberschriften"/>
+        <w:rPr>
+          <w:b w:val="0"/>
+          <w:color w:val="385623" w:themeColor="accent6" w:themeShade="80"/>
+          <w:sz w:val="20"/>
+          <w:szCs w:val="20"/>
+          <w:lang w:val="en-US"/>
+        </w:rPr>
+      </w:pPr>
+      <w:r>
+        <w:rPr>
+          <w:b w:val="0"/>
+          <w:color w:val="385623" w:themeColor="accent6" w:themeShade="80"/>
+          <w:sz w:val="20"/>
+          <w:szCs w:val="20"/>
+          <w:lang w:val="en-US"/>
+        </w:rPr>
+        <w:t>The contributions gathered here are works in progress or early-stage results. This volume makes space for approaches still taking shape, for methods being tested across disciplinary boundaries, and for research that reaches toward policy and practice rather than staying within academic walls. The range is wide: green computing and sustainable software engineering, circular economy models, business intelligence, data infrastructure, and applications that draw science, governance, and civil society into conversation.</w:t>
+      </w:r>
+    </w:p>
+    <w:p>
+      <w:pPr>
+        <w:pStyle w:val="Zwischenberschriften"/>
+        <w:rPr>
+          <w:b w:val="0"/>
+          <w:color w:val="385623" w:themeColor="accent6" w:themeShade="80"/>
+          <w:sz w:val="20"/>
+          <w:szCs w:val="20"/>
+          <w:lang w:val="en-US"/>
+        </w:rPr>
+      </w:pPr>
+    </w:p>
+    <w:p>
+      <w:pPr>
+        <w:pStyle w:val="Zwischenberschriften"/>
+        <w:rPr>
+          <w:b w:val="0"/>
+          <w:color w:val="385623" w:themeColor="accent6" w:themeShade="80"/>
+          <w:sz w:val="20"/>
+          <w:szCs w:val="20"/>
+          <w:lang w:val="en-US"/>
+        </w:rPr>
+      </w:pPr>
+      <w:r>
+        <w:rPr>
+          <w:b w:val="0"/>
+          <w:color w:val="385623" w:themeColor="accent6" w:themeShade="80"/>
+          <w:sz w:val="20"/>
+          <w:szCs w:val="20"/>
+          <w:lang w:val="en-US"/>
+        </w:rPr>
+        <w:t xml:space="preserve">Thanks are owed first to the authors, who shared their work at a formative stage. The members of the </w:t>
+      </w:r>
+      <w:proofErr w:type="spellStart"/>
+      <w:r>
+        <w:rPr>
+          <w:b w:val="0"/>
+          <w:color w:val="385623" w:themeColor="accent6" w:themeShade="80"/>
+          <w:sz w:val="20"/>
+          <w:szCs w:val="20"/>
+          <w:lang w:val="en-US"/>
+        </w:rPr>
+        <w:t>Programme</w:t>
+      </w:r>
+      <w:proofErr w:type="spellEnd"/>
+      <w:r>
+        <w:rPr>
+          <w:b w:val="0"/>
+          <w:color w:val="385623" w:themeColor="accent6" w:themeShade="80"/>
+          <w:sz w:val="20"/>
+          <w:szCs w:val="20"/>
+          <w:lang w:val="en-US"/>
+        </w:rPr>
+        <w:t xml:space="preserve"> and </w:t>
+      </w:r>
+      <w:proofErr w:type="spellStart"/>
+      <w:r>
+        <w:rPr>
+          <w:b w:val="0"/>
+          <w:color w:val="385623" w:themeColor="accent6" w:themeShade="80"/>
+          <w:sz w:val="20"/>
+          <w:szCs w:val="20"/>
+          <w:lang w:val="en-US"/>
+        </w:rPr>
+        <w:t>Organisation</w:t>
+      </w:r>
+      <w:proofErr w:type="spellEnd"/>
+      <w:r>
+        <w:rPr>
+          <w:b w:val="0"/>
+          <w:color w:val="385623" w:themeColor="accent6" w:themeShade="80"/>
+          <w:sz w:val="20"/>
+          <w:szCs w:val="20"/>
+          <w:lang w:val="en-US"/>
+        </w:rPr>
+        <w:t xml:space="preserve"> Committees deserve equal recognition for the care they brought to the review process. We are grateful to the University of </w:t>
+      </w:r>
+      <w:proofErr w:type="spellStart"/>
+      <w:r>
+        <w:rPr>
+          <w:b w:val="0"/>
+          <w:color w:val="385623" w:themeColor="accent6" w:themeShade="80"/>
+          <w:sz w:val="20"/>
+          <w:szCs w:val="20"/>
+          <w:lang w:val="en-US"/>
+        </w:rPr>
+        <w:t>Łódź</w:t>
+      </w:r>
+      <w:proofErr w:type="spellEnd"/>
+      <w:r>
+        <w:rPr>
+          <w:b w:val="0"/>
+          <w:color w:val="385623" w:themeColor="accent6" w:themeShade="80"/>
+          <w:sz w:val="20"/>
+          <w:szCs w:val="20"/>
+          <w:lang w:val="en-US"/>
+        </w:rPr>
+        <w:t xml:space="preserve"> for hosting the event, to the Polish Association of Environmental Economists for the joint </w:t>
+      </w:r>
+      <w:proofErr w:type="spellStart"/>
+      <w:r>
+        <w:rPr>
+          <w:b w:val="0"/>
+          <w:color w:val="385623" w:themeColor="accent6" w:themeShade="80"/>
+          <w:sz w:val="20"/>
+          <w:szCs w:val="20"/>
+          <w:lang w:val="en-US"/>
+        </w:rPr>
+        <w:t>organisation</w:t>
+      </w:r>
+      <w:proofErr w:type="spellEnd"/>
+      <w:r>
+        <w:rPr>
+          <w:b w:val="0"/>
+          <w:color w:val="385623" w:themeColor="accent6" w:themeShade="80"/>
+          <w:sz w:val="20"/>
+          <w:szCs w:val="20"/>
+          <w:lang w:val="en-US"/>
+        </w:rPr>
+        <w:t xml:space="preserve">, and to the Gesellschaft für Informatik e.V. for its steady support of </w:t>
+      </w:r>
+      <w:proofErr w:type="spellStart"/>
+      <w:r>
+        <w:rPr>
+          <w:b w:val="0"/>
+          <w:color w:val="385623" w:themeColor="accent6" w:themeShade="80"/>
+          <w:sz w:val="20"/>
+          <w:szCs w:val="20"/>
+          <w:lang w:val="en-US"/>
+        </w:rPr>
+        <w:t>EnviroInfo</w:t>
+      </w:r>
+      <w:proofErr w:type="spellEnd"/>
+      <w:r>
+        <w:rPr>
+          <w:b w:val="0"/>
+          <w:color w:val="385623" w:themeColor="accent6" w:themeShade="80"/>
+          <w:sz w:val="20"/>
+          <w:szCs w:val="20"/>
+          <w:lang w:val="en-US"/>
+        </w:rPr>
+        <w:t xml:space="preserve"> across four decades. </w:t>
+      </w:r>
+      <w:r>
+        <w:rPr>
+          <w:b w:val="0"/>
+          <w:color w:val="385623" w:themeColor="accent6" w:themeShade="80"/>
+          <w:sz w:val="20"/>
+          <w:szCs w:val="20"/>
+          <w:lang w:val="en-US"/>
+        </w:rPr>
+        <w:t>Finally, we thank our sponsors, whose support was essential to making this conference happen.</w:t>
+      </w:r>
+    </w:p>
+    <w:p>
+      <w:pPr>
+        <w:pStyle w:val="Zwischenberschriften"/>
+        <w:rPr>
+          <w:b w:val="0"/>
+          <w:color w:val="385623" w:themeColor="accent6" w:themeShade="80"/>
+          <w:sz w:val="20"/>
+          <w:szCs w:val="20"/>
+          <w:lang w:val="en-US"/>
+        </w:rPr>
+      </w:pPr>
+    </w:p>
+    <w:p>
+      <w:pPr>
+        <w:pStyle w:val="Zwischenberschriften"/>
+        <w:rPr>
+          <w:b w:val="0"/>
+          <w:color w:val="385623" w:themeColor="accent6" w:themeShade="80"/>
+          <w:sz w:val="20"/>
+          <w:szCs w:val="20"/>
+          <w:lang w:val="en-US"/>
+        </w:rPr>
+      </w:pPr>
+      <w:proofErr w:type="spellStart"/>
+      <w:r>
+        <w:rPr>
+          <w:b w:val="0"/>
+          <w:color w:val="385623" w:themeColor="accent6" w:themeShade="80"/>
+          <w:sz w:val="20"/>
+          <w:szCs w:val="20"/>
+          <w:lang w:val="en-US"/>
+        </w:rPr>
+        <w:t>Łódź</w:t>
+      </w:r>
+      <w:proofErr w:type="spellEnd"/>
+      <w:r>
+        <w:rPr>
+          <w:b w:val="0"/>
+          <w:color w:val="385623" w:themeColor="accent6" w:themeShade="80"/>
+          <w:sz w:val="20"/>
+          <w:szCs w:val="20"/>
+          <w:lang w:val="en-US"/>
+        </w:rPr>
+        <w:t>, September 2026</w:t>
+      </w:r>
+      <w:r>
+        <w:rPr>
+          <w:b w:val="0"/>
+          <w:color w:val="385623" w:themeColor="accent6" w:themeShade="80"/>
+          <w:sz w:val="20"/>
+          <w:szCs w:val="20"/>
+          <w:lang w:val="en-US"/>
+        </w:rPr>
+        <w:br/>
+        <w:t xml:space="preserve">On behalf of the </w:t>
+      </w:r>
+      <w:proofErr w:type="spellStart"/>
+      <w:r>
+        <w:rPr>
+          <w:b w:val="0"/>
+          <w:color w:val="385623" w:themeColor="accent6" w:themeShade="80"/>
+          <w:sz w:val="20"/>
+          <w:szCs w:val="20"/>
+          <w:lang w:val="en-US"/>
+        </w:rPr>
+        <w:t>Organising</w:t>
+      </w:r>
+      <w:proofErr w:type="spellEnd"/>
+      <w:r>
+        <w:rPr>
+          <w:b w:val="0"/>
+          <w:color w:val="385623" w:themeColor="accent6" w:themeShade="80"/>
+          <w:sz w:val="20"/>
+          <w:szCs w:val="20"/>
+          <w:lang w:val="en-US"/>
+        </w:rPr>
+        <w:t xml:space="preserve"> Committee</w:t>
+      </w:r>
+      <w:r>
+        <w:rPr>
+          <w:b w:val="0"/>
+          <w:color w:val="385623" w:themeColor="accent6" w:themeShade="80"/>
+          <w:sz w:val="20"/>
+          <w:szCs w:val="20"/>
+          <w:lang w:val="en-US"/>
+        </w:rPr>
+        <w:br/>
+        <w:t>Volker Wohlgemuth, Conference President</w:t>
+      </w:r>
+    </w:p>
+    <w:p>
+      <w:pPr>
+        <w:pStyle w:val="Zwischenberschriften"/>
+      </w:pPr>
+      <w:r>
+        <w:rPr>
+          <w:b w:val="0"/>
           <w:color w:val="EE0000"/>
-          <w:lang w:val="en-US"/>
-        </w:rPr>
-      </w:pPr>
-    </w:p>
-    <w:p>
-      <w:pPr>
-        <w:pStyle w:val="Zwischenberschriften"/>
-        <w:jc w:val="both"/>
-        <w:rPr>
-          <w:b w:val="0"/>
-          <w:color w:val="EE0000"/>
-          <w:sz w:val="20"/>
-          <w:szCs w:val="20"/>
-          <w:lang w:val="en-GB"/>
-        </w:rPr>
-      </w:pPr>
-      <w:r>
-        <w:rPr>
-          <w:b w:val="0"/>
-          <w:color w:val="EE0000"/>
-          <w:sz w:val="20"/>
-          <w:szCs w:val="20"/>
-          <w:lang w:val="en-GB"/>
-        </w:rPr>
-        <w:t>This book contains the short and work-in-progress contributions of the 39th International and Interdisciplinary Conference on Environmental Informatics – EnviroInfo 2025.</w:t>
-      </w:r>
-    </w:p>
-    <w:p>
-      <w:pPr>
-        <w:pStyle w:val="Zwischenberschriften"/>
-        <w:jc w:val="both"/>
-        <w:rPr>
-          <w:b w:val="0"/>
-          <w:color w:val="EE0000"/>
-          <w:sz w:val="20"/>
-          <w:szCs w:val="20"/>
-          <w:lang w:val="en-GB"/>
-        </w:rPr>
-      </w:pPr>
-    </w:p>
-    <w:p>
-      <w:pPr>
-        <w:pStyle w:val="Zwischenberschriften"/>
-        <w:jc w:val="both"/>
-        <w:rPr>
-          <w:b w:val="0"/>
-          <w:color w:val="EE0000"/>
-          <w:sz w:val="20"/>
-          <w:szCs w:val="20"/>
-          <w:lang w:val="en-GB"/>
-        </w:rPr>
-      </w:pPr>
-      <w:r>
-        <w:rPr>
-          <w:b w:val="0"/>
-          <w:color w:val="EE0000"/>
-          <w:sz w:val="20"/>
-          <w:szCs w:val="20"/>
-          <w:lang w:val="en-GB"/>
-        </w:rPr>
-        <w:t xml:space="preserve">The conference </w:t>
-      </w:r>
-      <w:r>
-        <w:rPr>
-          <w:b w:val="0"/>
-          <w:color w:val="EE0000"/>
-          <w:sz w:val="20"/>
-          <w:szCs w:val="20"/>
-          <w:lang w:val="en-GB"/>
-        </w:rPr>
-        <w:t>took</w:t>
-      </w:r>
-      <w:r>
-        <w:rPr>
-          <w:b w:val="0"/>
-          <w:color w:val="EE0000"/>
-          <w:sz w:val="20"/>
-          <w:szCs w:val="20"/>
-          <w:lang w:val="en-GB"/>
-        </w:rPr>
-        <w:t xml:space="preserve"> place from 17 to 19 September 2025 at the University of Potsdam, Campus III – </w:t>
-      </w:r>
-      <w:proofErr w:type="spellStart"/>
-      <w:r>
-        <w:rPr>
-          <w:b w:val="0"/>
-          <w:color w:val="EE0000"/>
-          <w:sz w:val="20"/>
-          <w:szCs w:val="20"/>
-          <w:lang w:val="en-GB"/>
-        </w:rPr>
-        <w:t>Griebnitzsee</w:t>
-      </w:r>
-      <w:proofErr w:type="spellEnd"/>
-      <w:r>
-        <w:rPr>
-          <w:b w:val="0"/>
-          <w:color w:val="EE0000"/>
-          <w:sz w:val="20"/>
-          <w:szCs w:val="20"/>
-          <w:lang w:val="en-GB"/>
-        </w:rPr>
-        <w:t xml:space="preserve"> and is organised by </w:t>
-      </w:r>
-      <w:r>
-        <w:rPr>
-          <w:b w:val="0"/>
-          <w:color w:val="EE0000"/>
-          <w:sz w:val="20"/>
-          <w:szCs w:val="20"/>
-          <w:lang w:val="en-GB"/>
-        </w:rPr>
-        <w:t xml:space="preserve">technical committee of Environmental </w:t>
-      </w:r>
-      <w:proofErr w:type="spellStart"/>
-      <w:r>
-        <w:rPr>
-          <w:b w:val="0"/>
-          <w:color w:val="EE0000"/>
-          <w:sz w:val="20"/>
-          <w:szCs w:val="20"/>
-          <w:lang w:val="en-GB"/>
-        </w:rPr>
-        <w:t>Informativs</w:t>
-      </w:r>
-      <w:proofErr w:type="spellEnd"/>
-      <w:r>
-        <w:rPr>
-          <w:b w:val="0"/>
-          <w:color w:val="EE0000"/>
-          <w:sz w:val="20"/>
-          <w:szCs w:val="20"/>
-          <w:lang w:val="en-GB"/>
-        </w:rPr>
-        <w:t xml:space="preserve"> </w:t>
-      </w:r>
-      <w:r>
-        <w:rPr>
-          <w:b w:val="0"/>
-          <w:color w:val="EE0000"/>
-          <w:sz w:val="20"/>
-          <w:szCs w:val="20"/>
-          <w:lang w:val="en-GB"/>
-        </w:rPr>
-        <w:t>of the Gesellschaft für Informatik e.V. (GI). The University of Potsdam, together with the Hasso Plattner Institute (HPI), acts as an important host partner.</w:t>
-      </w:r>
-    </w:p>
-    <w:p>
-      <w:pPr>
-        <w:pStyle w:val="Zwischenberschriften"/>
-        <w:jc w:val="both"/>
-        <w:rPr>
-          <w:b w:val="0"/>
-          <w:color w:val="EE0000"/>
-          <w:sz w:val="20"/>
-          <w:szCs w:val="20"/>
-          <w:lang w:val="en-GB"/>
-        </w:rPr>
-      </w:pPr>
-    </w:p>
-    <w:p>
-      <w:pPr>
-        <w:pStyle w:val="Zwischenberschriften"/>
-        <w:jc w:val="both"/>
-        <w:rPr>
-          <w:b w:val="0"/>
-          <w:color w:val="EE0000"/>
-          <w:sz w:val="20"/>
-          <w:szCs w:val="20"/>
-          <w:lang w:val="en-GB"/>
-        </w:rPr>
-      </w:pPr>
-      <w:r>
-        <w:rPr>
-          <w:b w:val="0"/>
-          <w:color w:val="EE0000"/>
-          <w:sz w:val="20"/>
-          <w:szCs w:val="20"/>
-          <w:lang w:val="en-GB"/>
-        </w:rPr>
-        <w:t>For almost four decades, the EnviroInfo series has been bringing together national and international players who are involved in applied computer science and sustainability – with the aim of making concrete contributions to a sustainable society through information and communication technologies.</w:t>
-      </w:r>
-    </w:p>
-    <w:p>
-      <w:pPr>
-        <w:pStyle w:val="Zwischenberschriften"/>
-        <w:jc w:val="both"/>
-        <w:rPr>
-          <w:b w:val="0"/>
-          <w:color w:val="EE0000"/>
-          <w:sz w:val="20"/>
-          <w:szCs w:val="20"/>
-          <w:lang w:val="en-GB"/>
-        </w:rPr>
-      </w:pPr>
-      <w:r>
-        <w:rPr>
-          <w:b w:val="0"/>
-          <w:color w:val="EE0000"/>
-          <w:sz w:val="20"/>
-          <w:szCs w:val="20"/>
-          <w:lang w:val="en-GB"/>
-        </w:rPr>
-        <w:t>The motto of EnviroInfo 2025 "Open Data, Open Science and Open Society for a Sustainable Future" illustrates the claim to understand openness as a central component of sustainable development. Open data creates transparency and forms the basis for informed decisions, open science promotes collaboration and accelerates innovation, and an open society strengthens participation and ensures that digital solutions are firmly anchored in society.</w:t>
-      </w:r>
-    </w:p>
-    <w:p>
-      <w:pPr>
-        <w:pStyle w:val="Zwischenberschriften"/>
-        <w:jc w:val="both"/>
-        <w:rPr>
-          <w:b w:val="0"/>
-          <w:color w:val="EE0000"/>
-          <w:sz w:val="20"/>
-          <w:szCs w:val="20"/>
-          <w:lang w:val="en-GB"/>
-        </w:rPr>
-      </w:pPr>
-    </w:p>
-    <w:p>
-      <w:pPr>
-        <w:pStyle w:val="Zwischenberschriften"/>
-        <w:jc w:val="both"/>
-        <w:rPr>
-          <w:b w:val="0"/>
-          <w:color w:val="EE0000"/>
-          <w:sz w:val="20"/>
-          <w:szCs w:val="20"/>
-          <w:lang w:val="en-GB"/>
-        </w:rPr>
-      </w:pPr>
-      <w:r>
-        <w:rPr>
-          <w:b w:val="0"/>
-          <w:color w:val="EE0000"/>
-          <w:sz w:val="20"/>
-          <w:szCs w:val="20"/>
-          <w:lang w:val="en-GB"/>
-        </w:rPr>
-        <w:t>With this volume, we would like to present contributions that are still in development or show initial results, as well as innovative approaches that combine interdisciplinarity and practical relevance. They take up the motto of the conference by showing how openness in data, science and society drives the further development of methods and technologies in environmental informatics. The variety ranges from green coding and sustainable digital systems to new forms of data infrastructure and practical applications that connect science, politics and society.</w:t>
-      </w:r>
-    </w:p>
-    <w:p>
-      <w:pPr>
-        <w:pStyle w:val="Zwischenberschriften"/>
-        <w:jc w:val="both"/>
-        <w:rPr>
-          <w:b w:val="0"/>
-          <w:color w:val="EE0000"/>
-          <w:sz w:val="20"/>
-          <w:szCs w:val="20"/>
-          <w:lang w:val="en-GB"/>
-        </w:rPr>
-      </w:pPr>
-    </w:p>
-    <w:p>
-      <w:pPr>
-        <w:pStyle w:val="Zwischenberschriften"/>
-        <w:jc w:val="both"/>
-        <w:rPr>
-          <w:b w:val="0"/>
-          <w:color w:val="EE0000"/>
-          <w:sz w:val="20"/>
-          <w:szCs w:val="20"/>
-          <w:lang w:val="en-GB"/>
-        </w:rPr>
-      </w:pPr>
-      <w:r>
-        <w:rPr>
-          <w:b w:val="0"/>
-          <w:color w:val="EE0000"/>
-          <w:sz w:val="20"/>
-          <w:szCs w:val="20"/>
-          <w:lang w:val="en-GB"/>
-        </w:rPr>
-        <w:t xml:space="preserve">Our special thanks go to all authors for their valuable contributions and to the members of the programme and organisation committee for their careful review. We would also like to thank our partners, especially the University of Potsdam and the Hasso Plattner Institute (HPI) as host institutions, the Gesellschaft für Informatik e.V., as well as our sponsors </w:t>
-      </w:r>
-      <w:proofErr w:type="spellStart"/>
-      <w:r>
-        <w:rPr>
-          <w:b w:val="0"/>
-          <w:color w:val="EE0000"/>
-          <w:sz w:val="20"/>
-          <w:szCs w:val="20"/>
-          <w:lang w:val="en-GB"/>
-        </w:rPr>
-        <w:t>Disy</w:t>
-      </w:r>
-      <w:proofErr w:type="spellEnd"/>
-      <w:r>
-        <w:rPr>
-          <w:b w:val="0"/>
-          <w:color w:val="EE0000"/>
-          <w:sz w:val="20"/>
-          <w:szCs w:val="20"/>
-          <w:lang w:val="en-GB"/>
-        </w:rPr>
-        <w:t xml:space="preserve"> </w:t>
-      </w:r>
-      <w:proofErr w:type="spellStart"/>
-      <w:r>
-        <w:rPr>
-          <w:b w:val="0"/>
-          <w:color w:val="EE0000"/>
-          <w:sz w:val="20"/>
-          <w:szCs w:val="20"/>
-          <w:lang w:val="en-GB"/>
-        </w:rPr>
-        <w:t>Informationssysteme</w:t>
-      </w:r>
-      <w:proofErr w:type="spellEnd"/>
-      <w:r>
-        <w:rPr>
-          <w:b w:val="0"/>
-          <w:color w:val="EE0000"/>
-          <w:sz w:val="20"/>
-          <w:szCs w:val="20"/>
-          <w:lang w:val="en-GB"/>
-        </w:rPr>
-        <w:t xml:space="preserve"> GmbH and Hewlett Packard Enterprise, who contributed significantly to the success of the conference with their commitment.</w:t>
-      </w:r>
-    </w:p>
-    <w:p>
-      <w:pPr>
-        <w:pStyle w:val="Zwischenberschriften"/>
-        <w:rPr>
-          <w:b w:val="0"/>
-          <w:color w:val="EE0000"/>
-          <w:sz w:val="20"/>
-          <w:szCs w:val="20"/>
-          <w:lang w:val="en-GB"/>
-        </w:rPr>
-      </w:pPr>
-    </w:p>
-    <w:p>
-      <w:pPr>
-        <w:pStyle w:val="Zwischenberschriften"/>
-        <w:rPr>
-          <w:b w:val="0"/>
-          <w:color w:val="EE0000"/>
-          <w:sz w:val="20"/>
-          <w:szCs w:val="20"/>
-          <w:lang w:val="en-GB"/>
-        </w:rPr>
-      </w:pPr>
-    </w:p>
-    <w:p>
-      <w:pPr>
-        <w:pStyle w:val="Zwischenberschriften"/>
-        <w:rPr>
-          <w:b w:val="0"/>
-          <w:color w:val="EE0000"/>
-          <w:sz w:val="20"/>
-          <w:szCs w:val="20"/>
-          <w:lang w:val="en-GB"/>
-        </w:rPr>
-      </w:pPr>
-      <w:r>
-        <w:rPr>
-          <w:b w:val="0"/>
-          <w:color w:val="EE0000"/>
-          <w:sz w:val="20"/>
-          <w:szCs w:val="20"/>
-          <w:lang w:val="en-GB"/>
-        </w:rPr>
-        <w:t>Potsdam, September 2025</w:t>
-      </w:r>
-    </w:p>
-    <w:p>
-      <w:pPr>
-        <w:pStyle w:val="Zwischenberschriften"/>
-        <w:rPr>
-          <w:b w:val="0"/>
-          <w:color w:val="EE0000"/>
-          <w:sz w:val="20"/>
-          <w:szCs w:val="20"/>
-          <w:lang w:val="en-GB"/>
-        </w:rPr>
-      </w:pPr>
-    </w:p>
-    <w:p>
-      <w:pPr>
-        <w:pStyle w:val="Zwischenberschriften"/>
-        <w:rPr>
-          <w:b w:val="0"/>
-          <w:color w:val="EE0000"/>
-          <w:sz w:val="20"/>
-          <w:szCs w:val="20"/>
-          <w:lang w:val="en-GB"/>
-        </w:rPr>
-      </w:pPr>
-    </w:p>
-    <w:p>
-      <w:pPr>
-        <w:pStyle w:val="Zwischenberschriften"/>
-        <w:rPr>
-          <w:b w:val="0"/>
-          <w:sz w:val="20"/>
-          <w:szCs w:val="20"/>
-          <w:lang w:val="en-US"/>
-        </w:rPr>
-      </w:pPr>
-      <w:r>
-        <w:rPr>
-          <w:b w:val="0"/>
-          <w:sz w:val="20"/>
-          <w:szCs w:val="20"/>
-          <w:lang w:val="en-US"/>
-        </w:rPr>
-        <w:t>On behalf of the organization Committee</w:t>
-      </w:r>
-    </w:p>
-    <w:p>
-      <w:pPr>
-        <w:pStyle w:val="Zwischenberschriften"/>
-        <w:rPr>
-          <w:b w:val="0"/>
-          <w:sz w:val="20"/>
-          <w:szCs w:val="20"/>
-          <w:lang w:val="en-US"/>
-        </w:rPr>
-      </w:pPr>
-      <w:r>
-        <w:rPr>
-          <w:b w:val="0"/>
-          <w:sz w:val="20"/>
-          <w:szCs w:val="20"/>
-          <w:lang w:val="en-US"/>
-        </w:rPr>
-        <w:t>Volker Wohlgemuth, Conference President</w:t>
-      </w:r>
-    </w:p>
-    <w:p>
-      <w:pPr>
-        <w:pStyle w:val="Zwischenberschriften"/>
-        <w:rPr>
-          <w:lang w:val="en-US"/>
-        </w:rPr>
-      </w:pPr>
-      <w:r>
-        <w:rPr>
+          <w:sz w:val="20"/>
+          <w:szCs w:val="20"/>
           <w:lang w:val="en-US"/>
         </w:rPr>
         <w:br w:type="page"/>
       </w:r>
       <w:r>
-        <w:rPr>
-          <w:lang w:val="en-US"/>
-        </w:rPr>
         <w:lastRenderedPageBreak/>
         <w:t>Sponsor</w:t>
       </w:r>
       <w:r>
-        <w:rPr>
-          <w:lang w:val="en-US"/>
-        </w:rPr>
         <w:t>s</w:t>
       </w:r>
     </w:p>
@@ -2169,6 +2906,9 @@
         <w:tabs>
           <w:tab w:val="left" w:pos="142"/>
         </w:tabs>
+        <w:rPr>
+          <w:lang w:val="de-DE"/>
+        </w:rPr>
       </w:pPr>
     </w:p>
     <w:p>
@@ -2214,169 +2954,8 @@
               <w:tabs>
                 <w:tab w:val="left" w:pos="142"/>
               </w:tabs>
-              <w:rPr>
-                <w:color w:val="EE0000"/>
-                <w:lang w:val="en-GB"/>
-              </w:rPr>
-            </w:pPr>
-            <w:proofErr w:type="spellStart"/>
-            <w:r>
-              <w:rPr>
-                <w:color w:val="EE0000"/>
-                <w:lang w:val="en-GB"/>
-              </w:rPr>
-              <w:t>Disy</w:t>
-            </w:r>
-            <w:proofErr w:type="spellEnd"/>
-            <w:r>
-              <w:rPr>
-                <w:color w:val="EE0000"/>
-                <w:lang w:val="en-GB"/>
-              </w:rPr>
-              <w:t xml:space="preserve"> </w:t>
-            </w:r>
-            <w:proofErr w:type="spellStart"/>
-            <w:r>
-              <w:rPr>
-                <w:color w:val="EE0000"/>
-                <w:lang w:val="en-GB"/>
-              </w:rPr>
-              <w:t>Informationssysteme</w:t>
-            </w:r>
-            <w:proofErr w:type="spellEnd"/>
-            <w:r>
-              <w:rPr>
-                <w:color w:val="EE0000"/>
-                <w:lang w:val="en-GB"/>
-              </w:rPr>
-              <w:t xml:space="preserve"> GmbH</w:t>
-            </w:r>
-          </w:p>
-        </w:tc>
-        <w:tc>
-          <w:tcPr>
-            <w:tcW w:w="3084" w:type="dxa"/>
-          </w:tcPr>
-          <w:p>
-            <w:pPr>
-              <w:tabs>
-                <w:tab w:val="left" w:pos="142"/>
-              </w:tabs>
-              <w:jc w:val="right"/>
-              <w:rPr>
-                <w:color w:val="EE0000"/>
-                <w:lang w:val="de-AT"/>
-              </w:rPr>
             </w:pPr>
             <w:r>
-              <w:rPr>
-                <w:noProof/>
-                <w:color w:val="EE0000"/>
-                <w:lang w:val="de-DE"/>
-              </w:rPr>
-              <w:drawing>
-                <wp:inline distT="0" distB="0" distL="0" distR="0" wp14:anchorId="24515836" wp14:editId="6E3527A7">
-                  <wp:extent cx="635719" cy="386297"/>
-                  <wp:effectExtent l="0" t="0" r="0" b="0"/>
-                  <wp:docPr id="2" name="Bild 2"/>
-                  <wp:cNvGraphicFramePr>
-                    <a:graphicFrameLocks xmlns:a="http://schemas.openxmlformats.org/drawingml/2006/main" noChangeAspect="1"/>
-                  </wp:cNvGraphicFramePr>
-                  <a:graphic xmlns:a="http://schemas.openxmlformats.org/drawingml/2006/main">
-                    <a:graphicData uri="http://schemas.openxmlformats.org/drawingml/2006/picture">
-                      <pic:pic xmlns:pic="http://schemas.openxmlformats.org/drawingml/2006/picture">
-                        <pic:nvPicPr>
-                          <pic:cNvPr id="2" name="Bild 2"/>
-                          <pic:cNvPicPr>
-                            <a:picLocks noChangeAspect="1" noChangeArrowheads="1"/>
-                          </pic:cNvPicPr>
-                        </pic:nvPicPr>
-                        <pic:blipFill>
-                          <a:blip r:embed="rId11" cstate="print">
-                            <a:extLst>
-                              <a:ext uri="{28A0092B-C50C-407E-A947-70E740481C1C}">
-                                <a14:useLocalDpi xmlns:a14="http://schemas.microsoft.com/office/drawing/2010/main" val="0"/>
-                              </a:ext>
-                            </a:extLst>
-                          </a:blip>
-                          <a:stretch>
-                            <a:fillRect/>
-                          </a:stretch>
-                        </pic:blipFill>
-                        <pic:spPr bwMode="auto">
-                          <a:xfrm>
-                            <a:off x="0" y="0"/>
-                            <a:ext cx="664582" cy="403836"/>
-                          </a:xfrm>
-                          <a:prstGeom prst="rect">
-                            <a:avLst/>
-                          </a:prstGeom>
-                          <a:noFill/>
-                          <a:ln>
-                            <a:noFill/>
-                          </a:ln>
-                        </pic:spPr>
-                      </pic:pic>
-                    </a:graphicData>
-                  </a:graphic>
-                </wp:inline>
-              </w:drawing>
-            </w:r>
-          </w:p>
-        </w:tc>
-      </w:tr>
-      <w:tr>
-        <w:tc>
-          <w:tcPr>
-            <w:tcW w:w="4395" w:type="dxa"/>
-          </w:tcPr>
-          <w:p>
-            <w:pPr>
-              <w:tabs>
-                <w:tab w:val="left" w:pos="142"/>
-              </w:tabs>
-              <w:rPr>
-                <w:color w:val="EE0000"/>
-                <w:lang w:val="de-AT"/>
-              </w:rPr>
-            </w:pPr>
-          </w:p>
-        </w:tc>
-        <w:tc>
-          <w:tcPr>
-            <w:tcW w:w="3084" w:type="dxa"/>
-          </w:tcPr>
-          <w:p>
-            <w:pPr>
-              <w:tabs>
-                <w:tab w:val="left" w:pos="142"/>
-              </w:tabs>
-              <w:rPr>
-                <w:color w:val="EE0000"/>
-                <w:lang w:val="de-AT"/>
-              </w:rPr>
-            </w:pPr>
-          </w:p>
-        </w:tc>
-      </w:tr>
-      <w:tr>
-        <w:tc>
-          <w:tcPr>
-            <w:tcW w:w="4395" w:type="dxa"/>
-          </w:tcPr>
-          <w:p>
-            <w:pPr>
-              <w:tabs>
-                <w:tab w:val="left" w:pos="142"/>
-              </w:tabs>
-              <w:rPr>
-                <w:color w:val="EE0000"/>
-              </w:rPr>
-            </w:pPr>
-            <w:r>
-              <w:rPr>
-                <w:color w:val="EE0000"/>
-              </w:rPr>
               <w:t>Hewlett Packard Enterprise</w:t>
             </w:r>
           </w:p>
@@ -2392,14 +2971,12 @@
               </w:tabs>
               <w:jc w:val="right"/>
               <w:rPr>
-                <w:color w:val="EE0000"/>
                 <w:lang w:val="de-AT"/>
               </w:rPr>
             </w:pPr>
             <w:r>
               <w:rPr>
                 <w:noProof/>
-                <w:color w:val="EE0000"/>
                 <w:lang w:val="de-AT"/>
               </w:rPr>
               <w:drawing>
@@ -2420,7 +2997,7 @@
                           </pic:cNvPicPr>
                         </pic:nvPicPr>
                         <pic:blipFill>
-                          <a:blip r:embed="rId12" cstate="print">
+                          <a:blip r:embed="rId11" cstate="print">
                             <a:extLst>
                               <a:ext uri="{28A0092B-C50C-407E-A947-70E740481C1C}">
                                 <a14:useLocalDpi xmlns:a14="http://schemas.microsoft.com/office/drawing/2010/main" val="0"/>
@@ -2461,7 +3038,6 @@
                 <w:tab w:val="left" w:pos="142"/>
               </w:tabs>
               <w:rPr>
-                <w:color w:val="EE0000"/>
                 <w:lang w:val="de-AT"/>
               </w:rPr>
             </w:pPr>
@@ -2478,7 +3054,6 @@
               </w:tabs>
               <w:jc w:val="right"/>
               <w:rPr>
-                <w:color w:val="EE0000"/>
                 <w:lang w:val="de-AT"/>
               </w:rPr>
             </w:pPr>
@@ -2496,13 +3071,11 @@
                 <w:tab w:val="left" w:pos="142"/>
               </w:tabs>
               <w:rPr>
-                <w:color w:val="EE0000"/>
                 <w:lang w:val="de-AT"/>
               </w:rPr>
             </w:pPr>
             <w:r>
               <w:rPr>
-                <w:color w:val="EE0000"/>
                 <w:lang w:val="de-AT"/>
               </w:rPr>
               <w:t xml:space="preserve">German </w:t>
@@ -2510,7 +3083,6 @@
             <w:proofErr w:type="spellStart"/>
             <w:r>
               <w:rPr>
-                <w:color w:val="EE0000"/>
                 <w:lang w:val="de-AT"/>
               </w:rPr>
               <w:t>Informatics</w:t>
@@ -2518,7 +3090,6 @@
             <w:proofErr w:type="spellEnd"/>
             <w:r>
               <w:rPr>
-                <w:color w:val="EE0000"/>
                 <w:lang w:val="de-AT"/>
               </w:rPr>
               <w:t xml:space="preserve"> Society</w:t>
@@ -2536,14 +3107,12 @@
               </w:tabs>
               <w:jc w:val="right"/>
               <w:rPr>
-                <w:color w:val="EE0000"/>
                 <w:lang w:val="de-AT"/>
               </w:rPr>
             </w:pPr>
             <w:r>
               <w:rPr>
                 <w:noProof/>
-                <w:color w:val="EE0000"/>
                 <w:lang w:val="de-DE"/>
               </w:rPr>
               <w:drawing>
@@ -2564,7 +3133,7 @@
                           </pic:cNvPicPr>
                         </pic:nvPicPr>
                         <pic:blipFill>
-                          <a:blip r:embed="rId13" cstate="print">
+                          <a:blip r:embed="rId12" cstate="print">
                             <a:extLst>
                               <a:ext uri="{28A0092B-C50C-407E-A947-70E740481C1C}">
                                 <a14:useLocalDpi xmlns:a14="http://schemas.microsoft.com/office/drawing/2010/main" val="0"/>
@@ -2608,7 +3177,6 @@
                 <w:tab w:val="left" w:pos="142"/>
               </w:tabs>
               <w:rPr>
-                <w:color w:val="EE0000"/>
                 <w:lang w:val="de-AT"/>
               </w:rPr>
             </w:pPr>
@@ -2625,7 +3193,6 @@
               </w:tabs>
               <w:jc w:val="right"/>
               <w:rPr>
-                <w:color w:val="EE0000"/>
                 <w:lang w:val="de-AT"/>
               </w:rPr>
             </w:pPr>
@@ -2633,6 +3200,9 @@
         </w:tc>
       </w:tr>
       <w:tr>
+        <w:trPr>
+          <w:trHeight w:val="60"/>
+        </w:trPr>
         <w:tc>
           <w:tcPr>
             <w:tcW w:w="4395" w:type="dxa"/>
@@ -2643,7 +3213,6 @@
                 <w:tab w:val="left" w:pos="142"/>
               </w:tabs>
               <w:rPr>
-                <w:color w:val="EE0000"/>
                 <w:lang w:val="de-AT"/>
               </w:rPr>
             </w:pPr>
@@ -2660,7 +3229,6 @@
               </w:tabs>
               <w:jc w:val="right"/>
               <w:rPr>
-                <w:color w:val="EE0000"/>
                 <w:lang w:val="de-AT"/>
               </w:rPr>
             </w:pPr>
@@ -2776,7 +3344,28 @@
                 <w:kern w:val="2"/>
                 <w14:ligatures w14:val="standardContextual"/>
               </w:rPr>
-              <w:t>HTW Berlin, University of Applied Sciences, Berlin, Germany</w:t>
+              <w:t>HTW Berlin – University of Applied Sciences</w:t>
+            </w:r>
+            <w:r>
+              <w:rPr>
+                <w:kern w:val="2"/>
+                <w14:ligatures w14:val="standardContextual"/>
+              </w:rPr>
+              <w:t>,</w:t>
+            </w:r>
+            <w:r>
+              <w:rPr>
+                <w:kern w:val="2"/>
+                <w14:ligatures w14:val="standardContextual"/>
+              </w:rPr>
+              <w:t xml:space="preserve"> Berlin</w:t>
+            </w:r>
+            <w:r>
+              <w:rPr>
+                <w:kern w:val="2"/>
+                <w14:ligatures w14:val="standardContextual"/>
+              </w:rPr>
+              <w:t xml:space="preserve"> , Germany</w:t>
             </w:r>
           </w:p>
         </w:tc>
@@ -2836,7 +3425,21 @@
                 <w:kern w:val="2"/>
                 <w14:ligatures w14:val="standardContextual"/>
               </w:rPr>
-              <w:t>Trier University of Applied Sciences, Germany</w:t>
+              <w:t>Trier University of Applied Sciences,</w:t>
+            </w:r>
+            <w:r>
+              <w:rPr>
+                <w:kern w:val="2"/>
+                <w14:ligatures w14:val="standardContextual"/>
+              </w:rPr>
+              <w:t xml:space="preserve"> Trier,</w:t>
+            </w:r>
+            <w:r>
+              <w:rPr>
+                <w:kern w:val="2"/>
+                <w14:ligatures w14:val="standardContextual"/>
+              </w:rPr>
+              <w:t xml:space="preserve"> Germany</w:t>
             </w:r>
           </w:p>
           <w:p>
@@ -2895,7 +3498,21 @@
                 <w:kern w:val="2"/>
                 <w14:ligatures w14:val="standardContextual"/>
               </w:rPr>
-              <w:t>, Germany</w:t>
+              <w:t>,</w:t>
+            </w:r>
+            <w:r>
+              <w:rPr>
+                <w:kern w:val="2"/>
+                <w14:ligatures w14:val="standardContextual"/>
+              </w:rPr>
+              <w:t xml:space="preserve"> Minden,</w:t>
+            </w:r>
+            <w:r>
+              <w:rPr>
+                <w:kern w:val="2"/>
+                <w14:ligatures w14:val="standardContextual"/>
+              </w:rPr>
+              <w:t xml:space="preserve"> Germany</w:t>
             </w:r>
           </w:p>
         </w:tc>
@@ -2925,8 +3542,17 @@
                 <w:kern w:val="2"/>
                 <w14:ligatures w14:val="standardContextual"/>
               </w:rPr>
-              <w:t>Malgorzata Burchard-Dziubinska</w:t>
+              <w:t>Małgorzata Burchard-</w:t>
             </w:r>
+            <w:proofErr w:type="spellStart"/>
+            <w:r>
+              <w:rPr>
+                <w:kern w:val="2"/>
+                <w14:ligatures w14:val="standardContextual"/>
+              </w:rPr>
+              <w:t>Dziubińska</w:t>
+            </w:r>
+            <w:proofErr w:type="spellEnd"/>
           </w:p>
         </w:tc>
         <w:tc>
@@ -2955,7 +3581,53 @@
                 <w:kern w:val="2"/>
                 <w14:ligatures w14:val="standardContextual"/>
               </w:rPr>
-              <w:t>University of Lodz, Lodz, Poland</w:t>
+              <w:t xml:space="preserve">University of </w:t>
+            </w:r>
+            <w:proofErr w:type="spellStart"/>
+            <w:r>
+              <w:rPr>
+                <w:kern w:val="2"/>
+                <w14:ligatures w14:val="standardContextual"/>
+              </w:rPr>
+              <w:t>Łódź</w:t>
+            </w:r>
+            <w:proofErr w:type="spellEnd"/>
+            <w:r>
+              <w:rPr>
+                <w:kern w:val="2"/>
+                <w14:ligatures w14:val="standardContextual"/>
+              </w:rPr>
+              <w:t>,</w:t>
+            </w:r>
+            <w:r>
+              <w:rPr>
+                <w:kern w:val="2"/>
+                <w14:ligatures w14:val="standardContextual"/>
+              </w:rPr>
+              <w:t xml:space="preserve"> </w:t>
+            </w:r>
+            <w:proofErr w:type="spellStart"/>
+            <w:r>
+              <w:rPr>
+                <w:kern w:val="2"/>
+                <w14:ligatures w14:val="standardContextual"/>
+              </w:rPr>
+              <w:t>Łódź</w:t>
+            </w:r>
+            <w:proofErr w:type="spellEnd"/>
+            <w:r>
+              <w:rPr>
+                <w:kern w:val="2"/>
+                <w14:ligatures w14:val="standardContextual"/>
+              </w:rPr>
+              <w:t>,</w:t>
+            </w:r>
+            <w:r>
+              <w:rPr>
+                <w:kern w:val="2"/>
+                <w14:ligatures w14:val="standardContextual"/>
+              </w:rPr>
+              <w:t xml:space="preserve"> Poland</w:t>
             </w:r>
           </w:p>
         </w:tc>
@@ -3068,7 +3740,13 @@
         <w:jc w:val="both"/>
       </w:pPr>
       <w:r>
-        <w:t>Andi H. Widok, HTW Berlin, University of Applied Sciences, Berlin, Germany</w:t>
+        <w:t xml:space="preserve">Andi H. Widok, </w:t>
+      </w:r>
+      <w:r>
+        <w:t>HTW Berlin – University of Applied Sciences</w:t>
+      </w:r>
+      <w:r>
+        <w:t>, Berlin, Germany</w:t>
       </w:r>
     </w:p>
     <w:p>
@@ -3135,12 +3813,10 @@
         <w:t xml:space="preserve">Benjamin Wagner </w:t>
       </w:r>
       <w:proofErr w:type="spellStart"/>
-      <w:proofErr w:type="gramStart"/>
       <w:r>
         <w:t>vom</w:t>
       </w:r>
       <w:proofErr w:type="spellEnd"/>
-      <w:proofErr w:type="gramEnd"/>
       <w:r>
         <w:t xml:space="preserve"> Berg, University of Applied Sciences Bremerhaven, Germany</w:t>
       </w:r>
@@ -3180,7 +3856,13 @@
         <w:jc w:val="both"/>
       </w:pPr>
       <w:r>
-        <w:t>Dennis Junger, HTW Berlin, University of Applied Sciences, Berlin, Germany</w:t>
+        <w:t xml:space="preserve">Dennis Junger, </w:t>
+      </w:r>
+      <w:r>
+        <w:t>HTW Berlin – University of Applied Sciences</w:t>
+      </w:r>
+      <w:r>
+        <w:t>, Berlin, Germany</w:t>
       </w:r>
     </w:p>
     <w:p>
@@ -3204,7 +3886,13 @@
       </w:r>
       <w:proofErr w:type="spellEnd"/>
       <w:r>
-        <w:t>, HTW Berlin, University of Applied Sciences, Berlin, Germany</w:t>
+        <w:t xml:space="preserve">, </w:t>
+      </w:r>
+      <w:r>
+        <w:t>HTW Berlin – University of Applied Sciences</w:t>
+      </w:r>
+      <w:r>
+        <w:t>, Berlin, Germany</w:t>
       </w:r>
     </w:p>
     <w:p>
@@ -3278,7 +3966,13 @@
         <w:jc w:val="both"/>
       </w:pPr>
       <w:r>
-        <w:t>Jochen Wittmann, HTW Berlin, University of Applied Sciences, Berlin, Germany</w:t>
+        <w:t xml:space="preserve">Jochen Wittmann, </w:t>
+      </w:r>
+      <w:r>
+        <w:t>HTW Berlin – University of Applied Sciences.</w:t>
+      </w:r>
+      <w:r>
+        <w:t>, Berlin, Germany</w:t>
       </w:r>
     </w:p>
     <w:p>
@@ -3342,7 +4036,13 @@
         <w:jc w:val="both"/>
       </w:pPr>
       <w:r>
-        <w:t>Martina Willenbacher, HTW Berlin, University of Applied Sciences, Berlin, Germany</w:t>
+        <w:t xml:space="preserve">Martina Willenbacher, </w:t>
+      </w:r>
+      <w:r>
+        <w:t>HTW Berlin – University of Applied Sciences.</w:t>
+      </w:r>
+      <w:r>
+        <w:t>, Berlin, Germany</w:t>
       </w:r>
     </w:p>
     <w:p>
@@ -3433,15 +4133,6 @@
           <w:szCs w:val="28"/>
         </w:rPr>
       </w:pPr>
-    </w:p>
-    <w:p>
-      <w:pPr>
-        <w:rPr>
-          <w:b/>
-          <w:sz w:val="28"/>
-          <w:szCs w:val="28"/>
-        </w:rPr>
-      </w:pPr>
       <w:r>
         <w:br w:type="page"/>
       </w:r>
@@ -3453,15 +4144,13 @@
           <w:lang w:val="en-US"/>
         </w:rPr>
       </w:pPr>
-      <w:proofErr w:type="spellStart"/>
       <w:r>
         <w:rPr>
           <w:lang w:val="en-US"/>
         </w:rPr>
         <w:lastRenderedPageBreak/>
-        <w:t>Organising</w:t>
-      </w:r>
-      <w:proofErr w:type="spellEnd"/>
+        <w:t>Organizing</w:t>
+      </w:r>
       <w:r>
         <w:rPr>
           <w:lang w:val="en-US"/>
@@ -3506,14 +4195,12 @@
           <w:p>
             <w:pPr>
               <w:rPr>
-                <w:color w:val="EE0000"/>
                 <w:szCs w:val="24"/>
                 <w:lang w:val="de-DE"/>
               </w:rPr>
             </w:pPr>
             <w:r>
               <w:rPr>
-                <w:color w:val="EE0000"/>
                 <w:szCs w:val="24"/>
                 <w:lang w:val="de-DE"/>
               </w:rPr>
@@ -3531,17 +4218,21 @@
               <w:rPr>
                 <w:b/>
                 <w:bCs/>
-                <w:color w:val="EE0000"/>
                 <w:sz w:val="24"/>
                 <w:szCs w:val="24"/>
               </w:rPr>
             </w:pPr>
             <w:r>
               <w:rPr>
-                <w:color w:val="EE0000"/>
                 <w:szCs w:val="24"/>
               </w:rPr>
-              <w:t>HTW Berlin, University of Applied Sciences, Berlin, Germany</w:t>
+              <w:t>HTW Berlin – University of Applied Sciences.</w:t>
+            </w:r>
+            <w:r>
+              <w:rPr>
+                <w:szCs w:val="24"/>
+              </w:rPr>
+              <w:t>, Berlin, Germany</w:t>
             </w:r>
           </w:p>
         </w:tc>
@@ -3559,14 +4250,12 @@
           <w:p>
             <w:pPr>
               <w:rPr>
-                <w:color w:val="EE0000"/>
                 <w:szCs w:val="24"/>
                 <w:lang w:val="de-DE"/>
               </w:rPr>
             </w:pPr>
             <w:r>
               <w:rPr>
-                <w:color w:val="EE0000"/>
                 <w:szCs w:val="24"/>
                 <w:lang w:val="de-DE"/>
               </w:rPr>
@@ -3582,13 +4271,11 @@
           <w:p>
             <w:pPr>
               <w:rPr>
-                <w:color w:val="EE0000"/>
                 <w:szCs w:val="24"/>
               </w:rPr>
             </w:pPr>
             <w:r>
               <w:rPr>
-                <w:color w:val="EE0000"/>
                 <w:szCs w:val="24"/>
               </w:rPr>
               <w:t>University of Applied Sciences Bielefeld, Germany</w:t>
@@ -3609,19 +4296,26 @@
           <w:p>
             <w:pPr>
               <w:rPr>
-                <w:color w:val="EE0000"/>
                 <w:szCs w:val="24"/>
                 <w:lang w:val="de-DE"/>
               </w:rPr>
             </w:pPr>
             <w:r>
               <w:rPr>
-                <w:color w:val="EE0000"/>
                 <w:szCs w:val="24"/>
                 <w:lang w:val="de-DE"/>
               </w:rPr>
-              <w:t>Max Westing</w:t>
+              <w:t>Małgorzata Burchard-</w:t>
             </w:r>
+            <w:proofErr w:type="spellStart"/>
+            <w:r>
+              <w:rPr>
+                <w:szCs w:val="24"/>
+                <w:lang w:val="de-DE"/>
+              </w:rPr>
+              <w:t>Dziubińska</w:t>
+            </w:r>
+            <w:proofErr w:type="spellEnd"/>
           </w:p>
         </w:tc>
         <w:tc>
@@ -3632,25 +4326,43 @@
           <w:p>
             <w:pPr>
               <w:rPr>
-                <w:color w:val="EE0000"/>
                 <w:szCs w:val="24"/>
               </w:rPr>
             </w:pPr>
             <w:r>
               <w:rPr>
-                <w:color w:val="EE0000"/>
                 <w:szCs w:val="24"/>
               </w:rPr>
-              <w:t>Trier University of Applied Sciences, Germany</w:t>
+              <w:t xml:space="preserve">University of </w:t>
             </w:r>
-          </w:p>
-          <w:p>
-            <w:pPr>
-              <w:rPr>
-                <w:color w:val="EE0000"/>
+            <w:proofErr w:type="spellStart"/>
+            <w:r>
+              <w:rPr>
                 <w:szCs w:val="24"/>
               </w:rPr>
-            </w:pPr>
+              <w:t>Łódź</w:t>
+            </w:r>
+            <w:proofErr w:type="spellEnd"/>
+            <w:r>
+              <w:rPr>
+                <w:szCs w:val="24"/>
+              </w:rPr>
+              <w:t xml:space="preserve">, </w:t>
+            </w:r>
+            <w:proofErr w:type="spellStart"/>
+            <w:r>
+              <w:rPr>
+                <w:szCs w:val="24"/>
+              </w:rPr>
+              <w:t>Łódź</w:t>
+            </w:r>
+            <w:proofErr w:type="spellEnd"/>
+            <w:r>
+              <w:rPr>
+                <w:szCs w:val="24"/>
+              </w:rPr>
+              <w:t>, Poland</w:t>
+            </w:r>
           </w:p>
         </w:tc>
       </w:tr>
@@ -3667,64 +4379,12 @@
           <w:p>
             <w:pPr>
               <w:rPr>
-                <w:color w:val="EE0000"/>
                 <w:szCs w:val="24"/>
                 <w:lang w:val="de-DE"/>
               </w:rPr>
             </w:pPr>
             <w:r>
               <w:rPr>
-                <w:color w:val="EE0000"/>
-                <w:szCs w:val="24"/>
-                <w:lang w:val="de-DE"/>
-              </w:rPr>
-              <w:t>Maximilian Höb</w:t>
-            </w:r>
-          </w:p>
-        </w:tc>
-        <w:tc>
-          <w:tcPr>
-            <w:tcW w:w="5256" w:type="dxa"/>
-            <w:vAlign w:val="center"/>
-          </w:tcPr>
-          <w:p>
-            <w:pPr>
-              <w:rPr>
-                <w:color w:val="EE0000"/>
-                <w:szCs w:val="24"/>
-              </w:rPr>
-            </w:pPr>
-            <w:r>
-              <w:rPr>
-                <w:color w:val="EE0000"/>
-                <w:szCs w:val="24"/>
-              </w:rPr>
-              <w:t>Leibniz Supercomputing Centre (LRZ), Bavarian Academy of Sciences, Germany</w:t>
-            </w:r>
-          </w:p>
-        </w:tc>
-      </w:tr>
-      <w:tr>
-        <w:trPr>
-          <w:trHeight w:val="460"/>
-          <w:tblCellSpacing w:w="15" w:type="dxa"/>
-        </w:trPr>
-        <w:tc>
-          <w:tcPr>
-            <w:tcW w:w="1798" w:type="dxa"/>
-            <w:vAlign w:val="center"/>
-          </w:tcPr>
-          <w:p>
-            <w:pPr>
-              <w:rPr>
-                <w:color w:val="EE0000"/>
-                <w:szCs w:val="24"/>
-                <w:lang w:val="de-DE"/>
-              </w:rPr>
-            </w:pPr>
-            <w:r>
-              <w:rPr>
-                <w:color w:val="EE0000"/>
                 <w:szCs w:val="24"/>
                 <w:lang w:val="de-DE"/>
               </w:rPr>
@@ -3740,13 +4400,11 @@
           <w:p>
             <w:pPr>
               <w:rPr>
-                <w:color w:val="EE0000"/>
                 <w:szCs w:val="24"/>
               </w:rPr>
             </w:pPr>
             <w:r>
               <w:rPr>
-                <w:color w:val="EE0000"/>
                 <w:szCs w:val="24"/>
               </w:rPr>
               <w:t>Trier University of Applied Sciences, Germany</w:t>
@@ -3755,7 +4413,6 @@
           <w:p>
             <w:pPr>
               <w:rPr>
-                <w:color w:val="EE0000"/>
                 <w:szCs w:val="24"/>
               </w:rPr>
             </w:pPr>
@@ -3775,14 +4432,12 @@
           <w:p>
             <w:pPr>
               <w:rPr>
-                <w:color w:val="EE0000"/>
                 <w:szCs w:val="24"/>
                 <w:lang w:val="de-DE"/>
               </w:rPr>
             </w:pPr>
             <w:r>
               <w:rPr>
-                <w:color w:val="EE0000"/>
                 <w:szCs w:val="24"/>
                 <w:lang w:val="de-DE"/>
               </w:rPr>
@@ -3798,54 +4453,18 @@
           <w:p>
             <w:pPr>
               <w:rPr>
-                <w:color w:val="EE0000"/>
                 <w:szCs w:val="24"/>
               </w:rPr>
             </w:pPr>
             <w:r>
               <w:rPr>
-                <w:color w:val="EE0000"/>
                 <w:szCs w:val="24"/>
               </w:rPr>
-              <w:t>HTW Berlin, University of Applied Sciences, Berlin, Germany</w:t>
+              <w:t>HTW Berlin – University of Applied Sciences, Berlin, Germany</w:t>
             </w:r>
           </w:p>
         </w:tc>
       </w:tr>
-      <w:tr>
-        <w:trPr>
-          <w:trHeight w:val="460"/>
-          <w:tblCellSpacing w:w="15" w:type="dxa"/>
-        </w:trPr>
-        <w:tc>
-          <w:tcPr>
-            <w:tcW w:w="1798" w:type="dxa"/>
-            <w:vAlign w:val="center"/>
-          </w:tcPr>
-          <w:p>
-            <w:pPr>
-              <w:rPr>
-                <w:color w:val="EE0000"/>
-                <w:szCs w:val="24"/>
-              </w:rPr>
-            </w:pPr>
-          </w:p>
-        </w:tc>
-        <w:tc>
-          <w:tcPr>
-            <w:tcW w:w="5256" w:type="dxa"/>
-            <w:vAlign w:val="center"/>
-          </w:tcPr>
-          <w:p>
-            <w:pPr>
-              <w:rPr>
-                <w:color w:val="EE0000"/>
-                <w:szCs w:val="24"/>
-              </w:rPr>
-            </w:pPr>
-          </w:p>
-        </w:tc>
-      </w:tr>
     </w:tbl>
     <w:p>
       <w:pPr>
@@ -3856,12 +4475,7 @@
       </w:pPr>
     </w:p>
     <w:sectPr>
-      <w:headerReference w:type="even" r:id="rId14"/>
-      <w:headerReference w:type="default" r:id="rId15"/>
-      <w:footerReference w:type="even" r:id="rId16"/>
-      <w:footerReference w:type="default" r:id="rId17"/>
-      <w:headerReference w:type="first" r:id="rId18"/>
-      <w:footerReference w:type="first" r:id="rId19"/>
+      <w:headerReference w:type="first" r:id="rId13"/>
       <w:footnotePr>
         <w:numRestart w:val="eachSect"/>
       </w:footnotePr>
@@ -3894,36 +4508,6 @@
 </w:endnotes>
 </file>
 
-<file path=word/footer1.xml><?xml version="1.0" encoding="utf-8"?>
-<w:ftr xmlns:wpc="http://schemas.microsoft.com/office/word/2010/wordprocessingCanvas" xmlns:cx="http://schemas.microsoft.com/office/drawing/2014/chartex" xmlns:cx1="http://schemas.microsoft.com/office/drawing/2015/9/8/chartex" xmlns:cx2="http://schemas.microsoft.com/office/drawing/2015/10/21/chartex" xmlns:cx3="http://schemas.microsoft.com/office/drawing/2016/5/9/chartex" xmlns:cx4="http://schemas.microsoft.com/office/drawing/2016/5/10/chartex" xmlns:cx5="http://schemas.microsoft.com/office/drawing/2016/5/11/chartex" xmlns:cx6="http://schemas.microsoft.com/office/drawing/2016/5/12/chartex" xmlns:cx7="http://schemas.microsoft.com/office/drawing/2016/5/13/chartex" xmlns:cx8="http://schemas.microsoft.com/office/drawing/2016/5/14/chartex" xmlns:mc="http://schemas.openxmlformats.org/markup-compatibility/2006" xmlns:aink="http://schemas.microsoft.com/office/drawing/2016/ink" xmlns:am3d="http://schemas.microsoft.com/office/drawing/2017/model3d" xmlns:o="urn:schemas-microsoft-com:office:office" xmlns:oel="http://schemas.microsoft.com/office/2019/extlst" xmlns:r="http://schemas.openxmlformats.org/officeDocument/2006/relationships" xmlns:m="http://schemas.openxmlformats.org/officeDocument/2006/math" xmlns:v="urn:schemas-microsoft-com:vml" xmlns:wp14="http://schemas.microsoft.com/office/word/2010/wordprocessingDrawing" xmlns:wp="http://schemas.openxmlformats.org/drawingml/2006/wordprocessingDrawing" xmlns:w10="urn:schemas-microsoft-com:office:word" xmlns:w="http://schemas.openxmlformats.org/wordprocessingml/2006/main" xmlns:w14="http://schemas.microsoft.com/office/word/2010/wordml" xmlns:w15="http://schemas.microsoft.com/office/word/2012/wordml" xmlns:w16cex="http://schemas.microsoft.com/office/word/2018/wordml/cex" xmlns:w16cid="http://schemas.microsoft.com/office/word/2016/wordml/cid" xmlns:w16="http://schemas.microsoft.com/office/word/2018/wordml" xmlns:w16du="http://schemas.microsoft.com/office/word/2023/wordml/word16du" xmlns:w16sdtdh="http://schemas.microsoft.com/office/word/2020/wordml/sdtdatahash" xmlns:w16sdtfl="http://schemas.microsoft.com/office/word/2024/wordml/sdtformatlock" xmlns:w16se="http://schemas.microsoft.com/office/word/2015/wordml/symex" xmlns:wpg="http://schemas.microsoft.com/office/word/2010/wordprocessingGroup" xmlns:wpi="http://schemas.microsoft.com/office/word/2010/wordprocessingInk" xmlns:wne="http://schemas.microsoft.com/office/word/2006/wordml" xmlns:wps="http://schemas.microsoft.com/office/word/2010/wordprocessingShape" mc:Ignorable="w14 w15 w16se w16cid w16 w16cex w16sdtdh w16sdtfl w16du wp14">
-  <w:p>
-    <w:pPr>
-      <w:pStyle w:val="Fuzeile"/>
-    </w:pPr>
-  </w:p>
-</w:ftr>
-</file>
-
-<file path=word/footer2.xml><?xml version="1.0" encoding="utf-8"?>
-<w:ftr xmlns:wpc="http://schemas.microsoft.com/office/word/2010/wordprocessingCanvas" xmlns:cx="http://schemas.microsoft.com/office/drawing/2014/chartex" xmlns:cx1="http://schemas.microsoft.com/office/drawing/2015/9/8/chartex" xmlns:cx2="http://schemas.microsoft.com/office/drawing/2015/10/21/chartex" xmlns:cx3="http://schemas.microsoft.com/office/drawing/2016/5/9/chartex" xmlns:cx4="http://schemas.microsoft.com/office/drawing/2016/5/10/chartex" xmlns:cx5="http://schemas.microsoft.com/office/drawing/2016/5/11/chartex" xmlns:cx6="http://schemas.microsoft.com/office/drawing/2016/5/12/chartex" xmlns:cx7="http://schemas.microsoft.com/office/drawing/2016/5/13/chartex" xmlns:cx8="http://schemas.microsoft.com/office/drawing/2016/5/14/chartex" xmlns:mc="http://schemas.openxmlformats.org/markup-compatibility/2006" xmlns:aink="http://schemas.microsoft.com/office/drawing/2016/ink" xmlns:am3d="http://schemas.microsoft.com/office/drawing/2017/model3d" xmlns:o="urn:schemas-microsoft-com:office:office" xmlns:oel="http://schemas.microsoft.com/office/2019/extlst" xmlns:r="http://schemas.openxmlformats.org/officeDocument/2006/relationships" xmlns:m="http://schemas.openxmlformats.org/officeDocument/2006/math" xmlns:v="urn:schemas-microsoft-com:vml" xmlns:wp14="http://schemas.microsoft.com/office/word/2010/wordprocessingDrawing" xmlns:wp="http://schemas.openxmlformats.org/drawingml/2006/wordprocessingDrawing" xmlns:w10="urn:schemas-microsoft-com:office:word" xmlns:w="http://schemas.openxmlformats.org/wordprocessingml/2006/main" xmlns:w14="http://schemas.microsoft.com/office/word/2010/wordml" xmlns:w15="http://schemas.microsoft.com/office/word/2012/wordml" xmlns:w16cex="http://schemas.microsoft.com/office/word/2018/wordml/cex" xmlns:w16cid="http://schemas.microsoft.com/office/word/2016/wordml/cid" xmlns:w16="http://schemas.microsoft.com/office/word/2018/wordml" xmlns:w16du="http://schemas.microsoft.com/office/word/2023/wordml/word16du" xmlns:w16sdtdh="http://schemas.microsoft.com/office/word/2020/wordml/sdtdatahash" xmlns:w16sdtfl="http://schemas.microsoft.com/office/word/2024/wordml/sdtformatlock" xmlns:w16se="http://schemas.microsoft.com/office/word/2015/wordml/symex" xmlns:wpg="http://schemas.microsoft.com/office/word/2010/wordprocessingGroup" xmlns:wpi="http://schemas.microsoft.com/office/word/2010/wordprocessingInk" xmlns:wne="http://schemas.microsoft.com/office/word/2006/wordml" xmlns:wps="http://schemas.microsoft.com/office/word/2010/wordprocessingShape" mc:Ignorable="w14 w15 w16se w16cid w16 w16cex w16sdtdh w16sdtfl w16du wp14">
-  <w:p>
-    <w:pPr>
-      <w:pStyle w:val="Fuzeile"/>
-    </w:pPr>
-  </w:p>
-</w:ftr>
-</file>
-
-<file path=word/footer3.xml><?xml version="1.0" encoding="utf-8"?>
-<w:ftr xmlns:wpc="http://schemas.microsoft.com/office/word/2010/wordprocessingCanvas" xmlns:cx="http://schemas.microsoft.com/office/drawing/2014/chartex" xmlns:cx1="http://schemas.microsoft.com/office/drawing/2015/9/8/chartex" xmlns:cx2="http://schemas.microsoft.com/office/drawing/2015/10/21/chartex" xmlns:cx3="http://schemas.microsoft.com/office/drawing/2016/5/9/chartex" xmlns:cx4="http://schemas.microsoft.com/office/drawing/2016/5/10/chartex" xmlns:cx5="http://schemas.microsoft.com/office/drawing/2016/5/11/chartex" xmlns:cx6="http://schemas.microsoft.com/office/drawing/2016/5/12/chartex" xmlns:cx7="http://schemas.microsoft.com/office/drawing/2016/5/13/chartex" xmlns:cx8="http://schemas.microsoft.com/office/drawing/2016/5/14/chartex" xmlns:mc="http://schemas.openxmlformats.org/markup-compatibility/2006" xmlns:aink="http://schemas.microsoft.com/office/drawing/2016/ink" xmlns:am3d="http://schemas.microsoft.com/office/drawing/2017/model3d" xmlns:o="urn:schemas-microsoft-com:office:office" xmlns:oel="http://schemas.microsoft.com/office/2019/extlst" xmlns:r="http://schemas.openxmlformats.org/officeDocument/2006/relationships" xmlns:m="http://schemas.openxmlformats.org/officeDocument/2006/math" xmlns:v="urn:schemas-microsoft-com:vml" xmlns:wp14="http://schemas.microsoft.com/office/word/2010/wordprocessingDrawing" xmlns:wp="http://schemas.openxmlformats.org/drawingml/2006/wordprocessingDrawing" xmlns:w10="urn:schemas-microsoft-com:office:word" xmlns:w="http://schemas.openxmlformats.org/wordprocessingml/2006/main" xmlns:w14="http://schemas.microsoft.com/office/word/2010/wordml" xmlns:w15="http://schemas.microsoft.com/office/word/2012/wordml" xmlns:w16cex="http://schemas.microsoft.com/office/word/2018/wordml/cex" xmlns:w16cid="http://schemas.microsoft.com/office/word/2016/wordml/cid" xmlns:w16="http://schemas.microsoft.com/office/word/2018/wordml" xmlns:w16du="http://schemas.microsoft.com/office/word/2023/wordml/word16du" xmlns:w16sdtdh="http://schemas.microsoft.com/office/word/2020/wordml/sdtdatahash" xmlns:w16sdtfl="http://schemas.microsoft.com/office/word/2024/wordml/sdtformatlock" xmlns:w16se="http://schemas.microsoft.com/office/word/2015/wordml/symex" xmlns:wpg="http://schemas.microsoft.com/office/word/2010/wordprocessingGroup" xmlns:wpi="http://schemas.microsoft.com/office/word/2010/wordprocessingInk" xmlns:wne="http://schemas.microsoft.com/office/word/2006/wordml" xmlns:wps="http://schemas.microsoft.com/office/word/2010/wordprocessingShape" mc:Ignorable="w14 w15 w16se w16cid w16 w16cex w16sdtdh w16sdtfl w16du wp14">
-  <w:p>
-    <w:pPr>
-      <w:pStyle w:val="Fuzeile"/>
-    </w:pPr>
-  </w:p>
-</w:ftr>
-</file>
-
 <file path=word/footnotes.xml><?xml version="1.0" encoding="utf-8"?>
 <w:footnotes xmlns:wpc="http://schemas.microsoft.com/office/word/2010/wordprocessingCanvas" xmlns:cx="http://schemas.microsoft.com/office/drawing/2014/chartex" xmlns:cx1="http://schemas.microsoft.com/office/drawing/2015/9/8/chartex" xmlns:cx2="http://schemas.microsoft.com/office/drawing/2015/10/21/chartex" xmlns:cx3="http://schemas.microsoft.com/office/drawing/2016/5/9/chartex" xmlns:cx4="http://schemas.microsoft.com/office/drawing/2016/5/10/chartex" xmlns:cx5="http://schemas.microsoft.com/office/drawing/2016/5/11/chartex" xmlns:cx6="http://schemas.microsoft.com/office/drawing/2016/5/12/chartex" xmlns:cx7="http://schemas.microsoft.com/office/drawing/2016/5/13/chartex" xmlns:cx8="http://schemas.microsoft.com/office/drawing/2016/5/14/chartex" xmlns:mc="http://schemas.openxmlformats.org/markup-compatibility/2006" xmlns:aink="http://schemas.microsoft.com/office/drawing/2016/ink" xmlns:am3d="http://schemas.microsoft.com/office/drawing/2017/model3d" xmlns:o="urn:schemas-microsoft-com:office:office" xmlns:oel="http://schemas.microsoft.com/office/2019/extlst" xmlns:r="http://schemas.openxmlformats.org/officeDocument/2006/relationships" xmlns:m="http://schemas.openxmlformats.org/officeDocument/2006/math" xmlns:v="urn:schemas-microsoft-com:vml" xmlns:wp14="http://schemas.microsoft.com/office/word/2010/wordprocessingDrawing" xmlns:wp="http://schemas.openxmlformats.org/drawingml/2006/wordprocessingDrawing" xmlns:w10="urn:schemas-microsoft-com:office:word" xmlns:w="http://schemas.openxmlformats.org/wordprocessingml/2006/main" xmlns:w14="http://schemas.microsoft.com/office/word/2010/wordml" xmlns:w15="http://schemas.microsoft.com/office/word/2012/wordml" xmlns:w16cex="http://schemas.microsoft.com/office/word/2018/wordml/cex" xmlns:w16cid="http://schemas.microsoft.com/office/word/2016/wordml/cid" xmlns:w16="http://schemas.microsoft.com/office/word/2018/wordml" xmlns:w16du="http://schemas.microsoft.com/office/word/2023/wordml/word16du" xmlns:w16sdtdh="http://schemas.microsoft.com/office/word/2020/wordml/sdtdatahash" xmlns:w16sdtfl="http://schemas.microsoft.com/office/word/2024/wordml/sdtformatlock" xmlns:w16se="http://schemas.microsoft.com/office/word/2015/wordml/symex" xmlns:wpg="http://schemas.microsoft.com/office/word/2010/wordprocessingGroup" xmlns:wpi="http://schemas.microsoft.com/office/word/2010/wordprocessingInk" xmlns:wne="http://schemas.microsoft.com/office/word/2006/wordml" xmlns:wps="http://schemas.microsoft.com/office/word/2010/wordprocessingShape" mc:Ignorable="w14 w15 w16se w16cid w16 w16cex w16sdtdh w16sdtfl w16du wp14">
   <w:footnote w:type="separator" w:id="-1">
@@ -3944,26 +4528,6 @@
 </file>
 
 <file path=word/header1.xml><?xml version="1.0" encoding="utf-8"?>
-<w:hdr xmlns:wpc="http://schemas.microsoft.com/office/word/2010/wordprocessingCanvas" xmlns:cx="http://schemas.microsoft.com/office/drawing/2014/chartex" xmlns:cx1="http://schemas.microsoft.com/office/drawing/2015/9/8/chartex" xmlns:cx2="http://schemas.microsoft.com/office/drawing/2015/10/21/chartex" xmlns:cx3="http://schemas.microsoft.com/office/drawing/2016/5/9/chartex" xmlns:cx4="http://schemas.microsoft.com/office/drawing/2016/5/10/chartex" xmlns:cx5="http://schemas.microsoft.com/office/drawing/2016/5/11/chartex" xmlns:cx6="http://schemas.microsoft.com/office/drawing/2016/5/12/chartex" xmlns:cx7="http://schemas.microsoft.com/office/drawing/2016/5/13/chartex" xmlns:cx8="http://schemas.microsoft.com/office/drawing/2016/5/14/chartex" xmlns:mc="http://schemas.openxmlformats.org/markup-compatibility/2006" xmlns:aink="http://schemas.microsoft.com/office/drawing/2016/ink" xmlns:am3d="http://schemas.microsoft.com/office/drawing/2017/model3d" xmlns:o="urn:schemas-microsoft-com:office:office" xmlns:oel="http://schemas.microsoft.com/office/2019/extlst" xmlns:r="http://schemas.openxmlformats.org/officeDocument/2006/relationships" xmlns:m="http://schemas.openxmlformats.org/officeDocument/2006/math" xmlns:v="urn:schemas-microsoft-com:vml" xmlns:wp14="http://schemas.microsoft.com/office/word/2010/wordprocessingDrawing" xmlns:wp="http://schemas.openxmlformats.org/drawingml/2006/wordprocessingDrawing" xmlns:w10="urn:schemas-microsoft-com:office:word" xmlns:w="http://schemas.openxmlformats.org/wordprocessingml/2006/main" xmlns:w14="http://schemas.microsoft.com/office/word/2010/wordml" xmlns:w15="http://schemas.microsoft.com/office/word/2012/wordml" xmlns:w16cex="http://schemas.microsoft.com/office/word/2018/wordml/cex" xmlns:w16cid="http://schemas.microsoft.com/office/word/2016/wordml/cid" xmlns:w16="http://schemas.microsoft.com/office/word/2018/wordml" xmlns:w16du="http://schemas.microsoft.com/office/word/2023/wordml/word16du" xmlns:w16sdtdh="http://schemas.microsoft.com/office/word/2020/wordml/sdtdatahash" xmlns:w16sdtfl="http://schemas.microsoft.com/office/word/2024/wordml/sdtformatlock" xmlns:w16se="http://schemas.microsoft.com/office/word/2015/wordml/symex" xmlns:wpg="http://schemas.microsoft.com/office/word/2010/wordprocessingGroup" xmlns:wpi="http://schemas.microsoft.com/office/word/2010/wordprocessingInk" xmlns:wne="http://schemas.microsoft.com/office/word/2006/wordml" xmlns:wps="http://schemas.microsoft.com/office/word/2010/wordprocessingShape" mc:Ignorable="w14 w15 w16se w16cid w16 w16cex w16sdtdh w16sdtfl w16du wp14">
-  <w:p>
-    <w:pPr>
-      <w:pStyle w:val="Kopfzeile"/>
-    </w:pPr>
-  </w:p>
-</w:hdr>
-</file>
-
-<file path=word/header2.xml><?xml version="1.0" encoding="utf-8"?>
-<w:hdr xmlns:wpc="http://schemas.microsoft.com/office/word/2010/wordprocessingCanvas" xmlns:cx="http://schemas.microsoft.com/office/drawing/2014/chartex" xmlns:cx1="http://schemas.microsoft.com/office/drawing/2015/9/8/chartex" xmlns:cx2="http://schemas.microsoft.com/office/drawing/2015/10/21/chartex" xmlns:cx3="http://schemas.microsoft.com/office/drawing/2016/5/9/chartex" xmlns:cx4="http://schemas.microsoft.com/office/drawing/2016/5/10/chartex" xmlns:cx5="http://schemas.microsoft.com/office/drawing/2016/5/11/chartex" xmlns:cx6="http://schemas.microsoft.com/office/drawing/2016/5/12/chartex" xmlns:cx7="http://schemas.microsoft.com/office/drawing/2016/5/13/chartex" xmlns:cx8="http://schemas.microsoft.com/office/drawing/2016/5/14/chartex" xmlns:mc="http://schemas.openxmlformats.org/markup-compatibility/2006" xmlns:aink="http://schemas.microsoft.com/office/drawing/2016/ink" xmlns:am3d="http://schemas.microsoft.com/office/drawing/2017/model3d" xmlns:o="urn:schemas-microsoft-com:office:office" xmlns:oel="http://schemas.microsoft.com/office/2019/extlst" xmlns:r="http://schemas.openxmlformats.org/officeDocument/2006/relationships" xmlns:m="http://schemas.openxmlformats.org/officeDocument/2006/math" xmlns:v="urn:schemas-microsoft-com:vml" xmlns:wp14="http://schemas.microsoft.com/office/word/2010/wordprocessingDrawing" xmlns:wp="http://schemas.openxmlformats.org/drawingml/2006/wordprocessingDrawing" xmlns:w10="urn:schemas-microsoft-com:office:word" xmlns:w="http://schemas.openxmlformats.org/wordprocessingml/2006/main" xmlns:w14="http://schemas.microsoft.com/office/word/2010/wordml" xmlns:w15="http://schemas.microsoft.com/office/word/2012/wordml" xmlns:w16cex="http://schemas.microsoft.com/office/word/2018/wordml/cex" xmlns:w16cid="http://schemas.microsoft.com/office/word/2016/wordml/cid" xmlns:w16="http://schemas.microsoft.com/office/word/2018/wordml" xmlns:w16du="http://schemas.microsoft.com/office/word/2023/wordml/word16du" xmlns:w16sdtdh="http://schemas.microsoft.com/office/word/2020/wordml/sdtdatahash" xmlns:w16sdtfl="http://schemas.microsoft.com/office/word/2024/wordml/sdtformatlock" xmlns:w16se="http://schemas.microsoft.com/office/word/2015/wordml/symex" xmlns:wpg="http://schemas.microsoft.com/office/word/2010/wordprocessingGroup" xmlns:wpi="http://schemas.microsoft.com/office/word/2010/wordprocessingInk" xmlns:wne="http://schemas.microsoft.com/office/word/2006/wordml" xmlns:wps="http://schemas.microsoft.com/office/word/2010/wordprocessingShape" mc:Ignorable="w14 w15 w16se w16cid w16 w16cex w16sdtdh w16sdtfl w16du wp14">
-  <w:p>
-    <w:pPr>
-      <w:pStyle w:val="Kopfzeile"/>
-    </w:pPr>
-  </w:p>
-</w:hdr>
-</file>
-
-<file path=word/header3.xml><?xml version="1.0" encoding="utf-8"?>
 <w:hdr xmlns:wpc="http://schemas.microsoft.com/office/word/2010/wordprocessingCanvas" xmlns:cx="http://schemas.microsoft.com/office/drawing/2014/chartex" xmlns:cx1="http://schemas.microsoft.com/office/drawing/2015/9/8/chartex" xmlns:cx2="http://schemas.microsoft.com/office/drawing/2015/10/21/chartex" xmlns:cx3="http://schemas.microsoft.com/office/drawing/2016/5/9/chartex" xmlns:cx4="http://schemas.microsoft.com/office/drawing/2016/5/10/chartex" xmlns:cx5="http://schemas.microsoft.com/office/drawing/2016/5/11/chartex" xmlns:cx6="http://schemas.microsoft.com/office/drawing/2016/5/12/chartex" xmlns:cx7="http://schemas.microsoft.com/office/drawing/2016/5/13/chartex" xmlns:cx8="http://schemas.microsoft.com/office/drawing/2016/5/14/chartex" xmlns:mc="http://schemas.openxmlformats.org/markup-compatibility/2006" xmlns:aink="http://schemas.microsoft.com/office/drawing/2016/ink" xmlns:am3d="http://schemas.microsoft.com/office/drawing/2017/model3d" xmlns:o="urn:schemas-microsoft-com:office:office" xmlns:oel="http://schemas.microsoft.com/office/2019/extlst" xmlns:r="http://schemas.openxmlformats.org/officeDocument/2006/relationships" xmlns:m="http://schemas.openxmlformats.org/officeDocument/2006/math" xmlns:v="urn:schemas-microsoft-com:vml" xmlns:wp14="http://schemas.microsoft.com/office/word/2010/wordprocessingDrawing" xmlns:wp="http://schemas.openxmlformats.org/drawingml/2006/wordprocessingDrawing" xmlns:w10="urn:schemas-microsoft-com:office:word" xmlns:w="http://schemas.openxmlformats.org/wordprocessingml/2006/main" xmlns:w14="http://schemas.microsoft.com/office/word/2010/wordml" xmlns:w15="http://schemas.microsoft.com/office/word/2012/wordml" xmlns:w16cex="http://schemas.microsoft.com/office/word/2018/wordml/cex" xmlns:w16cid="http://schemas.microsoft.com/office/word/2016/wordml/cid" xmlns:w16="http://schemas.microsoft.com/office/word/2018/wordml" xmlns:w16du="http://schemas.microsoft.com/office/word/2023/wordml/word16du" xmlns:w16sdtdh="http://schemas.microsoft.com/office/word/2020/wordml/sdtdatahash" xmlns:w16sdtfl="http://schemas.microsoft.com/office/word/2024/wordml/sdtformatlock" xmlns:w16se="http://schemas.microsoft.com/office/word/2015/wordml/symex" xmlns:wpg="http://schemas.microsoft.com/office/word/2010/wordprocessingGroup" xmlns:wpi="http://schemas.microsoft.com/office/word/2010/wordprocessingInk" xmlns:wne="http://schemas.microsoft.com/office/word/2006/wordml" xmlns:wps="http://schemas.microsoft.com/office/word/2010/wordprocessingShape" mc:Ignorable="w14 w15 w16se w16cid w16 w16cex w16sdtdh w16sdtfl w16du wp14">
   <w:p>
     <w:pPr>

--- a/LNI-Startseiten.docx
+++ b/LNI-Startseiten.docx
@@ -434,7 +434,6 @@
           <w:lang w:val="en-US"/>
         </w:rPr>
       </w:pPr>
-      <w:proofErr w:type="spellStart"/>
       <w:r>
         <w:rPr>
           <w:snapToGrid/>
@@ -443,9 +442,17 @@
           <w:szCs w:val="32"/>
           <w:lang w:val="en-US"/>
         </w:rPr>
-        <w:t>EnviroInfo</w:t>
-      </w:r>
-      <w:proofErr w:type="spellEnd"/>
+        <w:t>EnviroInfo 2026</w:t>
+      </w:r>
+    </w:p>
+    <w:p>
+      <w:pPr>
+        <w:pStyle w:val="Buchuntertitel"/>
+        <w:rPr>
+          <w:color w:val="auto"/>
+          <w:lang w:val="en-US"/>
+        </w:rPr>
+      </w:pPr>
       <w:r>
         <w:rPr>
           <w:snapToGrid/>
@@ -454,17 +461,7 @@
           <w:szCs w:val="32"/>
           <w:lang w:val="en-US"/>
         </w:rPr>
-        <w:t xml:space="preserve"> 202</w:t>
-      </w:r>
-      <w:r>
-        <w:rPr>
-          <w:snapToGrid/>
-          <w:color w:val="auto"/>
-          <w:sz w:val="32"/>
-          <w:szCs w:val="32"/>
-          <w:lang w:val="en-US"/>
-        </w:rPr>
-        <w:t>6</w:t>
+        <w:t>Short-/Work in Progress-Papers</w:t>
       </w:r>
     </w:p>
     <w:p>
@@ -475,16 +472,6 @@
           <w:lang w:val="en-US"/>
         </w:rPr>
       </w:pPr>
-      <w:r>
-        <w:rPr>
-          <w:snapToGrid/>
-          <w:color w:val="auto"/>
-          <w:sz w:val="32"/>
-          <w:szCs w:val="32"/>
-          <w:lang w:val="en-US"/>
-        </w:rPr>
-        <w:t>Short-/Work in Progress-Papers</w:t>
-      </w:r>
     </w:p>
     <w:p>
       <w:pPr>
@@ -503,64 +490,74 @@
           <w:lang w:val="en-US"/>
         </w:rPr>
       </w:pPr>
-    </w:p>
-    <w:p>
-      <w:pPr>
-        <w:pStyle w:val="Buchuntertitel"/>
+      <w:r>
         <w:rPr>
           <w:color w:val="auto"/>
           <w:lang w:val="en-US"/>
         </w:rPr>
-      </w:pPr>
-      <w:r>
+        <w:t>September 09-11, 2026</w:t>
+      </w:r>
+    </w:p>
+    <w:p>
+      <w:pPr>
+        <w:pStyle w:val="Buchuntertitel"/>
         <w:rPr>
           <w:color w:val="auto"/>
-          <w:lang w:val="en-US"/>
-        </w:rPr>
-        <w:t>September</w:t>
-      </w:r>
+          <w:lang w:val="de-AT"/>
+        </w:rPr>
+      </w:pPr>
       <w:r>
         <w:rPr>
           <w:color w:val="auto"/>
-          <w:lang w:val="en-US"/>
-        </w:rPr>
-        <w:t xml:space="preserve"> </w:t>
-      </w:r>
-      <w:r>
+          <w:lang w:val="de-AT"/>
+        </w:rPr>
+        <w:t>Łódź- Poland</w:t>
+      </w:r>
+    </w:p>
+    <w:p>
+      <w:pPr>
+        <w:pStyle w:val="Buchuntertitel"/>
         <w:rPr>
           <w:color w:val="auto"/>
-          <w:lang w:val="en-US"/>
-        </w:rPr>
-        <w:t>09</w:t>
-      </w:r>
-      <w:r>
+          <w:lang w:val="de-AT"/>
+        </w:rPr>
+      </w:pPr>
+    </w:p>
+    <w:p>
+      <w:pPr>
+        <w:pStyle w:val="Buchuntertitel"/>
         <w:rPr>
           <w:color w:val="auto"/>
-          <w:lang w:val="en-US"/>
-        </w:rPr>
-        <w:t>-1</w:t>
-      </w:r>
-      <w:r>
+          <w:lang w:val="de-AT"/>
+        </w:rPr>
+      </w:pPr>
+    </w:p>
+    <w:p>
+      <w:pPr>
+        <w:pStyle w:val="Buchuntertitel"/>
         <w:rPr>
           <w:color w:val="auto"/>
-          <w:lang w:val="en-US"/>
-        </w:rPr>
-        <w:t>1</w:t>
-      </w:r>
-      <w:r>
+          <w:lang w:val="de-AT"/>
+        </w:rPr>
+      </w:pPr>
+    </w:p>
+    <w:p>
+      <w:pPr>
+        <w:pStyle w:val="Buchuntertitel"/>
         <w:rPr>
           <w:color w:val="auto"/>
-          <w:lang w:val="en-US"/>
-        </w:rPr>
-        <w:t>, 202</w:t>
-      </w:r>
-      <w:r>
+          <w:lang w:val="de-AT"/>
+        </w:rPr>
+      </w:pPr>
+    </w:p>
+    <w:p>
+      <w:pPr>
+        <w:pStyle w:val="Buchuntertitel"/>
         <w:rPr>
           <w:color w:val="auto"/>
-          <w:lang w:val="en-US"/>
-        </w:rPr>
-        <w:t>5</w:t>
-      </w:r>
+          <w:lang w:val="de-AT"/>
+        </w:rPr>
+      </w:pPr>
     </w:p>
     <w:p>
       <w:pPr>
@@ -570,109 +567,32 @@
           <w:lang w:val="de-AT"/>
         </w:rPr>
       </w:pPr>
-      <w:proofErr w:type="spellStart"/>
-      <w:r>
+    </w:p>
+    <w:p>
+      <w:pPr>
+        <w:pStyle w:val="Buchuntertitel"/>
         <w:rPr>
           <w:color w:val="auto"/>
           <w:lang w:val="de-AT"/>
         </w:rPr>
-        <w:t>Łódź</w:t>
-      </w:r>
-      <w:proofErr w:type="spellEnd"/>
-      <w:r>
+      </w:pPr>
+    </w:p>
+    <w:p>
+      <w:pPr>
+        <w:pStyle w:val="Buchuntertitel"/>
         <w:rPr>
           <w:color w:val="auto"/>
           <w:lang w:val="de-AT"/>
         </w:rPr>
-        <w:t xml:space="preserve">- </w:t>
-      </w:r>
-      <w:r>
+      </w:pPr>
+    </w:p>
+    <w:p>
+      <w:pPr>
+        <w:pStyle w:val="Buchuntertitel"/>
         <w:rPr>
           <w:color w:val="auto"/>
           <w:lang w:val="de-AT"/>
         </w:rPr>
-        <w:t>Poland</w:t>
-      </w:r>
-    </w:p>
-    <w:p>
-      <w:pPr>
-        <w:pStyle w:val="Buchuntertitel"/>
-        <w:rPr>
-          <w:color w:val="auto"/>
-          <w:lang w:val="de-AT"/>
-        </w:rPr>
-      </w:pPr>
-    </w:p>
-    <w:p>
-      <w:pPr>
-        <w:pStyle w:val="Buchuntertitel"/>
-        <w:rPr>
-          <w:color w:val="auto"/>
-          <w:lang w:val="de-AT"/>
-        </w:rPr>
-      </w:pPr>
-    </w:p>
-    <w:p>
-      <w:pPr>
-        <w:pStyle w:val="Buchuntertitel"/>
-        <w:rPr>
-          <w:color w:val="auto"/>
-          <w:lang w:val="de-AT"/>
-        </w:rPr>
-      </w:pPr>
-    </w:p>
-    <w:p>
-      <w:pPr>
-        <w:pStyle w:val="Buchuntertitel"/>
-        <w:rPr>
-          <w:color w:val="auto"/>
-          <w:lang w:val="de-AT"/>
-        </w:rPr>
-      </w:pPr>
-    </w:p>
-    <w:p>
-      <w:pPr>
-        <w:pStyle w:val="Buchuntertitel"/>
-        <w:rPr>
-          <w:color w:val="auto"/>
-          <w:lang w:val="de-AT"/>
-        </w:rPr>
-      </w:pPr>
-    </w:p>
-    <w:p>
-      <w:pPr>
-        <w:pStyle w:val="Buchuntertitel"/>
-        <w:rPr>
-          <w:color w:val="auto"/>
-          <w:lang w:val="de-AT"/>
-        </w:rPr>
-      </w:pPr>
-    </w:p>
-    <w:p>
-      <w:pPr>
-        <w:pStyle w:val="Buchuntertitel"/>
-        <w:rPr>
-          <w:color w:val="auto"/>
-          <w:lang w:val="de-AT"/>
-        </w:rPr>
-      </w:pPr>
-    </w:p>
-    <w:p>
-      <w:pPr>
-        <w:pStyle w:val="Buchuntertitel"/>
-        <w:rPr>
-          <w:color w:val="auto"/>
-          <w:lang w:val="de-AT"/>
-        </w:rPr>
-      </w:pPr>
-    </w:p>
-    <w:p>
-      <w:pPr>
-        <w:pStyle w:val="Buchuntertitel"/>
-        <w:rPr>
-          <w:color w:val="auto"/>
-          <w:lang w:val="de-AT"/>
-        </w:rPr>
       </w:pPr>
     </w:p>
     <w:p>
@@ -686,13 +606,7 @@
         <w:rPr>
           <w:lang w:val="de-AT"/>
         </w:rPr>
-        <w:t>Gesellschaft für Informatik</w:t>
-      </w:r>
-      <w:r>
-        <w:rPr>
-          <w:lang w:val="de-AT"/>
-        </w:rPr>
-        <w:t xml:space="preserve"> e.V. (GI)</w:t>
+        <w:t>Gesellschaft für Informatik e.V. (GI)</w:t>
       </w:r>
     </w:p>
     <w:p>
@@ -756,19 +670,7 @@
         <w:rPr>
           <w:lang w:val="en-GB"/>
         </w:rPr>
-        <w:t xml:space="preserve">Volume </w:t>
-      </w:r>
-      <w:r>
-        <w:rPr>
-          <w:lang w:val="en-GB"/>
-        </w:rPr>
-        <w:t>P-</w:t>
-      </w:r>
-      <w:r>
-        <w:rPr>
-          <w:lang w:val="en-GB"/>
-        </w:rPr>
-        <w:t>385</w:t>
+        <w:t>Volume P-385</w:t>
       </w:r>
     </w:p>
     <w:p>
@@ -847,7 +749,6 @@
               <w:tabs>
                 <w:tab w:val="left" w:pos="142"/>
               </w:tabs>
-              <w:jc w:val="both"/>
             </w:pPr>
             <w:bookmarkStart w:id="0" w:name="_Hlk187770951"/>
             <w:r>
@@ -876,52 +777,8 @@
                 <w:kern w:val="2"/>
                 <w14:ligatures w14:val="standardContextual"/>
               </w:rPr>
-              <w:t>HTW Berlin – University of Applied Sciences, Berlin, Germany</w:t>
+              <w:t xml:space="preserve">HTW Berlin – University of Applied Sciences, Berlin, </w:t>
             </w:r>
-          </w:p>
-        </w:tc>
-      </w:tr>
-      <w:tr>
-        <w:tc>
-          <w:tcPr>
-            <w:tcW w:w="2268" w:type="dxa"/>
-          </w:tcPr>
-          <w:p>
-            <w:pPr>
-              <w:rPr>
-                <w:kern w:val="2"/>
-                <w14:ligatures w14:val="standardContextual"/>
-              </w:rPr>
-            </w:pPr>
-          </w:p>
-          <w:p>
-            <w:pPr>
-              <w:tabs>
-                <w:tab w:val="left" w:pos="142"/>
-              </w:tabs>
-              <w:jc w:val="both"/>
-            </w:pPr>
-            <w:r>
-              <w:rPr>
-                <w:kern w:val="2"/>
-                <w14:ligatures w14:val="standardContextual"/>
-              </w:rPr>
-              <w:t>Stefan Naumann</w:t>
-            </w:r>
-          </w:p>
-        </w:tc>
-        <w:tc>
-          <w:tcPr>
-            <w:tcW w:w="4820" w:type="dxa"/>
-          </w:tcPr>
-          <w:p>
-            <w:pPr>
-              <w:ind w:left="-106"/>
-              <w:rPr>
-                <w:kern w:val="2"/>
-                <w14:ligatures w14:val="standardContextual"/>
-              </w:rPr>
-            </w:pPr>
           </w:p>
           <w:p>
             <w:pPr>
@@ -936,7 +793,7 @@
                 <w:kern w:val="2"/>
                 <w14:ligatures w14:val="standardContextual"/>
               </w:rPr>
-              <w:t>Trier University of Applied Sciences, Trier, Germany</w:t>
+              <w:t>Germany</w:t>
             </w:r>
           </w:p>
           <w:p>
@@ -960,7 +817,57 @@
               <w:tabs>
                 <w:tab w:val="left" w:pos="142"/>
               </w:tabs>
-              <w:jc w:val="both"/>
+            </w:pPr>
+            <w:r>
+              <w:rPr>
+                <w:kern w:val="2"/>
+                <w14:ligatures w14:val="standardContextual"/>
+              </w:rPr>
+              <w:t>Stefan Naumann</w:t>
+            </w:r>
+          </w:p>
+        </w:tc>
+        <w:tc>
+          <w:tcPr>
+            <w:tcW w:w="4820" w:type="dxa"/>
+          </w:tcPr>
+          <w:p>
+            <w:pPr>
+              <w:ind w:left="-106"/>
+              <w:rPr>
+                <w:kern w:val="2"/>
+                <w14:ligatures w14:val="standardContextual"/>
+              </w:rPr>
+            </w:pPr>
+            <w:r>
+              <w:rPr>
+                <w:kern w:val="2"/>
+                <w14:ligatures w14:val="standardContextual"/>
+              </w:rPr>
+              <w:t>Trier University of Applied Sciences, Trier, Germany</w:t>
+            </w:r>
+          </w:p>
+          <w:p>
+            <w:pPr>
+              <w:ind w:left="-106"/>
+              <w:rPr>
+                <w:kern w:val="2"/>
+                <w14:ligatures w14:val="standardContextual"/>
+              </w:rPr>
+            </w:pPr>
+          </w:p>
+        </w:tc>
+      </w:tr>
+      <w:tr>
+        <w:tc>
+          <w:tcPr>
+            <w:tcW w:w="2268" w:type="dxa"/>
+          </w:tcPr>
+          <w:p>
+            <w:pPr>
+              <w:tabs>
+                <w:tab w:val="left" w:pos="142"/>
+              </w:tabs>
             </w:pPr>
             <w:r>
               <w:rPr>
@@ -988,37 +895,7 @@
                 <w:kern w:val="2"/>
                 <w14:ligatures w14:val="standardContextual"/>
               </w:rPr>
-              <w:t>University of Applied Sciences Bielefeld,</w:t>
-            </w:r>
-            <w:r>
-              <w:rPr>
-                <w:kern w:val="2"/>
-                <w14:ligatures w14:val="standardContextual"/>
-              </w:rPr>
-              <w:t xml:space="preserve"> Minden,</w:t>
-            </w:r>
-            <w:r>
-              <w:rPr>
-                <w:kern w:val="2"/>
-                <w14:ligatures w14:val="standardContextual"/>
-              </w:rPr>
-              <w:t xml:space="preserve"> </w:t>
-            </w:r>
-          </w:p>
-          <w:p>
-            <w:pPr>
-              <w:ind w:left="-106"/>
-              <w:rPr>
-                <w:kern w:val="2"/>
-                <w14:ligatures w14:val="standardContextual"/>
-              </w:rPr>
-            </w:pPr>
-            <w:r>
-              <w:rPr>
-                <w:kern w:val="2"/>
-                <w14:ligatures w14:val="standardContextual"/>
-              </w:rPr>
-              <w:t>Germany</w:t>
+              <w:t>University of Applied Sciences Bielefeld, Minden, Germany</w:t>
             </w:r>
           </w:p>
         </w:tc>
@@ -1041,10 +918,6 @@
               <w:tabs>
                 <w:tab w:val="left" w:pos="142"/>
               </w:tabs>
-              <w:jc w:val="both"/>
-              <w:rPr>
-                <w:color w:val="EE0000"/>
-              </w:rPr>
             </w:pPr>
             <w:r>
               <w:rPr>
@@ -1081,7 +954,6 @@
             <w:pPr>
               <w:ind w:left="-106"/>
               <w:rPr>
-                <w:color w:val="EE0000"/>
                 <w:kern w:val="2"/>
                 <w14:ligatures w14:val="standardContextual"/>
               </w:rPr>
@@ -1107,14 +979,7 @@
                 <w:kern w:val="2"/>
                 <w14:ligatures w14:val="standardContextual"/>
               </w:rPr>
-              <w:t>,</w:t>
-            </w:r>
-            <w:r>
-              <w:rPr>
-                <w:kern w:val="2"/>
-                <w14:ligatures w14:val="standardContextual"/>
-              </w:rPr>
-              <w:t xml:space="preserve"> </w:t>
+              <w:t xml:space="preserve">, </w:t>
             </w:r>
             <w:proofErr w:type="spellStart"/>
             <w:r>
@@ -1130,14 +995,7 @@
                 <w:kern w:val="2"/>
                 <w14:ligatures w14:val="standardContextual"/>
               </w:rPr>
-              <w:t>,</w:t>
-            </w:r>
-            <w:r>
-              <w:rPr>
-                <w:kern w:val="2"/>
-                <w14:ligatures w14:val="standardContextual"/>
-              </w:rPr>
-              <w:t xml:space="preserve"> Poland</w:t>
+              <w:t>, Poland</w:t>
             </w:r>
           </w:p>
         </w:tc>
@@ -1154,59 +1012,25 @@
       <w:pPr>
         <w:pStyle w:val="berschrift4"/>
         <w:ind w:left="0" w:firstLine="0"/>
-        <w:rPr>
-          <w:lang w:val="de-DE"/>
-        </w:rPr>
-      </w:pPr>
-      <w:r>
-        <w:rPr>
-          <w:lang w:val="de-DE"/>
-        </w:rPr>
+      </w:pPr>
+      <w:r>
         <w:t>Series Editorial Board</w:t>
       </w:r>
     </w:p>
     <w:p>
       <w:pPr>
         <w:pStyle w:val="Textkrper-Einzug2"/>
-        <w:rPr>
-          <w:lang w:val="de-DE"/>
-        </w:rPr>
-      </w:pPr>
-      <w:r>
-        <w:rPr>
-          <w:lang w:val="de-DE"/>
-        </w:rPr>
-        <w:t>Andreas Oberweis, KIT Karlsruhe</w:t>
-      </w:r>
-      <w:r>
-        <w:rPr>
-          <w:lang w:val="de-DE"/>
-        </w:rPr>
-        <w:t xml:space="preserve">, </w:t>
-      </w:r>
-      <w:r>
-        <w:rPr>
-          <w:lang w:val="de-DE"/>
-        </w:rPr>
-        <w:t xml:space="preserve"> </w:t>
-      </w:r>
-      <w:r>
-        <w:rPr>
-          <w:lang w:val="de-DE"/>
-        </w:rPr>
-        <w:t xml:space="preserve">(Chairman, </w:t>
-      </w:r>
-      <w:r>
-        <w:rPr>
-          <w:lang w:val="de-DE"/>
-        </w:rPr>
-        <w:t>andreas.oberweis@kit.edu</w:t>
-      </w:r>
-      <w:r>
-        <w:rPr>
-          <w:lang w:val="de-DE"/>
-        </w:rPr>
-        <w:t>)</w:t>
+      </w:pPr>
+      <w:r>
+        <w:t xml:space="preserve">Andreas Oberweis, KIT </w:t>
+      </w:r>
+      <w:proofErr w:type="gramStart"/>
+      <w:r>
+        <w:t>Karlsruhe,  (</w:t>
+      </w:r>
+      <w:proofErr w:type="gramEnd"/>
+      <w:r>
+        <w:t>Chairman, andreas.oberweis@kit.edu)</w:t>
       </w:r>
     </w:p>
     <w:p>
@@ -1295,13 +1119,7 @@
         <w:rPr>
           <w:lang w:val="de-DE"/>
         </w:rPr>
-        <w:t xml:space="preserve">Falk Schreiber, Universität Konstanz, </w:t>
-      </w:r>
-      <w:r>
-        <w:rPr>
-          <w:lang w:val="de-DE"/>
-        </w:rPr>
-        <w:t>Germany</w:t>
+        <w:t>Falk Schreiber, Universität Konstanz, Germany</w:t>
       </w:r>
     </w:p>
     <w:p>
@@ -1470,7 +1288,6 @@
           <w:lang w:val="de-DE"/>
         </w:rPr>
       </w:pPr>
-      <w:proofErr w:type="spellStart"/>
       <w:r>
         <w:rPr>
           <w:b/>
@@ -1479,7 +1296,6 @@
         </w:rPr>
         <w:t>Dissertations</w:t>
       </w:r>
-      <w:proofErr w:type="spellEnd"/>
     </w:p>
     <w:p>
       <w:pPr>
@@ -1495,25 +1311,7 @@
         <w:rPr>
           <w:lang w:val="de-DE"/>
         </w:rPr>
-        <w:t>Rüdiger Reischuk</w:t>
-      </w:r>
-      <w:r>
-        <w:rPr>
-          <w:lang w:val="de-DE"/>
-        </w:rPr>
-        <w:t xml:space="preserve">, </w:t>
-      </w:r>
-      <w:r>
-        <w:rPr>
-          <w:lang w:val="de-DE"/>
-        </w:rPr>
-        <w:t xml:space="preserve">Universität Lübeck, </w:t>
-      </w:r>
-      <w:r>
-        <w:rPr>
-          <w:lang w:val="de-DE"/>
-        </w:rPr>
-        <w:t>Germany</w:t>
+        <w:t>Rüdiger Reischuk, Universität Lübeck, Germany</w:t>
       </w:r>
     </w:p>
     <w:p>
@@ -1528,7 +1326,6 @@
           <w:lang w:val="de-DE"/>
         </w:rPr>
       </w:pPr>
-      <w:proofErr w:type="spellStart"/>
       <w:r>
         <w:rPr>
           <w:b/>
@@ -1537,7 +1334,6 @@
         </w:rPr>
         <w:t>Thematics</w:t>
       </w:r>
-      <w:proofErr w:type="spellEnd"/>
     </w:p>
     <w:p>
       <w:pPr>
@@ -1553,13 +1349,7 @@
         <w:rPr>
           <w:lang w:val="de-DE"/>
         </w:rPr>
-        <w:t>Agnes Koschmider, Universität Kiel</w:t>
-      </w:r>
-      <w:r>
-        <w:rPr>
-          <w:lang w:val="de-DE"/>
-        </w:rPr>
-        <w:t>, Germany</w:t>
+        <w:t>Agnes Koschmider, Universität Kiel, Germany</w:t>
       </w:r>
     </w:p>
     <w:p>
@@ -1589,10 +1379,7 @@
         <w:jc w:val="both"/>
       </w:pPr>
       <w:r>
-        <w:t>Judith Michael, RWTH Aachen</w:t>
-      </w:r>
-      <w:r>
-        <w:t>, Germany</w:t>
+        <w:t>Judith Michael, RWTH Aachen, Germany</w:t>
       </w:r>
     </w:p>
     <w:p>
@@ -1619,19 +1406,7 @@
         <w:rPr>
           <w:lang w:val="de-DE"/>
         </w:rPr>
-        <w:t xml:space="preserve"> Gesellschaft für Informatik, Bonn 20</w:t>
-      </w:r>
-      <w:r>
-        <w:rPr>
-          <w:lang w:val="de-DE"/>
-        </w:rPr>
-        <w:t>2</w:t>
-      </w:r>
-      <w:r>
-        <w:rPr>
-          <w:lang w:val="de-DE"/>
-        </w:rPr>
-        <w:t>5</w:t>
+        <w:t xml:space="preserve"> Gesellschaft für Informatik, Bonn 2025</w:t>
       </w:r>
     </w:p>
     <w:p>
@@ -1710,7 +1485,7 @@
             <w:i/>
             <w:lang w:val="en-GB"/>
           </w:rPr>
-          <w:t>Creative Commons BY-SA 4.0 licence</w:t>
+          <w:t>Creative Commons BY-SA 4.0 license</w:t>
         </w:r>
       </w:hyperlink>
       <w:r>
@@ -1735,28 +1510,21 @@
         <w:lastRenderedPageBreak/>
         <w:t>Preface</w:t>
       </w:r>
-      <w:r>
+    </w:p>
+    <w:p>
+      <w:pPr>
+        <w:pStyle w:val="Zwischenberschriften"/>
         <w:rPr>
           <w:lang w:val="en-US"/>
         </w:rPr>
-        <w:t xml:space="preserve"> 1</w:t>
-      </w:r>
+      </w:pPr>
     </w:p>
     <w:p>
       <w:pPr>
         <w:pStyle w:val="Zwischenberschriften"/>
-        <w:rPr>
-          <w:color w:val="385623" w:themeColor="accent6" w:themeShade="80"/>
-          <w:lang w:val="en-US"/>
-        </w:rPr>
-      </w:pPr>
-    </w:p>
-    <w:p>
-      <w:pPr>
-        <w:pStyle w:val="Zwischenberschriften"/>
+        <w:jc w:val="both"/>
         <w:rPr>
           <w:b w:val="0"/>
-          <w:color w:val="385623" w:themeColor="accent6" w:themeShade="80"/>
           <w:sz w:val="20"/>
           <w:szCs w:val="20"/>
           <w:lang w:val="en-US"/>
@@ -1765,142 +1533,136 @@
       <w:r>
         <w:rPr>
           <w:b w:val="0"/>
-          <w:color w:val="385623" w:themeColor="accent6" w:themeShade="80"/>
           <w:sz w:val="20"/>
           <w:szCs w:val="20"/>
           <w:lang w:val="en-US"/>
         </w:rPr>
-        <w:t xml:space="preserve">This book contains the short and work-in-progress contributions of the 40th International and Interdisciplinary Conference on Environmental Informatics – </w:t>
-      </w:r>
-      <w:proofErr w:type="spellStart"/>
-      <w:r>
+        <w:t>This book contains the short and work-in-progress contributions of the 40th International and Interdisciplinary Conference on Environmental Informatics – EnviroInfo 2026.</w:t>
+      </w:r>
+    </w:p>
+    <w:p>
+      <w:pPr>
+        <w:pStyle w:val="Zwischenberschriften"/>
+        <w:jc w:val="both"/>
         <w:rPr>
           <w:b w:val="0"/>
-          <w:color w:val="385623" w:themeColor="accent6" w:themeShade="80"/>
           <w:sz w:val="20"/>
           <w:szCs w:val="20"/>
           <w:lang w:val="en-US"/>
         </w:rPr>
-        <w:t>EnviroInfo</w:t>
-      </w:r>
-      <w:proofErr w:type="spellEnd"/>
-      <w:r>
+      </w:pPr>
+    </w:p>
+    <w:p>
+      <w:pPr>
+        <w:pStyle w:val="Zwischenberschriften"/>
+        <w:jc w:val="both"/>
         <w:rPr>
           <w:b w:val="0"/>
-          <w:color w:val="385623" w:themeColor="accent6" w:themeShade="80"/>
           <w:sz w:val="20"/>
           <w:szCs w:val="20"/>
           <w:lang w:val="en-US"/>
         </w:rPr>
-        <w:t xml:space="preserve"> 2026.</w:t>
-      </w:r>
-    </w:p>
-    <w:p>
-      <w:pPr>
-        <w:pStyle w:val="Zwischenberschriften"/>
+      </w:pPr>
+      <w:r>
         <w:rPr>
           <w:b w:val="0"/>
-          <w:color w:val="385623" w:themeColor="accent6" w:themeShade="80"/>
           <w:sz w:val="20"/>
           <w:szCs w:val="20"/>
           <w:lang w:val="en-US"/>
         </w:rPr>
-      </w:pPr>
+        <w:t xml:space="preserve">Held from 9 to 11 September 2026 at the University of Łódź, Poland, the conference was organized by the technical committee of Environmental Informatics of the Gesellschaft für Informatik e.V. (GI). It took place in conjunction with the international scientific conference "Sustainable Development and Other Paradigms and Concepts in the Context of Contemporary Civilization Trends – Global and Local Dimensions" (SD26) and the Annual Meeting of the Polish Association of Environmental Economists. </w:t>
+      </w:r>
     </w:p>
     <w:p>
       <w:pPr>
         <w:pStyle w:val="Zwischenberschriften"/>
+        <w:jc w:val="both"/>
         <w:rPr>
           <w:b w:val="0"/>
-          <w:color w:val="385623" w:themeColor="accent6" w:themeShade="80"/>
           <w:sz w:val="20"/>
           <w:szCs w:val="20"/>
           <w:lang w:val="en-US"/>
         </w:rPr>
       </w:pPr>
-      <w:r>
+    </w:p>
+    <w:p>
+      <w:pPr>
+        <w:pStyle w:val="Zwischenberschriften"/>
+        <w:jc w:val="both"/>
         <w:rPr>
           <w:b w:val="0"/>
-          <w:color w:val="385623" w:themeColor="accent6" w:themeShade="80"/>
           <w:sz w:val="20"/>
           <w:szCs w:val="20"/>
           <w:lang w:val="en-US"/>
         </w:rPr>
-        <w:t xml:space="preserve">Held from 9 to 11 September 2026 at the University of </w:t>
-      </w:r>
-      <w:proofErr w:type="spellStart"/>
+      </w:pPr>
       <w:r>
         <w:rPr>
           <w:b w:val="0"/>
-          <w:color w:val="385623" w:themeColor="accent6" w:themeShade="80"/>
           <w:sz w:val="20"/>
           <w:szCs w:val="20"/>
           <w:lang w:val="en-US"/>
         </w:rPr>
-        <w:t>Łódź</w:t>
-      </w:r>
-      <w:proofErr w:type="spellEnd"/>
-      <w:r>
+        <w:t>Over four decades, the EnviroInfo series has brought together researchers and practitioners from across the world who work at the intersection of applied computer science and environmental sustainability. The shared ambition has always been to translate advances in information and communication technologies into concrete steps toward a more sustainable society.</w:t>
+      </w:r>
+    </w:p>
+    <w:p>
+      <w:pPr>
+        <w:pStyle w:val="Zwischenberschriften"/>
+        <w:jc w:val="both"/>
         <w:rPr>
           <w:b w:val="0"/>
-          <w:color w:val="385623" w:themeColor="accent6" w:themeShade="80"/>
           <w:sz w:val="20"/>
           <w:szCs w:val="20"/>
           <w:lang w:val="en-US"/>
         </w:rPr>
-        <w:t xml:space="preserve">, Poland, the conference was </w:t>
-      </w:r>
-      <w:proofErr w:type="spellStart"/>
-      <w:r>
+      </w:pPr>
+    </w:p>
+    <w:p>
+      <w:pPr>
+        <w:pStyle w:val="Zwischenberschriften"/>
+        <w:jc w:val="both"/>
         <w:rPr>
           <w:b w:val="0"/>
-          <w:color w:val="385623" w:themeColor="accent6" w:themeShade="80"/>
           <w:sz w:val="20"/>
           <w:szCs w:val="20"/>
           <w:lang w:val="en-US"/>
         </w:rPr>
-        <w:t>organised</w:t>
-      </w:r>
-      <w:proofErr w:type="spellEnd"/>
+      </w:pPr>
       <w:r>
         <w:rPr>
           <w:b w:val="0"/>
-          <w:color w:val="385623" w:themeColor="accent6" w:themeShade="80"/>
           <w:sz w:val="20"/>
           <w:szCs w:val="20"/>
           <w:lang w:val="en-US"/>
         </w:rPr>
-        <w:t xml:space="preserve"> by the technical committee of Environmental Informatics of the Gesellschaft für Informatik e.V. (GI). It took place in conjunction with the international scientific conference "Sustainable Development and Other Paradigms and Concepts in the Context of Contemporary Civilization Trends – Global and Local Dimensions" (SD26) and the Annual Meeting of the Polish Association of Environmental Economists. The University of </w:t>
-      </w:r>
-      <w:proofErr w:type="spellStart"/>
+        <w:t xml:space="preserve">The theme of EnviroInfo 2026 – "Sustainable Development and Other Paradigms and Concepts in the Context of Contemporary Civilization Trends – Global and Local Dimensions" – opens up the conversation beyond any single framework. It situates environmental informatics within a wider debate about how societies, at both local and global </w:t>
+      </w:r>
       <w:r>
         <w:rPr>
           <w:b w:val="0"/>
-          <w:color w:val="385623" w:themeColor="accent6" w:themeShade="80"/>
           <w:sz w:val="20"/>
           <w:szCs w:val="20"/>
           <w:lang w:val="en-US"/>
         </w:rPr>
-        <w:t>Łódź</w:t>
-      </w:r>
-      <w:proofErr w:type="spellEnd"/>
+        <w:t>scales</w:t>
+      </w:r>
       <w:r>
         <w:rPr>
           <w:b w:val="0"/>
-          <w:color w:val="385623" w:themeColor="accent6" w:themeShade="80"/>
           <w:sz w:val="20"/>
           <w:szCs w:val="20"/>
           <w:lang w:val="en-US"/>
         </w:rPr>
-        <w:t xml:space="preserve"> served as the central host institution for all three events.</w:t>
+        <w:t>, respond to the pressures of our time: through green computing and sustainable software, through circular economy models, through business intelligence, and through the critical examination of the paradigms that shape development itself.</w:t>
       </w:r>
     </w:p>
     <w:p>
       <w:pPr>
         <w:pStyle w:val="Zwischenberschriften"/>
+        <w:jc w:val="both"/>
         <w:rPr>
           <w:b w:val="0"/>
-          <w:color w:val="385623" w:themeColor="accent6" w:themeShade="80"/>
           <w:sz w:val="20"/>
           <w:szCs w:val="20"/>
           <w:lang w:val="en-US"/>
@@ -1910,9 +1672,9 @@
     <w:p>
       <w:pPr>
         <w:pStyle w:val="Zwischenberschriften"/>
+        <w:jc w:val="both"/>
         <w:rPr>
           <w:b w:val="0"/>
-          <w:color w:val="385623" w:themeColor="accent6" w:themeShade="80"/>
           <w:sz w:val="20"/>
           <w:szCs w:val="20"/>
           <w:lang w:val="en-US"/>
@@ -1921,984 +1683,209 @@
       <w:r>
         <w:rPr>
           <w:b w:val="0"/>
-          <w:color w:val="385623" w:themeColor="accent6" w:themeShade="80"/>
           <w:sz w:val="20"/>
           <w:szCs w:val="20"/>
           <w:lang w:val="en-US"/>
         </w:rPr>
-        <w:t xml:space="preserve">Over four decades, the </w:t>
-      </w:r>
-      <w:proofErr w:type="spellStart"/>
-      <w:r>
+        <w:t>The contributions gathered here are works in progress or early-stage results – deliberately so. This volume is a space for approaches that are still taking shape, for questions not yet fully answered, and for methodological experiments that connect disciplines and cross the boundary between research and practice. Taken together, they map a field in motion: from data infrastructures and environmental management systems to green coding, sustainability indicators, and the interfaces between science, policy, and civil society.</w:t>
+      </w:r>
+    </w:p>
+    <w:p>
+      <w:pPr>
+        <w:pStyle w:val="Zwischenberschriften"/>
+        <w:jc w:val="both"/>
         <w:rPr>
           <w:b w:val="0"/>
-          <w:color w:val="385623" w:themeColor="accent6" w:themeShade="80"/>
           <w:sz w:val="20"/>
           <w:szCs w:val="20"/>
           <w:lang w:val="en-US"/>
         </w:rPr>
-        <w:t>EnviroInfo</w:t>
-      </w:r>
-      <w:proofErr w:type="spellEnd"/>
-      <w:r>
+      </w:pPr>
+    </w:p>
+    <w:p>
+      <w:pPr>
+        <w:pStyle w:val="Zwischenberschriften"/>
+        <w:jc w:val="both"/>
         <w:rPr>
           <w:b w:val="0"/>
-          <w:color w:val="385623" w:themeColor="accent6" w:themeShade="80"/>
           <w:sz w:val="20"/>
           <w:szCs w:val="20"/>
           <w:lang w:val="en-US"/>
         </w:rPr>
-        <w:t xml:space="preserve"> series has brought together researchers and practitioners from across the world who work at the intersection of applied computer science and environmental sustainability. The shared ambition has always been to translate advances in information and communication technologies into concrete steps toward a more sustainable society.</w:t>
-      </w:r>
-    </w:p>
-    <w:p>
-      <w:pPr>
-        <w:pStyle w:val="Zwischenberschriften"/>
+      </w:pPr>
+      <w:r>
         <w:rPr>
           <w:b w:val="0"/>
-          <w:color w:val="385623" w:themeColor="accent6" w:themeShade="80"/>
           <w:sz w:val="20"/>
           <w:szCs w:val="20"/>
           <w:lang w:val="en-US"/>
         </w:rPr>
-      </w:pPr>
-    </w:p>
-    <w:p>
-      <w:pPr>
-        <w:pStyle w:val="Zwischenberschriften"/>
+        <w:t xml:space="preserve">We thank all authors for sharing their work at this stage of development. We equally thank the members of the program and organization committee for their thorough and careful reviews. </w:t>
+      </w:r>
+      <w:r>
         <w:rPr>
           <w:b w:val="0"/>
-          <w:color w:val="385623" w:themeColor="accent6" w:themeShade="80"/>
           <w:sz w:val="20"/>
           <w:szCs w:val="20"/>
           <w:lang w:val="en-US"/>
         </w:rPr>
-      </w:pPr>
+        <w:t xml:space="preserve">We thank the University of </w:t>
+      </w:r>
+      <w:proofErr w:type="spellStart"/>
       <w:r>
         <w:rPr>
           <w:b w:val="0"/>
-          <w:color w:val="385623" w:themeColor="accent6" w:themeShade="80"/>
           <w:sz w:val="20"/>
           <w:szCs w:val="20"/>
           <w:lang w:val="en-US"/>
         </w:rPr>
-        <w:t xml:space="preserve">The theme of </w:t>
-      </w:r>
-      <w:proofErr w:type="spellStart"/>
+        <w:t>Łódź</w:t>
+      </w:r>
+      <w:proofErr w:type="spellEnd"/>
       <w:r>
         <w:rPr>
           <w:b w:val="0"/>
-          <w:color w:val="385623" w:themeColor="accent6" w:themeShade="80"/>
           <w:sz w:val="20"/>
           <w:szCs w:val="20"/>
           <w:lang w:val="en-US"/>
         </w:rPr>
-        <w:t>EnviroInfo</w:t>
-      </w:r>
-      <w:proofErr w:type="spellEnd"/>
+        <w:t xml:space="preserve"> as host, the organizers of SD26 and the Polish Association of Environmental Economists as co-organizers, and </w:t>
+      </w:r>
       <w:r>
         <w:rPr>
           <w:b w:val="0"/>
-          <w:color w:val="385623" w:themeColor="accent6" w:themeShade="80"/>
           <w:sz w:val="20"/>
           <w:szCs w:val="20"/>
           <w:lang w:val="en-US"/>
         </w:rPr>
-        <w:t xml:space="preserve"> 2026 – "Sustainable Development and Other Paradigms and Concepts in the Context of Contemporary Civilization Trends – Global and Local Dimensions" – opens up the conversation beyond any single framework. It situates environmental informatics within a wider debate about how societies, at both local and global scale, respond to the pressures of our time: through green computing and sustainable software, through circular economy models, through business intelligence, and through the critical examination of the paradigms that shape development itself.</w:t>
+        <w:t xml:space="preserve">the Gesellschaft für Informatik e.V. We also thank the European universities of the UNIC alliance (European University of Cities in Post-industrial Transition – UNIC 2.0), for their cooperation in making this conference possible. </w:t>
       </w:r>
     </w:p>
     <w:p>
       <w:pPr>
         <w:pStyle w:val="Zwischenberschriften"/>
+        <w:jc w:val="both"/>
         <w:rPr>
           <w:b w:val="0"/>
-          <w:color w:val="385623" w:themeColor="accent6" w:themeShade="80"/>
           <w:sz w:val="20"/>
           <w:szCs w:val="20"/>
           <w:lang w:val="en-US"/>
         </w:rPr>
       </w:pPr>
-    </w:p>
-    <w:p>
-      <w:pPr>
-        <w:pStyle w:val="Zwischenberschriften"/>
+      <w:r>
         <w:rPr>
           <w:b w:val="0"/>
-          <w:color w:val="385623" w:themeColor="accent6" w:themeShade="80"/>
           <w:sz w:val="20"/>
           <w:szCs w:val="20"/>
           <w:lang w:val="en-US"/>
         </w:rPr>
-      </w:pPr>
-      <w:r>
+        <w:t>Finally, we thank our sponsors, whose support was essential to making this conference happen.</w:t>
+      </w:r>
+    </w:p>
+    <w:p>
+      <w:pPr>
+        <w:pStyle w:val="Zwischenberschriften"/>
+        <w:jc w:val="both"/>
         <w:rPr>
           <w:b w:val="0"/>
-          <w:color w:val="385623" w:themeColor="accent6" w:themeShade="80"/>
           <w:sz w:val="20"/>
           <w:szCs w:val="20"/>
           <w:lang w:val="en-US"/>
         </w:rPr>
-        <w:t>The contributions gathered here are works in progress or early-stage results – deliberately so. This volume is a space for approaches that are still taking shape, for questions not yet fully answered, and for methodological experiments that connect disciplines and cross the boundary between research and practice. Taken together, they map a field in motion: from data infrastructures and environmental management systems to green coding, sustainability indicators, and the interfaces between science, policy, and civil society.</w:t>
-      </w:r>
+      </w:pPr>
     </w:p>
     <w:p>
       <w:pPr>
         <w:pStyle w:val="Zwischenberschriften"/>
+        <w:jc w:val="both"/>
         <w:rPr>
           <w:b w:val="0"/>
-          <w:color w:val="385623" w:themeColor="accent6" w:themeShade="80"/>
           <w:sz w:val="20"/>
           <w:szCs w:val="20"/>
           <w:lang w:val="en-US"/>
         </w:rPr>
       </w:pPr>
-    </w:p>
-    <w:p>
-      <w:pPr>
-        <w:pStyle w:val="Zwischenberschriften"/>
+      <w:proofErr w:type="spellStart"/>
+      <w:r>
         <w:rPr>
           <w:b w:val="0"/>
-          <w:color w:val="385623" w:themeColor="accent6" w:themeShade="80"/>
           <w:sz w:val="20"/>
           <w:szCs w:val="20"/>
           <w:lang w:val="en-US"/>
         </w:rPr>
-      </w:pPr>
+        <w:t>Łódź</w:t>
+      </w:r>
+      <w:proofErr w:type="spellEnd"/>
       <w:r>
         <w:rPr>
           <w:b w:val="0"/>
-          <w:color w:val="385623" w:themeColor="accent6" w:themeShade="80"/>
           <w:sz w:val="20"/>
           <w:szCs w:val="20"/>
           <w:lang w:val="en-US"/>
         </w:rPr>
-        <w:t xml:space="preserve">We thank all authors for sharing their work at this stage of development. We equally thank the members of the </w:t>
-      </w:r>
-      <w:proofErr w:type="spellStart"/>
-      <w:r>
+        <w:t>, September 2026</w:t>
+      </w:r>
+    </w:p>
+    <w:p>
+      <w:pPr>
+        <w:pStyle w:val="Zwischenberschriften"/>
         <w:rPr>
           <w:b w:val="0"/>
-          <w:color w:val="385623" w:themeColor="accent6" w:themeShade="80"/>
           <w:sz w:val="20"/>
           <w:szCs w:val="20"/>
           <w:lang w:val="en-US"/>
         </w:rPr>
-        <w:t>programme</w:t>
-      </w:r>
-      <w:proofErr w:type="spellEnd"/>
+      </w:pPr>
       <w:r>
         <w:rPr>
           <w:b w:val="0"/>
-          <w:color w:val="385623" w:themeColor="accent6" w:themeShade="80"/>
           <w:sz w:val="20"/>
           <w:szCs w:val="20"/>
           <w:lang w:val="en-US"/>
         </w:rPr>
-        <w:t xml:space="preserve"> and </w:t>
-      </w:r>
-      <w:proofErr w:type="spellStart"/>
+        <w:t>On behalf of the Organizing Committee</w:t>
+      </w:r>
+    </w:p>
+    <w:p>
+      <w:pPr>
+        <w:pStyle w:val="Zwischenberschriften"/>
+      </w:pPr>
       <w:r>
         <w:rPr>
           <w:b w:val="0"/>
-          <w:color w:val="385623" w:themeColor="accent6" w:themeShade="80"/>
           <w:sz w:val="20"/>
           <w:szCs w:val="20"/>
-          <w:lang w:val="en-US"/>
-        </w:rPr>
-        <w:t>organisation</w:t>
-      </w:r>
-      <w:proofErr w:type="spellEnd"/>
+        </w:rPr>
+        <w:t>Volker Wohlgemuth, Stefan Naumann, Grit Behrens, Malgorzata Burchard-</w:t>
+      </w:r>
+      <w:proofErr w:type="spellStart"/>
       <w:r>
         <w:rPr>
           <w:b w:val="0"/>
-          <w:color w:val="385623" w:themeColor="accent6" w:themeShade="80"/>
           <w:sz w:val="20"/>
           <w:szCs w:val="20"/>
+        </w:rPr>
+        <w:t>Dziubińska</w:t>
+      </w:r>
+      <w:proofErr w:type="spellEnd"/>
+      <w:r>
+        <w:br w:type="page"/>
+      </w:r>
+    </w:p>
+    <w:p>
+      <w:pPr>
+        <w:pStyle w:val="Zwischenberschriften"/>
+        <w:jc w:val="both"/>
+        <w:rPr>
           <w:lang w:val="en-US"/>
         </w:rPr>
-        <w:t xml:space="preserve"> committee for their thorough and careful reviews. Our appreciation goes to the University of </w:t>
-      </w:r>
-      <w:proofErr w:type="spellStart"/>
-      <w:r>
-        <w:rPr>
-          <w:b w:val="0"/>
-          <w:color w:val="385623" w:themeColor="accent6" w:themeShade="80"/>
-          <w:sz w:val="20"/>
-          <w:szCs w:val="20"/>
+      </w:pPr>
+      <w:r>
+        <w:rPr>
           <w:lang w:val="en-US"/>
         </w:rPr>
-        <w:t>Łódź</w:t>
-      </w:r>
-      <w:proofErr w:type="spellEnd"/>
-      <w:r>
-        <w:rPr>
-          <w:b w:val="0"/>
-          <w:color w:val="385623" w:themeColor="accent6" w:themeShade="80"/>
-          <w:sz w:val="20"/>
-          <w:szCs w:val="20"/>
-          <w:lang w:val="en-US"/>
-        </w:rPr>
-        <w:t xml:space="preserve"> as host, to the </w:t>
-      </w:r>
-      <w:proofErr w:type="spellStart"/>
-      <w:r>
-        <w:rPr>
-          <w:b w:val="0"/>
-          <w:color w:val="385623" w:themeColor="accent6" w:themeShade="80"/>
-          <w:sz w:val="20"/>
-          <w:szCs w:val="20"/>
-          <w:lang w:val="en-US"/>
-        </w:rPr>
-        <w:t>organisers</w:t>
-      </w:r>
-      <w:proofErr w:type="spellEnd"/>
-      <w:r>
-        <w:rPr>
-          <w:b w:val="0"/>
-          <w:color w:val="385623" w:themeColor="accent6" w:themeShade="80"/>
-          <w:sz w:val="20"/>
-          <w:szCs w:val="20"/>
-          <w:lang w:val="en-US"/>
-        </w:rPr>
-        <w:t xml:space="preserve"> of SD26 and the Polish Association of Environmental Economists as co-</w:t>
-      </w:r>
-      <w:proofErr w:type="spellStart"/>
-      <w:r>
-        <w:rPr>
-          <w:b w:val="0"/>
-          <w:color w:val="385623" w:themeColor="accent6" w:themeShade="80"/>
-          <w:sz w:val="20"/>
-          <w:szCs w:val="20"/>
-          <w:lang w:val="en-US"/>
-        </w:rPr>
-        <w:t>organisers</w:t>
-      </w:r>
-      <w:proofErr w:type="spellEnd"/>
-      <w:r>
-        <w:rPr>
-          <w:b w:val="0"/>
-          <w:color w:val="385623" w:themeColor="accent6" w:themeShade="80"/>
-          <w:sz w:val="20"/>
-          <w:szCs w:val="20"/>
-          <w:lang w:val="en-US"/>
-        </w:rPr>
-        <w:t>, and to the Gesellschaft für Informatik e.V. Finally, we thank our sponsors, whose support was essential to making this conference happen.</w:t>
-      </w:r>
-    </w:p>
-    <w:p>
-      <w:pPr>
-        <w:pStyle w:val="Zwischenberschriften"/>
-        <w:rPr>
-          <w:b w:val="0"/>
-          <w:color w:val="385623" w:themeColor="accent6" w:themeShade="80"/>
-          <w:sz w:val="20"/>
-          <w:szCs w:val="20"/>
-          <w:lang w:val="en-US"/>
-        </w:rPr>
-      </w:pPr>
-    </w:p>
-    <w:p>
-      <w:pPr>
-        <w:pStyle w:val="Zwischenberschriften"/>
-        <w:rPr>
-          <w:b w:val="0"/>
-          <w:color w:val="385623" w:themeColor="accent6" w:themeShade="80"/>
-          <w:sz w:val="20"/>
-          <w:szCs w:val="20"/>
-          <w:lang w:val="en-US"/>
-        </w:rPr>
-      </w:pPr>
-      <w:proofErr w:type="spellStart"/>
-      <w:r>
-        <w:rPr>
-          <w:b w:val="0"/>
-          <w:color w:val="385623" w:themeColor="accent6" w:themeShade="80"/>
-          <w:sz w:val="20"/>
-          <w:szCs w:val="20"/>
-          <w:lang w:val="en-US"/>
-        </w:rPr>
-        <w:t>Łódź</w:t>
-      </w:r>
-      <w:proofErr w:type="spellEnd"/>
-      <w:r>
-        <w:rPr>
-          <w:b w:val="0"/>
-          <w:color w:val="385623" w:themeColor="accent6" w:themeShade="80"/>
-          <w:sz w:val="20"/>
-          <w:szCs w:val="20"/>
-          <w:lang w:val="en-US"/>
-        </w:rPr>
-        <w:t>, September 2026</w:t>
-      </w:r>
-    </w:p>
-    <w:p>
-      <w:pPr>
-        <w:pStyle w:val="Zwischenberschriften"/>
-        <w:rPr>
-          <w:b w:val="0"/>
-          <w:color w:val="385623" w:themeColor="accent6" w:themeShade="80"/>
-          <w:sz w:val="20"/>
-          <w:szCs w:val="20"/>
-          <w:lang w:val="en-US"/>
-        </w:rPr>
-      </w:pPr>
-      <w:r>
-        <w:rPr>
-          <w:b w:val="0"/>
-          <w:color w:val="385623" w:themeColor="accent6" w:themeShade="80"/>
-          <w:sz w:val="20"/>
-          <w:szCs w:val="20"/>
-          <w:lang w:val="en-US"/>
-        </w:rPr>
-        <w:t>On behalf of the Organizing Committee</w:t>
-      </w:r>
-    </w:p>
-    <w:p>
-      <w:pPr>
-        <w:pStyle w:val="Zwischenberschriften"/>
-        <w:rPr>
-          <w:b w:val="0"/>
-          <w:color w:val="385623" w:themeColor="accent6" w:themeShade="80"/>
-          <w:sz w:val="20"/>
-          <w:szCs w:val="20"/>
-        </w:rPr>
-      </w:pPr>
-      <w:r>
-        <w:rPr>
-          <w:b w:val="0"/>
-          <w:color w:val="385623" w:themeColor="accent6" w:themeShade="80"/>
-          <w:sz w:val="20"/>
-          <w:szCs w:val="20"/>
-        </w:rPr>
-        <w:t>Volker Wohlgemuth, Stefan Naumann, Grit Behrens, Malgorzata Burchard-</w:t>
-      </w:r>
-      <w:proofErr w:type="spellStart"/>
-      <w:r>
-        <w:rPr>
-          <w:b w:val="0"/>
-          <w:color w:val="385623" w:themeColor="accent6" w:themeShade="80"/>
-          <w:sz w:val="20"/>
-          <w:szCs w:val="20"/>
-        </w:rPr>
-        <w:t>Dziubińska</w:t>
-      </w:r>
-      <w:proofErr w:type="spellEnd"/>
-    </w:p>
-    <w:p>
-      <w:pPr>
-        <w:rPr>
-          <w:color w:val="385623" w:themeColor="accent6" w:themeShade="80"/>
-          <w:lang w:val="de-DE"/>
-        </w:rPr>
-      </w:pPr>
-      <w:r>
-        <w:rPr>
-          <w:b/>
-          <w:color w:val="385623" w:themeColor="accent6" w:themeShade="80"/>
-        </w:rPr>
-        <w:br w:type="page"/>
-      </w:r>
-    </w:p>
-    <w:p>
-      <w:pPr>
-        <w:pStyle w:val="Zwischenberschriften"/>
-        <w:rPr>
-          <w:color w:val="385623" w:themeColor="accent6" w:themeShade="80"/>
-          <w:lang w:val="en-US"/>
-        </w:rPr>
-      </w:pPr>
-      <w:r>
-        <w:rPr>
-          <w:color w:val="385623" w:themeColor="accent6" w:themeShade="80"/>
-          <w:lang w:val="en-US"/>
-        </w:rPr>
         <w:lastRenderedPageBreak/>
-        <w:t xml:space="preserve">Preface </w:t>
-      </w:r>
-      <w:r>
-        <w:rPr>
-          <w:color w:val="385623" w:themeColor="accent6" w:themeShade="80"/>
-          <w:lang w:val="en-US"/>
-        </w:rPr>
-        <w:t>2</w:t>
-      </w:r>
-    </w:p>
-    <w:p>
-      <w:pPr>
-        <w:pStyle w:val="Zwischenberschriften"/>
-        <w:rPr>
-          <w:b w:val="0"/>
-          <w:color w:val="385623" w:themeColor="accent6" w:themeShade="80"/>
-          <w:sz w:val="20"/>
-          <w:szCs w:val="20"/>
-          <w:lang w:val="en-US"/>
-        </w:rPr>
-      </w:pPr>
-    </w:p>
-    <w:p>
-      <w:pPr>
-        <w:pStyle w:val="Zwischenberschriften"/>
-        <w:rPr>
-          <w:b w:val="0"/>
-          <w:color w:val="385623" w:themeColor="accent6" w:themeShade="80"/>
-          <w:sz w:val="20"/>
-          <w:szCs w:val="20"/>
-          <w:lang w:val="en-US"/>
-        </w:rPr>
-      </w:pPr>
-      <w:r>
-        <w:rPr>
-          <w:b w:val="0"/>
-          <w:color w:val="385623" w:themeColor="accent6" w:themeShade="80"/>
-          <w:sz w:val="20"/>
-          <w:szCs w:val="20"/>
-          <w:lang w:val="en-US"/>
-        </w:rPr>
-        <w:t xml:space="preserve">This book contains the short and work-in-progress contributions of the 40th International and Interdisciplinary Conference on Environmental Informatics – </w:t>
-      </w:r>
-      <w:proofErr w:type="spellStart"/>
-      <w:r>
-        <w:rPr>
-          <w:b w:val="0"/>
-          <w:color w:val="385623" w:themeColor="accent6" w:themeShade="80"/>
-          <w:sz w:val="20"/>
-          <w:szCs w:val="20"/>
-          <w:lang w:val="en-US"/>
-        </w:rPr>
-        <w:t>EnviroInfo</w:t>
-      </w:r>
-      <w:proofErr w:type="spellEnd"/>
-      <w:r>
-        <w:rPr>
-          <w:b w:val="0"/>
-          <w:color w:val="385623" w:themeColor="accent6" w:themeShade="80"/>
-          <w:sz w:val="20"/>
-          <w:szCs w:val="20"/>
-          <w:lang w:val="en-US"/>
-        </w:rPr>
-        <w:t xml:space="preserve"> 2026.</w:t>
-      </w:r>
-    </w:p>
-    <w:p>
-      <w:pPr>
-        <w:pStyle w:val="Zwischenberschriften"/>
-        <w:rPr>
-          <w:b w:val="0"/>
-          <w:color w:val="385623" w:themeColor="accent6" w:themeShade="80"/>
-          <w:sz w:val="20"/>
-          <w:szCs w:val="20"/>
-          <w:lang w:val="en-US"/>
-        </w:rPr>
-      </w:pPr>
-    </w:p>
-    <w:p>
-      <w:pPr>
-        <w:pStyle w:val="Zwischenberschriften"/>
-        <w:rPr>
-          <w:b w:val="0"/>
-          <w:color w:val="385623" w:themeColor="accent6" w:themeShade="80"/>
-          <w:sz w:val="20"/>
-          <w:szCs w:val="20"/>
-          <w:lang w:val="en-US"/>
-        </w:rPr>
-      </w:pPr>
-      <w:r>
-        <w:rPr>
-          <w:b w:val="0"/>
-          <w:color w:val="385623" w:themeColor="accent6" w:themeShade="80"/>
-          <w:sz w:val="20"/>
-          <w:szCs w:val="20"/>
-          <w:lang w:val="en-US"/>
-        </w:rPr>
-        <w:t xml:space="preserve">The conference took place from 9 to 11 September 2026 at the University of </w:t>
-      </w:r>
-      <w:proofErr w:type="spellStart"/>
-      <w:r>
-        <w:rPr>
-          <w:b w:val="0"/>
-          <w:color w:val="385623" w:themeColor="accent6" w:themeShade="80"/>
-          <w:sz w:val="20"/>
-          <w:szCs w:val="20"/>
-          <w:lang w:val="en-US"/>
-        </w:rPr>
-        <w:t>Łódź</w:t>
-      </w:r>
-      <w:proofErr w:type="spellEnd"/>
-      <w:r>
-        <w:rPr>
-          <w:b w:val="0"/>
-          <w:color w:val="385623" w:themeColor="accent6" w:themeShade="80"/>
-          <w:sz w:val="20"/>
-          <w:szCs w:val="20"/>
-          <w:lang w:val="en-US"/>
-        </w:rPr>
-        <w:t xml:space="preserve">, Poland, </w:t>
-      </w:r>
-      <w:proofErr w:type="spellStart"/>
-      <w:r>
-        <w:rPr>
-          <w:b w:val="0"/>
-          <w:color w:val="385623" w:themeColor="accent6" w:themeShade="80"/>
-          <w:sz w:val="20"/>
-          <w:szCs w:val="20"/>
-          <w:lang w:val="en-US"/>
-        </w:rPr>
-        <w:t>organised</w:t>
-      </w:r>
-      <w:proofErr w:type="spellEnd"/>
-      <w:r>
-        <w:rPr>
-          <w:b w:val="0"/>
-          <w:color w:val="385623" w:themeColor="accent6" w:themeShade="80"/>
-          <w:sz w:val="20"/>
-          <w:szCs w:val="20"/>
-          <w:lang w:val="en-US"/>
-        </w:rPr>
-        <w:t xml:space="preserve"> by the Technical Committee on Environmental Informatics of the Gesellschaft für Informatik e.V. (GI), together with the University of </w:t>
-      </w:r>
-      <w:proofErr w:type="spellStart"/>
-      <w:r>
-        <w:rPr>
-          <w:b w:val="0"/>
-          <w:color w:val="385623" w:themeColor="accent6" w:themeShade="80"/>
-          <w:sz w:val="20"/>
-          <w:szCs w:val="20"/>
-          <w:lang w:val="en-US"/>
-        </w:rPr>
-        <w:t>Łódź</w:t>
-      </w:r>
-      <w:proofErr w:type="spellEnd"/>
-      <w:r>
-        <w:rPr>
-          <w:b w:val="0"/>
-          <w:color w:val="385623" w:themeColor="accent6" w:themeShade="80"/>
-          <w:sz w:val="20"/>
-          <w:szCs w:val="20"/>
-          <w:lang w:val="en-US"/>
-        </w:rPr>
-        <w:t xml:space="preserve"> and the Polish Association of Environmental Economists. </w:t>
-      </w:r>
-      <w:proofErr w:type="spellStart"/>
-      <w:r>
-        <w:rPr>
-          <w:b w:val="0"/>
-          <w:color w:val="385623" w:themeColor="accent6" w:themeShade="80"/>
-          <w:sz w:val="20"/>
-          <w:szCs w:val="20"/>
-          <w:lang w:val="en-US"/>
-        </w:rPr>
-        <w:t>EnviroInfo</w:t>
-      </w:r>
-      <w:proofErr w:type="spellEnd"/>
-      <w:r>
-        <w:rPr>
-          <w:b w:val="0"/>
-          <w:color w:val="385623" w:themeColor="accent6" w:themeShade="80"/>
-          <w:sz w:val="20"/>
-          <w:szCs w:val="20"/>
-          <w:lang w:val="en-US"/>
-        </w:rPr>
-        <w:t xml:space="preserve"> 2026 ran alongside the international scientific conference "Sustainable Development and Other Paradigms and Concepts in the Context of Contemporary Civilizational Trends – Global and Local Dimensions", put together by the Department of Development Economics and the Department of City and Regional Management of the University of </w:t>
-      </w:r>
-      <w:proofErr w:type="spellStart"/>
-      <w:r>
-        <w:rPr>
-          <w:b w:val="0"/>
-          <w:color w:val="385623" w:themeColor="accent6" w:themeShade="80"/>
-          <w:sz w:val="20"/>
-          <w:szCs w:val="20"/>
-          <w:lang w:val="en-US"/>
-        </w:rPr>
-        <w:t>Łódź</w:t>
-      </w:r>
-      <w:proofErr w:type="spellEnd"/>
-      <w:r>
-        <w:rPr>
-          <w:b w:val="0"/>
-          <w:color w:val="385623" w:themeColor="accent6" w:themeShade="80"/>
-          <w:sz w:val="20"/>
-          <w:szCs w:val="20"/>
-          <w:lang w:val="en-US"/>
-        </w:rPr>
-        <w:t xml:space="preserve"> and the Polish Association of Environmental and Natural Resource Economists. The University of </w:t>
-      </w:r>
-      <w:proofErr w:type="spellStart"/>
-      <w:r>
-        <w:rPr>
-          <w:b w:val="0"/>
-          <w:color w:val="385623" w:themeColor="accent6" w:themeShade="80"/>
-          <w:sz w:val="20"/>
-          <w:szCs w:val="20"/>
-          <w:lang w:val="en-US"/>
-        </w:rPr>
-        <w:t>Łódź</w:t>
-      </w:r>
-      <w:proofErr w:type="spellEnd"/>
-      <w:r>
-        <w:rPr>
-          <w:b w:val="0"/>
-          <w:color w:val="385623" w:themeColor="accent6" w:themeShade="80"/>
-          <w:sz w:val="20"/>
-          <w:szCs w:val="20"/>
-          <w:lang w:val="en-US"/>
-        </w:rPr>
-        <w:t xml:space="preserve"> provided the institutional home for what marks a milestone edition of the series.</w:t>
-      </w:r>
-    </w:p>
-    <w:p>
-      <w:pPr>
-        <w:pStyle w:val="Zwischenberschriften"/>
-        <w:rPr>
-          <w:b w:val="0"/>
-          <w:color w:val="385623" w:themeColor="accent6" w:themeShade="80"/>
-          <w:sz w:val="20"/>
-          <w:szCs w:val="20"/>
-          <w:lang w:val="en-US"/>
-        </w:rPr>
-      </w:pPr>
-    </w:p>
-    <w:p>
-      <w:pPr>
-        <w:pStyle w:val="Zwischenberschriften"/>
-        <w:rPr>
-          <w:b w:val="0"/>
-          <w:color w:val="385623" w:themeColor="accent6" w:themeShade="80"/>
-          <w:sz w:val="20"/>
-          <w:szCs w:val="20"/>
-          <w:lang w:val="en-US"/>
-        </w:rPr>
-      </w:pPr>
-      <w:r>
-        <w:rPr>
-          <w:b w:val="0"/>
-          <w:color w:val="385623" w:themeColor="accent6" w:themeShade="80"/>
-          <w:sz w:val="20"/>
-          <w:szCs w:val="20"/>
-          <w:lang w:val="en-US"/>
-        </w:rPr>
-        <w:t xml:space="preserve">For forty years, </w:t>
-      </w:r>
-      <w:proofErr w:type="spellStart"/>
-      <w:r>
-        <w:rPr>
-          <w:b w:val="0"/>
-          <w:color w:val="385623" w:themeColor="accent6" w:themeShade="80"/>
-          <w:sz w:val="20"/>
-          <w:szCs w:val="20"/>
-          <w:lang w:val="en-US"/>
-        </w:rPr>
-        <w:t>EnviroInfo</w:t>
-      </w:r>
-      <w:proofErr w:type="spellEnd"/>
-      <w:r>
-        <w:rPr>
-          <w:b w:val="0"/>
-          <w:color w:val="385623" w:themeColor="accent6" w:themeShade="80"/>
-          <w:sz w:val="20"/>
-          <w:szCs w:val="20"/>
-          <w:lang w:val="en-US"/>
-        </w:rPr>
-        <w:t xml:space="preserve"> has drawn together researchers and practitioners from applied computer science and sustainability who share a common goal: to channel advances in information and communication technologies into real progress toward a sustainable society. The 40th edition carries that tradition forward under the theme "Sustainable Development and Other Paradigms and Concepts in the Context of Contemporary Civilizational Trends – Global and Local Dimensions" – a framing that treats sustainable development not as a settled answer but as a live paradigm, still being tested against other concepts and pressures at every scale from the local to the global.</w:t>
-      </w:r>
-    </w:p>
-    <w:p>
-      <w:pPr>
-        <w:pStyle w:val="Zwischenberschriften"/>
-        <w:rPr>
-          <w:b w:val="0"/>
-          <w:color w:val="385623" w:themeColor="accent6" w:themeShade="80"/>
-          <w:sz w:val="20"/>
-          <w:szCs w:val="20"/>
-          <w:lang w:val="en-US"/>
-        </w:rPr>
-      </w:pPr>
-    </w:p>
-    <w:p>
-      <w:pPr>
-        <w:pStyle w:val="Zwischenberschriften"/>
-        <w:rPr>
-          <w:b w:val="0"/>
-          <w:color w:val="385623" w:themeColor="accent6" w:themeShade="80"/>
-          <w:sz w:val="20"/>
-          <w:szCs w:val="20"/>
-          <w:lang w:val="en-US"/>
-        </w:rPr>
-      </w:pPr>
-      <w:r>
-        <w:rPr>
-          <w:b w:val="0"/>
-          <w:color w:val="385623" w:themeColor="accent6" w:themeShade="80"/>
-          <w:sz w:val="20"/>
-          <w:szCs w:val="20"/>
-          <w:lang w:val="en-US"/>
-        </w:rPr>
-        <w:t>The contributions gathered here are works in progress or early-stage results. This volume makes space for approaches still taking shape, for methods being tested across disciplinary boundaries, and for research that reaches toward policy and practice rather than staying within academic walls. The range is wide: green computing and sustainable software engineering, circular economy models, business intelligence, data infrastructure, and applications that draw science, governance, and civil society into conversation.</w:t>
-      </w:r>
-    </w:p>
-    <w:p>
-      <w:pPr>
-        <w:pStyle w:val="Zwischenberschriften"/>
-        <w:rPr>
-          <w:b w:val="0"/>
-          <w:color w:val="385623" w:themeColor="accent6" w:themeShade="80"/>
-          <w:sz w:val="20"/>
-          <w:szCs w:val="20"/>
-          <w:lang w:val="en-US"/>
-        </w:rPr>
-      </w:pPr>
-    </w:p>
-    <w:p>
-      <w:pPr>
-        <w:pStyle w:val="Zwischenberschriften"/>
-        <w:rPr>
-          <w:b w:val="0"/>
-          <w:color w:val="385623" w:themeColor="accent6" w:themeShade="80"/>
-          <w:sz w:val="20"/>
-          <w:szCs w:val="20"/>
-          <w:lang w:val="en-US"/>
-        </w:rPr>
-      </w:pPr>
-      <w:r>
-        <w:rPr>
-          <w:b w:val="0"/>
-          <w:color w:val="385623" w:themeColor="accent6" w:themeShade="80"/>
-          <w:sz w:val="20"/>
-          <w:szCs w:val="20"/>
-          <w:lang w:val="en-US"/>
-        </w:rPr>
-        <w:t xml:space="preserve">Thanks are owed first to the authors, who shared their work at a formative stage. The members of the </w:t>
-      </w:r>
-      <w:proofErr w:type="spellStart"/>
-      <w:r>
-        <w:rPr>
-          <w:b w:val="0"/>
-          <w:color w:val="385623" w:themeColor="accent6" w:themeShade="80"/>
-          <w:sz w:val="20"/>
-          <w:szCs w:val="20"/>
-          <w:lang w:val="en-US"/>
-        </w:rPr>
-        <w:t>Programme</w:t>
-      </w:r>
-      <w:proofErr w:type="spellEnd"/>
-      <w:r>
-        <w:rPr>
-          <w:b w:val="0"/>
-          <w:color w:val="385623" w:themeColor="accent6" w:themeShade="80"/>
-          <w:sz w:val="20"/>
-          <w:szCs w:val="20"/>
-          <w:lang w:val="en-US"/>
-        </w:rPr>
-        <w:t xml:space="preserve"> and </w:t>
-      </w:r>
-      <w:proofErr w:type="spellStart"/>
-      <w:r>
-        <w:rPr>
-          <w:b w:val="0"/>
-          <w:color w:val="385623" w:themeColor="accent6" w:themeShade="80"/>
-          <w:sz w:val="20"/>
-          <w:szCs w:val="20"/>
-          <w:lang w:val="en-US"/>
-        </w:rPr>
-        <w:t>Organisation</w:t>
-      </w:r>
-      <w:proofErr w:type="spellEnd"/>
-      <w:r>
-        <w:rPr>
-          <w:b w:val="0"/>
-          <w:color w:val="385623" w:themeColor="accent6" w:themeShade="80"/>
-          <w:sz w:val="20"/>
-          <w:szCs w:val="20"/>
-          <w:lang w:val="en-US"/>
-        </w:rPr>
-        <w:t xml:space="preserve"> Committees deserve equal recognition for the care they brought to the review process. We are grateful to the University of </w:t>
-      </w:r>
-      <w:proofErr w:type="spellStart"/>
-      <w:r>
-        <w:rPr>
-          <w:b w:val="0"/>
-          <w:color w:val="385623" w:themeColor="accent6" w:themeShade="80"/>
-          <w:sz w:val="20"/>
-          <w:szCs w:val="20"/>
-          <w:lang w:val="en-US"/>
-        </w:rPr>
-        <w:t>Łódź</w:t>
-      </w:r>
-      <w:proofErr w:type="spellEnd"/>
-      <w:r>
-        <w:rPr>
-          <w:b w:val="0"/>
-          <w:color w:val="385623" w:themeColor="accent6" w:themeShade="80"/>
-          <w:sz w:val="20"/>
-          <w:szCs w:val="20"/>
-          <w:lang w:val="en-US"/>
-        </w:rPr>
-        <w:t xml:space="preserve"> for hosting the event, to the Polish Association of Environmental Economists for the joint </w:t>
-      </w:r>
-      <w:proofErr w:type="spellStart"/>
-      <w:r>
-        <w:rPr>
-          <w:b w:val="0"/>
-          <w:color w:val="385623" w:themeColor="accent6" w:themeShade="80"/>
-          <w:sz w:val="20"/>
-          <w:szCs w:val="20"/>
-          <w:lang w:val="en-US"/>
-        </w:rPr>
-        <w:t>organisation</w:t>
-      </w:r>
-      <w:proofErr w:type="spellEnd"/>
-      <w:r>
-        <w:rPr>
-          <w:b w:val="0"/>
-          <w:color w:val="385623" w:themeColor="accent6" w:themeShade="80"/>
-          <w:sz w:val="20"/>
-          <w:szCs w:val="20"/>
-          <w:lang w:val="en-US"/>
-        </w:rPr>
-        <w:t xml:space="preserve">, and to the Gesellschaft für Informatik e.V. for its steady support of </w:t>
-      </w:r>
-      <w:proofErr w:type="spellStart"/>
-      <w:r>
-        <w:rPr>
-          <w:b w:val="0"/>
-          <w:color w:val="385623" w:themeColor="accent6" w:themeShade="80"/>
-          <w:sz w:val="20"/>
-          <w:szCs w:val="20"/>
-          <w:lang w:val="en-US"/>
-        </w:rPr>
-        <w:t>EnviroInfo</w:t>
-      </w:r>
-      <w:proofErr w:type="spellEnd"/>
-      <w:r>
-        <w:rPr>
-          <w:b w:val="0"/>
-          <w:color w:val="385623" w:themeColor="accent6" w:themeShade="80"/>
-          <w:sz w:val="20"/>
-          <w:szCs w:val="20"/>
-          <w:lang w:val="en-US"/>
-        </w:rPr>
-        <w:t xml:space="preserve"> across four decades. </w:t>
-      </w:r>
-      <w:r>
-        <w:rPr>
-          <w:b w:val="0"/>
-          <w:color w:val="385623" w:themeColor="accent6" w:themeShade="80"/>
-          <w:sz w:val="20"/>
-          <w:szCs w:val="20"/>
-          <w:lang w:val="en-US"/>
-        </w:rPr>
-        <w:t>Finally, we thank our sponsors, whose support was essential to making this conference happen.</w:t>
-      </w:r>
-    </w:p>
-    <w:p>
-      <w:pPr>
-        <w:pStyle w:val="Zwischenberschriften"/>
-        <w:rPr>
-          <w:b w:val="0"/>
-          <w:color w:val="385623" w:themeColor="accent6" w:themeShade="80"/>
-          <w:sz w:val="20"/>
-          <w:szCs w:val="20"/>
-          <w:lang w:val="en-US"/>
-        </w:rPr>
-      </w:pPr>
-    </w:p>
-    <w:p>
-      <w:pPr>
-        <w:pStyle w:val="Zwischenberschriften"/>
-        <w:rPr>
-          <w:b w:val="0"/>
-          <w:color w:val="385623" w:themeColor="accent6" w:themeShade="80"/>
-          <w:sz w:val="20"/>
-          <w:szCs w:val="20"/>
-          <w:lang w:val="en-US"/>
-        </w:rPr>
-      </w:pPr>
-      <w:proofErr w:type="spellStart"/>
-      <w:r>
-        <w:rPr>
-          <w:b w:val="0"/>
-          <w:color w:val="385623" w:themeColor="accent6" w:themeShade="80"/>
-          <w:sz w:val="20"/>
-          <w:szCs w:val="20"/>
-          <w:lang w:val="en-US"/>
-        </w:rPr>
-        <w:t>Łódź</w:t>
-      </w:r>
-      <w:proofErr w:type="spellEnd"/>
-      <w:r>
-        <w:rPr>
-          <w:b w:val="0"/>
-          <w:color w:val="385623" w:themeColor="accent6" w:themeShade="80"/>
-          <w:sz w:val="20"/>
-          <w:szCs w:val="20"/>
-          <w:lang w:val="en-US"/>
-        </w:rPr>
-        <w:t>, September 2026</w:t>
-      </w:r>
-      <w:r>
-        <w:rPr>
-          <w:b w:val="0"/>
-          <w:color w:val="385623" w:themeColor="accent6" w:themeShade="80"/>
-          <w:sz w:val="20"/>
-          <w:szCs w:val="20"/>
-          <w:lang w:val="en-US"/>
-        </w:rPr>
-        <w:br/>
-        <w:t xml:space="preserve">On behalf of the </w:t>
-      </w:r>
-      <w:proofErr w:type="spellStart"/>
-      <w:r>
-        <w:rPr>
-          <w:b w:val="0"/>
-          <w:color w:val="385623" w:themeColor="accent6" w:themeShade="80"/>
-          <w:sz w:val="20"/>
-          <w:szCs w:val="20"/>
-          <w:lang w:val="en-US"/>
-        </w:rPr>
-        <w:t>Organising</w:t>
-      </w:r>
-      <w:proofErr w:type="spellEnd"/>
-      <w:r>
-        <w:rPr>
-          <w:b w:val="0"/>
-          <w:color w:val="385623" w:themeColor="accent6" w:themeShade="80"/>
-          <w:sz w:val="20"/>
-          <w:szCs w:val="20"/>
-          <w:lang w:val="en-US"/>
-        </w:rPr>
-        <w:t xml:space="preserve"> Committee</w:t>
-      </w:r>
-      <w:r>
-        <w:rPr>
-          <w:b w:val="0"/>
-          <w:color w:val="385623" w:themeColor="accent6" w:themeShade="80"/>
-          <w:sz w:val="20"/>
-          <w:szCs w:val="20"/>
-          <w:lang w:val="en-US"/>
-        </w:rPr>
-        <w:br/>
-        <w:t>Volker Wohlgemuth, Conference President</w:t>
-      </w:r>
-    </w:p>
-    <w:p>
-      <w:pPr>
-        <w:pStyle w:val="Zwischenberschriften"/>
-      </w:pPr>
-      <w:r>
-        <w:rPr>
-          <w:b w:val="0"/>
-          <w:color w:val="EE0000"/>
-          <w:sz w:val="20"/>
-          <w:szCs w:val="20"/>
-          <w:lang w:val="en-US"/>
-        </w:rPr>
-        <w:br w:type="page"/>
-      </w:r>
-      <w:r>
-        <w:lastRenderedPageBreak/>
-        <w:t>Sponsor</w:t>
-      </w:r>
-      <w:r>
-        <w:t>s</w:t>
+        <w:t>Sponsors</w:t>
       </w:r>
     </w:p>
     <w:p>
@@ -2906,9 +1893,6 @@
         <w:tabs>
           <w:tab w:val="left" w:pos="142"/>
         </w:tabs>
-        <w:rPr>
-          <w:lang w:val="de-DE"/>
-        </w:rPr>
       </w:pPr>
     </w:p>
     <w:p>
@@ -2918,13 +1902,7 @@
         </w:tabs>
       </w:pPr>
       <w:r>
-        <w:t xml:space="preserve">We </w:t>
-      </w:r>
-      <w:r>
-        <w:t>want</w:t>
-      </w:r>
-      <w:r>
-        <w:t xml:space="preserve"> to thank the following companies for supporting the conference.</w:t>
+        <w:t>We want to thank the following companies for supporting the conference.</w:t>
       </w:r>
     </w:p>
     <w:p>
@@ -2934,20 +1912,35 @@
         </w:tabs>
       </w:pPr>
     </w:p>
+    <w:p>
+      <w:pPr>
+        <w:tabs>
+          <w:tab w:val="left" w:pos="142"/>
+        </w:tabs>
+      </w:pPr>
+    </w:p>
     <w:tbl>
       <w:tblPr>
-        <w:tblW w:w="7479" w:type="dxa"/>
-        <w:tblLayout w:type="fixed"/>
-        <w:tblLook w:val="01E0" w:firstRow="1" w:lastRow="1" w:firstColumn="1" w:lastColumn="1" w:noHBand="0" w:noVBand="0"/>
+        <w:tblStyle w:val="Tabellenraster"/>
+        <w:tblW w:w="0" w:type="auto"/>
+        <w:tblBorders>
+          <w:top w:val="none" w:sz="0" w:space="0" w:color="auto"/>
+          <w:left w:val="none" w:sz="0" w:space="0" w:color="auto"/>
+          <w:bottom w:val="none" w:sz="0" w:space="0" w:color="auto"/>
+          <w:right w:val="none" w:sz="0" w:space="0" w:color="auto"/>
+          <w:insideH w:val="none" w:sz="0" w:space="0" w:color="auto"/>
+          <w:insideV w:val="none" w:sz="0" w:space="0" w:color="auto"/>
+        </w:tblBorders>
+        <w:tblLook w:val="04A0" w:firstRow="1" w:lastRow="0" w:firstColumn="1" w:lastColumn="0" w:noHBand="0" w:noVBand="1"/>
       </w:tblPr>
       <w:tblGrid>
-        <w:gridCol w:w="4395"/>
-        <w:gridCol w:w="3084"/>
+        <w:gridCol w:w="3567"/>
+        <w:gridCol w:w="3567"/>
       </w:tblGrid>
       <w:tr>
         <w:tc>
           <w:tcPr>
-            <w:tcW w:w="4395" w:type="dxa"/>
+            <w:tcW w:w="3567" w:type="dxa"/>
           </w:tcPr>
           <w:p>
             <w:pPr>
@@ -2962,7 +1955,7 @@
         </w:tc>
         <w:tc>
           <w:tcPr>
-            <w:tcW w:w="3084" w:type="dxa"/>
+            <w:tcW w:w="3567" w:type="dxa"/>
           </w:tcPr>
           <w:p>
             <w:pPr>
@@ -2970,9 +1963,6 @@
                 <w:tab w:val="left" w:pos="142"/>
               </w:tabs>
               <w:jc w:val="right"/>
-              <w:rPr>
-                <w:lang w:val="de-AT"/>
-              </w:rPr>
             </w:pPr>
             <w:r>
               <w:rPr>
@@ -2980,9 +1970,9 @@
                 <w:lang w:val="de-AT"/>
               </w:rPr>
               <w:drawing>
-                <wp:inline distT="0" distB="0" distL="0" distR="0" wp14:anchorId="63B6A7C2" wp14:editId="65438413">
-                  <wp:extent cx="862148" cy="246328"/>
-                  <wp:effectExtent l="0" t="0" r="0" b="1905"/>
+                <wp:inline distT="0" distB="0" distL="0" distR="0" wp14:anchorId="7980F626" wp14:editId="5D9C1217">
+                  <wp:extent cx="1140834" cy="325953"/>
+                  <wp:effectExtent l="0" t="0" r="2540" b="0"/>
                   <wp:docPr id="1" name="Grafik 1"/>
                   <wp:cNvGraphicFramePr>
                     <a:graphicFrameLocks xmlns:a="http://schemas.openxmlformats.org/drawingml/2006/main" noChangeAspect="1"/>
@@ -3011,7 +2001,7 @@
                         <pic:spPr bwMode="auto">
                           <a:xfrm>
                             <a:off x="0" y="0"/>
-                            <a:ext cx="889888" cy="254254"/>
+                            <a:ext cx="1198416" cy="342405"/>
                           </a:xfrm>
                           <a:prstGeom prst="rect">
                             <a:avLst/>
@@ -3030,7 +2020,7 @@
       <w:tr>
         <w:tc>
           <w:tcPr>
-            <w:tcW w:w="4395" w:type="dxa"/>
+            <w:tcW w:w="3567" w:type="dxa"/>
           </w:tcPr>
           <w:p>
             <w:pPr>
@@ -3042,10 +2032,37 @@
               </w:rPr>
             </w:pPr>
           </w:p>
+          <w:p>
+            <w:pPr>
+              <w:tabs>
+                <w:tab w:val="left" w:pos="142"/>
+              </w:tabs>
+            </w:pPr>
+            <w:r>
+              <w:rPr>
+                <w:lang w:val="de-AT"/>
+              </w:rPr>
+              <w:t xml:space="preserve">German </w:t>
+            </w:r>
+            <w:proofErr w:type="spellStart"/>
+            <w:r>
+              <w:rPr>
+                <w:lang w:val="de-AT"/>
+              </w:rPr>
+              <w:t>Informatics</w:t>
+            </w:r>
+            <w:proofErr w:type="spellEnd"/>
+            <w:r>
+              <w:rPr>
+                <w:lang w:val="de-AT"/>
+              </w:rPr>
+              <w:t xml:space="preserve"> Society</w:t>
+            </w:r>
+          </w:p>
         </w:tc>
         <w:tc>
           <w:tcPr>
-            <w:tcW w:w="3084" w:type="dxa"/>
+            <w:tcW w:w="3567" w:type="dxa"/>
           </w:tcPr>
           <w:p>
             <w:pPr>
@@ -3053,72 +2070,16 @@
                 <w:tab w:val="left" w:pos="142"/>
               </w:tabs>
               <w:jc w:val="right"/>
-              <w:rPr>
-                <w:lang w:val="de-AT"/>
-              </w:rPr>
-            </w:pPr>
-          </w:p>
-        </w:tc>
-      </w:tr>
-      <w:tr>
-        <w:tc>
-          <w:tcPr>
-            <w:tcW w:w="4395" w:type="dxa"/>
-          </w:tcPr>
-          <w:p>
-            <w:pPr>
-              <w:tabs>
-                <w:tab w:val="left" w:pos="142"/>
-              </w:tabs>
-              <w:rPr>
-                <w:lang w:val="de-AT"/>
-              </w:rPr>
             </w:pPr>
             <w:r>
               <w:rPr>
-                <w:lang w:val="de-AT"/>
-              </w:rPr>
-              <w:t xml:space="preserve">German </w:t>
-            </w:r>
-            <w:proofErr w:type="spellStart"/>
-            <w:r>
-              <w:rPr>
-                <w:lang w:val="de-AT"/>
-              </w:rPr>
-              <w:t>Informatics</w:t>
-            </w:r>
-            <w:proofErr w:type="spellEnd"/>
-            <w:r>
-              <w:rPr>
-                <w:lang w:val="de-AT"/>
-              </w:rPr>
-              <w:t xml:space="preserve"> Society</w:t>
-            </w:r>
-          </w:p>
-        </w:tc>
-        <w:tc>
-          <w:tcPr>
-            <w:tcW w:w="3084" w:type="dxa"/>
-          </w:tcPr>
-          <w:p>
-            <w:pPr>
-              <w:tabs>
-                <w:tab w:val="left" w:pos="142"/>
-              </w:tabs>
-              <w:jc w:val="right"/>
-              <w:rPr>
-                <w:lang w:val="de-AT"/>
-              </w:rPr>
-            </w:pPr>
-            <w:r>
-              <w:rPr>
                 <w:noProof/>
                 <w:lang w:val="de-DE"/>
               </w:rPr>
               <w:drawing>
-                <wp:inline distT="0" distB="0" distL="0" distR="0" wp14:anchorId="6D67357C" wp14:editId="72ABA511">
-                  <wp:extent cx="935930" cy="318386"/>
-                  <wp:effectExtent l="0" t="0" r="0" b="5715"/>
+                <wp:inline distT="0" distB="0" distL="0" distR="0" wp14:anchorId="77D23BC1" wp14:editId="574B5A1E">
+                  <wp:extent cx="1297246" cy="441298"/>
+                  <wp:effectExtent l="0" t="0" r="0" b="0"/>
                   <wp:docPr id="5" name="Bild 3"/>
                   <wp:cNvGraphicFramePr>
                     <a:graphicFrameLocks xmlns:a="http://schemas.openxmlformats.org/drawingml/2006/main" noChangeAspect="1"/>
@@ -3147,7 +2108,7 @@
                         <pic:spPr bwMode="auto">
                           <a:xfrm>
                             <a:off x="0" y="0"/>
-                            <a:ext cx="948380" cy="322621"/>
+                            <a:ext cx="1327728" cy="451667"/>
                           </a:xfrm>
                           <a:prstGeom prst="rect">
                             <a:avLst/>
@@ -3166,84 +2127,12 @@
           </w:p>
         </w:tc>
       </w:tr>
-      <w:tr>
-        <w:tc>
-          <w:tcPr>
-            <w:tcW w:w="4395" w:type="dxa"/>
-          </w:tcPr>
-          <w:p>
-            <w:pPr>
-              <w:tabs>
-                <w:tab w:val="left" w:pos="142"/>
-              </w:tabs>
-              <w:rPr>
-                <w:lang w:val="de-AT"/>
-              </w:rPr>
-            </w:pPr>
-          </w:p>
-        </w:tc>
-        <w:tc>
-          <w:tcPr>
-            <w:tcW w:w="3084" w:type="dxa"/>
-          </w:tcPr>
-          <w:p>
-            <w:pPr>
-              <w:tabs>
-                <w:tab w:val="left" w:pos="142"/>
-              </w:tabs>
-              <w:jc w:val="right"/>
-              <w:rPr>
-                <w:lang w:val="de-AT"/>
-              </w:rPr>
-            </w:pPr>
-          </w:p>
-        </w:tc>
-      </w:tr>
-      <w:tr>
-        <w:trPr>
-          <w:trHeight w:val="60"/>
-        </w:trPr>
-        <w:tc>
-          <w:tcPr>
-            <w:tcW w:w="4395" w:type="dxa"/>
-          </w:tcPr>
-          <w:p>
-            <w:pPr>
-              <w:tabs>
-                <w:tab w:val="left" w:pos="142"/>
-              </w:tabs>
-              <w:rPr>
-                <w:lang w:val="de-AT"/>
-              </w:rPr>
-            </w:pPr>
-          </w:p>
-        </w:tc>
-        <w:tc>
-          <w:tcPr>
-            <w:tcW w:w="3084" w:type="dxa"/>
-          </w:tcPr>
-          <w:p>
-            <w:pPr>
-              <w:tabs>
-                <w:tab w:val="left" w:pos="142"/>
-              </w:tabs>
-              <w:jc w:val="right"/>
-              <w:rPr>
-                <w:lang w:val="de-AT"/>
-              </w:rPr>
-            </w:pPr>
-          </w:p>
-        </w:tc>
-      </w:tr>
     </w:tbl>
     <w:p>
       <w:pPr>
         <w:tabs>
           <w:tab w:val="left" w:pos="142"/>
         </w:tabs>
-        <w:rPr>
-          <w:lang w:val="de-AT"/>
-        </w:rPr>
       </w:pPr>
     </w:p>
     <w:p>
@@ -3344,7 +2233,7 @@
                 <w:kern w:val="2"/>
                 <w14:ligatures w14:val="standardContextual"/>
               </w:rPr>
-              <w:t>HTW Berlin – University of Applied Sciences</w:t>
+              <w:t>HTW Berlin – University of Applied Sciences, Berlin</w:t>
             </w:r>
             <w:r>
               <w:rPr>
@@ -3358,14 +2247,190 @@
                 <w:kern w:val="2"/>
                 <w14:ligatures w14:val="standardContextual"/>
               </w:rPr>
-              <w:t xml:space="preserve"> Berlin</w:t>
+              <w:t xml:space="preserve"> </w:t>
             </w:r>
-            <w:r>
+          </w:p>
+          <w:p>
+            <w:pPr>
+              <w:ind w:left="-106"/>
               <w:rPr>
                 <w:kern w:val="2"/>
                 <w14:ligatures w14:val="standardContextual"/>
               </w:rPr>
-              <w:t xml:space="preserve"> , Germany</w:t>
+            </w:pPr>
+            <w:r>
+              <w:rPr>
+                <w:kern w:val="2"/>
+                <w14:ligatures w14:val="standardContextual"/>
+              </w:rPr>
+              <w:t>Germany</w:t>
+            </w:r>
+          </w:p>
+          <w:p>
+            <w:pPr>
+              <w:ind w:left="-106"/>
+              <w:rPr>
+                <w:kern w:val="2"/>
+                <w14:ligatures w14:val="standardContextual"/>
+              </w:rPr>
+            </w:pPr>
+          </w:p>
+        </w:tc>
+      </w:tr>
+      <w:tr>
+        <w:tc>
+          <w:tcPr>
+            <w:tcW w:w="2268" w:type="dxa"/>
+          </w:tcPr>
+          <w:p>
+            <w:pPr>
+              <w:rPr>
+                <w:kern w:val="2"/>
+                <w14:ligatures w14:val="standardContextual"/>
+              </w:rPr>
+            </w:pPr>
+            <w:r>
+              <w:rPr>
+                <w:kern w:val="2"/>
+                <w14:ligatures w14:val="standardContextual"/>
+              </w:rPr>
+              <w:t>Stefan Naumann</w:t>
+            </w:r>
+          </w:p>
+        </w:tc>
+        <w:tc>
+          <w:tcPr>
+            <w:tcW w:w="5245" w:type="dxa"/>
+          </w:tcPr>
+          <w:p>
+            <w:pPr>
+              <w:ind w:left="-106"/>
+              <w:rPr>
+                <w:kern w:val="2"/>
+                <w14:ligatures w14:val="standardContextual"/>
+              </w:rPr>
+            </w:pPr>
+            <w:r>
+              <w:rPr>
+                <w:kern w:val="2"/>
+                <w14:ligatures w14:val="standardContextual"/>
+              </w:rPr>
+              <w:t>Trier University of Applied Sciences, Trier, Germany</w:t>
+            </w:r>
+          </w:p>
+          <w:p>
+            <w:pPr>
+              <w:ind w:left="-106"/>
+              <w:rPr>
+                <w:kern w:val="2"/>
+                <w14:ligatures w14:val="standardContextual"/>
+              </w:rPr>
+            </w:pPr>
+          </w:p>
+        </w:tc>
+      </w:tr>
+      <w:tr>
+        <w:tc>
+          <w:tcPr>
+            <w:tcW w:w="2268" w:type="dxa"/>
+          </w:tcPr>
+          <w:p>
+            <w:pPr>
+              <w:rPr>
+                <w:kern w:val="2"/>
+                <w14:ligatures w14:val="standardContextual"/>
+              </w:rPr>
+            </w:pPr>
+            <w:r>
+              <w:rPr>
+                <w:kern w:val="2"/>
+                <w14:ligatures w14:val="standardContextual"/>
+              </w:rPr>
+              <w:t>Grit Behrens</w:t>
+            </w:r>
+          </w:p>
+        </w:tc>
+        <w:tc>
+          <w:tcPr>
+            <w:tcW w:w="5245" w:type="dxa"/>
+          </w:tcPr>
+          <w:p>
+            <w:pPr>
+              <w:ind w:left="-106"/>
+              <w:rPr>
+                <w:kern w:val="2"/>
+                <w14:ligatures w14:val="standardContextual"/>
+              </w:rPr>
+            </w:pPr>
+            <w:r>
+              <w:rPr>
+                <w:kern w:val="2"/>
+                <w14:ligatures w14:val="standardContextual"/>
+              </w:rPr>
+              <w:t>University of Applied Sciences Bielefeld, Minden, Germany</w:t>
+            </w:r>
+          </w:p>
+        </w:tc>
+      </w:tr>
+      <w:tr>
+        <w:trPr>
+          <w:trHeight w:val="60"/>
+        </w:trPr>
+        <w:tc>
+          <w:tcPr>
+            <w:tcW w:w="2268" w:type="dxa"/>
+          </w:tcPr>
+          <w:p>
+            <w:pPr>
+              <w:rPr>
+                <w:kern w:val="2"/>
+                <w14:ligatures w14:val="standardContextual"/>
+              </w:rPr>
+            </w:pPr>
+          </w:p>
+          <w:p>
+            <w:pPr>
+              <w:rPr>
+                <w:kern w:val="2"/>
+                <w14:ligatures w14:val="standardContextual"/>
+              </w:rPr>
+            </w:pPr>
+            <w:r>
+              <w:rPr>
+                <w:kern w:val="2"/>
+                <w14:ligatures w14:val="standardContextual"/>
+              </w:rPr>
+              <w:t>Małgorzata Burchard-Dziubińska</w:t>
+            </w:r>
+          </w:p>
+        </w:tc>
+        <w:tc>
+          <w:tcPr>
+            <w:tcW w:w="5245" w:type="dxa"/>
+          </w:tcPr>
+          <w:p>
+            <w:pPr>
+              <w:ind w:left="-106"/>
+              <w:rPr>
+                <w:kern w:val="2"/>
+                <w14:ligatures w14:val="standardContextual"/>
+              </w:rPr>
+            </w:pPr>
+          </w:p>
+          <w:p>
+            <w:pPr>
+              <w:ind w:left="-106"/>
+              <w:rPr>
+                <w:kern w:val="2"/>
+                <w14:ligatures w14:val="standardContextual"/>
+              </w:rPr>
+            </w:pPr>
+            <w:r>
+              <w:rPr>
+                <w:kern w:val="2"/>
+                <w14:ligatures w14:val="standardContextual"/>
+              </w:rPr>
+              <w:t>University of Łódź, Łódź, Poland</w:t>
             </w:r>
           </w:p>
         </w:tc>
@@ -3383,21 +2448,6 @@
               </w:rPr>
             </w:pPr>
           </w:p>
-          <w:p>
-            <w:pPr>
-              <w:rPr>
-                <w:kern w:val="2"/>
-                <w14:ligatures w14:val="standardContextual"/>
-              </w:rPr>
-            </w:pPr>
-            <w:r>
-              <w:rPr>
-                <w:kern w:val="2"/>
-                <w14:ligatures w14:val="standardContextual"/>
-              </w:rPr>
-              <w:t>Stefan Naumann</w:t>
-            </w:r>
-          </w:p>
         </w:tc>
         <w:tc>
           <w:tcPr>
@@ -3412,253 +2462,6 @@
               </w:rPr>
             </w:pPr>
           </w:p>
-          <w:p>
-            <w:pPr>
-              <w:ind w:left="-106"/>
-              <w:rPr>
-                <w:kern w:val="2"/>
-                <w14:ligatures w14:val="standardContextual"/>
-              </w:rPr>
-            </w:pPr>
-            <w:r>
-              <w:rPr>
-                <w:kern w:val="2"/>
-                <w14:ligatures w14:val="standardContextual"/>
-              </w:rPr>
-              <w:t>Trier University of Applied Sciences,</w:t>
-            </w:r>
-            <w:r>
-              <w:rPr>
-                <w:kern w:val="2"/>
-                <w14:ligatures w14:val="standardContextual"/>
-              </w:rPr>
-              <w:t xml:space="preserve"> Trier,</w:t>
-            </w:r>
-            <w:r>
-              <w:rPr>
-                <w:kern w:val="2"/>
-                <w14:ligatures w14:val="standardContextual"/>
-              </w:rPr>
-              <w:t xml:space="preserve"> Germany</w:t>
-            </w:r>
-          </w:p>
-          <w:p>
-            <w:pPr>
-              <w:ind w:left="-106"/>
-              <w:rPr>
-                <w:kern w:val="2"/>
-                <w14:ligatures w14:val="standardContextual"/>
-              </w:rPr>
-            </w:pPr>
-          </w:p>
-        </w:tc>
-      </w:tr>
-      <w:tr>
-        <w:tc>
-          <w:tcPr>
-            <w:tcW w:w="2268" w:type="dxa"/>
-          </w:tcPr>
-          <w:p>
-            <w:pPr>
-              <w:rPr>
-                <w:kern w:val="2"/>
-                <w14:ligatures w14:val="standardContextual"/>
-              </w:rPr>
-            </w:pPr>
-            <w:r>
-              <w:rPr>
-                <w:kern w:val="2"/>
-                <w14:ligatures w14:val="standardContextual"/>
-              </w:rPr>
-              <w:t>Grit Behrens</w:t>
-            </w:r>
-          </w:p>
-        </w:tc>
-        <w:tc>
-          <w:tcPr>
-            <w:tcW w:w="5245" w:type="dxa"/>
-          </w:tcPr>
-          <w:p>
-            <w:pPr>
-              <w:ind w:left="-106"/>
-              <w:rPr>
-                <w:kern w:val="2"/>
-                <w14:ligatures w14:val="standardContextual"/>
-              </w:rPr>
-            </w:pPr>
-            <w:r>
-              <w:rPr>
-                <w:kern w:val="2"/>
-                <w14:ligatures w14:val="standardContextual"/>
-              </w:rPr>
-              <w:t>University of Applied Sciences Bielefeld</w:t>
-            </w:r>
-            <w:r>
-              <w:rPr>
-                <w:kern w:val="2"/>
-                <w14:ligatures w14:val="standardContextual"/>
-              </w:rPr>
-              <w:t>,</w:t>
-            </w:r>
-            <w:r>
-              <w:rPr>
-                <w:kern w:val="2"/>
-                <w14:ligatures w14:val="standardContextual"/>
-              </w:rPr>
-              <w:t xml:space="preserve"> Minden,</w:t>
-            </w:r>
-            <w:r>
-              <w:rPr>
-                <w:kern w:val="2"/>
-                <w14:ligatures w14:val="standardContextual"/>
-              </w:rPr>
-              <w:t xml:space="preserve"> Germany</w:t>
-            </w:r>
-          </w:p>
-        </w:tc>
-      </w:tr>
-      <w:tr>
-        <w:tc>
-          <w:tcPr>
-            <w:tcW w:w="2268" w:type="dxa"/>
-          </w:tcPr>
-          <w:p>
-            <w:pPr>
-              <w:rPr>
-                <w:kern w:val="2"/>
-                <w14:ligatures w14:val="standardContextual"/>
-              </w:rPr>
-            </w:pPr>
-          </w:p>
-          <w:p>
-            <w:pPr>
-              <w:rPr>
-                <w:kern w:val="2"/>
-                <w14:ligatures w14:val="standardContextual"/>
-              </w:rPr>
-            </w:pPr>
-            <w:r>
-              <w:rPr>
-                <w:kern w:val="2"/>
-                <w14:ligatures w14:val="standardContextual"/>
-              </w:rPr>
-              <w:t>Małgorzata Burchard-</w:t>
-            </w:r>
-            <w:proofErr w:type="spellStart"/>
-            <w:r>
-              <w:rPr>
-                <w:kern w:val="2"/>
-                <w14:ligatures w14:val="standardContextual"/>
-              </w:rPr>
-              <w:t>Dziubińska</w:t>
-            </w:r>
-            <w:proofErr w:type="spellEnd"/>
-          </w:p>
-        </w:tc>
-        <w:tc>
-          <w:tcPr>
-            <w:tcW w:w="5245" w:type="dxa"/>
-          </w:tcPr>
-          <w:p>
-            <w:pPr>
-              <w:ind w:left="-106"/>
-              <w:rPr>
-                <w:kern w:val="2"/>
-                <w14:ligatures w14:val="standardContextual"/>
-              </w:rPr>
-            </w:pPr>
-          </w:p>
-          <w:p>
-            <w:pPr>
-              <w:ind w:left="-106"/>
-              <w:rPr>
-                <w:kern w:val="2"/>
-                <w14:ligatures w14:val="standardContextual"/>
-              </w:rPr>
-            </w:pPr>
-            <w:r>
-              <w:rPr>
-                <w:kern w:val="2"/>
-                <w14:ligatures w14:val="standardContextual"/>
-              </w:rPr>
-              <w:t xml:space="preserve">University of </w:t>
-            </w:r>
-            <w:proofErr w:type="spellStart"/>
-            <w:r>
-              <w:rPr>
-                <w:kern w:val="2"/>
-                <w14:ligatures w14:val="standardContextual"/>
-              </w:rPr>
-              <w:t>Łódź</w:t>
-            </w:r>
-            <w:proofErr w:type="spellEnd"/>
-            <w:r>
-              <w:rPr>
-                <w:kern w:val="2"/>
-                <w14:ligatures w14:val="standardContextual"/>
-              </w:rPr>
-              <w:t>,</w:t>
-            </w:r>
-            <w:r>
-              <w:rPr>
-                <w:kern w:val="2"/>
-                <w14:ligatures w14:val="standardContextual"/>
-              </w:rPr>
-              <w:t xml:space="preserve"> </w:t>
-            </w:r>
-            <w:proofErr w:type="spellStart"/>
-            <w:r>
-              <w:rPr>
-                <w:kern w:val="2"/>
-                <w14:ligatures w14:val="standardContextual"/>
-              </w:rPr>
-              <w:t>Łódź</w:t>
-            </w:r>
-            <w:proofErr w:type="spellEnd"/>
-            <w:r>
-              <w:rPr>
-                <w:kern w:val="2"/>
-                <w14:ligatures w14:val="standardContextual"/>
-              </w:rPr>
-              <w:t>,</w:t>
-            </w:r>
-            <w:r>
-              <w:rPr>
-                <w:kern w:val="2"/>
-                <w14:ligatures w14:val="standardContextual"/>
-              </w:rPr>
-              <w:t xml:space="preserve"> Poland</w:t>
-            </w:r>
-          </w:p>
-        </w:tc>
-      </w:tr>
-      <w:tr>
-        <w:tc>
-          <w:tcPr>
-            <w:tcW w:w="2268" w:type="dxa"/>
-          </w:tcPr>
-          <w:p>
-            <w:pPr>
-              <w:rPr>
-                <w:kern w:val="2"/>
-                <w14:ligatures w14:val="standardContextual"/>
-              </w:rPr>
-            </w:pPr>
-          </w:p>
-        </w:tc>
-        <w:tc>
-          <w:tcPr>
-            <w:tcW w:w="5245" w:type="dxa"/>
-          </w:tcPr>
-          <w:p>
-            <w:pPr>
-              <w:ind w:left="-106"/>
-              <w:rPr>
-                <w:kern w:val="2"/>
-                <w14:ligatures w14:val="standardContextual"/>
-              </w:rPr>
-            </w:pPr>
-          </w:p>
         </w:tc>
       </w:tr>
       <w:bookmarkEnd w:id="1"/>
@@ -3691,7 +2494,6 @@
           <w:szCs w:val="28"/>
         </w:rPr>
       </w:pPr>
-      <w:proofErr w:type="spellStart"/>
       <w:r>
         <w:rPr>
           <w:b/>
@@ -3699,16 +2501,327 @@
           <w:szCs w:val="28"/>
         </w:rPr>
         <w:lastRenderedPageBreak/>
-        <w:t>Programme</w:t>
-      </w:r>
-      <w:proofErr w:type="spellEnd"/>
-      <w:r>
+        <w:t>Program Committee</w:t>
+      </w:r>
+    </w:p>
+    <w:p>
+      <w:pPr>
+        <w:tabs>
+          <w:tab w:val="left" w:pos="142"/>
+        </w:tabs>
+        <w:jc w:val="both"/>
+      </w:pPr>
+    </w:p>
+    <w:p>
+      <w:pPr>
+        <w:jc w:val="both"/>
+      </w:pPr>
+      <w:r>
+        <w:t>Achim Guldner, Trier University of Applied Sciences, Germany</w:t>
+      </w:r>
+    </w:p>
+    <w:p>
+      <w:pPr>
+        <w:jc w:val="both"/>
+      </w:pPr>
+      <w:r>
+        <w:t>Amna Ramzy, German University in Cairo (GUC), Egypt</w:t>
+      </w:r>
+    </w:p>
+    <w:p>
+      <w:pPr>
+        <w:jc w:val="both"/>
+      </w:pPr>
+      <w:r>
+        <w:t>Andi H. Widok, HTW Berlin – University of Applied Sciences, Berlin, Germany</w:t>
+      </w:r>
+    </w:p>
+    <w:p>
+      <w:pPr>
+        <w:jc w:val="both"/>
+      </w:pPr>
+      <w:r>
+        <w:t>Andreas Abecker, Disy Informationssysteme GmbH, Germany</w:t>
+      </w:r>
+    </w:p>
+    <w:p>
+      <w:pPr>
+        <w:jc w:val="both"/>
+      </w:pPr>
+      <w:r>
+        <w:t>Andreas Winter, University of Oldenburg, Germany</w:t>
+      </w:r>
+    </w:p>
+    <w:p>
+      <w:pPr>
+        <w:jc w:val="both"/>
+      </w:pPr>
+      <w:r>
+        <w:t>Anna Zagorski, Umweltbundesamt - German Environment Agency, Germany</w:t>
+      </w:r>
+    </w:p>
+    <w:p>
+      <w:pPr>
+        <w:jc w:val="both"/>
+      </w:pPr>
+      <w:r>
+        <w:t>Barak Fishbain, Technion – Israel Institute of Technology, Israel</w:t>
+      </w:r>
+    </w:p>
+    <w:p>
+      <w:pPr>
+        <w:jc w:val="both"/>
+      </w:pPr>
+      <w:r>
+        <w:t xml:space="preserve">Benjamin Wagner </w:t>
+      </w:r>
+      <w:proofErr w:type="gramStart"/>
+      <w:r>
+        <w:t>vom</w:t>
+      </w:r>
+      <w:proofErr w:type="gramEnd"/>
+      <w:r>
+        <w:t xml:space="preserve"> Berg, University of Applied Sciences Bremerhaven, Germany</w:t>
+      </w:r>
+    </w:p>
+    <w:p>
+      <w:pPr>
+        <w:jc w:val="both"/>
+      </w:pPr>
+      <w:r>
+        <w:t>Benno Schmidt, Bochum University of Applied Sciences, Germany</w:t>
+      </w:r>
+    </w:p>
+    <w:p>
+      <w:pPr>
+        <w:jc w:val="both"/>
+      </w:pPr>
+      <w:r>
+        <w:t>Benoît Otjacques, Luxembourg Institute of Science and Technology (LIST), Luxembourg</w:t>
+      </w:r>
+    </w:p>
+    <w:p>
+      <w:pPr>
+        <w:jc w:val="both"/>
+      </w:pPr>
+      <w:r>
+        <w:t>Denis Havlik, Austrian Institute of Technology (AIT), Austria</w:t>
+      </w:r>
+    </w:p>
+    <w:p>
+      <w:pPr>
+        <w:jc w:val="both"/>
+      </w:pPr>
+      <w:r>
+        <w:t>Dennis Junger, HTW Berlin – University of Applied Sciences, Berlin, Germany</w:t>
+      </w:r>
+    </w:p>
+    <w:p>
+      <w:pPr>
+        <w:jc w:val="both"/>
+      </w:pPr>
+      <w:r>
+        <w:t>Dieter Kranzlmüller, Leibniz Supercomputing Centre (LRZ) of the Bavarian Academy of Sciences and Humanities, Germany</w:t>
+      </w:r>
+    </w:p>
+    <w:p>
+      <w:pPr>
+        <w:jc w:val="both"/>
+      </w:pPr>
+      <w:r>
+        <w:t>Frank Fuchs-Kittowski, HTW Berlin – University of Applied Sciences, Berlin, Germany</w:t>
+      </w:r>
+    </w:p>
+    <w:p>
+      <w:pPr>
+        <w:jc w:val="both"/>
+        <w:rPr>
+          <w:lang w:val="de-DE"/>
+        </w:rPr>
+      </w:pPr>
+      <w:r>
+        <w:rPr>
+          <w:lang w:val="de-DE"/>
+        </w:rPr>
+        <w:t>Friedhelm Hosenfeld, DigSyLand, Germany</w:t>
+      </w:r>
+    </w:p>
+    <w:p>
+      <w:pPr>
+        <w:jc w:val="both"/>
+        <w:rPr>
+          <w:lang w:val="de-DE"/>
+        </w:rPr>
+      </w:pPr>
+      <w:r>
+        <w:rPr>
+          <w:lang w:val="de-DE"/>
+        </w:rPr>
+        <w:t>Hans-Knud Arndt, Otto-von-Guericke-Universität, Magdeburg, Germany</w:t>
+      </w:r>
+    </w:p>
+    <w:p>
+      <w:pPr>
+        <w:jc w:val="both"/>
+      </w:pPr>
+      <w:r>
+        <w:t>Heiko Thimm, Hochschule Pforzheim, Germany</w:t>
+      </w:r>
+    </w:p>
+    <w:p>
+      <w:pPr>
+        <w:jc w:val="both"/>
+      </w:pPr>
+      <w:r>
+        <w:t>Horst Kremers, Horst Kremers UNDRR SEM - RIMMA CoE Community, Germany</w:t>
+      </w:r>
+    </w:p>
+    <w:p>
+      <w:pPr>
+        <w:jc w:val="both"/>
+      </w:pPr>
+      <w:r>
+        <w:t>Jochen Wittmann, HTW Berlin – University of Applied Sciences., Berlin, Germany</w:t>
+      </w:r>
+    </w:p>
+    <w:p>
+      <w:pPr>
+        <w:jc w:val="both"/>
+      </w:pPr>
+      <w:r>
+        <w:t>Jorge Marx Gomez, Carl von Ossietzky University of Oldenburg - Department of Computing Science, Germany</w:t>
+      </w:r>
+    </w:p>
+    <w:p>
+      <w:pPr>
+        <w:jc w:val="both"/>
+      </w:pPr>
+      <w:r>
+        <w:t>Karol Mrozik, Poznań University of Life Sciences, Poland</w:t>
+      </w:r>
+    </w:p>
+    <w:p>
+      <w:pPr>
+        <w:jc w:val="both"/>
+      </w:pPr>
+      <w:r>
+        <w:t>Klaus Greve, University of Bonn, Germany</w:t>
+      </w:r>
+    </w:p>
+    <w:p>
+      <w:pPr>
+        <w:jc w:val="both"/>
+      </w:pPr>
+      <w:r>
+        <w:t>Kostas Karatzas, Aristotle University of Thessaloniki, Greece</w:t>
+      </w:r>
+    </w:p>
+    <w:p>
+      <w:pPr>
+        <w:jc w:val="both"/>
+      </w:pPr>
+      <w:r>
+        <w:t>Margaret M. MacDonell, Argonne National Laboratory, USA</w:t>
+      </w:r>
+    </w:p>
+    <w:p>
+      <w:pPr>
+        <w:jc w:val="both"/>
+      </w:pPr>
+      <w:r>
+        <w:t>Martina Willenbacher, HTW Berlin – University of Applied Sciences., Berlin, Germany</w:t>
+      </w:r>
+    </w:p>
+    <w:p>
+      <w:pPr>
+        <w:jc w:val="both"/>
+      </w:pPr>
+      <w:r>
+        <w:t>Maximilian Höb, Leibniz Supercomputing Centre (LRZ) of the Bavarian Academy of Sciences and Humanities, Germany</w:t>
+      </w:r>
+    </w:p>
+    <w:p>
+      <w:pPr>
+        <w:jc w:val="both"/>
+      </w:pPr>
+      <w:r>
+        <w:t>Patricia Lago, Vrije Universiteit Amsterdam (VU), The Netherlands</w:t>
+      </w:r>
+    </w:p>
+    <w:p>
+      <w:pPr>
+        <w:jc w:val="both"/>
+      </w:pPr>
+      <w:r>
+        <w:t>Pawel Bartoszczuk, SGH Warsaw School of Economics, Poland</w:t>
+      </w:r>
+    </w:p>
+    <w:p>
+      <w:pPr>
+        <w:jc w:val="both"/>
+      </w:pPr>
+      <w:r>
+        <w:t>Ralf Klischewski, German University in Cairo (GUC), Egypt, Germany</w:t>
+      </w:r>
+    </w:p>
+    <w:p>
+      <w:pPr>
+        <w:jc w:val="both"/>
+      </w:pPr>
+      <w:r>
+        <w:t>Rüdiger Schaldach, University of Kassel - Center for Environmental Systems Research, Germany</w:t>
+      </w:r>
+    </w:p>
+    <w:p>
+      <w:pPr>
+        <w:jc w:val="both"/>
+      </w:pPr>
+      <w:r>
+        <w:t>Stanisław Czaja, Wrocław University of Economics and Business, Poland</w:t>
+      </w:r>
+    </w:p>
+    <w:p>
+      <w:pPr>
+        <w:jc w:val="both"/>
+      </w:pPr>
+      <w:r>
+        <w:t>Stefan Naumann, Trier University of Applied Sciences, Germany</w:t>
+      </w:r>
+    </w:p>
+    <w:p>
+      <w:pPr>
+        <w:jc w:val="both"/>
+      </w:pPr>
+      <w:r>
+        <w:t>Thomas Rose, RWTH Aachen University - Media Informatics / Processes, Germany</w:t>
+      </w:r>
+    </w:p>
+    <w:p>
+      <w:pPr>
+        <w:jc w:val="both"/>
         <w:rPr>
           <w:b/>
           <w:sz w:val="28"/>
           <w:szCs w:val="28"/>
         </w:rPr>
-        <w:t xml:space="preserve"> Committee</w:t>
+      </w:pPr>
+      <w:r>
+        <w:br w:type="page"/>
+      </w:r>
+    </w:p>
+    <w:p>
+      <w:pPr>
+        <w:pStyle w:val="Zwischenberschriften"/>
+        <w:rPr>
+          <w:lang w:val="en-US"/>
+        </w:rPr>
+      </w:pPr>
+      <w:r>
+        <w:rPr>
+          <w:lang w:val="en-US"/>
+        </w:rPr>
+        <w:lastRenderedPageBreak/>
+        <w:t>Organizing Committee</w:t>
       </w:r>
     </w:p>
     <w:p>
@@ -3716,447 +2829,7 @@
         <w:tabs>
           <w:tab w:val="left" w:pos="142"/>
         </w:tabs>
-        <w:jc w:val="both"/>
-      </w:pPr>
-    </w:p>
-    <w:p>
-      <w:pPr>
-        <w:jc w:val="both"/>
-      </w:pPr>
-      <w:r>
-        <w:t>Achim Guldner, Trier University of Applied Sciences, Germany</w:t>
-      </w:r>
-    </w:p>
-    <w:p>
-      <w:pPr>
-        <w:jc w:val="both"/>
-      </w:pPr>
-      <w:r>
-        <w:t>Amna Ramzy, German University in Cairo (GUC), Egypt</w:t>
-      </w:r>
-    </w:p>
-    <w:p>
-      <w:pPr>
-        <w:jc w:val="both"/>
-      </w:pPr>
-      <w:r>
-        <w:t xml:space="preserve">Andi H. Widok, </w:t>
-      </w:r>
-      <w:r>
-        <w:t>HTW Berlin – University of Applied Sciences</w:t>
-      </w:r>
-      <w:r>
-        <w:t>, Berlin, Germany</w:t>
-      </w:r>
-    </w:p>
-    <w:p>
-      <w:pPr>
-        <w:jc w:val="both"/>
-      </w:pPr>
-      <w:r>
-        <w:t xml:space="preserve">Andreas Abecker, </w:t>
-      </w:r>
-      <w:proofErr w:type="spellStart"/>
-      <w:r>
-        <w:t>Disy</w:t>
-      </w:r>
-      <w:proofErr w:type="spellEnd"/>
-      <w:r>
-        <w:t xml:space="preserve"> </w:t>
-      </w:r>
-      <w:proofErr w:type="spellStart"/>
-      <w:r>
-        <w:t>Informationssysteme</w:t>
-      </w:r>
-      <w:proofErr w:type="spellEnd"/>
-      <w:r>
-        <w:t xml:space="preserve"> GmbH, Germany</w:t>
-      </w:r>
-    </w:p>
-    <w:p>
-      <w:pPr>
-        <w:jc w:val="both"/>
-      </w:pPr>
-      <w:r>
-        <w:t>Andreas Winter, University of Oldenburg, Germany</w:t>
-      </w:r>
-    </w:p>
-    <w:p>
-      <w:pPr>
-        <w:jc w:val="both"/>
-      </w:pPr>
-      <w:r>
-        <w:t xml:space="preserve">Anna Zagorski, </w:t>
-      </w:r>
-      <w:proofErr w:type="spellStart"/>
-      <w:r>
-        <w:t>Umweltbundesamt</w:t>
-      </w:r>
-      <w:proofErr w:type="spellEnd"/>
-      <w:r>
-        <w:t xml:space="preserve"> - German Environment Agency, Germany</w:t>
-      </w:r>
-    </w:p>
-    <w:p>
-      <w:pPr>
-        <w:jc w:val="both"/>
-      </w:pPr>
-      <w:r>
-        <w:t>Barak Fishbain, Technion – Israel Institute of Technology, Israel</w:t>
-      </w:r>
-    </w:p>
-    <w:p>
-      <w:pPr>
-        <w:jc w:val="both"/>
-      </w:pPr>
-      <w:r>
-        <w:t xml:space="preserve">Benjamin Wagner </w:t>
-      </w:r>
-      <w:proofErr w:type="spellStart"/>
-      <w:r>
-        <w:t>vom</w:t>
-      </w:r>
-      <w:proofErr w:type="spellEnd"/>
-      <w:r>
-        <w:t xml:space="preserve"> Berg, University of Applied Sciences Bremerhaven, Germany</w:t>
-      </w:r>
-    </w:p>
-    <w:p>
-      <w:pPr>
-        <w:jc w:val="both"/>
-      </w:pPr>
-      <w:r>
-        <w:t>Benno Schmidt, Bochum University of Applied Sciences, Germany</w:t>
-      </w:r>
-    </w:p>
-    <w:p>
-      <w:pPr>
-        <w:jc w:val="both"/>
-      </w:pPr>
-      <w:r>
-        <w:t>Benoît Otjacques, Luxembourg Institute of Science and Technology (LIST), Luxembourg</w:t>
-      </w:r>
-    </w:p>
-    <w:p>
-      <w:pPr>
-        <w:jc w:val="both"/>
-      </w:pPr>
-      <w:r>
-        <w:t xml:space="preserve">Denis Havlik, Austrian </w:t>
-      </w:r>
-      <w:r>
-        <w:t>Institute</w:t>
-      </w:r>
-      <w:r>
-        <w:t xml:space="preserve"> of Technology (AIT), Austria</w:t>
-      </w:r>
-    </w:p>
-    <w:p>
-      <w:pPr>
-        <w:jc w:val="both"/>
-      </w:pPr>
-      <w:r>
-        <w:t xml:space="preserve">Dennis Junger, </w:t>
-      </w:r>
-      <w:r>
-        <w:t>HTW Berlin – University of Applied Sciences</w:t>
-      </w:r>
-      <w:r>
-        <w:t>, Berlin, Germany</w:t>
-      </w:r>
-    </w:p>
-    <w:p>
-      <w:pPr>
-        <w:jc w:val="both"/>
-      </w:pPr>
-      <w:r>
-        <w:t>Dieter Kranzlmüller, Leibniz Supercomputing Centre (LRZ) of the Bavarian Academy of Sciences and Humanities, Germany</w:t>
-      </w:r>
-    </w:p>
-    <w:p>
-      <w:pPr>
-        <w:jc w:val="both"/>
-      </w:pPr>
-      <w:r>
-        <w:t>Frank Fuchs-</w:t>
-      </w:r>
-      <w:proofErr w:type="spellStart"/>
-      <w:r>
-        <w:t>Kittowski</w:t>
-      </w:r>
-      <w:proofErr w:type="spellEnd"/>
-      <w:r>
-        <w:t xml:space="preserve">, </w:t>
-      </w:r>
-      <w:r>
-        <w:t>HTW Berlin – University of Applied Sciences</w:t>
-      </w:r>
-      <w:r>
-        <w:t>, Berlin, Germany</w:t>
-      </w:r>
-    </w:p>
-    <w:p>
-      <w:pPr>
-        <w:jc w:val="both"/>
-        <w:rPr>
-          <w:lang w:val="de-DE"/>
-        </w:rPr>
-      </w:pPr>
-      <w:r>
-        <w:rPr>
-          <w:lang w:val="de-DE"/>
-        </w:rPr>
-        <w:t xml:space="preserve">Friedhelm Hosenfeld, </w:t>
-      </w:r>
-      <w:proofErr w:type="spellStart"/>
-      <w:r>
-        <w:rPr>
-          <w:lang w:val="de-DE"/>
-        </w:rPr>
-        <w:t>DigSyLand</w:t>
-      </w:r>
-      <w:proofErr w:type="spellEnd"/>
-      <w:r>
-        <w:rPr>
-          <w:lang w:val="de-DE"/>
-        </w:rPr>
-        <w:t>, Germany</w:t>
-      </w:r>
-    </w:p>
-    <w:p>
-      <w:pPr>
-        <w:jc w:val="both"/>
-        <w:rPr>
-          <w:lang w:val="de-DE"/>
-        </w:rPr>
-      </w:pPr>
-      <w:r>
-        <w:rPr>
-          <w:lang w:val="de-DE"/>
-        </w:rPr>
-        <w:t>Hans-Knud Arndt, Otto-von-Guericke-Universität, Magdeburg, Germany</w:t>
-      </w:r>
-    </w:p>
-    <w:p>
-      <w:pPr>
-        <w:jc w:val="both"/>
-      </w:pPr>
-      <w:r>
-        <w:t>Heiko Thimm, Hochschule Pforzheim, Germany</w:t>
-      </w:r>
-    </w:p>
-    <w:p>
-      <w:pPr>
-        <w:jc w:val="both"/>
-      </w:pPr>
-      <w:r>
-        <w:t xml:space="preserve">Horst Kremers, Horst Kremers UNDRR SEM - RIMMA </w:t>
-      </w:r>
-      <w:proofErr w:type="spellStart"/>
-      <w:r>
-        <w:t>CoE</w:t>
-      </w:r>
-      <w:proofErr w:type="spellEnd"/>
-      <w:r>
-        <w:t xml:space="preserve"> Community, Germany</w:t>
-      </w:r>
-    </w:p>
-    <w:p>
-      <w:pPr>
-        <w:jc w:val="both"/>
-      </w:pPr>
-      <w:r>
-        <w:t xml:space="preserve">Jochen Wittmann, </w:t>
-      </w:r>
-      <w:r>
-        <w:t>HTW Berlin – University of Applied Sciences.</w:t>
-      </w:r>
-      <w:r>
-        <w:t>, Berlin, Germany</w:t>
-      </w:r>
-    </w:p>
-    <w:p>
-      <w:pPr>
-        <w:jc w:val="both"/>
-      </w:pPr>
-      <w:r>
-        <w:t>Jorge Marx Gomez, Carl von Ossietzky University of Oldenburg - Department of Computing Science, Germany</w:t>
-      </w:r>
-    </w:p>
-    <w:p>
-      <w:pPr>
-        <w:jc w:val="both"/>
-      </w:pPr>
-      <w:r>
-        <w:t xml:space="preserve">Karol Mrozik, </w:t>
-      </w:r>
-      <w:proofErr w:type="spellStart"/>
-      <w:r>
-        <w:t>Poznań</w:t>
-      </w:r>
-      <w:proofErr w:type="spellEnd"/>
-      <w:r>
-        <w:t xml:space="preserve"> University of Life Sciences, Poland</w:t>
-      </w:r>
-    </w:p>
-    <w:p>
-      <w:pPr>
-        <w:jc w:val="both"/>
-      </w:pPr>
-      <w:r>
-        <w:t>Klaus Greve, University of Bonn, Germany</w:t>
-      </w:r>
-    </w:p>
-    <w:p>
-      <w:pPr>
-        <w:jc w:val="both"/>
-      </w:pPr>
-      <w:r>
-        <w:t>Kostas Karatzas, Aristotle University of Thessaloniki, Greece</w:t>
-      </w:r>
-    </w:p>
-    <w:p>
-      <w:pPr>
-        <w:jc w:val="both"/>
-      </w:pPr>
-      <w:r>
-        <w:t xml:space="preserve">Margaret M. </w:t>
-      </w:r>
-      <w:proofErr w:type="spellStart"/>
-      <w:r>
-        <w:t>MacDonell</w:t>
-      </w:r>
-      <w:proofErr w:type="spellEnd"/>
-      <w:r>
-        <w:t>, Argonne National Laboratory, USA</w:t>
-      </w:r>
-    </w:p>
-    <w:p>
-      <w:pPr>
-        <w:jc w:val="both"/>
-      </w:pPr>
-      <w:r>
-        <w:t xml:space="preserve">Martina Willenbacher, </w:t>
-      </w:r>
-      <w:r>
-        <w:t>HTW Berlin – University of Applied Sciences.</w:t>
-      </w:r>
-      <w:r>
-        <w:t>, Berlin, Germany</w:t>
-      </w:r>
-    </w:p>
-    <w:p>
-      <w:pPr>
-        <w:jc w:val="both"/>
-      </w:pPr>
-      <w:r>
-        <w:t xml:space="preserve">Maximilian </w:t>
-      </w:r>
-      <w:proofErr w:type="spellStart"/>
-      <w:r>
-        <w:t>Höb</w:t>
-      </w:r>
-      <w:proofErr w:type="spellEnd"/>
-      <w:r>
-        <w:t>, Leibniz Supercomputing Centre (LRZ) of the Bavarian Academy of Sciences and Humanities, Germany</w:t>
-      </w:r>
-    </w:p>
-    <w:p>
-      <w:pPr>
-        <w:jc w:val="both"/>
-      </w:pPr>
-      <w:r>
-        <w:t>Patricia Lago, Vrije Universiteit Amsterdam (VU), The Netherlands</w:t>
-      </w:r>
-    </w:p>
-    <w:p>
-      <w:pPr>
-        <w:jc w:val="both"/>
-      </w:pPr>
-      <w:r>
-        <w:t>Pawel Bartoszczuk, SGH Warsaw School of Economics, Poland</w:t>
-      </w:r>
-    </w:p>
-    <w:p>
-      <w:pPr>
-        <w:jc w:val="both"/>
-      </w:pPr>
-      <w:r>
-        <w:t>Ralf Klischewski, German University in Cairo (GUC), Egypt, Germany</w:t>
-      </w:r>
-    </w:p>
-    <w:p>
-      <w:pPr>
-        <w:jc w:val="both"/>
-      </w:pPr>
-      <w:r>
-        <w:t>Rüdiger Schaldach, University of Kassel - Center for Environmental Systems Research, Germany</w:t>
-      </w:r>
-    </w:p>
-    <w:p>
-      <w:pPr>
-        <w:jc w:val="both"/>
-      </w:pPr>
-      <w:r>
-        <w:t xml:space="preserve">Stanisław Czaja, </w:t>
-      </w:r>
-      <w:proofErr w:type="spellStart"/>
-      <w:r>
-        <w:t>Wrocław</w:t>
-      </w:r>
-      <w:proofErr w:type="spellEnd"/>
-      <w:r>
-        <w:t xml:space="preserve"> University of Economics and Business, Poland</w:t>
-      </w:r>
-    </w:p>
-    <w:p>
-      <w:pPr>
-        <w:jc w:val="both"/>
-      </w:pPr>
-      <w:r>
-        <w:t>Stefan Naumann, Trier University of Applied Sciences, Germany</w:t>
-      </w:r>
-    </w:p>
-    <w:p>
-      <w:pPr>
-        <w:jc w:val="both"/>
-      </w:pPr>
-      <w:r>
-        <w:t>Thomas Rose, RWTH Aachen University - Media Informatics / Media Processes, Germany</w:t>
-      </w:r>
-    </w:p>
-    <w:p>
-      <w:pPr>
-        <w:rPr>
-          <w:b/>
-          <w:sz w:val="28"/>
-          <w:szCs w:val="28"/>
-        </w:rPr>
-      </w:pPr>
-      <w:r>
-        <w:br w:type="page"/>
-      </w:r>
-    </w:p>
-    <w:p>
-      <w:pPr>
-        <w:pStyle w:val="Zwischenberschriften"/>
-        <w:rPr>
-          <w:lang w:val="en-US"/>
-        </w:rPr>
-      </w:pPr>
-      <w:r>
-        <w:rPr>
-          <w:lang w:val="en-US"/>
-        </w:rPr>
-        <w:lastRenderedPageBreak/>
-        <w:t>Organizing</w:t>
-      </w:r>
-      <w:r>
-        <w:rPr>
-          <w:lang w:val="en-US"/>
-        </w:rPr>
-        <w:t xml:space="preserve"> Committee</w:t>
-      </w:r>
+      </w:pPr>
     </w:p>
     <w:p>
       <w:pPr>
@@ -4226,13 +2899,7 @@
               <w:rPr>
                 <w:szCs w:val="24"/>
               </w:rPr>
-              <w:t>HTW Berlin – University of Applied Sciences.</w:t>
-            </w:r>
-            <w:r>
-              <w:rPr>
-                <w:szCs w:val="24"/>
-              </w:rPr>
-              <w:t>, Berlin, Germany</w:t>
+              <w:t>HTW Berlin – University of Applied Sciences, Berlin, Germany</w:t>
             </w:r>
           </w:p>
         </w:tc>
@@ -4305,17 +2972,8 @@
                 <w:szCs w:val="24"/>
                 <w:lang w:val="de-DE"/>
               </w:rPr>
-              <w:t>Małgorzata Burchard-</w:t>
+              <w:t>Małgorzata Burchard-Dziubińska</w:t>
             </w:r>
-            <w:proofErr w:type="spellStart"/>
-            <w:r>
-              <w:rPr>
-                <w:szCs w:val="24"/>
-                <w:lang w:val="de-DE"/>
-              </w:rPr>
-              <w:t>Dziubińska</w:t>
-            </w:r>
-            <w:proofErr w:type="spellEnd"/>
           </w:p>
         </w:tc>
         <w:tc>
@@ -4333,35 +2991,7 @@
               <w:rPr>
                 <w:szCs w:val="24"/>
               </w:rPr>
-              <w:t xml:space="preserve">University of </w:t>
-            </w:r>
-            <w:proofErr w:type="spellStart"/>
-            <w:r>
-              <w:rPr>
-                <w:szCs w:val="24"/>
-              </w:rPr>
-              <w:t>Łódź</w:t>
-            </w:r>
-            <w:proofErr w:type="spellEnd"/>
-            <w:r>
-              <w:rPr>
-                <w:szCs w:val="24"/>
-              </w:rPr>
-              <w:t xml:space="preserve">, </w:t>
-            </w:r>
-            <w:proofErr w:type="spellStart"/>
-            <w:r>
-              <w:rPr>
-                <w:szCs w:val="24"/>
-              </w:rPr>
-              <w:t>Łódź</w:t>
-            </w:r>
-            <w:proofErr w:type="spellEnd"/>
-            <w:r>
-              <w:rPr>
-                <w:szCs w:val="24"/>
-              </w:rPr>
-              <w:t>, Poland</w:t>
+              <w:t>University of Łódź, Łódź, Poland</w:t>
             </w:r>
           </w:p>
         </w:tc>
@@ -4473,6 +3103,9 @@
           <w:tab w:val="left" w:pos="2694"/>
         </w:tabs>
       </w:pPr>
+      <w:r>
+        <w:t xml:space="preserve"> </w:t>
+      </w:r>
     </w:p>
     <w:sectPr>
       <w:headerReference w:type="first" r:id="rId13"/>
@@ -4693,7 +3326,7 @@
         <v:path o:extrusionok="f" gradientshapeok="t" o:connecttype="rect"/>
         <o:lock v:ext="edit" aspectratio="t"/>
       </v:shapetype>
-      <v:shape id="_x0000_i1025" type="#_x0000_t75" style="width:26.9pt;height:26.9pt;visibility:visible;mso-wrap-style:square" o:bullet="t">
+      <v:shape id="_x0000_i1025" type="#_x0000_t75" style="width:27.05pt;height:27.05pt;visibility:visible;mso-wrap-style:square" o:bullet="t">
         <v:imagedata r:id="rId1" o:title=""/>
       </v:shape>
     </w:pict>
@@ -5744,6 +4377,7 @@
   <w:style w:type="character" w:default="1" w:styleId="Absatz-Standardschriftart">
     <w:name w:val="Default Paragraph Font"/>
     <w:uiPriority w:val="1"/>
+    <w:semiHidden/>
     <w:unhideWhenUsed/>
   </w:style>
   <w:style w:type="table" w:default="1" w:styleId="NormaleTabelle">

--- a/LNI-Startseiten.docx
+++ b/LNI-Startseiten.docx
@@ -924,17 +924,8 @@
                 <w:kern w:val="2"/>
                 <w14:ligatures w14:val="standardContextual"/>
               </w:rPr>
-              <w:t>Małgorzata Burchard-</w:t>
+              <w:t>Małgorzata Burchard-Dziubińska</w:t>
             </w:r>
-            <w:proofErr w:type="spellStart"/>
-            <w:r>
-              <w:rPr>
-                <w:kern w:val="2"/>
-                <w14:ligatures w14:val="standardContextual"/>
-              </w:rPr>
-              <w:t>Dziubińska</w:t>
-            </w:r>
-            <w:proofErr w:type="spellEnd"/>
           </w:p>
         </w:tc>
         <w:tc>
@@ -963,39 +954,7 @@
                 <w:kern w:val="2"/>
                 <w14:ligatures w14:val="standardContextual"/>
               </w:rPr>
-              <w:t xml:space="preserve">University of </w:t>
-            </w:r>
-            <w:proofErr w:type="spellStart"/>
-            <w:r>
-              <w:rPr>
-                <w:kern w:val="2"/>
-                <w14:ligatures w14:val="standardContextual"/>
-              </w:rPr>
-              <w:t>Łódź</w:t>
-            </w:r>
-            <w:proofErr w:type="spellEnd"/>
-            <w:r>
-              <w:rPr>
-                <w:kern w:val="2"/>
-                <w14:ligatures w14:val="standardContextual"/>
-              </w:rPr>
-              <w:t xml:space="preserve">, </w:t>
-            </w:r>
-            <w:proofErr w:type="spellStart"/>
-            <w:r>
-              <w:rPr>
-                <w:kern w:val="2"/>
-                <w14:ligatures w14:val="standardContextual"/>
-              </w:rPr>
-              <w:t>Łódź</w:t>
-            </w:r>
-            <w:proofErr w:type="spellEnd"/>
-            <w:r>
-              <w:rPr>
-                <w:kern w:val="2"/>
-                <w14:ligatures w14:val="standardContextual"/>
-              </w:rPr>
-              <w:t>, Poland</w:t>
+              <w:t>University of Łódź, Łódź, Poland</w:t>
             </w:r>
           </w:p>
         </w:tc>
@@ -1022,15 +981,7 @@
         <w:pStyle w:val="Textkrper-Einzug2"/>
       </w:pPr>
       <w:r>
-        <w:t xml:space="preserve">Andreas Oberweis, KIT </w:t>
-      </w:r>
-      <w:proofErr w:type="gramStart"/>
-      <w:r>
-        <w:t>Karlsruhe,  (</w:t>
-      </w:r>
-      <w:proofErr w:type="gramEnd"/>
-      <w:r>
-        <w:t>Chairman, andreas.oberweis@kit.edu)</w:t>
+        <w:t>Andreas Oberweis, KIT Karlsruhe,  (Chairman, andreas.oberweis@kit.edu)</w:t>
       </w:r>
     </w:p>
     <w:p>
@@ -1729,9 +1680,8 @@
           <w:szCs w:val="20"/>
           <w:lang w:val="en-US"/>
         </w:rPr>
-        <w:t xml:space="preserve">We thank the University of </w:t>
-      </w:r>
-      <w:proofErr w:type="spellStart"/>
+        <w:t xml:space="preserve">We thank the University of Łódź as host, the organizers of SD26 and the Polish Association of Environmental Economists as co-organizers, and </w:t>
+      </w:r>
       <w:r>
         <w:rPr>
           <w:b w:val="0"/>
@@ -1739,18 +1689,20 @@
           <w:szCs w:val="20"/>
           <w:lang w:val="en-US"/>
         </w:rPr>
-        <w:t>Łódź</w:t>
-      </w:r>
-      <w:proofErr w:type="spellEnd"/>
-      <w:r>
+        <w:t xml:space="preserve">the Gesellschaft für Informatik e.V. We also thank the European universities of the UNIC alliance (European University of Cities in Post-industrial Transition – UNIC 2.0), for their cooperation in making this conference possible. </w:t>
+      </w:r>
+    </w:p>
+    <w:p>
+      <w:pPr>
+        <w:pStyle w:val="Zwischenberschriften"/>
+        <w:jc w:val="both"/>
         <w:rPr>
           <w:b w:val="0"/>
           <w:sz w:val="20"/>
           <w:szCs w:val="20"/>
           <w:lang w:val="en-US"/>
         </w:rPr>
-        <w:t xml:space="preserve"> as host, the organizers of SD26 and the Polish Association of Environmental Economists as co-organizers, and </w:t>
-      </w:r>
+      </w:pPr>
       <w:r>
         <w:rPr>
           <w:b w:val="0"/>
@@ -1758,7 +1710,7 @@
           <w:szCs w:val="20"/>
           <w:lang w:val="en-US"/>
         </w:rPr>
-        <w:t xml:space="preserve">the Gesellschaft für Informatik e.V. We also thank the European universities of the UNIC alliance (European University of Cities in Post-industrial Transition – UNIC 2.0), for their cooperation in making this conference possible. </w:t>
+        <w:t>Finally, we thank our sponsors, whose support was essential to making this conference happen.</w:t>
       </w:r>
     </w:p>
     <w:p>
@@ -1772,32 +1724,31 @@
           <w:lang w:val="en-US"/>
         </w:rPr>
       </w:pPr>
-      <w:r>
+    </w:p>
+    <w:p>
+      <w:pPr>
+        <w:pStyle w:val="Zwischenberschriften"/>
+        <w:jc w:val="both"/>
         <w:rPr>
           <w:b w:val="0"/>
           <w:sz w:val="20"/>
           <w:szCs w:val="20"/>
           <w:lang w:val="en-US"/>
         </w:rPr>
-        <w:t>Finally, we thank our sponsors, whose support was essential to making this conference happen.</w:t>
-      </w:r>
-    </w:p>
-    <w:p>
-      <w:pPr>
-        <w:pStyle w:val="Zwischenberschriften"/>
-        <w:jc w:val="both"/>
+      </w:pPr>
+      <w:r>
         <w:rPr>
           <w:b w:val="0"/>
           <w:sz w:val="20"/>
           <w:szCs w:val="20"/>
           <w:lang w:val="en-US"/>
         </w:rPr>
-      </w:pPr>
+        <w:t>Łódź, September 2026</w:t>
+      </w:r>
     </w:p>
     <w:p>
       <w:pPr>
         <w:pStyle w:val="Zwischenberschriften"/>
-        <w:jc w:val="both"/>
         <w:rPr>
           <w:b w:val="0"/>
           <w:sz w:val="20"/>
@@ -1805,7 +1756,6 @@
           <w:lang w:val="en-US"/>
         </w:rPr>
       </w:pPr>
-      <w:proofErr w:type="spellStart"/>
       <w:r>
         <w:rPr>
           <w:b w:val="0"/>
@@ -1813,61 +1763,21 @@
           <w:szCs w:val="20"/>
           <w:lang w:val="en-US"/>
         </w:rPr>
-        <w:t>Łódź</w:t>
-      </w:r>
-      <w:proofErr w:type="spellEnd"/>
+        <w:t>On behalf of the Organizing Committee</w:t>
+      </w:r>
+    </w:p>
+    <w:p>
+      <w:pPr>
+        <w:pStyle w:val="Zwischenberschriften"/>
+      </w:pPr>
       <w:r>
         <w:rPr>
           <w:b w:val="0"/>
           <w:sz w:val="20"/>
           <w:szCs w:val="20"/>
-          <w:lang w:val="en-US"/>
-        </w:rPr>
-        <w:t>, September 2026</w:t>
-      </w:r>
-    </w:p>
-    <w:p>
-      <w:pPr>
-        <w:pStyle w:val="Zwischenberschriften"/>
-        <w:rPr>
-          <w:b w:val="0"/>
-          <w:sz w:val="20"/>
-          <w:szCs w:val="20"/>
-          <w:lang w:val="en-US"/>
-        </w:rPr>
-      </w:pPr>
-      <w:r>
-        <w:rPr>
-          <w:b w:val="0"/>
-          <w:sz w:val="20"/>
-          <w:szCs w:val="20"/>
-          <w:lang w:val="en-US"/>
-        </w:rPr>
-        <w:t>On behalf of the Organizing Committee</w:t>
-      </w:r>
-    </w:p>
-    <w:p>
-      <w:pPr>
-        <w:pStyle w:val="Zwischenberschriften"/>
-      </w:pPr>
-      <w:r>
-        <w:rPr>
-          <w:b w:val="0"/>
-          <w:sz w:val="20"/>
-          <w:szCs w:val="20"/>
-        </w:rPr>
-        <w:t>Volker Wohlgemuth, Stefan Naumann, Grit Behrens, Malgorzata Burchard-</w:t>
-      </w:r>
-      <w:proofErr w:type="spellStart"/>
-      <w:r>
-        <w:rPr>
-          <w:b w:val="0"/>
-          <w:sz w:val="20"/>
-          <w:szCs w:val="20"/>
-        </w:rPr>
-        <w:t>Dziubińska</w:t>
-      </w:r>
-      <w:proofErr w:type="spellEnd"/>
+        </w:rPr>
+        <w:t>Volker Wohlgemuth, Stefan Naumann, Grit Behrens, Malgorzata Burchard-Dziubińska</w:t>
+      </w:r>
       <w:r>
         <w:br w:type="page"/>
       </w:r>
@@ -2042,21 +1952,7 @@
               <w:rPr>
                 <w:lang w:val="de-AT"/>
               </w:rPr>
-              <w:t xml:space="preserve">German </w:t>
-            </w:r>
-            <w:proofErr w:type="spellStart"/>
-            <w:r>
-              <w:rPr>
-                <w:lang w:val="de-AT"/>
-              </w:rPr>
-              <w:t>Informatics</w:t>
-            </w:r>
-            <w:proofErr w:type="spellEnd"/>
-            <w:r>
-              <w:rPr>
-                <w:lang w:val="de-AT"/>
-              </w:rPr>
-              <w:t xml:space="preserve"> Society</w:t>
+              <w:t>German Informatics Society</w:t>
             </w:r>
           </w:p>
         </w:tc>
@@ -2573,15 +2469,7 @@
         <w:jc w:val="both"/>
       </w:pPr>
       <w:r>
-        <w:t xml:space="preserve">Benjamin Wagner </w:t>
-      </w:r>
-      <w:proofErr w:type="gramStart"/>
-      <w:r>
-        <w:t>vom</w:t>
-      </w:r>
-      <w:proofErr w:type="gramEnd"/>
-      <w:r>
-        <w:t xml:space="preserve"> Berg, University of Applied Sciences Bremerhaven, Germany</w:t>
+        <w:t>Benjamin Wagner vom Berg, University of Applied Sciences Bremerhaven, Germany</w:t>
       </w:r>
     </w:p>
     <w:p>
@@ -3183,21 +3071,7 @@
       <w:rPr>
         <w:lang w:val="de-DE"/>
       </w:rPr>
-      <w:t xml:space="preserve">(Hrsg.): </w:t>
-    </w:r>
-    <w:proofErr w:type="spellStart"/>
-    <w:r>
-      <w:rPr>
-        <w:lang w:val="de-DE"/>
-      </w:rPr>
-      <w:t>EnviroInfo</w:t>
-    </w:r>
-    <w:proofErr w:type="spellEnd"/>
-    <w:r>
-      <w:rPr>
-        <w:lang w:val="de-DE"/>
-      </w:rPr>
-      <w:t xml:space="preserve"> 20</w:t>
+      <w:t>(Hrsg.): EnviroInfo 20</w:t>
     </w:r>
     <w:r>
       <w:rPr>
@@ -3229,33 +3103,11 @@
         <w:lang w:val="de-DE"/>
       </w:rPr>
     </w:pPr>
-    <w:proofErr w:type="spellStart"/>
     <w:r>
       <w:rPr>
         <w:lang w:val="de-DE"/>
       </w:rPr>
-      <w:t>Lecture</w:t>
-    </w:r>
-    <w:proofErr w:type="spellEnd"/>
-    <w:r>
-      <w:rPr>
-        <w:lang w:val="de-DE"/>
-      </w:rPr>
-      <w:t xml:space="preserve"> Notes in </w:t>
-    </w:r>
-    <w:proofErr w:type="spellStart"/>
-    <w:r>
-      <w:rPr>
-        <w:lang w:val="de-DE"/>
-      </w:rPr>
-      <w:t>Informatics</w:t>
-    </w:r>
-    <w:proofErr w:type="spellEnd"/>
-    <w:r>
-      <w:rPr>
-        <w:lang w:val="de-DE"/>
-      </w:rPr>
-      <w:t xml:space="preserve"> (LNI), Gesellschaft für Informatik, Bonn 202</w:t>
+      <w:t>Lecture Notes in Informatics (LNI), Gesellschaft für Informatik, Bonn 202</w:t>
     </w:r>
     <w:r>
       <w:rPr>

--- a/LNI-Startseiten.docx
+++ b/LNI-Startseiten.docx
@@ -434,6 +434,7 @@
           <w:lang w:val="en-US"/>
         </w:rPr>
       </w:pPr>
+      <w:proofErr w:type="spellStart"/>
       <w:r>
         <w:rPr>
           <w:snapToGrid/>
@@ -442,17 +443,9 @@
           <w:szCs w:val="32"/>
           <w:lang w:val="en-US"/>
         </w:rPr>
-        <w:t>EnviroInfo 2026</w:t>
-      </w:r>
-    </w:p>
-    <w:p>
-      <w:pPr>
-        <w:pStyle w:val="Buchuntertitel"/>
-        <w:rPr>
-          <w:color w:val="auto"/>
-          <w:lang w:val="en-US"/>
-        </w:rPr>
-      </w:pPr>
+        <w:t>EnviroInfo</w:t>
+      </w:r>
+      <w:proofErr w:type="spellEnd"/>
       <w:r>
         <w:rPr>
           <w:snapToGrid/>
@@ -461,7 +454,7 @@
           <w:szCs w:val="32"/>
           <w:lang w:val="en-US"/>
         </w:rPr>
-        <w:t>Short-/Work in Progress-Papers</w:t>
+        <w:t xml:space="preserve"> 2026</w:t>
       </w:r>
     </w:p>
     <w:p>
@@ -472,6 +465,16 @@
           <w:lang w:val="en-US"/>
         </w:rPr>
       </w:pPr>
+      <w:r>
+        <w:rPr>
+          <w:snapToGrid/>
+          <w:color w:val="auto"/>
+          <w:sz w:val="32"/>
+          <w:szCs w:val="32"/>
+          <w:lang w:val="en-US"/>
+        </w:rPr>
+        <w:t>Short-/Work in Progress-Papers</w:t>
+      </w:r>
     </w:p>
     <w:p>
       <w:pPr>
@@ -490,11 +493,20 @@
           <w:lang w:val="en-US"/>
         </w:rPr>
       </w:pPr>
-      <w:r>
+    </w:p>
+    <w:p>
+      <w:pPr>
+        <w:pStyle w:val="Buchuntertitel"/>
         <w:rPr>
           <w:color w:val="auto"/>
           <w:lang w:val="en-US"/>
         </w:rPr>
+      </w:pPr>
+      <w:r>
+        <w:rPr>
+          <w:color w:val="auto"/>
+          <w:lang w:val="en-US"/>
+        </w:rPr>
         <w:t>September 09-11, 2026</w:t>
       </w:r>
     </w:p>
@@ -506,12 +518,21 @@
           <w:lang w:val="de-AT"/>
         </w:rPr>
       </w:pPr>
+      <w:proofErr w:type="spellStart"/>
       <w:r>
         <w:rPr>
           <w:color w:val="auto"/>
           <w:lang w:val="de-AT"/>
         </w:rPr>
-        <w:t>Łódź- Poland</w:t>
+        <w:t>Łódź</w:t>
+      </w:r>
+      <w:proofErr w:type="spellEnd"/>
+      <w:r>
+        <w:rPr>
+          <w:color w:val="auto"/>
+          <w:lang w:val="de-AT"/>
+        </w:rPr>
+        <w:t>- Poland</w:t>
       </w:r>
     </w:p>
     <w:p>
@@ -924,8 +945,17 @@
                 <w:kern w:val="2"/>
                 <w14:ligatures w14:val="standardContextual"/>
               </w:rPr>
-              <w:t>Małgorzata Burchard-Dziubińska</w:t>
+              <w:t>Małgorzata Burchard-</w:t>
             </w:r>
+            <w:proofErr w:type="spellStart"/>
+            <w:r>
+              <w:rPr>
+                <w:kern w:val="2"/>
+                <w14:ligatures w14:val="standardContextual"/>
+              </w:rPr>
+              <w:t>Dziubińska</w:t>
+            </w:r>
+            <w:proofErr w:type="spellEnd"/>
           </w:p>
         </w:tc>
         <w:tc>
@@ -954,7 +984,39 @@
                 <w:kern w:val="2"/>
                 <w14:ligatures w14:val="standardContextual"/>
               </w:rPr>
-              <w:t>University of Łódź, Łódź, Poland</w:t>
+              <w:t xml:space="preserve">University of </w:t>
+            </w:r>
+            <w:proofErr w:type="spellStart"/>
+            <w:r>
+              <w:rPr>
+                <w:kern w:val="2"/>
+                <w14:ligatures w14:val="standardContextual"/>
+              </w:rPr>
+              <w:t>Łódź</w:t>
+            </w:r>
+            <w:proofErr w:type="spellEnd"/>
+            <w:r>
+              <w:rPr>
+                <w:kern w:val="2"/>
+                <w14:ligatures w14:val="standardContextual"/>
+              </w:rPr>
+              <w:t xml:space="preserve">, </w:t>
+            </w:r>
+            <w:proofErr w:type="spellStart"/>
+            <w:r>
+              <w:rPr>
+                <w:kern w:val="2"/>
+                <w14:ligatures w14:val="standardContextual"/>
+              </w:rPr>
+              <w:t>Łódź</w:t>
+            </w:r>
+            <w:proofErr w:type="spellEnd"/>
+            <w:r>
+              <w:rPr>
+                <w:kern w:val="2"/>
+                <w14:ligatures w14:val="standardContextual"/>
+              </w:rPr>
+              <w:t>, Poland</w:t>
             </w:r>
           </w:p>
         </w:tc>
@@ -981,7 +1043,15 @@
         <w:pStyle w:val="Textkrper-Einzug2"/>
       </w:pPr>
       <w:r>
-        <w:t>Andreas Oberweis, KIT Karlsruhe,  (Chairman, andreas.oberweis@kit.edu)</w:t>
+        <w:t xml:space="preserve">Andreas Oberweis, KIT </w:t>
+      </w:r>
+      <w:proofErr w:type="gramStart"/>
+      <w:r>
+        <w:t>Karlsruhe,  (</w:t>
+      </w:r>
+      <w:proofErr w:type="gramEnd"/>
+      <w:r>
+        <w:t>Chairman, andreas.oberweis@kit.edu)</w:t>
       </w:r>
     </w:p>
     <w:p>
@@ -1239,6 +1309,7 @@
           <w:lang w:val="de-DE"/>
         </w:rPr>
       </w:pPr>
+      <w:proofErr w:type="spellStart"/>
       <w:r>
         <w:rPr>
           <w:b/>
@@ -1247,6 +1318,7 @@
         </w:rPr>
         <w:t>Dissertations</w:t>
       </w:r>
+      <w:proofErr w:type="spellEnd"/>
     </w:p>
     <w:p>
       <w:pPr>
@@ -1277,6 +1349,7 @@
           <w:lang w:val="de-DE"/>
         </w:rPr>
       </w:pPr>
+      <w:proofErr w:type="spellStart"/>
       <w:r>
         <w:rPr>
           <w:b/>
@@ -1285,6 +1358,7 @@
         </w:rPr>
         <w:t>Thematics</w:t>
       </w:r>
+      <w:proofErr w:type="spellEnd"/>
     </w:p>
     <w:p>
       <w:pPr>
@@ -1488,41 +1562,40 @@
           <w:szCs w:val="20"/>
           <w:lang w:val="en-US"/>
         </w:rPr>
-        <w:t>This book contains the short and work-in-progress contributions of the 40th International and Interdisciplinary Conference on Environmental Informatics – EnviroInfo 2026.</w:t>
-      </w:r>
-    </w:p>
-    <w:p>
-      <w:pPr>
-        <w:pStyle w:val="Zwischenberschriften"/>
-        <w:jc w:val="both"/>
+        <w:t xml:space="preserve">This book contains the short and work-in-progress contributions of the 40th International and Interdisciplinary Conference on Environmental Informatics – </w:t>
+      </w:r>
+      <w:proofErr w:type="spellStart"/>
+      <w:r>
         <w:rPr>
           <w:b w:val="0"/>
           <w:sz w:val="20"/>
           <w:szCs w:val="20"/>
           <w:lang w:val="en-US"/>
         </w:rPr>
-      </w:pPr>
-    </w:p>
-    <w:p>
-      <w:pPr>
-        <w:pStyle w:val="Zwischenberschriften"/>
-        <w:jc w:val="both"/>
+        <w:t>EnviroInfo</w:t>
+      </w:r>
+      <w:proofErr w:type="spellEnd"/>
+      <w:r>
         <w:rPr>
           <w:b w:val="0"/>
           <w:sz w:val="20"/>
           <w:szCs w:val="20"/>
           <w:lang w:val="en-US"/>
         </w:rPr>
-      </w:pPr>
-      <w:r>
+        <w:t xml:space="preserve"> 2026.</w:t>
+      </w:r>
+    </w:p>
+    <w:p>
+      <w:pPr>
+        <w:pStyle w:val="Zwischenberschriften"/>
+        <w:jc w:val="both"/>
         <w:rPr>
           <w:b w:val="0"/>
           <w:sz w:val="20"/>
           <w:szCs w:val="20"/>
           <w:lang w:val="en-US"/>
         </w:rPr>
-        <w:t xml:space="preserve">Held from 9 to 11 September 2026 at the University of Łódź, Poland, the conference was organized by the technical committee of Environmental Informatics of the Gesellschaft für Informatik e.V. (GI). It took place in conjunction with the international scientific conference "Sustainable Development and Other Paradigms and Concepts in the Context of Contemporary Civilization Trends – Global and Local Dimensions" (SD26) and the Annual Meeting of the Polish Association of Environmental Economists. </w:t>
-      </w:r>
+      </w:pPr>
     </w:p>
     <w:p>
       <w:pPr>
@@ -1535,18 +1608,16 @@
           <w:lang w:val="en-US"/>
         </w:rPr>
       </w:pPr>
-    </w:p>
-    <w:p>
-      <w:pPr>
-        <w:pStyle w:val="Zwischenberschriften"/>
-        <w:jc w:val="both"/>
+      <w:r>
         <w:rPr>
           <w:b w:val="0"/>
           <w:sz w:val="20"/>
           <w:szCs w:val="20"/>
           <w:lang w:val="en-US"/>
         </w:rPr>
-      </w:pPr>
+        <w:t xml:space="preserve">Held from 9 to 11 September 2026 at the University of </w:t>
+      </w:r>
+      <w:proofErr w:type="spellStart"/>
       <w:r>
         <w:rPr>
           <w:b w:val="0"/>
@@ -1554,20 +1625,18 @@
           <w:szCs w:val="20"/>
           <w:lang w:val="en-US"/>
         </w:rPr>
-        <w:t>Over four decades, the EnviroInfo series has brought together researchers and practitioners from across the world who work at the intersection of applied computer science and environmental sustainability. The shared ambition has always been to translate advances in information and communication technologies into concrete steps toward a more sustainable society.</w:t>
-      </w:r>
-    </w:p>
-    <w:p>
-      <w:pPr>
-        <w:pStyle w:val="Zwischenberschriften"/>
-        <w:jc w:val="both"/>
+        <w:t>Łódź</w:t>
+      </w:r>
+      <w:proofErr w:type="spellEnd"/>
+      <w:r>
         <w:rPr>
           <w:b w:val="0"/>
           <w:sz w:val="20"/>
           <w:szCs w:val="20"/>
           <w:lang w:val="en-US"/>
         </w:rPr>
-      </w:pPr>
+        <w:t xml:space="preserve">, Poland, the conference was organized by the technical committee of Environmental Informatics of the Gesellschaft für Informatik e.V. (GI). It took place in conjunction with the international scientific conference "Sustainable Development and Other Paradigms and Concepts in the Context of Contemporary Civilization Trends – Global and Local Dimensions" (SD26) and the Annual Meeting of the Polish Association of Environmental Economists. </w:t>
+      </w:r>
     </w:p>
     <w:p>
       <w:pPr>
@@ -1580,15 +1649,18 @@
           <w:lang w:val="en-US"/>
         </w:rPr>
       </w:pPr>
-      <w:r>
+    </w:p>
+    <w:p>
+      <w:pPr>
+        <w:pStyle w:val="Zwischenberschriften"/>
+        <w:jc w:val="both"/>
         <w:rPr>
           <w:b w:val="0"/>
           <w:sz w:val="20"/>
           <w:szCs w:val="20"/>
           <w:lang w:val="en-US"/>
         </w:rPr>
-        <w:t xml:space="preserve">The theme of EnviroInfo 2026 – "Sustainable Development and Other Paradigms and Concepts in the Context of Contemporary Civilization Trends – Global and Local Dimensions" – opens up the conversation beyond any single framework. It situates environmental informatics within a wider debate about how societies, at both local and global </w:t>
-      </w:r>
+      </w:pPr>
       <w:r>
         <w:rPr>
           <w:b w:val="0"/>
@@ -1596,8 +1668,9 @@
           <w:szCs w:val="20"/>
           <w:lang w:val="en-US"/>
         </w:rPr>
-        <w:t>scales</w:t>
-      </w:r>
+        <w:t xml:space="preserve">Over four decades, the </w:t>
+      </w:r>
+      <w:proofErr w:type="spellStart"/>
       <w:r>
         <w:rPr>
           <w:b w:val="0"/>
@@ -1605,20 +1678,18 @@
           <w:szCs w:val="20"/>
           <w:lang w:val="en-US"/>
         </w:rPr>
-        <w:t>, respond to the pressures of our time: through green computing and sustainable software, through circular economy models, through business intelligence, and through the critical examination of the paradigms that shape development itself.</w:t>
-      </w:r>
-    </w:p>
-    <w:p>
-      <w:pPr>
-        <w:pStyle w:val="Zwischenberschriften"/>
-        <w:jc w:val="both"/>
+        <w:t>EnviroInfo</w:t>
+      </w:r>
+      <w:proofErr w:type="spellEnd"/>
+      <w:r>
         <w:rPr>
           <w:b w:val="0"/>
           <w:sz w:val="20"/>
           <w:szCs w:val="20"/>
           <w:lang w:val="en-US"/>
         </w:rPr>
-      </w:pPr>
+        <w:t xml:space="preserve"> series has brought together researchers and practitioners from across the world who work at the intersection of applied computer science and environmental sustainability. The shared ambition has always been to translate advances in information and communication technologies into concrete steps toward a more sustainable society.</w:t>
+      </w:r>
     </w:p>
     <w:p>
       <w:pPr>
@@ -1631,39 +1702,38 @@
           <w:lang w:val="en-US"/>
         </w:rPr>
       </w:pPr>
-      <w:r>
+    </w:p>
+    <w:p>
+      <w:pPr>
+        <w:pStyle w:val="Zwischenberschriften"/>
+        <w:jc w:val="both"/>
         <w:rPr>
           <w:b w:val="0"/>
           <w:sz w:val="20"/>
           <w:szCs w:val="20"/>
           <w:lang w:val="en-US"/>
         </w:rPr>
-        <w:t>The contributions gathered here are works in progress or early-stage results – deliberately so. This volume is a space for approaches that are still taking shape, for questions not yet fully answered, and for methodological experiments that connect disciplines and cross the boundary between research and practice. Taken together, they map a field in motion: from data infrastructures and environmental management systems to green coding, sustainability indicators, and the interfaces between science, policy, and civil society.</w:t>
-      </w:r>
-    </w:p>
-    <w:p>
-      <w:pPr>
-        <w:pStyle w:val="Zwischenberschriften"/>
-        <w:jc w:val="both"/>
+      </w:pPr>
+      <w:r>
         <w:rPr>
           <w:b w:val="0"/>
           <w:sz w:val="20"/>
           <w:szCs w:val="20"/>
           <w:lang w:val="en-US"/>
         </w:rPr>
-      </w:pPr>
-    </w:p>
-    <w:p>
-      <w:pPr>
-        <w:pStyle w:val="Zwischenberschriften"/>
-        <w:jc w:val="both"/>
+        <w:t xml:space="preserve">The theme of </w:t>
+      </w:r>
+      <w:proofErr w:type="spellStart"/>
+      <w:r>
         <w:rPr>
           <w:b w:val="0"/>
           <w:sz w:val="20"/>
           <w:szCs w:val="20"/>
           <w:lang w:val="en-US"/>
         </w:rPr>
-      </w:pPr>
+        <w:t>EnviroInfo</w:t>
+      </w:r>
+      <w:proofErr w:type="spellEnd"/>
       <w:r>
         <w:rPr>
           <w:b w:val="0"/>
@@ -1671,7 +1741,7 @@
           <w:szCs w:val="20"/>
           <w:lang w:val="en-US"/>
         </w:rPr>
-        <w:t xml:space="preserve">We thank all authors for sharing their work at this stage of development. We equally thank the members of the program and organization committee for their thorough and careful reviews. </w:t>
+        <w:t xml:space="preserve"> 2026 – "Sustainable Development and Other Paradigms and Concepts in the Context of Contemporary Civilization Trends – Global and Local Dimensions" – opens up the conversation beyond any single framework. It situates environmental informatics within a wider debate about how societies, at both local and global </w:t>
       </w:r>
       <w:r>
         <w:rPr>
@@ -1680,7 +1750,7 @@
           <w:szCs w:val="20"/>
           <w:lang w:val="en-US"/>
         </w:rPr>
-        <w:t xml:space="preserve">We thank the University of Łódź as host, the organizers of SD26 and the Polish Association of Environmental Economists as co-organizers, and </w:t>
+        <w:t>scales</w:t>
       </w:r>
       <w:r>
         <w:rPr>
@@ -1689,7 +1759,7 @@
           <w:szCs w:val="20"/>
           <w:lang w:val="en-US"/>
         </w:rPr>
-        <w:t xml:space="preserve">the Gesellschaft für Informatik e.V. We also thank the European universities of the UNIC alliance (European University of Cities in Post-industrial Transition – UNIC 2.0), for their cooperation in making this conference possible. </w:t>
+        <w:t>, respond to the pressures of our time: through green computing and sustainable software, through circular economy models, through business intelligence, and through the critical examination of the paradigms that shape development itself.</w:t>
       </w:r>
     </w:p>
     <w:p>
@@ -1703,27 +1773,27 @@
           <w:lang w:val="en-US"/>
         </w:rPr>
       </w:pPr>
-      <w:r>
+    </w:p>
+    <w:p>
+      <w:pPr>
+        <w:pStyle w:val="Zwischenberschriften"/>
+        <w:jc w:val="both"/>
         <w:rPr>
           <w:b w:val="0"/>
           <w:sz w:val="20"/>
           <w:szCs w:val="20"/>
           <w:lang w:val="en-US"/>
         </w:rPr>
-        <w:t>Finally, we thank our sponsors, whose support was essential to making this conference happen.</w:t>
-      </w:r>
-    </w:p>
-    <w:p>
-      <w:pPr>
-        <w:pStyle w:val="Zwischenberschriften"/>
-        <w:jc w:val="both"/>
+      </w:pPr>
+      <w:r>
         <w:rPr>
           <w:b w:val="0"/>
           <w:sz w:val="20"/>
           <w:szCs w:val="20"/>
           <w:lang w:val="en-US"/>
         </w:rPr>
-      </w:pPr>
+        <w:t>The contributions gathered here are works in progress or early-stage results – deliberately so. This volume is a space for approaches that are still taking shape, for questions not yet fully answered, and for methodological experiments that connect disciplines and cross the boundary between research and practice. Taken together, they map a field in motion: from data infrastructures and environmental management systems to green coding, sustainability indicators, and the interfaces between science, policy, and civil society.</w:t>
+      </w:r>
     </w:p>
     <w:p>
       <w:pPr>
@@ -1736,26 +1806,27 @@
           <w:lang w:val="en-US"/>
         </w:rPr>
       </w:pPr>
-      <w:r>
+    </w:p>
+    <w:p>
+      <w:pPr>
+        <w:pStyle w:val="Zwischenberschriften"/>
+        <w:jc w:val="both"/>
         <w:rPr>
           <w:b w:val="0"/>
           <w:sz w:val="20"/>
           <w:szCs w:val="20"/>
           <w:lang w:val="en-US"/>
         </w:rPr>
-        <w:t>Łódź, September 2026</w:t>
-      </w:r>
-    </w:p>
-    <w:p>
-      <w:pPr>
-        <w:pStyle w:val="Zwischenberschriften"/>
+      </w:pPr>
+      <w:r>
         <w:rPr>
           <w:b w:val="0"/>
           <w:sz w:val="20"/>
           <w:szCs w:val="20"/>
           <w:lang w:val="en-US"/>
         </w:rPr>
-      </w:pPr>
+        <w:t xml:space="preserve">We thank all authors for sharing their work at this stage of development. We equally thank the members of the program and organization committee for their thorough and careful reviews. </w:t>
+      </w:r>
       <w:r>
         <w:rPr>
           <w:b w:val="0"/>
@@ -1763,21 +1834,145 @@
           <w:szCs w:val="20"/>
           <w:lang w:val="en-US"/>
         </w:rPr>
-        <w:t>On behalf of the Organizing Committee</w:t>
-      </w:r>
-    </w:p>
-    <w:p>
-      <w:pPr>
-        <w:pStyle w:val="Zwischenberschriften"/>
-      </w:pPr>
+        <w:t xml:space="preserve">We thank the University of </w:t>
+      </w:r>
+      <w:proofErr w:type="spellStart"/>
       <w:r>
         <w:rPr>
           <w:b w:val="0"/>
           <w:sz w:val="20"/>
           <w:szCs w:val="20"/>
-        </w:rPr>
-        <w:t>Volker Wohlgemuth, Stefan Naumann, Grit Behrens, Malgorzata Burchard-Dziubińska</w:t>
-      </w:r>
+          <w:lang w:val="en-US"/>
+        </w:rPr>
+        <w:t>Łódź</w:t>
+      </w:r>
+      <w:proofErr w:type="spellEnd"/>
+      <w:r>
+        <w:rPr>
+          <w:b w:val="0"/>
+          <w:sz w:val="20"/>
+          <w:szCs w:val="20"/>
+          <w:lang w:val="en-US"/>
+        </w:rPr>
+        <w:t xml:space="preserve"> as host, the organizers of SD26 and the Polish Association of Environmental Economists as co-organizers, and </w:t>
+      </w:r>
+      <w:r>
+        <w:rPr>
+          <w:b w:val="0"/>
+          <w:sz w:val="20"/>
+          <w:szCs w:val="20"/>
+          <w:lang w:val="en-US"/>
+        </w:rPr>
+        <w:t xml:space="preserve">the Gesellschaft für Informatik e.V. We also thank the European universities of the UNIC alliance (European University of Cities in Post-industrial Transition – UNIC 2.0), for their cooperation in making this conference possible. </w:t>
+      </w:r>
+    </w:p>
+    <w:p>
+      <w:pPr>
+        <w:pStyle w:val="Zwischenberschriften"/>
+        <w:jc w:val="both"/>
+        <w:rPr>
+          <w:b w:val="0"/>
+          <w:sz w:val="20"/>
+          <w:szCs w:val="20"/>
+          <w:lang w:val="en-US"/>
+        </w:rPr>
+      </w:pPr>
+      <w:r>
+        <w:rPr>
+          <w:b w:val="0"/>
+          <w:sz w:val="20"/>
+          <w:szCs w:val="20"/>
+          <w:lang w:val="en-US"/>
+        </w:rPr>
+        <w:t>Finally, we thank our sponsors, whose support was essential to making this conference happen.</w:t>
+      </w:r>
+    </w:p>
+    <w:p>
+      <w:pPr>
+        <w:pStyle w:val="Zwischenberschriften"/>
+        <w:jc w:val="both"/>
+        <w:rPr>
+          <w:b w:val="0"/>
+          <w:sz w:val="20"/>
+          <w:szCs w:val="20"/>
+          <w:lang w:val="en-US"/>
+        </w:rPr>
+      </w:pPr>
+    </w:p>
+    <w:p>
+      <w:pPr>
+        <w:pStyle w:val="Zwischenberschriften"/>
+        <w:jc w:val="both"/>
+        <w:rPr>
+          <w:b w:val="0"/>
+          <w:sz w:val="20"/>
+          <w:szCs w:val="20"/>
+          <w:lang w:val="en-US"/>
+        </w:rPr>
+      </w:pPr>
+      <w:proofErr w:type="spellStart"/>
+      <w:r>
+        <w:rPr>
+          <w:b w:val="0"/>
+          <w:sz w:val="20"/>
+          <w:szCs w:val="20"/>
+          <w:lang w:val="en-US"/>
+        </w:rPr>
+        <w:t>Łódź</w:t>
+      </w:r>
+      <w:proofErr w:type="spellEnd"/>
+      <w:r>
+        <w:rPr>
+          <w:b w:val="0"/>
+          <w:sz w:val="20"/>
+          <w:szCs w:val="20"/>
+          <w:lang w:val="en-US"/>
+        </w:rPr>
+        <w:t>, September 2026</w:t>
+      </w:r>
+    </w:p>
+    <w:p>
+      <w:pPr>
+        <w:pStyle w:val="Zwischenberschriften"/>
+        <w:rPr>
+          <w:b w:val="0"/>
+          <w:sz w:val="20"/>
+          <w:szCs w:val="20"/>
+          <w:lang w:val="en-US"/>
+        </w:rPr>
+      </w:pPr>
+      <w:r>
+        <w:rPr>
+          <w:b w:val="0"/>
+          <w:sz w:val="20"/>
+          <w:szCs w:val="20"/>
+          <w:lang w:val="en-US"/>
+        </w:rPr>
+        <w:t>On behalf of the Organizing Committee</w:t>
+      </w:r>
+    </w:p>
+    <w:p>
+      <w:pPr>
+        <w:pStyle w:val="Zwischenberschriften"/>
+      </w:pPr>
+      <w:r>
+        <w:rPr>
+          <w:b w:val="0"/>
+          <w:sz w:val="20"/>
+          <w:szCs w:val="20"/>
+        </w:rPr>
+        <w:t>Volker Wohlgemuth, Stefan Naumann, Grit Behrens, Malgorzata Burchard-</w:t>
+      </w:r>
+      <w:proofErr w:type="spellStart"/>
+      <w:r>
+        <w:rPr>
+          <w:b w:val="0"/>
+          <w:sz w:val="20"/>
+          <w:szCs w:val="20"/>
+        </w:rPr>
+        <w:t>Dziubińska</w:t>
+      </w:r>
+      <w:proofErr w:type="spellEnd"/>
       <w:r>
         <w:br w:type="page"/>
       </w:r>
@@ -1861,6 +2056,20 @@
             <w:r>
               <w:t>Hewlett Packard Enterprise</w:t>
             </w:r>
+          </w:p>
+          <w:p>
+            <w:pPr>
+              <w:tabs>
+                <w:tab w:val="left" w:pos="142"/>
+              </w:tabs>
+            </w:pPr>
+          </w:p>
+          <w:p>
+            <w:pPr>
+              <w:tabs>
+                <w:tab w:val="left" w:pos="142"/>
+              </w:tabs>
+            </w:pPr>
           </w:p>
         </w:tc>
         <w:tc>
@@ -1947,13 +2156,47 @@
               <w:tabs>
                 <w:tab w:val="left" w:pos="142"/>
               </w:tabs>
+              <w:rPr>
+                <w:lang w:val="de-AT"/>
+              </w:rPr>
             </w:pPr>
             <w:r>
               <w:rPr>
                 <w:lang w:val="de-AT"/>
               </w:rPr>
-              <w:t>German Informatics Society</w:t>
+              <w:t xml:space="preserve">German </w:t>
             </w:r>
+            <w:proofErr w:type="spellStart"/>
+            <w:r>
+              <w:rPr>
+                <w:lang w:val="de-AT"/>
+              </w:rPr>
+              <w:t>Informatics</w:t>
+            </w:r>
+            <w:proofErr w:type="spellEnd"/>
+            <w:r>
+              <w:rPr>
+                <w:lang w:val="de-AT"/>
+              </w:rPr>
+              <w:t xml:space="preserve"> Society</w:t>
+            </w:r>
+          </w:p>
+          <w:p>
+            <w:pPr>
+              <w:tabs>
+                <w:tab w:val="left" w:pos="142"/>
+              </w:tabs>
+              <w:rPr>
+                <w:lang w:val="de-AT"/>
+              </w:rPr>
+            </w:pPr>
+          </w:p>
+          <w:p>
+            <w:pPr>
+              <w:tabs>
+                <w:tab w:val="left" w:pos="142"/>
+              </w:tabs>
+            </w:pPr>
           </w:p>
         </w:tc>
         <w:tc>
@@ -2023,6 +2266,141 @@
           </w:p>
         </w:tc>
       </w:tr>
+      <w:tr>
+        <w:tc>
+          <w:tcPr>
+            <w:tcW w:w="3567" w:type="dxa"/>
+          </w:tcPr>
+          <w:p>
+            <w:pPr>
+              <w:tabs>
+                <w:tab w:val="left" w:pos="142"/>
+              </w:tabs>
+              <w:rPr>
+                <w:lang w:val="en-GB"/>
+              </w:rPr>
+            </w:pPr>
+          </w:p>
+          <w:p>
+            <w:pPr>
+              <w:tabs>
+                <w:tab w:val="left" w:pos="142"/>
+              </w:tabs>
+              <w:rPr>
+                <w:lang w:val="en-GB"/>
+              </w:rPr>
+            </w:pPr>
+          </w:p>
+          <w:p>
+            <w:pPr>
+              <w:tabs>
+                <w:tab w:val="left" w:pos="142"/>
+              </w:tabs>
+              <w:rPr>
+                <w:lang w:val="de-AT"/>
+              </w:rPr>
+            </w:pPr>
+            <w:proofErr w:type="spellStart"/>
+            <w:r>
+              <w:rPr>
+                <w:lang w:val="en-GB"/>
+              </w:rPr>
+              <w:t>Disy</w:t>
+            </w:r>
+            <w:proofErr w:type="spellEnd"/>
+            <w:r>
+              <w:rPr>
+                <w:lang w:val="en-GB"/>
+              </w:rPr>
+              <w:t xml:space="preserve"> </w:t>
+            </w:r>
+            <w:proofErr w:type="spellStart"/>
+            <w:r>
+              <w:rPr>
+                <w:lang w:val="en-GB"/>
+              </w:rPr>
+              <w:t>Informationssysteme</w:t>
+            </w:r>
+            <w:proofErr w:type="spellEnd"/>
+            <w:r>
+              <w:rPr>
+                <w:lang w:val="en-GB"/>
+              </w:rPr>
+              <w:t xml:space="preserve"> GmbH</w:t>
+            </w:r>
+          </w:p>
+        </w:tc>
+        <w:tc>
+          <w:tcPr>
+            <w:tcW w:w="3567" w:type="dxa"/>
+          </w:tcPr>
+          <w:p>
+            <w:pPr>
+              <w:tabs>
+                <w:tab w:val="left" w:pos="142"/>
+              </w:tabs>
+              <w:jc w:val="right"/>
+              <w:rPr>
+                <w:noProof/>
+                <w:lang w:val="de-DE"/>
+              </w:rPr>
+            </w:pPr>
+            <w:r>
+              <w:rPr>
+                <w:noProof/>
+                <w:lang w:val="de-DE"/>
+              </w:rPr>
+              <w:drawing>
+                <wp:inline distT="0" distB="0" distL="0" distR="0" wp14:anchorId="0C1E0BD0" wp14:editId="77B7ED3F">
+                  <wp:extent cx="834347" cy="506994"/>
+                  <wp:effectExtent l="0" t="0" r="4445" b="7620"/>
+                  <wp:docPr id="2" name="Bild 2"/>
+                  <wp:cNvGraphicFramePr>
+                    <a:graphicFrameLocks xmlns:a="http://schemas.openxmlformats.org/drawingml/2006/main" noChangeAspect="1"/>
+                  </wp:cNvGraphicFramePr>
+                  <a:graphic xmlns:a="http://schemas.openxmlformats.org/drawingml/2006/main">
+                    <a:graphicData uri="http://schemas.openxmlformats.org/drawingml/2006/picture">
+                      <pic:pic xmlns:pic="http://schemas.openxmlformats.org/drawingml/2006/picture">
+                        <pic:nvPicPr>
+                          <pic:cNvPr id="2" name="Bild 2"/>
+                          <pic:cNvPicPr>
+                            <a:picLocks noChangeAspect="1" noChangeArrowheads="1"/>
+                          </pic:cNvPicPr>
+                        </pic:nvPicPr>
+                        <pic:blipFill>
+                          <a:blip r:embed="rId13" cstate="print">
+                            <a:extLst>
+                              <a:ext uri="{28A0092B-C50C-407E-A947-70E740481C1C}">
+                                <a14:useLocalDpi xmlns:a14="http://schemas.microsoft.com/office/drawing/2010/main" val="0"/>
+                              </a:ext>
+                            </a:extLst>
+                          </a:blip>
+                          <a:stretch>
+                            <a:fillRect/>
+                          </a:stretch>
+                        </pic:blipFill>
+                        <pic:spPr bwMode="auto">
+                          <a:xfrm>
+                            <a:off x="0" y="0"/>
+                            <a:ext cx="857229" cy="520898"/>
+                          </a:xfrm>
+                          <a:prstGeom prst="rect">
+                            <a:avLst/>
+                          </a:prstGeom>
+                          <a:noFill/>
+                          <a:ln>
+                            <a:noFill/>
+                          </a:ln>
+                        </pic:spPr>
+                      </pic:pic>
+                    </a:graphicData>
+                  </a:graphic>
+                </wp:inline>
+              </w:drawing>
+            </w:r>
+          </w:p>
+        </w:tc>
+      </w:tr>
     </w:tbl>
     <w:p>
       <w:pPr>
@@ -2296,8 +2674,17 @@
                 <w:kern w:val="2"/>
                 <w14:ligatures w14:val="standardContextual"/>
               </w:rPr>
-              <w:t>Małgorzata Burchard-Dziubińska</w:t>
+              <w:t>Małgorzata Burchard-</w:t>
             </w:r>
+            <w:proofErr w:type="spellStart"/>
+            <w:r>
+              <w:rPr>
+                <w:kern w:val="2"/>
+                <w14:ligatures w14:val="standardContextual"/>
+              </w:rPr>
+              <w:t>Dziubińska</w:t>
+            </w:r>
+            <w:proofErr w:type="spellEnd"/>
           </w:p>
         </w:tc>
         <w:tc>
@@ -2326,7 +2713,39 @@
                 <w:kern w:val="2"/>
                 <w14:ligatures w14:val="standardContextual"/>
               </w:rPr>
-              <w:t>University of Łódź, Łódź, Poland</w:t>
+              <w:t xml:space="preserve">University of </w:t>
+            </w:r>
+            <w:proofErr w:type="spellStart"/>
+            <w:r>
+              <w:rPr>
+                <w:kern w:val="2"/>
+                <w14:ligatures w14:val="standardContextual"/>
+              </w:rPr>
+              <w:t>Łódź</w:t>
+            </w:r>
+            <w:proofErr w:type="spellEnd"/>
+            <w:r>
+              <w:rPr>
+                <w:kern w:val="2"/>
+                <w14:ligatures w14:val="standardContextual"/>
+              </w:rPr>
+              <w:t xml:space="preserve">, </w:t>
+            </w:r>
+            <w:proofErr w:type="spellStart"/>
+            <w:r>
+              <w:rPr>
+                <w:kern w:val="2"/>
+                <w14:ligatures w14:val="standardContextual"/>
+              </w:rPr>
+              <w:t>Łódź</w:t>
+            </w:r>
+            <w:proofErr w:type="spellEnd"/>
+            <w:r>
+              <w:rPr>
+                <w:kern w:val="2"/>
+                <w14:ligatures w14:val="standardContextual"/>
+              </w:rPr>
+              <w:t>, Poland</w:t>
             </w:r>
           </w:p>
         </w:tc>
@@ -2437,7 +2856,23 @@
         <w:jc w:val="both"/>
       </w:pPr>
       <w:r>
-        <w:t>Andreas Abecker, Disy Informationssysteme GmbH, Germany</w:t>
+        <w:t xml:space="preserve">Andreas Abecker, </w:t>
+      </w:r>
+      <w:proofErr w:type="spellStart"/>
+      <w:r>
+        <w:t>Disy</w:t>
+      </w:r>
+      <w:proofErr w:type="spellEnd"/>
+      <w:r>
+        <w:t xml:space="preserve"> </w:t>
+      </w:r>
+      <w:proofErr w:type="spellStart"/>
+      <w:r>
+        <w:t>Informationssysteme</w:t>
+      </w:r>
+      <w:proofErr w:type="spellEnd"/>
+      <w:r>
+        <w:t xml:space="preserve"> GmbH, Germany</w:t>
       </w:r>
     </w:p>
     <w:p>
@@ -2453,7 +2888,15 @@
         <w:jc w:val="both"/>
       </w:pPr>
       <w:r>
-        <w:t>Anna Zagorski, Umweltbundesamt - German Environment Agency, Germany</w:t>
+        <w:t xml:space="preserve">Anna Zagorski, </w:t>
+      </w:r>
+      <w:proofErr w:type="spellStart"/>
+      <w:r>
+        <w:t>Umweltbundesamt</w:t>
+      </w:r>
+      <w:proofErr w:type="spellEnd"/>
+      <w:r>
+        <w:t xml:space="preserve"> - German Environment Agency, Germany</w:t>
       </w:r>
     </w:p>
     <w:p>
@@ -2469,7 +2912,17 @@
         <w:jc w:val="both"/>
       </w:pPr>
       <w:r>
-        <w:t>Benjamin Wagner vom Berg, University of Applied Sciences Bremerhaven, Germany</w:t>
+        <w:t xml:space="preserve">Benjamin Wagner </w:t>
+      </w:r>
+      <w:proofErr w:type="spellStart"/>
+      <w:proofErr w:type="gramStart"/>
+      <w:r>
+        <w:t>vom</w:t>
+      </w:r>
+      <w:proofErr w:type="spellEnd"/>
+      <w:proofErr w:type="gramEnd"/>
+      <w:r>
+        <w:t xml:space="preserve"> Berg, University of Applied Sciences Bremerhaven, Germany</w:t>
       </w:r>
     </w:p>
     <w:p>
@@ -2517,7 +2970,15 @@
         <w:jc w:val="both"/>
       </w:pPr>
       <w:r>
-        <w:t>Frank Fuchs-Kittowski, HTW Berlin – University of Applied Sciences, Berlin, Germany</w:t>
+        <w:t>Frank Fuchs-</w:t>
+      </w:r>
+      <w:proofErr w:type="spellStart"/>
+      <w:r>
+        <w:t>Kittowski</w:t>
+      </w:r>
+      <w:proofErr w:type="spellEnd"/>
+      <w:r>
+        <w:t>, HTW Berlin – University of Applied Sciences, Berlin, Germany</w:t>
       </w:r>
     </w:p>
     <w:p>
@@ -2531,20 +2992,34 @@
         <w:rPr>
           <w:lang w:val="de-DE"/>
         </w:rPr>
-        <w:t>Friedhelm Hosenfeld, DigSyLand, Germany</w:t>
-      </w:r>
-    </w:p>
-    <w:p>
-      <w:pPr>
-        <w:jc w:val="both"/>
+        <w:t xml:space="preserve">Friedhelm Hosenfeld, </w:t>
+      </w:r>
+      <w:proofErr w:type="spellStart"/>
+      <w:r>
         <w:rPr>
           <w:lang w:val="de-DE"/>
         </w:rPr>
-      </w:pPr>
+        <w:t>DigSyLand</w:t>
+      </w:r>
+      <w:proofErr w:type="spellEnd"/>
       <w:r>
         <w:rPr>
           <w:lang w:val="de-DE"/>
         </w:rPr>
+        <w:t>, Germany</w:t>
+      </w:r>
+    </w:p>
+    <w:p>
+      <w:pPr>
+        <w:jc w:val="both"/>
+        <w:rPr>
+          <w:lang w:val="de-DE"/>
+        </w:rPr>
+      </w:pPr>
+      <w:r>
+        <w:rPr>
+          <w:lang w:val="de-DE"/>
+        </w:rPr>
         <w:t>Hans-Knud Arndt, Otto-von-Guericke-Universität, Magdeburg, Germany</w:t>
       </w:r>
     </w:p>
@@ -2561,7 +3036,15 @@
         <w:jc w:val="both"/>
       </w:pPr>
       <w:r>
-        <w:t>Horst Kremers, Horst Kremers UNDRR SEM - RIMMA CoE Community, Germany</w:t>
+        <w:t xml:space="preserve">Horst Kremers, Horst Kremers UNDRR SEM - RIMMA </w:t>
+      </w:r>
+      <w:proofErr w:type="spellStart"/>
+      <w:r>
+        <w:t>CoE</w:t>
+      </w:r>
+      <w:proofErr w:type="spellEnd"/>
+      <w:r>
+        <w:t xml:space="preserve"> Community, Germany</w:t>
       </w:r>
     </w:p>
     <w:p>
@@ -2585,7 +3068,15 @@
         <w:jc w:val="both"/>
       </w:pPr>
       <w:r>
-        <w:t>Karol Mrozik, Poznań University of Life Sciences, Poland</w:t>
+        <w:t xml:space="preserve">Karol Mrozik, </w:t>
+      </w:r>
+      <w:proofErr w:type="spellStart"/>
+      <w:r>
+        <w:t>Poznań</w:t>
+      </w:r>
+      <w:proofErr w:type="spellEnd"/>
+      <w:r>
+        <w:t xml:space="preserve"> University of Life Sciences, Poland</w:t>
       </w:r>
     </w:p>
     <w:p>
@@ -2609,7 +3100,15 @@
         <w:jc w:val="both"/>
       </w:pPr>
       <w:r>
-        <w:t>Margaret M. MacDonell, Argonne National Laboratory, USA</w:t>
+        <w:t xml:space="preserve">Margaret M. </w:t>
+      </w:r>
+      <w:proofErr w:type="spellStart"/>
+      <w:r>
+        <w:t>MacDonell</w:t>
+      </w:r>
+      <w:proofErr w:type="spellEnd"/>
+      <w:r>
+        <w:t>, Argonne National Laboratory, USA</w:t>
       </w:r>
     </w:p>
     <w:p>
@@ -2625,7 +3124,15 @@
         <w:jc w:val="both"/>
       </w:pPr>
       <w:r>
-        <w:t>Maximilian Höb, Leibniz Supercomputing Centre (LRZ) of the Bavarian Academy of Sciences and Humanities, Germany</w:t>
+        <w:t xml:space="preserve">Maximilian </w:t>
+      </w:r>
+      <w:proofErr w:type="spellStart"/>
+      <w:r>
+        <w:t>Höb</w:t>
+      </w:r>
+      <w:proofErr w:type="spellEnd"/>
+      <w:r>
+        <w:t>, Leibniz Supercomputing Centre (LRZ) of the Bavarian Academy of Sciences and Humanities, Germany</w:t>
       </w:r>
     </w:p>
     <w:p>
@@ -2665,7 +3172,15 @@
         <w:jc w:val="both"/>
       </w:pPr>
       <w:r>
-        <w:t>Stanisław Czaja, Wrocław University of Economics and Business, Poland</w:t>
+        <w:t xml:space="preserve">Stanisław Czaja, </w:t>
+      </w:r>
+      <w:proofErr w:type="spellStart"/>
+      <w:r>
+        <w:t>Wrocław</w:t>
+      </w:r>
+      <w:proofErr w:type="spellEnd"/>
+      <w:r>
+        <w:t xml:space="preserve"> University of Economics and Business, Poland</w:t>
       </w:r>
     </w:p>
     <w:p>
@@ -2860,8 +3375,17 @@
                 <w:szCs w:val="24"/>
                 <w:lang w:val="de-DE"/>
               </w:rPr>
-              <w:t>Małgorzata Burchard-Dziubińska</w:t>
+              <w:t>Małgorzata Burchard-</w:t>
             </w:r>
+            <w:proofErr w:type="spellStart"/>
+            <w:r>
+              <w:rPr>
+                <w:szCs w:val="24"/>
+                <w:lang w:val="de-DE"/>
+              </w:rPr>
+              <w:t>Dziubińska</w:t>
+            </w:r>
+            <w:proofErr w:type="spellEnd"/>
           </w:p>
         </w:tc>
         <w:tc>
@@ -2879,7 +3403,35 @@
               <w:rPr>
                 <w:szCs w:val="24"/>
               </w:rPr>
-              <w:t>University of Łódź, Łódź, Poland</w:t>
+              <w:t xml:space="preserve">University of </w:t>
+            </w:r>
+            <w:proofErr w:type="spellStart"/>
+            <w:r>
+              <w:rPr>
+                <w:szCs w:val="24"/>
+              </w:rPr>
+              <w:t>Łódź</w:t>
+            </w:r>
+            <w:proofErr w:type="spellEnd"/>
+            <w:r>
+              <w:rPr>
+                <w:szCs w:val="24"/>
+              </w:rPr>
+              <w:t xml:space="preserve">, </w:t>
+            </w:r>
+            <w:proofErr w:type="spellStart"/>
+            <w:r>
+              <w:rPr>
+                <w:szCs w:val="24"/>
+              </w:rPr>
+              <w:t>Łódź</w:t>
+            </w:r>
+            <w:proofErr w:type="spellEnd"/>
+            <w:r>
+              <w:rPr>
+                <w:szCs w:val="24"/>
+              </w:rPr>
+              <w:t>, Poland</w:t>
             </w:r>
           </w:p>
         </w:tc>
@@ -2996,7 +3548,7 @@
       </w:r>
     </w:p>
     <w:sectPr>
-      <w:headerReference w:type="first" r:id="rId13"/>
+      <w:headerReference w:type="first" r:id="rId14"/>
       <w:footnotePr>
         <w:numRestart w:val="eachSect"/>
       </w:footnotePr>
@@ -3178,7 +3730,7 @@
         <v:path o:extrusionok="f" gradientshapeok="t" o:connecttype="rect"/>
         <o:lock v:ext="edit" aspectratio="t"/>
       </v:shapetype>
-      <v:shape id="_x0000_i1025" type="#_x0000_t75" style="width:27.05pt;height:27.05pt;visibility:visible;mso-wrap-style:square" o:bullet="t">
+      <v:shape id="_x0000_i1025" type="#_x0000_t75" style="width:26.9pt;height:26.9pt;visibility:visible;mso-wrap-style:square" o:bullet="t">
         <v:imagedata r:id="rId1" o:title=""/>
       </v:shape>
     </w:pict>
